--- a/高中物理/高中物理同步/人教版必修3 第12章 电能 能量守恒定律·实验卷（10题3条）.docx
+++ b/高中物理/高中物理同步/人教版必修3 第12章 电能 能量守恒定律·实验卷（10题3条）.docx
@@ -244,11 +244,8 @@
         <w:rPr>
           <w:rFonts w:ascii="Times New Roman" w:eastAsia="宋体" w:hAnsi="Times New Roman" w:cs="Times New Roman"/>
           <w:b/>
-          <w:strike/>
-          <w:color w:val="FF0000"/>
-          <w:sz w:val="21"/>
-          <w:szCs w:val="21"/>
-          <w:highlight w:val="yellow"/>
+          <w:sz w:val="21"/>
+          <w:szCs w:val="21"/>
         </w:rPr>
         <w:t>1</w:t>
       </w:r>
@@ -1750,11 +1747,8 @@
         <w:rPr>
           <w:rFonts w:ascii="Times New Roman" w:eastAsia="宋体" w:hAnsi="Times New Roman" w:cs="Times New Roman"/>
           <w:b/>
-          <w:strike/>
-          <w:color w:val="FF0000"/>
-          <w:sz w:val="21"/>
-          <w:szCs w:val="21"/>
-          <w:highlight w:val="yellow"/>
+          <w:sz w:val="21"/>
+          <w:szCs w:val="21"/>
         </w:rPr>
         <w:t>2</w:t>
       </w:r>
@@ -3965,11 +3959,11 @@
       <m:oMath>
         <m:r>
           <m:rPr>
-            <m:sty m:val="bi"/>
+            <m:sty m:val="i"/>
           </m:rPr>
           <w:rPr>
             <w:rFonts w:ascii="Times New Roman" w:hAnsi="Times New Roman" w:cs="Cambria Math"/>
-            <w:u w:val="thick"/>
+            <w:bdr w:val="single" w:sz="8" w:space="0" w:color="auto"/>
           </w:rPr>
           <m:t>E=</m:t>
         </m:r>
@@ -3978,17 +3972,17 @@
             <m:ctrlPr>
               <w:rPr>
                 <w:rFonts w:ascii="Times New Roman" w:hAnsi="Times New Roman"/>
+                <w:bdr w:val="single" w:sz="8" w:space="0" w:color="auto"/>
               </w:rPr>
             </m:ctrlPr>
           </m:sSubPr>
           <m:e>
             <m:r>
               <m:rPr>
-                <m:sty m:val="bi"/>
+                <m:sty m:val="i"/>
               </m:rPr>
               <w:rPr>
                 <w:rFonts w:ascii="Times New Roman" w:hAnsi="Times New Roman" w:cs="Cambria Math"/>
-                <w:u w:val="thick"/>
               </w:rPr>
               <m:t>U</m:t>
             </m:r>
@@ -3996,11 +3990,10 @@
           <m:sub>
             <m:r>
               <m:rPr>
-                <m:sty m:val="bi"/>
+                <m:sty m:val="i"/>
               </m:rPr>
               <w:rPr>
                 <w:rFonts w:ascii="Times New Roman" w:hAnsi="Times New Roman" w:cs="Cambria Math"/>
-                <w:u w:val="thick"/>
               </w:rPr>
               <m:t>1</m:t>
             </m:r>
@@ -4008,11 +4001,11 @@
         </m:sSub>
         <m:r>
           <m:rPr>
-            <m:sty m:val="bi"/>
+            <m:sty m:val="i"/>
           </m:rPr>
           <w:rPr>
             <w:rFonts w:ascii="Times New Roman" w:hAnsi="Times New Roman" w:cs="Cambria Math"/>
-            <w:u w:val="thick"/>
+            <w:bdr w:val="single" w:sz="8" w:space="0" w:color="auto"/>
           </w:rPr>
           <m:t>+</m:t>
         </m:r>
@@ -4021,17 +4014,17 @@
             <m:ctrlPr>
               <w:rPr>
                 <w:rFonts w:ascii="Times New Roman" w:hAnsi="Times New Roman"/>
+                <w:bdr w:val="single" w:sz="8" w:space="0" w:color="auto"/>
               </w:rPr>
             </m:ctrlPr>
           </m:sSubPr>
           <m:e>
             <m:r>
               <m:rPr>
-                <m:sty m:val="bi"/>
+                <m:sty m:val="i"/>
               </m:rPr>
               <w:rPr>
                 <w:rFonts w:ascii="Times New Roman" w:hAnsi="Times New Roman" w:cs="Cambria Math"/>
-                <w:u w:val="thick"/>
               </w:rPr>
               <m:t>I</m:t>
             </m:r>
@@ -4039,11 +4032,10 @@
           <m:sub>
             <m:r>
               <m:rPr>
-                <m:sty m:val="bi"/>
+                <m:sty m:val="i"/>
               </m:rPr>
               <w:rPr>
                 <w:rFonts w:ascii="Times New Roman" w:hAnsi="Times New Roman" w:cs="Cambria Math"/>
-                <w:u w:val="thick"/>
               </w:rPr>
               <m:t>1</m:t>
             </m:r>
@@ -4051,11 +4043,11 @@
         </m:sSub>
         <m:r>
           <m:rPr>
-            <m:sty m:val="bi"/>
+            <m:sty m:val="i"/>
           </m:rPr>
           <w:rPr>
             <w:rFonts w:ascii="Times New Roman" w:hAnsi="Times New Roman" w:cs="Cambria Math"/>
-            <w:u w:val="thick"/>
+            <w:bdr w:val="single" w:sz="8" w:space="0" w:color="auto"/>
           </w:rPr>
           <m:t>rE=</m:t>
         </m:r>
@@ -4064,17 +4056,17 @@
             <m:ctrlPr>
               <w:rPr>
                 <w:rFonts w:ascii="Times New Roman" w:hAnsi="Times New Roman"/>
+                <w:bdr w:val="single" w:sz="8" w:space="0" w:color="auto"/>
               </w:rPr>
             </m:ctrlPr>
           </m:sSubPr>
           <m:e>
             <m:r>
               <m:rPr>
-                <m:sty m:val="bi"/>
+                <m:sty m:val="i"/>
               </m:rPr>
               <w:rPr>
                 <w:rFonts w:ascii="Times New Roman" w:hAnsi="Times New Roman" w:cs="Cambria Math"/>
-                <w:u w:val="thick"/>
               </w:rPr>
               <m:t>U</m:t>
             </m:r>
@@ -4082,11 +4074,10 @@
           <m:sub>
             <m:r>
               <m:rPr>
-                <m:sty m:val="bi"/>
+                <m:sty m:val="i"/>
               </m:rPr>
               <w:rPr>
                 <w:rFonts w:ascii="Times New Roman" w:hAnsi="Times New Roman" w:cs="Cambria Math"/>
-                <w:u w:val="thick"/>
               </w:rPr>
               <m:t>2</m:t>
             </m:r>
@@ -4094,11 +4085,11 @@
         </m:sSub>
         <m:r>
           <m:rPr>
-            <m:sty m:val="bi"/>
+            <m:sty m:val="i"/>
           </m:rPr>
           <w:rPr>
             <w:rFonts w:ascii="Times New Roman" w:hAnsi="Times New Roman" w:cs="Cambria Math"/>
-            <w:u w:val="thick"/>
+            <w:bdr w:val="single" w:sz="8" w:space="0" w:color="auto"/>
           </w:rPr>
           <m:t>+</m:t>
         </m:r>
@@ -4107,17 +4098,17 @@
             <m:ctrlPr>
               <w:rPr>
                 <w:rFonts w:ascii="Times New Roman" w:hAnsi="Times New Roman"/>
+                <w:bdr w:val="single" w:sz="8" w:space="0" w:color="auto"/>
               </w:rPr>
             </m:ctrlPr>
           </m:sSubPr>
           <m:e>
             <m:r>
               <m:rPr>
-                <m:sty m:val="bi"/>
+                <m:sty m:val="i"/>
               </m:rPr>
               <w:rPr>
                 <w:rFonts w:ascii="Times New Roman" w:hAnsi="Times New Roman" w:cs="Cambria Math"/>
-                <w:u w:val="thick"/>
               </w:rPr>
               <m:t>I</m:t>
             </m:r>
@@ -4125,23 +4116,29 @@
           <m:sub>
             <m:r>
               <m:rPr>
-                <m:sty m:val="bi"/>
+                <m:sty m:val="i"/>
               </m:rPr>
               <w:rPr>
                 <w:rFonts w:ascii="Times New Roman" w:hAnsi="Times New Roman" w:cs="Cambria Math"/>
-                <w:u w:val="thick"/>
               </w:rPr>
               <m:t>2</m:t>
             </m:r>
           </m:sub>
         </m:sSub>
         <m:r>
+          <w:rPr>
+            <w:rFonts w:ascii="Times New Roman" w:hAnsi="Times New Roman" w:cs="Cambria Math"/>
+            <w:bdr w:val="single" w:sz="8" w:space="0" w:color="auto"/>
+          </w:rPr>
+          <m:t>r</m:t>
+        </m:r>
+        <m:r>
           <m:rPr>
-            <m:sty m:val="bi"/>
+            <m:sty m:val="i"/>
           </m:rPr>
           <w:rPr>
             <w:rFonts w:ascii="Times New Roman" w:hAnsi="Times New Roman" w:cs="Cambria Math"/>
-            <w:u w:val="thick"/>
+            <w:bdr w:val="single" w:sz="8" w:space="0" w:color="auto"/>
           </w:rPr>
           <m:t>E=</m:t>
         </m:r>
@@ -4150,9 +4147,7 @@
             <m:ctrlPr>
               <w:rPr>
                 <w:rFonts w:ascii="Times New Roman" w:hAnsi="Times New Roman"/>
-                <w:b/>
-                <w:bCs/>
-                <w:u w:val="thick"/>
+                <w:bdr w:val="single" w:sz="8" w:space="0" w:color="auto"/>
               </w:rPr>
             </m:ctrlPr>
           </m:fPr>
@@ -4168,11 +4163,10 @@
               <m:e>
                 <m:r>
                   <m:rPr>
-                    <m:sty m:val="bi"/>
+                    <m:sty m:val="i"/>
                   </m:rPr>
                   <w:rPr>
                     <w:rFonts w:ascii="Times New Roman" w:hAnsi="Times New Roman" w:cs="Cambria Math"/>
-                    <w:u w:val="thick"/>
                   </w:rPr>
                   <m:t>I</m:t>
                 </m:r>
@@ -4180,11 +4174,10 @@
               <m:sub>
                 <m:r>
                   <m:rPr>
-                    <m:sty m:val="bi"/>
+                    <m:sty m:val="i"/>
                   </m:rPr>
                   <w:rPr>
                     <w:rFonts w:ascii="Times New Roman" w:hAnsi="Times New Roman" w:cs="Cambria Math"/>
-                    <w:u w:val="thick"/>
                   </w:rPr>
                   <m:t>1</m:t>
                 </m:r>
@@ -4201,11 +4194,10 @@
               <m:e>
                 <m:r>
                   <m:rPr>
-                    <m:sty m:val="bi"/>
+                    <m:sty m:val="i"/>
                   </m:rPr>
                   <w:rPr>
                     <w:rFonts w:ascii="Times New Roman" w:hAnsi="Times New Roman" w:cs="Cambria Math"/>
-                    <w:u w:val="thick"/>
                   </w:rPr>
                   <m:t>U</m:t>
                 </m:r>
@@ -4213,11 +4205,10 @@
               <m:sub>
                 <m:r>
                   <m:rPr>
-                    <m:sty m:val="bi"/>
+                    <m:sty m:val="i"/>
                   </m:rPr>
                   <w:rPr>
                     <w:rFonts w:ascii="Times New Roman" w:hAnsi="Times New Roman" w:cs="Cambria Math"/>
-                    <w:u w:val="thick"/>
                   </w:rPr>
                   <m:t>2</m:t>
                 </m:r>
@@ -4225,11 +4216,10 @@
             </m:sSub>
             <m:r>
               <m:rPr>
-                <m:sty m:val="bi"/>
+                <m:sty m:val="i"/>
               </m:rPr>
               <w:rPr>
                 <w:rFonts w:ascii="Times New Roman" w:hAnsi="Times New Roman" w:cs="Cambria Math"/>
-                <w:u w:val="thick"/>
               </w:rPr>
               <m:t>-</m:t>
             </m:r>
@@ -4244,11 +4234,10 @@
               <m:e>
                 <m:r>
                   <m:rPr>
-                    <m:sty m:val="bi"/>
+                    <m:sty m:val="i"/>
                   </m:rPr>
                   <w:rPr>
                     <w:rFonts w:ascii="Times New Roman" w:hAnsi="Times New Roman" w:cs="Cambria Math"/>
-                    <w:u w:val="thick"/>
                   </w:rPr>
                   <m:t>I</m:t>
                 </m:r>
@@ -4256,11 +4245,10 @@
               <m:sub>
                 <m:r>
                   <m:rPr>
-                    <m:sty m:val="bi"/>
+                    <m:sty m:val="i"/>
                   </m:rPr>
                   <w:rPr>
                     <w:rFonts w:ascii="Times New Roman" w:hAnsi="Times New Roman" w:cs="Cambria Math"/>
-                    <w:u w:val="thick"/>
                   </w:rPr>
                   <m:t>2</m:t>
                 </m:r>
@@ -4277,11 +4265,10 @@
               <m:e>
                 <m:r>
                   <m:rPr>
-                    <m:sty m:val="bi"/>
+                    <m:sty m:val="i"/>
                   </m:rPr>
                   <w:rPr>
                     <w:rFonts w:ascii="Times New Roman" w:hAnsi="Times New Roman" w:cs="Cambria Math"/>
-                    <w:u w:val="thick"/>
                   </w:rPr>
                   <m:t>U</m:t>
                 </m:r>
@@ -4289,11 +4276,10 @@
               <m:sub>
                 <m:r>
                   <m:rPr>
-                    <m:sty m:val="bi"/>
+                    <m:sty m:val="i"/>
                   </m:rPr>
                   <w:rPr>
                     <w:rFonts w:ascii="Times New Roman" w:hAnsi="Times New Roman" w:cs="Cambria Math"/>
-                    <w:u w:val="thick"/>
                   </w:rPr>
                   <m:t>1</m:t>
                 </m:r>
@@ -4312,11 +4298,10 @@
               <m:e>
                 <m:r>
                   <m:rPr>
-                    <m:sty m:val="bi"/>
+                    <m:sty m:val="i"/>
                   </m:rPr>
                   <w:rPr>
                     <w:rFonts w:ascii="Times New Roman" w:hAnsi="Times New Roman" w:cs="Cambria Math"/>
-                    <w:u w:val="thick"/>
                   </w:rPr>
                   <m:t>I</m:t>
                 </m:r>
@@ -4324,11 +4309,10 @@
               <m:sub>
                 <m:r>
                   <m:rPr>
-                    <m:sty m:val="bi"/>
+                    <m:sty m:val="i"/>
                   </m:rPr>
                   <w:rPr>
                     <w:rFonts w:ascii="Times New Roman" w:hAnsi="Times New Roman" w:cs="Cambria Math"/>
-                    <w:u w:val="thick"/>
                   </w:rPr>
                   <m:t>1</m:t>
                 </m:r>
@@ -4336,11 +4320,10 @@
             </m:sSub>
             <m:r>
               <m:rPr>
-                <m:sty m:val="bi"/>
+                <m:sty m:val="i"/>
               </m:rPr>
               <w:rPr>
                 <w:rFonts w:ascii="Times New Roman" w:hAnsi="Times New Roman" w:cs="Cambria Math"/>
-                <w:u w:val="thick"/>
               </w:rPr>
               <m:t>-</m:t>
             </m:r>
@@ -4355,11 +4338,10 @@
               <m:e>
                 <m:r>
                   <m:rPr>
-                    <m:sty m:val="bi"/>
+                    <m:sty m:val="i"/>
                   </m:rPr>
                   <w:rPr>
                     <w:rFonts w:ascii="Times New Roman" w:hAnsi="Times New Roman" w:cs="Cambria Math"/>
-                    <w:u w:val="thick"/>
                   </w:rPr>
                   <m:t>I</m:t>
                 </m:r>
@@ -4367,11 +4349,10 @@
               <m:sub>
                 <m:r>
                   <m:rPr>
-                    <m:sty m:val="bi"/>
+                    <m:sty m:val="i"/>
                   </m:rPr>
                   <w:rPr>
                     <w:rFonts w:ascii="Times New Roman" w:hAnsi="Times New Roman" w:cs="Cambria Math"/>
-                    <w:u w:val="thick"/>
                   </w:rPr>
                   <m:t>2</m:t>
                 </m:r>
@@ -4381,11 +4362,11 @@
         </m:f>
         <m:r>
           <m:rPr>
-            <m:sty m:val="bi"/>
+            <m:sty m:val="i"/>
           </m:rPr>
           <w:rPr>
             <w:rFonts w:ascii="Times New Roman" w:hAnsi="Times New Roman" w:cs="Cambria Math"/>
-            <w:u w:val="thick"/>
+            <w:bdr w:val="single" w:sz="8" w:space="0" w:color="auto"/>
           </w:rPr>
           <m:t>r=</m:t>
         </m:r>
@@ -4394,9 +4375,7 @@
             <m:ctrlPr>
               <w:rPr>
                 <w:rFonts w:ascii="Times New Roman" w:hAnsi="Times New Roman"/>
-                <w:b/>
-                <w:bCs/>
-                <w:u w:val="thick"/>
+                <w:bdr w:val="single" w:sz="8" w:space="0" w:color="auto"/>
               </w:rPr>
             </m:ctrlPr>
           </m:fPr>
@@ -4412,11 +4391,10 @@
               <m:e>
                 <m:r>
                   <m:rPr>
-                    <m:sty m:val="bi"/>
+                    <m:sty m:val="i"/>
                   </m:rPr>
                   <w:rPr>
                     <w:rFonts w:ascii="Times New Roman" w:hAnsi="Times New Roman" w:cs="Cambria Math"/>
-                    <w:u w:val="thick"/>
                   </w:rPr>
                   <m:t>U</m:t>
                 </m:r>
@@ -4424,11 +4402,10 @@
               <m:sub>
                 <m:r>
                   <m:rPr>
-                    <m:sty m:val="bi"/>
+                    <m:sty m:val="i"/>
                   </m:rPr>
                   <w:rPr>
                     <w:rFonts w:ascii="Times New Roman" w:hAnsi="Times New Roman" w:cs="Cambria Math"/>
-                    <w:u w:val="thick"/>
                   </w:rPr>
                   <m:t>2</m:t>
                 </m:r>
@@ -4436,11 +4413,10 @@
             </m:sSub>
             <m:r>
               <m:rPr>
-                <m:sty m:val="bi"/>
+                <m:sty m:val="i"/>
               </m:rPr>
               <w:rPr>
                 <w:rFonts w:ascii="Times New Roman" w:hAnsi="Times New Roman" w:cs="Cambria Math"/>
-                <w:u w:val="thick"/>
               </w:rPr>
               <m:t>-</m:t>
             </m:r>
@@ -4455,11 +4431,10 @@
               <m:e>
                 <m:r>
                   <m:rPr>
-                    <m:sty m:val="bi"/>
+                    <m:sty m:val="i"/>
                   </m:rPr>
                   <w:rPr>
                     <w:rFonts w:ascii="Times New Roman" w:hAnsi="Times New Roman" w:cs="Cambria Math"/>
-                    <w:u w:val="thick"/>
                   </w:rPr>
                   <m:t>U</m:t>
                 </m:r>
@@ -4467,11 +4442,10 @@
               <m:sub>
                 <m:r>
                   <m:rPr>
-                    <m:sty m:val="bi"/>
+                    <m:sty m:val="i"/>
                   </m:rPr>
                   <w:rPr>
                     <w:rFonts w:ascii="Times New Roman" w:hAnsi="Times New Roman" w:cs="Cambria Math"/>
-                    <w:u w:val="thick"/>
                   </w:rPr>
                   <m:t>1</m:t>
                 </m:r>
@@ -4490,11 +4464,10 @@
               <m:e>
                 <m:r>
                   <m:rPr>
-                    <m:sty m:val="bi"/>
+                    <m:sty m:val="i"/>
                   </m:rPr>
                   <w:rPr>
                     <w:rFonts w:ascii="Times New Roman" w:hAnsi="Times New Roman" w:cs="Cambria Math"/>
-                    <w:u w:val="thick"/>
                   </w:rPr>
                   <m:t>I</m:t>
                 </m:r>
@@ -4502,11 +4475,10 @@
               <m:sub>
                 <m:r>
                   <m:rPr>
-                    <m:sty m:val="bi"/>
+                    <m:sty m:val="i"/>
                   </m:rPr>
                   <w:rPr>
                     <w:rFonts w:ascii="Times New Roman" w:hAnsi="Times New Roman" w:cs="Cambria Math"/>
-                    <w:u w:val="thick"/>
                   </w:rPr>
                   <m:t>1</m:t>
                 </m:r>
@@ -4514,11 +4486,10 @@
             </m:sSub>
             <m:r>
               <m:rPr>
-                <m:sty m:val="bi"/>
+                <m:sty m:val="i"/>
               </m:rPr>
               <w:rPr>
                 <w:rFonts w:ascii="Times New Roman" w:hAnsi="Times New Roman" w:cs="Cambria Math"/>
-                <w:u w:val="thick"/>
               </w:rPr>
               <m:t>-</m:t>
             </m:r>
@@ -4533,11 +4504,10 @@
               <m:e>
                 <m:r>
                   <m:rPr>
-                    <m:sty m:val="bi"/>
+                    <m:sty m:val="i"/>
                   </m:rPr>
                   <w:rPr>
                     <w:rFonts w:ascii="Times New Roman" w:hAnsi="Times New Roman" w:cs="Cambria Math"/>
-                    <w:u w:val="thick"/>
                   </w:rPr>
                   <m:t>I</m:t>
                 </m:r>
@@ -4545,11 +4515,10 @@
               <m:sub>
                 <m:r>
                   <m:rPr>
-                    <m:sty m:val="bi"/>
+                    <m:sty m:val="i"/>
                   </m:rPr>
                   <w:rPr>
                     <w:rFonts w:ascii="Times New Roman" w:hAnsi="Times New Roman" w:cs="Cambria Math"/>
-                    <w:u w:val="thick"/>
                   </w:rPr>
                   <m:t>2</m:t>
                 </m:r>
@@ -6174,20 +6143,17 @@
             <m:ctrlPr>
               <w:rPr>
                 <w:rFonts w:ascii="Times New Roman" w:hAnsi="Times New Roman"/>
-                <w:b/>
-                <w:bCs/>
-                <w:u w:val="thick"/>
+                <w:bdr w:val="single" w:sz="8" w:space="0" w:color="auto"/>
               </w:rPr>
             </m:ctrlPr>
           </m:fPr>
           <m:num>
             <m:r>
               <m:rPr>
-                <m:sty m:val="bi"/>
+                <m:sty m:val="i"/>
               </m:rPr>
               <w:rPr>
                 <w:rFonts w:ascii="Times New Roman" w:hAnsi="Times New Roman" w:cs="Cambria Math"/>
-                <w:u w:val="thick"/>
               </w:rPr>
               <m:t>E</m:t>
             </m:r>
@@ -6195,11 +6161,10 @@
           <m:den>
             <m:r>
               <m:rPr>
-                <m:sty m:val="bi"/>
+                <m:sty m:val="i"/>
               </m:rPr>
               <w:rPr>
                 <w:rFonts w:ascii="Times New Roman" w:hAnsi="Times New Roman" w:cs="Cambria Math"/>
-                <w:u w:val="thick"/>
               </w:rPr>
               <m:t>r</m:t>
             </m:r>
@@ -6264,20 +6229,17 @@
             <m:ctrlPr>
               <w:rPr>
                 <w:rFonts w:ascii="Times New Roman" w:hAnsi="Times New Roman"/>
-                <w:b/>
-                <w:bCs/>
-                <w:u w:val="thick"/>
+                <w:bdr w:val="single" w:sz="8" w:space="0" w:color="auto"/>
               </w:rPr>
             </m:ctrlPr>
           </m:fPr>
           <m:num>
             <m:r>
               <m:rPr>
-                <m:sty m:val="bi"/>
+                <m:sty m:val="i"/>
               </m:rPr>
               <w:rPr>
                 <w:rFonts w:ascii="Times New Roman" w:hAnsi="Times New Roman" w:cs="Cambria Math"/>
-                <w:u w:val="thick"/>
               </w:rPr>
               <m:t>△U</m:t>
             </m:r>
@@ -6285,11 +6247,10 @@
           <m:den>
             <m:r>
               <m:rPr>
-                <m:sty m:val="bi"/>
+                <m:sty m:val="i"/>
               </m:rPr>
               <w:rPr>
                 <w:rFonts w:ascii="Times New Roman" w:hAnsi="Times New Roman" w:cs="Cambria Math"/>
-                <w:u w:val="thick"/>
               </w:rPr>
               <m:t>△I</m:t>
             </m:r>
@@ -6998,9 +6959,7 @@
             <m:ctrlPr>
               <w:rPr>
                 <w:rFonts w:ascii="Times New Roman" w:hAnsi="Times New Roman"/>
-                <w:b/>
-                <w:bCs/>
-                <w:u w:val="thick"/>
+                <w:bdr w:val="single" w:sz="8" w:space="0" w:color="auto"/>
               </w:rPr>
             </m:ctrlPr>
           </m:fPr>
@@ -7016,11 +6975,10 @@
               <m:e>
                 <m:r>
                   <m:rPr>
-                    <m:sty m:val="bi"/>
+                    <m:sty m:val="i"/>
                   </m:rPr>
                   <w:rPr>
                     <w:rFonts w:ascii="Times New Roman" w:hAnsi="Times New Roman" w:cs="Cambria Math"/>
-                    <w:u w:val="thick"/>
                   </w:rPr>
                   <m:t>U</m:t>
                 </m:r>
@@ -7028,11 +6986,10 @@
               <m:sub>
                 <m:r>
                   <m:rPr>
-                    <m:sty m:val="b"/>
+                    <m:sty m:val="p"/>
                   </m:rPr>
                   <w:rPr>
                     <w:rFonts w:ascii="Times New Roman" w:hAnsi="Times New Roman" w:cs="Cambria Math"/>
-                    <w:u w:val="thick"/>
                   </w:rPr>
                   <m:t>测</m:t>
                 </m:r>
@@ -7051,11 +7008,10 @@
               <m:e>
                 <m:r>
                   <m:rPr>
-                    <m:sty m:val="bi"/>
+                    <m:sty m:val="i"/>
                   </m:rPr>
                   <w:rPr>
                     <w:rFonts w:ascii="Times New Roman" w:hAnsi="Times New Roman" w:cs="Cambria Math"/>
-                    <w:u w:val="thick"/>
                   </w:rPr>
                   <m:t>R</m:t>
                 </m:r>
@@ -7063,11 +7019,10 @@
               <m:sub>
                 <m:r>
                   <m:rPr>
-                    <m:sty m:val="bi"/>
+                    <m:sty m:val="i"/>
                   </m:rPr>
                   <w:rPr>
                     <w:rFonts w:ascii="Times New Roman" w:hAnsi="Times New Roman" w:cs="Cambria Math"/>
-                    <w:u w:val="thick"/>
                   </w:rPr>
                   <m:t>V</m:t>
                 </m:r>
@@ -7252,96 +7207,80 @@
       <w:r>
         <w:rPr>
           <w:rFonts w:ascii="Times New Roman" w:eastAsia="宋体" w:hAnsi="Times New Roman" w:cs="Times New Roman"/>
-          <w:b/>
-          <w:bCs/>
           <w:i/>
           <w:sz w:val="21"/>
           <w:szCs w:val="21"/>
-          <w:u w:val="thick"/>
+          <w:bdr w:val="single" w:sz="8" w:space="0" w:color="auto"/>
         </w:rPr>
         <w:t>E</w:t>
       </w:r>
       <w:r>
         <w:rPr>
           <w:rFonts w:ascii="Times New Roman" w:eastAsia="宋体" w:hAnsi="Times New Roman" w:cs="Times New Roman"/>
-          <w:b/>
-          <w:bCs/>
           <w:i/>
           <w:sz w:val="21"/>
           <w:szCs w:val="21"/>
-          <w:u w:val="thick"/>
+          <w:bdr w:val="single" w:sz="8" w:space="0" w:color="auto"/>
         </w:rPr>
         <w:t>真</w:t>
       </w:r>
       <w:r>
         <w:rPr>
           <w:rFonts w:ascii="Times New Roman" w:eastAsia="宋体" w:hAnsi="Times New Roman" w:cs="Times New Roman"/>
-          <w:b/>
-          <w:bCs/>
           <w:i/>
           <w:sz w:val="21"/>
           <w:szCs w:val="21"/>
-          <w:u w:val="thick"/>
+          <w:bdr w:val="single" w:sz="8" w:space="0" w:color="auto"/>
         </w:rPr>
         <w:t>&gt;E</w:t>
       </w:r>
       <w:r>
         <w:rPr>
           <w:rFonts w:ascii="Times New Roman" w:eastAsia="宋体" w:hAnsi="Times New Roman" w:cs="Times New Roman"/>
-          <w:b/>
-          <w:bCs/>
           <w:i/>
           <w:sz w:val="21"/>
           <w:szCs w:val="21"/>
-          <w:u w:val="thick"/>
+          <w:bdr w:val="single" w:sz="8" w:space="0" w:color="auto"/>
         </w:rPr>
         <w:t>测，</w:t>
       </w:r>
       <w:r>
         <w:rPr>
           <w:rFonts w:ascii="Times New Roman" w:eastAsia="宋体" w:hAnsi="Times New Roman" w:cs="Times New Roman"/>
-          <w:b/>
-          <w:bCs/>
           <w:i/>
           <w:sz w:val="21"/>
           <w:szCs w:val="21"/>
-          <w:u w:val="thick"/>
+          <w:bdr w:val="single" w:sz="8" w:space="0" w:color="auto"/>
         </w:rPr>
         <w:t>r</w:t>
       </w:r>
       <w:r>
         <w:rPr>
           <w:rFonts w:ascii="Times New Roman" w:eastAsia="宋体" w:hAnsi="Times New Roman" w:cs="Times New Roman"/>
-          <w:b/>
-          <w:bCs/>
           <w:i/>
           <w:sz w:val="21"/>
           <w:szCs w:val="21"/>
-          <w:u w:val="thick"/>
+          <w:bdr w:val="single" w:sz="8" w:space="0" w:color="auto"/>
         </w:rPr>
         <w:t>真</w:t>
       </w:r>
       <w:r>
         <w:rPr>
           <w:rFonts w:ascii="Times New Roman" w:eastAsia="宋体" w:hAnsi="Times New Roman" w:cs="Times New Roman"/>
-          <w:b/>
-          <w:bCs/>
           <w:i/>
           <w:sz w:val="21"/>
           <w:szCs w:val="21"/>
-          <w:u w:val="thick"/>
+          <w:bdr w:val="single" w:sz="8" w:space="0" w:color="auto"/>
         </w:rPr>
         <w:t>&gt;r</w:t>
       </w:r>
       <w:r>
         <w:rPr>
           <w:rFonts w:ascii="Times New Roman" w:eastAsia="宋体" w:hAnsi="Times New Roman" w:cs="Times New Roman"/>
-          <w:b/>
-          <w:bCs/>
           <w:i/>
           <w:sz w:val="21"/>
           <w:szCs w:val="21"/>
-          <w:u w:val="thick"/>
+          <w:bdr w:val="single" w:sz="8" w:space="0" w:color="auto"/>
         </w:rPr>
         <w:t>测</w:t>
       </w:r>
@@ -7866,96 +7805,80 @@
       <w:r>
         <w:rPr>
           <w:rFonts w:ascii="Times New Roman" w:eastAsia="宋体" w:hAnsi="Times New Roman" w:cs="Times New Roman"/>
-          <w:b/>
-          <w:bCs/>
           <w:i/>
           <w:sz w:val="21"/>
           <w:szCs w:val="21"/>
-          <w:u w:val="thick"/>
+          <w:bdr w:val="single" w:sz="8" w:space="0" w:color="auto"/>
         </w:rPr>
         <w:t>E</w:t>
       </w:r>
       <w:r>
         <w:rPr>
           <w:rFonts w:ascii="Times New Roman" w:eastAsia="宋体" w:hAnsi="Times New Roman" w:cs="Times New Roman"/>
-          <w:b/>
-          <w:bCs/>
           <w:i/>
           <w:sz w:val="21"/>
           <w:szCs w:val="21"/>
-          <w:u w:val="thick"/>
+          <w:bdr w:val="single" w:sz="8" w:space="0" w:color="auto"/>
         </w:rPr>
         <w:t>测＝</w:t>
       </w:r>
       <w:r>
         <w:rPr>
           <w:rFonts w:ascii="Times New Roman" w:eastAsia="宋体" w:hAnsi="Times New Roman" w:cs="Times New Roman"/>
-          <w:b/>
-          <w:bCs/>
           <w:i/>
           <w:sz w:val="21"/>
           <w:szCs w:val="21"/>
-          <w:u w:val="thick"/>
+          <w:bdr w:val="single" w:sz="8" w:space="0" w:color="auto"/>
         </w:rPr>
         <w:t>E</w:t>
       </w:r>
       <w:r>
         <w:rPr>
           <w:rFonts w:ascii="Times New Roman" w:eastAsia="宋体" w:hAnsi="Times New Roman" w:cs="Times New Roman"/>
-          <w:b/>
-          <w:bCs/>
           <w:i/>
           <w:sz w:val="21"/>
           <w:szCs w:val="21"/>
-          <w:u w:val="thick"/>
+          <w:bdr w:val="single" w:sz="8" w:space="0" w:color="auto"/>
         </w:rPr>
         <w:t>真，</w:t>
       </w:r>
       <w:r>
         <w:rPr>
           <w:rFonts w:ascii="Times New Roman" w:eastAsia="宋体" w:hAnsi="Times New Roman" w:cs="Times New Roman"/>
-          <w:b/>
-          <w:bCs/>
           <w:i/>
           <w:sz w:val="21"/>
           <w:szCs w:val="21"/>
-          <w:u w:val="thick"/>
+          <w:bdr w:val="single" w:sz="8" w:space="0" w:color="auto"/>
         </w:rPr>
         <w:t>r</w:t>
       </w:r>
       <w:r>
         <w:rPr>
           <w:rFonts w:ascii="Times New Roman" w:eastAsia="宋体" w:hAnsi="Times New Roman" w:cs="Times New Roman"/>
-          <w:b/>
-          <w:bCs/>
           <w:i/>
           <w:sz w:val="21"/>
           <w:szCs w:val="21"/>
-          <w:u w:val="thick"/>
+          <w:bdr w:val="single" w:sz="8" w:space="0" w:color="auto"/>
         </w:rPr>
         <w:t>测</w:t>
       </w:r>
       <w:r>
         <w:rPr>
           <w:rFonts w:ascii="Times New Roman" w:eastAsia="宋体" w:hAnsi="Times New Roman" w:cs="Times New Roman"/>
-          <w:b/>
-          <w:bCs/>
           <w:i/>
           <w:sz w:val="21"/>
           <w:szCs w:val="21"/>
-          <w:u w:val="thick"/>
+          <w:bdr w:val="single" w:sz="8" w:space="0" w:color="auto"/>
         </w:rPr>
         <w:t>&gt;r</w:t>
       </w:r>
       <w:r>
         <w:rPr>
           <w:rFonts w:ascii="Times New Roman" w:eastAsia="宋体" w:hAnsi="Times New Roman" w:cs="Times New Roman"/>
-          <w:b/>
-          <w:bCs/>
           <w:i/>
           <w:sz w:val="21"/>
           <w:szCs w:val="21"/>
-          <w:u w:val="thick"/>
+          <w:bdr w:val="single" w:sz="8" w:space="0" w:color="auto"/>
         </w:rPr>
         <w:t>真</w:t>
       </w:r>
@@ -8312,11 +8235,9 @@
       <w:r>
         <w:rPr>
           <w:rFonts w:ascii="Times New Roman" w:eastAsia="宋体" w:hAnsi="Times New Roman" w:cs="Times New Roman"/>
-          <w:b/>
-          <w:bCs/>
-          <w:sz w:val="21"/>
-          <w:szCs w:val="21"/>
-          <w:u w:val="thick"/>
+          <w:sz w:val="21"/>
+          <w:szCs w:val="21"/>
+          <w:bdr w:val="single" w:sz="8" w:space="0" w:color="auto"/>
         </w:rPr>
         <w:t>电路的选择：伏安法测电源电动势和内阻有两种接法，由于电流表内阻与干电池内阻接近，所以电流表应采用内接法，即一般选择误差较小的甲电路图。</w:t>
       </w:r>
@@ -8914,11 +8835,11 @@
       <m:oMath>
         <m:r>
           <m:rPr>
-            <m:sty m:val="bi"/>
+            <m:sty m:val="i"/>
           </m:rPr>
           <w:rPr>
             <w:rFonts w:ascii="Times New Roman" w:hAnsi="Times New Roman" w:cs="Cambria Math"/>
-            <w:u w:val="thick"/>
+            <w:bdr w:val="single" w:sz="8" w:space="0" w:color="auto"/>
           </w:rPr>
           <m:t>E=</m:t>
         </m:r>
@@ -8927,17 +8848,17 @@
             <m:ctrlPr>
               <w:rPr>
                 <w:rFonts w:ascii="Times New Roman" w:hAnsi="Times New Roman"/>
+                <w:bdr w:val="single" w:sz="8" w:space="0" w:color="auto"/>
               </w:rPr>
             </m:ctrlPr>
           </m:sSubPr>
           <m:e>
             <m:r>
               <m:rPr>
-                <m:sty m:val="bi"/>
+                <m:sty m:val="i"/>
               </m:rPr>
               <w:rPr>
                 <w:rFonts w:ascii="Times New Roman" w:hAnsi="Times New Roman" w:cs="Cambria Math"/>
-                <w:u w:val="thick"/>
               </w:rPr>
               <m:t>I</m:t>
             </m:r>
@@ -8945,11 +8866,10 @@
           <m:sub>
             <m:r>
               <m:rPr>
-                <m:sty m:val="bi"/>
+                <m:sty m:val="i"/>
               </m:rPr>
               <w:rPr>
                 <w:rFonts w:ascii="Times New Roman" w:hAnsi="Times New Roman" w:cs="Cambria Math"/>
-                <w:u w:val="thick"/>
               </w:rPr>
               <m:t>1</m:t>
             </m:r>
@@ -8960,17 +8880,17 @@
             <m:ctrlPr>
               <w:rPr>
                 <w:rFonts w:ascii="Times New Roman" w:hAnsi="Times New Roman"/>
+                <w:bdr w:val="single" w:sz="8" w:space="0" w:color="auto"/>
               </w:rPr>
             </m:ctrlPr>
           </m:sSubPr>
           <m:e>
             <m:r>
               <m:rPr>
-                <m:sty m:val="bi"/>
+                <m:sty m:val="i"/>
               </m:rPr>
               <w:rPr>
                 <w:rFonts w:ascii="Times New Roman" w:hAnsi="Times New Roman" w:cs="Cambria Math"/>
-                <w:u w:val="thick"/>
               </w:rPr>
               <m:t>R</m:t>
             </m:r>
@@ -8978,11 +8898,10 @@
           <m:sub>
             <m:r>
               <m:rPr>
-                <m:sty m:val="bi"/>
+                <m:sty m:val="i"/>
               </m:rPr>
               <w:rPr>
                 <w:rFonts w:ascii="Times New Roman" w:hAnsi="Times New Roman" w:cs="Cambria Math"/>
-                <w:u w:val="thick"/>
               </w:rPr>
               <m:t>1</m:t>
             </m:r>
@@ -8990,11 +8909,11 @@
         </m:sSub>
         <m:r>
           <m:rPr>
-            <m:sty m:val="bi"/>
+            <m:sty m:val="i"/>
           </m:rPr>
           <w:rPr>
             <w:rFonts w:ascii="Times New Roman" w:hAnsi="Times New Roman" w:cs="Cambria Math"/>
-            <w:u w:val="thick"/>
+            <w:bdr w:val="single" w:sz="8" w:space="0" w:color="auto"/>
           </w:rPr>
           <m:t>+</m:t>
         </m:r>
@@ -9003,17 +8922,17 @@
             <m:ctrlPr>
               <w:rPr>
                 <w:rFonts w:ascii="Times New Roman" w:hAnsi="Times New Roman"/>
+                <w:bdr w:val="single" w:sz="8" w:space="0" w:color="auto"/>
               </w:rPr>
             </m:ctrlPr>
           </m:sSubPr>
           <m:e>
             <m:r>
               <m:rPr>
-                <m:sty m:val="bi"/>
+                <m:sty m:val="i"/>
               </m:rPr>
               <w:rPr>
                 <w:rFonts w:ascii="Times New Roman" w:hAnsi="Times New Roman" w:cs="Cambria Math"/>
-                <w:u w:val="thick"/>
               </w:rPr>
               <m:t>I</m:t>
             </m:r>
@@ -9021,23 +8940,29 @@
           <m:sub>
             <m:r>
               <m:rPr>
-                <m:sty m:val="bi"/>
+                <m:sty m:val="i"/>
               </m:rPr>
               <w:rPr>
                 <w:rFonts w:ascii="Times New Roman" w:hAnsi="Times New Roman" w:cs="Cambria Math"/>
-                <w:u w:val="thick"/>
               </w:rPr>
               <m:t>1</m:t>
             </m:r>
           </m:sub>
         </m:sSub>
         <m:r>
+          <w:rPr>
+            <w:rFonts w:ascii="Times New Roman" w:hAnsi="Times New Roman" w:cs="Cambria Math"/>
+            <w:bdr w:val="single" w:sz="8" w:space="0" w:color="auto"/>
+          </w:rPr>
+          <m:t>r</m:t>
+        </m:r>
+        <m:r>
           <m:rPr>
-            <m:sty m:val="bi"/>
+            <m:sty m:val="i"/>
           </m:rPr>
           <w:rPr>
             <w:rFonts w:ascii="Times New Roman" w:hAnsi="Times New Roman" w:cs="Cambria Math"/>
-            <w:u w:val="thick"/>
+            <w:bdr w:val="single" w:sz="8" w:space="0" w:color="auto"/>
           </w:rPr>
           <m:t>E=</m:t>
         </m:r>
@@ -9046,17 +8971,17 @@
             <m:ctrlPr>
               <w:rPr>
                 <w:rFonts w:ascii="Times New Roman" w:hAnsi="Times New Roman"/>
+                <w:bdr w:val="single" w:sz="8" w:space="0" w:color="auto"/>
               </w:rPr>
             </m:ctrlPr>
           </m:sSubPr>
           <m:e>
             <m:r>
               <m:rPr>
-                <m:sty m:val="bi"/>
+                <m:sty m:val="i"/>
               </m:rPr>
               <w:rPr>
                 <w:rFonts w:ascii="Times New Roman" w:hAnsi="Times New Roman" w:cs="Cambria Math"/>
-                <w:u w:val="thick"/>
               </w:rPr>
               <m:t>I</m:t>
             </m:r>
@@ -9064,11 +8989,10 @@
           <m:sub>
             <m:r>
               <m:rPr>
-                <m:sty m:val="bi"/>
+                <m:sty m:val="i"/>
               </m:rPr>
               <w:rPr>
                 <w:rFonts w:ascii="Times New Roman" w:hAnsi="Times New Roman" w:cs="Cambria Math"/>
-                <w:u w:val="thick"/>
               </w:rPr>
               <m:t>2</m:t>
             </m:r>
@@ -9079,17 +9003,17 @@
             <m:ctrlPr>
               <w:rPr>
                 <w:rFonts w:ascii="Times New Roman" w:hAnsi="Times New Roman"/>
+                <w:bdr w:val="single" w:sz="8" w:space="0" w:color="auto"/>
               </w:rPr>
             </m:ctrlPr>
           </m:sSubPr>
           <m:e>
             <m:r>
               <m:rPr>
-                <m:sty m:val="bi"/>
+                <m:sty m:val="i"/>
               </m:rPr>
               <w:rPr>
                 <w:rFonts w:ascii="Times New Roman" w:hAnsi="Times New Roman" w:cs="Cambria Math"/>
-                <w:u w:val="thick"/>
               </w:rPr>
               <m:t>R</m:t>
             </m:r>
@@ -9097,11 +9021,10 @@
           <m:sub>
             <m:r>
               <m:rPr>
-                <m:sty m:val="bi"/>
+                <m:sty m:val="i"/>
               </m:rPr>
               <w:rPr>
                 <w:rFonts w:ascii="Times New Roman" w:hAnsi="Times New Roman" w:cs="Cambria Math"/>
-                <w:u w:val="thick"/>
               </w:rPr>
               <m:t>2</m:t>
             </m:r>
@@ -9109,11 +9032,11 @@
         </m:sSub>
         <m:r>
           <m:rPr>
-            <m:sty m:val="bi"/>
+            <m:sty m:val="i"/>
           </m:rPr>
           <w:rPr>
             <w:rFonts w:ascii="Times New Roman" w:hAnsi="Times New Roman" w:cs="Cambria Math"/>
-            <w:u w:val="thick"/>
+            <w:bdr w:val="single" w:sz="8" w:space="0" w:color="auto"/>
           </w:rPr>
           <m:t>+</m:t>
         </m:r>
@@ -9122,17 +9045,17 @@
             <m:ctrlPr>
               <w:rPr>
                 <w:rFonts w:ascii="Times New Roman" w:hAnsi="Times New Roman"/>
+                <w:bdr w:val="single" w:sz="8" w:space="0" w:color="auto"/>
               </w:rPr>
             </m:ctrlPr>
           </m:sSubPr>
           <m:e>
             <m:r>
               <m:rPr>
-                <m:sty m:val="bi"/>
+                <m:sty m:val="i"/>
               </m:rPr>
               <w:rPr>
                 <w:rFonts w:ascii="Times New Roman" w:hAnsi="Times New Roman" w:cs="Cambria Math"/>
-                <w:u w:val="thick"/>
               </w:rPr>
               <m:t>I</m:t>
             </m:r>
@@ -9140,16 +9063,18 @@
           <m:sub>
             <m:r>
               <m:rPr>
-                <m:sty m:val="bi"/>
+                <m:sty m:val="i"/>
               </m:rPr>
               <w:rPr>
                 <w:rFonts w:ascii="Times New Roman" w:hAnsi="Times New Roman" w:cs="Cambria Math"/>
-                <w:u w:val="thick"/>
               </w:rPr>
               <m:t>2</m:t>
             </m:r>
           </m:sub>
         </m:sSub>
+        <m:r>
+          <m:t>r</m:t>
+        </m:r>
       </m:oMath>
     </w:p>
     <w:p>
@@ -9333,20 +9258,17 @@
             <m:ctrlPr>
               <w:rPr>
                 <w:rFonts w:ascii="Times New Roman" w:hAnsi="Times New Roman"/>
-                <w:b/>
-                <w:bCs/>
-                <w:u w:val="thick"/>
+                <w:bdr w:val="single" w:sz="8" w:space="0" w:color="auto"/>
               </w:rPr>
             </m:ctrlPr>
           </m:fPr>
           <m:num>
             <m:r>
               <m:rPr>
-                <m:sty m:val="bi"/>
+                <m:sty m:val="i"/>
               </m:rPr>
               <w:rPr>
                 <w:rFonts w:ascii="Times New Roman" w:hAnsi="Times New Roman" w:cs="Cambria Math"/>
-                <w:u w:val="thick"/>
               </w:rPr>
               <m:t>1</m:t>
             </m:r>
@@ -9354,11 +9276,10 @@
           <m:den>
             <m:r>
               <m:rPr>
-                <m:sty m:val="bi"/>
+                <m:sty m:val="i"/>
               </m:rPr>
               <w:rPr>
                 <w:rFonts w:ascii="Times New Roman" w:hAnsi="Times New Roman" w:cs="Cambria Math"/>
-                <w:u w:val="thick"/>
               </w:rPr>
               <m:t>I</m:t>
             </m:r>
@@ -9379,20 +9300,17 @@
             <m:ctrlPr>
               <w:rPr>
                 <w:rFonts w:ascii="Times New Roman" w:hAnsi="Times New Roman"/>
-                <w:b/>
-                <w:bCs/>
-                <w:u w:val="thick"/>
+                <w:bdr w:val="single" w:sz="8" w:space="0" w:color="auto"/>
               </w:rPr>
             </m:ctrlPr>
           </m:fPr>
           <m:num>
             <m:r>
               <m:rPr>
-                <m:sty m:val="bi"/>
+                <m:sty m:val="i"/>
               </m:rPr>
               <w:rPr>
                 <w:rFonts w:ascii="Times New Roman" w:hAnsi="Times New Roman" w:cs="Cambria Math"/>
-                <w:u w:val="thick"/>
               </w:rPr>
               <m:t>1</m:t>
             </m:r>
@@ -9400,11 +9318,10 @@
           <m:den>
             <m:r>
               <m:rPr>
-                <m:sty m:val="bi"/>
+                <m:sty m:val="i"/>
               </m:rPr>
               <w:rPr>
                 <w:rFonts w:ascii="Times New Roman" w:hAnsi="Times New Roman" w:cs="Cambria Math"/>
-                <w:u w:val="thick"/>
               </w:rPr>
               <m:t>E</m:t>
             </m:r>
@@ -9434,20 +9351,17 @@
             <m:ctrlPr>
               <w:rPr>
                 <w:rFonts w:ascii="Times New Roman" w:hAnsi="Times New Roman"/>
-                <w:b/>
-                <w:bCs/>
-                <w:u w:val="thick"/>
+                <w:bdr w:val="single" w:sz="8" w:space="0" w:color="auto"/>
               </w:rPr>
             </m:ctrlPr>
           </m:fPr>
           <m:num>
             <m:r>
               <m:rPr>
-                <m:sty m:val="bi"/>
+                <m:sty m:val="i"/>
               </m:rPr>
               <w:rPr>
                 <w:rFonts w:ascii="Times New Roman" w:hAnsi="Times New Roman" w:cs="Cambria Math"/>
-                <w:u w:val="thick"/>
               </w:rPr>
               <m:t>r</m:t>
             </m:r>
@@ -9455,11 +9369,10 @@
           <m:den>
             <m:r>
               <m:rPr>
-                <m:sty m:val="bi"/>
+                <m:sty m:val="i"/>
               </m:rPr>
               <w:rPr>
                 <w:rFonts w:ascii="Times New Roman" w:hAnsi="Times New Roman" w:cs="Cambria Math"/>
-                <w:u w:val="thick"/>
               </w:rPr>
               <m:t>E</m:t>
             </m:r>
@@ -9480,20 +9393,17 @@
             <m:ctrlPr>
               <w:rPr>
                 <w:rFonts w:ascii="Times New Roman" w:hAnsi="Times New Roman"/>
-                <w:b/>
-                <w:bCs/>
-                <w:u w:val="thick"/>
+                <w:bdr w:val="single" w:sz="8" w:space="0" w:color="auto"/>
               </w:rPr>
             </m:ctrlPr>
           </m:fPr>
           <m:num>
             <m:r>
               <m:rPr>
-                <m:sty m:val="bi"/>
+                <m:sty m:val="i"/>
               </m:rPr>
               <w:rPr>
                 <w:rFonts w:ascii="Times New Roman" w:hAnsi="Times New Roman" w:cs="Cambria Math"/>
-                <w:u w:val="thick"/>
               </w:rPr>
               <m:t>1</m:t>
             </m:r>
@@ -9501,11 +9411,10 @@
           <m:den>
             <m:r>
               <m:rPr>
-                <m:sty m:val="bi"/>
+                <m:sty m:val="i"/>
               </m:rPr>
               <w:rPr>
                 <w:rFonts w:ascii="Times New Roman" w:hAnsi="Times New Roman" w:cs="Cambria Math"/>
-                <w:u w:val="thick"/>
               </w:rPr>
               <m:t>I</m:t>
             </m:r>
@@ -9554,20 +9463,17 @@
             <m:ctrlPr>
               <w:rPr>
                 <w:rFonts w:ascii="Times New Roman" w:hAnsi="Times New Roman"/>
-                <w:b/>
-                <w:bCs/>
-                <w:u w:val="thick"/>
+                <w:bdr w:val="single" w:sz="8" w:space="0" w:color="auto"/>
               </w:rPr>
             </m:ctrlPr>
           </m:fPr>
           <m:num>
             <m:r>
               <m:rPr>
-                <m:sty m:val="bi"/>
+                <m:sty m:val="i"/>
               </m:rPr>
               <w:rPr>
                 <w:rFonts w:ascii="Times New Roman" w:hAnsi="Times New Roman" w:cs="Cambria Math"/>
-                <w:u w:val="thick"/>
               </w:rPr>
               <m:t>1</m:t>
             </m:r>
@@ -9575,11 +9481,10 @@
           <m:den>
             <m:r>
               <m:rPr>
-                <m:sty m:val="bi"/>
+                <m:sty m:val="i"/>
               </m:rPr>
               <w:rPr>
                 <w:rFonts w:ascii="Times New Roman" w:hAnsi="Times New Roman" w:cs="Cambria Math"/>
-                <w:u w:val="thick"/>
               </w:rPr>
               <m:t>I</m:t>
             </m:r>
@@ -9634,20 +9539,17 @@
             <m:ctrlPr>
               <w:rPr>
                 <w:rFonts w:ascii="Times New Roman" w:hAnsi="Times New Roman"/>
-                <w:b/>
-                <w:bCs/>
-                <w:u w:val="thick"/>
+                <w:bdr w:val="single" w:sz="8" w:space="0" w:color="auto"/>
               </w:rPr>
             </m:ctrlPr>
           </m:fPr>
           <m:num>
             <m:r>
               <m:rPr>
-                <m:sty m:val="bi"/>
+                <m:sty m:val="i"/>
               </m:rPr>
               <w:rPr>
                 <w:rFonts w:ascii="Times New Roman" w:hAnsi="Times New Roman" w:cs="Cambria Math"/>
-                <w:u w:val="thick"/>
               </w:rPr>
               <m:t>1</m:t>
             </m:r>
@@ -9655,11 +9557,10 @@
           <m:den>
             <m:r>
               <m:rPr>
-                <m:sty m:val="bi"/>
+                <m:sty m:val="i"/>
               </m:rPr>
               <w:rPr>
                 <w:rFonts w:ascii="Times New Roman" w:hAnsi="Times New Roman" w:cs="Cambria Math"/>
-                <w:u w:val="thick"/>
               </w:rPr>
               <m:t>E</m:t>
             </m:r>
@@ -9680,20 +9581,17 @@
             <m:ctrlPr>
               <w:rPr>
                 <w:rFonts w:ascii="Times New Roman" w:hAnsi="Times New Roman"/>
-                <w:b/>
-                <w:bCs/>
-                <w:u w:val="thick"/>
+                <w:bdr w:val="single" w:sz="8" w:space="0" w:color="auto"/>
               </w:rPr>
             </m:ctrlPr>
           </m:fPr>
           <m:num>
             <m:r>
               <m:rPr>
-                <m:sty m:val="bi"/>
+                <m:sty m:val="i"/>
               </m:rPr>
               <w:rPr>
                 <w:rFonts w:ascii="Times New Roman" w:hAnsi="Times New Roman" w:cs="Cambria Math"/>
-                <w:u w:val="thick"/>
               </w:rPr>
               <m:t>r</m:t>
             </m:r>
@@ -9701,11 +9599,10 @@
           <m:den>
             <m:r>
               <m:rPr>
-                <m:sty m:val="bi"/>
+                <m:sty m:val="i"/>
               </m:rPr>
               <w:rPr>
                 <w:rFonts w:ascii="Times New Roman" w:hAnsi="Times New Roman" w:cs="Cambria Math"/>
-                <w:u w:val="thick"/>
               </w:rPr>
               <m:t>E</m:t>
             </m:r>
@@ -9771,20 +9668,17 @@
             <m:ctrlPr>
               <w:rPr>
                 <w:rFonts w:ascii="Times New Roman" w:hAnsi="Times New Roman"/>
-                <w:b/>
-                <w:bCs/>
-                <w:u w:val="thick"/>
+                <w:bdr w:val="single" w:sz="8" w:space="0" w:color="auto"/>
               </w:rPr>
             </m:ctrlPr>
           </m:fPr>
           <m:num>
             <m:r>
               <m:rPr>
-                <m:sty m:val="bi"/>
+                <m:sty m:val="i"/>
               </m:rPr>
               <w:rPr>
                 <w:rFonts w:ascii="Times New Roman" w:hAnsi="Times New Roman" w:cs="Cambria Math"/>
-                <w:u w:val="thick"/>
               </w:rPr>
               <m:t>1</m:t>
             </m:r>
@@ -9792,11 +9686,10 @@
           <m:den>
             <m:r>
               <m:rPr>
-                <m:sty m:val="bi"/>
+                <m:sty m:val="i"/>
               </m:rPr>
               <w:rPr>
                 <w:rFonts w:ascii="Times New Roman" w:hAnsi="Times New Roman" w:cs="Cambria Math"/>
-                <w:u w:val="thick"/>
               </w:rPr>
               <m:t>I</m:t>
             </m:r>
@@ -9851,20 +9744,17 @@
             <m:ctrlPr>
               <w:rPr>
                 <w:rFonts w:ascii="Times New Roman" w:hAnsi="Times New Roman"/>
-                <w:b/>
-                <w:bCs/>
-                <w:u w:val="thick"/>
+                <w:bdr w:val="single" w:sz="8" w:space="0" w:color="auto"/>
               </w:rPr>
             </m:ctrlPr>
           </m:fPr>
           <m:num>
             <m:r>
               <m:rPr>
-                <m:sty m:val="bi"/>
+                <m:sty m:val="i"/>
               </m:rPr>
               <w:rPr>
                 <w:rFonts w:ascii="Times New Roman" w:hAnsi="Times New Roman" w:cs="Cambria Math"/>
-                <w:u w:val="thick"/>
               </w:rPr>
               <m:t>1</m:t>
             </m:r>
@@ -9872,11 +9762,10 @@
           <m:den>
             <m:r>
               <m:rPr>
-                <m:sty m:val="bi"/>
+                <m:sty m:val="i"/>
               </m:rPr>
               <w:rPr>
                 <w:rFonts w:ascii="Times New Roman" w:hAnsi="Times New Roman" w:cs="Cambria Math"/>
-                <w:u w:val="thick"/>
               </w:rPr>
               <m:t>I</m:t>
             </m:r>
@@ -9925,20 +9814,17 @@
             <m:ctrlPr>
               <w:rPr>
                 <w:rFonts w:ascii="Times New Roman" w:hAnsi="Times New Roman"/>
-                <w:b/>
-                <w:bCs/>
-                <w:u w:val="thick"/>
+                <w:bdr w:val="single" w:sz="8" w:space="0" w:color="auto"/>
               </w:rPr>
             </m:ctrlPr>
           </m:fPr>
           <m:num>
             <m:r>
               <m:rPr>
-                <m:sty m:val="bi"/>
+                <m:sty m:val="i"/>
               </m:rPr>
               <w:rPr>
                 <w:rFonts w:ascii="Times New Roman" w:hAnsi="Times New Roman" w:cs="Cambria Math"/>
-                <w:u w:val="thick"/>
               </w:rPr>
               <m:t>1</m:t>
             </m:r>
@@ -9946,11 +9832,10 @@
           <m:den>
             <m:r>
               <m:rPr>
-                <m:sty m:val="bi"/>
+                <m:sty m:val="i"/>
               </m:rPr>
               <w:rPr>
                 <w:rFonts w:ascii="Times New Roman" w:hAnsi="Times New Roman" w:cs="Cambria Math"/>
-                <w:u w:val="thick"/>
               </w:rPr>
               <m:t>I</m:t>
             </m:r>
@@ -10169,96 +10054,80 @@
       <w:r>
         <w:rPr>
           <w:rFonts w:ascii="Times New Roman" w:eastAsia="宋体" w:hAnsi="Times New Roman" w:cs="Times New Roman"/>
-          <w:b/>
-          <w:bCs/>
           <w:i/>
           <w:sz w:val="21"/>
           <w:szCs w:val="21"/>
-          <w:u w:val="thick"/>
+          <w:bdr w:val="single" w:sz="8" w:space="0" w:color="auto"/>
         </w:rPr>
         <w:t>E</w:t>
       </w:r>
       <w:r>
         <w:rPr>
           <w:rFonts w:ascii="Times New Roman" w:eastAsia="宋体" w:hAnsi="Times New Roman" w:cs="Times New Roman"/>
-          <w:b/>
-          <w:bCs/>
           <w:i/>
           <w:sz w:val="21"/>
           <w:szCs w:val="21"/>
-          <w:u w:val="thick"/>
+          <w:bdr w:val="single" w:sz="8" w:space="0" w:color="auto"/>
         </w:rPr>
         <w:t>测＝</w:t>
       </w:r>
       <w:r>
         <w:rPr>
           <w:rFonts w:ascii="Times New Roman" w:eastAsia="宋体" w:hAnsi="Times New Roman" w:cs="Times New Roman"/>
-          <w:b/>
-          <w:bCs/>
           <w:i/>
           <w:sz w:val="21"/>
           <w:szCs w:val="21"/>
-          <w:u w:val="thick"/>
+          <w:bdr w:val="single" w:sz="8" w:space="0" w:color="auto"/>
         </w:rPr>
         <w:t>E</w:t>
       </w:r>
       <w:r>
         <w:rPr>
           <w:rFonts w:ascii="Times New Roman" w:eastAsia="宋体" w:hAnsi="Times New Roman" w:cs="Times New Roman"/>
-          <w:b/>
-          <w:bCs/>
           <w:i/>
           <w:sz w:val="21"/>
           <w:szCs w:val="21"/>
-          <w:u w:val="thick"/>
+          <w:bdr w:val="single" w:sz="8" w:space="0" w:color="auto"/>
         </w:rPr>
         <w:t>真，</w:t>
       </w:r>
       <w:r>
         <w:rPr>
           <w:rFonts w:ascii="Times New Roman" w:eastAsia="宋体" w:hAnsi="Times New Roman" w:cs="Times New Roman"/>
-          <w:b/>
-          <w:bCs/>
           <w:i/>
           <w:sz w:val="21"/>
           <w:szCs w:val="21"/>
-          <w:u w:val="thick"/>
+          <w:bdr w:val="single" w:sz="8" w:space="0" w:color="auto"/>
         </w:rPr>
         <w:t>r</w:t>
       </w:r>
       <w:r>
         <w:rPr>
           <w:rFonts w:ascii="Times New Roman" w:eastAsia="宋体" w:hAnsi="Times New Roman" w:cs="Times New Roman"/>
-          <w:b/>
-          <w:bCs/>
           <w:i/>
           <w:sz w:val="21"/>
           <w:szCs w:val="21"/>
-          <w:u w:val="thick"/>
+          <w:bdr w:val="single" w:sz="8" w:space="0" w:color="auto"/>
         </w:rPr>
         <w:t>测＞</w:t>
       </w:r>
       <w:r>
         <w:rPr>
           <w:rFonts w:ascii="Times New Roman" w:eastAsia="宋体" w:hAnsi="Times New Roman" w:cs="Times New Roman"/>
-          <w:b/>
-          <w:bCs/>
           <w:i/>
           <w:sz w:val="21"/>
           <w:szCs w:val="21"/>
-          <w:u w:val="thick"/>
+          <w:bdr w:val="single" w:sz="8" w:space="0" w:color="auto"/>
         </w:rPr>
         <w:t>r</w:t>
       </w:r>
       <w:r>
         <w:rPr>
           <w:rFonts w:ascii="Times New Roman" w:eastAsia="宋体" w:hAnsi="Times New Roman" w:cs="Times New Roman"/>
-          <w:b/>
-          <w:bCs/>
           <w:i/>
           <w:sz w:val="21"/>
           <w:szCs w:val="21"/>
-          <w:u w:val="thick"/>
+          <w:bdr w:val="single" w:sz="8" w:space="0" w:color="auto"/>
         </w:rPr>
         <w:t>真</w:t>
       </w:r>
@@ -10474,20 +10343,17 @@
             <m:ctrlPr>
               <w:rPr>
                 <w:rFonts w:ascii="Times New Roman" w:hAnsi="Times New Roman"/>
-                <w:b/>
-                <w:bCs/>
-                <w:u w:val="thick"/>
+                <w:bdr w:val="single" w:sz="8" w:space="0" w:color="auto"/>
               </w:rPr>
             </m:ctrlPr>
           </m:fPr>
           <m:num>
             <m:r>
               <m:rPr>
-                <m:sty m:val="bi"/>
+                <m:sty m:val="i"/>
               </m:rPr>
               <w:rPr>
                 <w:rFonts w:ascii="Times New Roman" w:hAnsi="Times New Roman" w:cs="Cambria Math"/>
-                <w:u w:val="thick"/>
               </w:rPr>
               <m:t>U</m:t>
             </m:r>
@@ -10495,11 +10361,10 @@
           <m:den>
             <m:r>
               <m:rPr>
-                <m:sty m:val="bi"/>
+                <m:sty m:val="i"/>
               </m:rPr>
               <w:rPr>
                 <w:rFonts w:ascii="Times New Roman" w:hAnsi="Times New Roman" w:cs="Cambria Math"/>
-                <w:u w:val="thick"/>
               </w:rPr>
               <m:t>R</m:t>
             </m:r>
@@ -10695,11 +10560,11 @@
       <m:oMath>
         <m:r>
           <m:rPr>
-            <m:sty m:val="bi"/>
+            <m:sty m:val="i"/>
           </m:rPr>
           <w:rPr>
             <w:rFonts w:ascii="Times New Roman" w:hAnsi="Times New Roman" w:cs="Cambria Math"/>
-            <w:u w:val="thick"/>
+            <w:bdr w:val="single" w:sz="8" w:space="0" w:color="auto"/>
           </w:rPr>
           <m:t>E=</m:t>
         </m:r>
@@ -10708,17 +10573,17 @@
             <m:ctrlPr>
               <w:rPr>
                 <w:rFonts w:ascii="Times New Roman" w:hAnsi="Times New Roman"/>
+                <w:bdr w:val="single" w:sz="8" w:space="0" w:color="auto"/>
               </w:rPr>
             </m:ctrlPr>
           </m:sSubPr>
           <m:e>
             <m:r>
               <m:rPr>
-                <m:sty m:val="bi"/>
+                <m:sty m:val="i"/>
               </m:rPr>
               <w:rPr>
                 <w:rFonts w:ascii="Times New Roman" w:hAnsi="Times New Roman" w:cs="Cambria Math"/>
-                <w:u w:val="thick"/>
               </w:rPr>
               <m:t>U</m:t>
             </m:r>
@@ -10726,11 +10591,10 @@
           <m:sub>
             <m:r>
               <m:rPr>
-                <m:sty m:val="bi"/>
+                <m:sty m:val="i"/>
               </m:rPr>
               <w:rPr>
                 <w:rFonts w:ascii="Times New Roman" w:hAnsi="Times New Roman" w:cs="Cambria Math"/>
-                <w:u w:val="thick"/>
               </w:rPr>
               <m:t>1</m:t>
             </m:r>
@@ -10738,11 +10602,11 @@
         </m:sSub>
         <m:r>
           <m:rPr>
-            <m:sty m:val="bi"/>
+            <m:sty m:val="i"/>
           </m:rPr>
           <w:rPr>
             <w:rFonts w:ascii="Times New Roman" w:hAnsi="Times New Roman" w:cs="Cambria Math"/>
-            <w:u w:val="thick"/>
+            <w:bdr w:val="single" w:sz="8" w:space="0" w:color="auto"/>
           </w:rPr>
           <m:t>+</m:t>
         </m:r>
@@ -10751,9 +10615,7 @@
             <m:ctrlPr>
               <w:rPr>
                 <w:rFonts w:ascii="Times New Roman" w:hAnsi="Times New Roman"/>
-                <w:b/>
-                <w:bCs/>
-                <w:u w:val="thick"/>
+                <w:bdr w:val="single" w:sz="8" w:space="0" w:color="auto"/>
               </w:rPr>
             </m:ctrlPr>
           </m:fPr>
@@ -10769,11 +10631,10 @@
               <m:e>
                 <m:r>
                   <m:rPr>
-                    <m:sty m:val="bi"/>
+                    <m:sty m:val="i"/>
                   </m:rPr>
                   <w:rPr>
                     <w:rFonts w:ascii="Times New Roman" w:hAnsi="Times New Roman" w:cs="Cambria Math"/>
-                    <w:u w:val="thick"/>
                   </w:rPr>
                   <m:t>U</m:t>
                 </m:r>
@@ -10781,11 +10642,10 @@
               <m:sub>
                 <m:r>
                   <m:rPr>
-                    <m:sty m:val="bi"/>
+                    <m:sty m:val="i"/>
                   </m:rPr>
                   <w:rPr>
                     <w:rFonts w:ascii="Times New Roman" w:hAnsi="Times New Roman" w:cs="Cambria Math"/>
-                    <w:u w:val="thick"/>
                   </w:rPr>
                   <m:t>1</m:t>
                 </m:r>
@@ -10804,11 +10664,10 @@
               <m:e>
                 <m:r>
                   <m:rPr>
-                    <m:sty m:val="bi"/>
+                    <m:sty m:val="i"/>
                   </m:rPr>
                   <w:rPr>
                     <w:rFonts w:ascii="Times New Roman" w:hAnsi="Times New Roman" w:cs="Cambria Math"/>
-                    <w:u w:val="thick"/>
                   </w:rPr>
                   <m:t>R</m:t>
                 </m:r>
@@ -10816,11 +10675,10 @@
               <m:sub>
                 <m:r>
                   <m:rPr>
-                    <m:sty m:val="bi"/>
+                    <m:sty m:val="i"/>
                   </m:rPr>
                   <w:rPr>
                     <w:rFonts w:ascii="Times New Roman" w:hAnsi="Times New Roman" w:cs="Cambria Math"/>
-                    <w:u w:val="thick"/>
                   </w:rPr>
                   <m:t>1</m:t>
                 </m:r>
@@ -10829,24 +10687,29 @@
           </m:den>
         </m:f>
         <m:r>
+          <w:rPr>
+            <w:rFonts w:ascii="Times New Roman" w:hAnsi="Times New Roman" w:cs="Cambria Math"/>
+            <w:bdr w:val="single" w:sz="8" w:space="0" w:color="auto"/>
+          </w:rPr>
+          <m:t>r</m:t>
+        </m:r>
+        <m:r>
           <m:rPr>
             <m:nor/>
           </m:rPr>
           <w:rPr>
             <w:rFonts w:ascii="Times New Roman" w:hAnsi="Times New Roman" w:cs="Cambria Math"/>
-            <w:b/>
-            <w:bCs/>
-            <w:u w:val="thick"/>
+            <w:bdr w:val="single" w:sz="8" w:space="0" w:color="auto"/>
           </w:rPr>
           <m:t>,</m:t>
         </m:r>
         <m:r>
           <m:rPr>
-            <m:sty m:val="bi"/>
+            <m:sty m:val="i"/>
           </m:rPr>
           <w:rPr>
             <w:rFonts w:ascii="Times New Roman" w:hAnsi="Times New Roman" w:cs="Cambria Math"/>
-            <w:u w:val="thick"/>
+            <w:bdr w:val="single" w:sz="8" w:space="0" w:color="auto"/>
           </w:rPr>
           <m:t>E=</m:t>
         </m:r>
@@ -10855,17 +10718,17 @@
             <m:ctrlPr>
               <w:rPr>
                 <w:rFonts w:ascii="Times New Roman" w:hAnsi="Times New Roman"/>
+                <w:bdr w:val="single" w:sz="8" w:space="0" w:color="auto"/>
               </w:rPr>
             </m:ctrlPr>
           </m:sSubPr>
           <m:e>
             <m:r>
               <m:rPr>
-                <m:sty m:val="bi"/>
+                <m:sty m:val="i"/>
               </m:rPr>
               <w:rPr>
                 <w:rFonts w:ascii="Times New Roman" w:hAnsi="Times New Roman" w:cs="Cambria Math"/>
-                <w:u w:val="thick"/>
               </w:rPr>
               <m:t>U</m:t>
             </m:r>
@@ -10873,11 +10736,10 @@
           <m:sub>
             <m:r>
               <m:rPr>
-                <m:sty m:val="bi"/>
+                <m:sty m:val="i"/>
               </m:rPr>
               <w:rPr>
                 <w:rFonts w:ascii="Times New Roman" w:hAnsi="Times New Roman" w:cs="Cambria Math"/>
-                <w:u w:val="thick"/>
               </w:rPr>
               <m:t>2</m:t>
             </m:r>
@@ -10885,11 +10747,11 @@
         </m:sSub>
         <m:r>
           <m:rPr>
-            <m:sty m:val="bi"/>
+            <m:sty m:val="i"/>
           </m:rPr>
           <w:rPr>
             <w:rFonts w:ascii="Times New Roman" w:hAnsi="Times New Roman" w:cs="Cambria Math"/>
-            <w:u w:val="thick"/>
+            <w:bdr w:val="single" w:sz="8" w:space="0" w:color="auto"/>
           </w:rPr>
           <m:t>+</m:t>
         </m:r>
@@ -10898,9 +10760,7 @@
             <m:ctrlPr>
               <w:rPr>
                 <w:rFonts w:ascii="Times New Roman" w:hAnsi="Times New Roman"/>
-                <w:b/>
-                <w:bCs/>
-                <w:u w:val="thick"/>
+                <w:bdr w:val="single" w:sz="8" w:space="0" w:color="auto"/>
               </w:rPr>
             </m:ctrlPr>
           </m:fPr>
@@ -10916,11 +10776,10 @@
               <m:e>
                 <m:r>
                   <m:rPr>
-                    <m:sty m:val="bi"/>
+                    <m:sty m:val="i"/>
                   </m:rPr>
                   <w:rPr>
                     <w:rFonts w:ascii="Times New Roman" w:hAnsi="Times New Roman" w:cs="Cambria Math"/>
-                    <w:u w:val="thick"/>
                   </w:rPr>
                   <m:t>U</m:t>
                 </m:r>
@@ -10928,11 +10787,10 @@
               <m:sub>
                 <m:r>
                   <m:rPr>
-                    <m:sty m:val="bi"/>
+                    <m:sty m:val="i"/>
                   </m:rPr>
                   <w:rPr>
                     <w:rFonts w:ascii="Times New Roman" w:hAnsi="Times New Roman" w:cs="Cambria Math"/>
-                    <w:u w:val="thick"/>
                   </w:rPr>
                   <m:t>2</m:t>
                 </m:r>
@@ -10951,11 +10809,10 @@
               <m:e>
                 <m:r>
                   <m:rPr>
-                    <m:sty m:val="bi"/>
+                    <m:sty m:val="i"/>
                   </m:rPr>
                   <w:rPr>
                     <w:rFonts w:ascii="Times New Roman" w:hAnsi="Times New Roman" w:cs="Cambria Math"/>
-                    <w:u w:val="thick"/>
                   </w:rPr>
                   <m:t>R</m:t>
                 </m:r>
@@ -10963,11 +10820,10 @@
               <m:sub>
                 <m:r>
                   <m:rPr>
-                    <m:sty m:val="bi"/>
+                    <m:sty m:val="i"/>
                   </m:rPr>
                   <w:rPr>
                     <w:rFonts w:ascii="Times New Roman" w:hAnsi="Times New Roman" w:cs="Cambria Math"/>
-                    <w:u w:val="thick"/>
                   </w:rPr>
                   <m:t>2</m:t>
                 </m:r>
@@ -10975,6 +10831,9 @@
             </m:sSub>
           </m:den>
         </m:f>
+        <m:r>
+          <m:t>r</m:t>
+        </m:r>
       </m:oMath>
     </w:p>
     <w:p>
@@ -11104,20 +10963,17 @@
             <m:ctrlPr>
               <w:rPr>
                 <w:rFonts w:ascii="Times New Roman" w:hAnsi="Times New Roman"/>
-                <w:b/>
-                <w:bCs/>
-                <w:u w:val="thick"/>
+                <w:bdr w:val="single" w:sz="8" w:space="0" w:color="auto"/>
               </w:rPr>
             </m:ctrlPr>
           </m:fPr>
           <m:num>
             <m:r>
               <m:rPr>
-                <m:sty m:val="bi"/>
+                <m:sty m:val="i"/>
               </m:rPr>
               <w:rPr>
                 <w:rFonts w:ascii="Times New Roman" w:hAnsi="Times New Roman" w:cs="Cambria Math"/>
-                <w:u w:val="thick"/>
               </w:rPr>
               <m:t>U</m:t>
             </m:r>
@@ -11125,11 +10981,10 @@
           <m:den>
             <m:r>
               <m:rPr>
-                <m:sty m:val="bi"/>
+                <m:sty m:val="i"/>
               </m:rPr>
               <w:rPr>
                 <w:rFonts w:ascii="Times New Roman" w:hAnsi="Times New Roman" w:cs="Cambria Math"/>
-                <w:u w:val="thick"/>
               </w:rPr>
               <m:t>R</m:t>
             </m:r>
@@ -11159,20 +11014,17 @@
             <m:ctrlPr>
               <w:rPr>
                 <w:rFonts w:ascii="Times New Roman" w:hAnsi="Times New Roman"/>
-                <w:b/>
-                <w:bCs/>
-                <w:u w:val="thick"/>
+                <w:bdr w:val="single" w:sz="8" w:space="0" w:color="auto"/>
               </w:rPr>
             </m:ctrlPr>
           </m:fPr>
           <m:num>
             <m:r>
               <m:rPr>
-                <m:sty m:val="bi"/>
+                <m:sty m:val="i"/>
               </m:rPr>
               <w:rPr>
                 <w:rFonts w:ascii="Times New Roman" w:hAnsi="Times New Roman" w:cs="Cambria Math"/>
-                <w:u w:val="thick"/>
               </w:rPr>
               <m:t>1</m:t>
             </m:r>
@@ -11180,11 +11032,10 @@
           <m:den>
             <m:r>
               <m:rPr>
-                <m:sty m:val="bi"/>
+                <m:sty m:val="i"/>
               </m:rPr>
               <w:rPr>
                 <w:rFonts w:ascii="Times New Roman" w:hAnsi="Times New Roman" w:cs="Cambria Math"/>
-                <w:u w:val="thick"/>
               </w:rPr>
               <m:t>U</m:t>
             </m:r>
@@ -11205,20 +11056,17 @@
             <m:ctrlPr>
               <w:rPr>
                 <w:rFonts w:ascii="Times New Roman" w:hAnsi="Times New Roman"/>
-                <w:b/>
-                <w:bCs/>
-                <w:u w:val="thick"/>
+                <w:bdr w:val="single" w:sz="8" w:space="0" w:color="auto"/>
               </w:rPr>
             </m:ctrlPr>
           </m:fPr>
           <m:num>
             <m:r>
               <m:rPr>
-                <m:sty m:val="bi"/>
+                <m:sty m:val="i"/>
               </m:rPr>
               <w:rPr>
                 <w:rFonts w:ascii="Times New Roman" w:hAnsi="Times New Roman" w:cs="Cambria Math"/>
-                <w:u w:val="thick"/>
               </w:rPr>
               <m:t>1</m:t>
             </m:r>
@@ -11226,11 +11074,10 @@
           <m:den>
             <m:r>
               <m:rPr>
-                <m:sty m:val="bi"/>
+                <m:sty m:val="i"/>
               </m:rPr>
               <w:rPr>
                 <w:rFonts w:ascii="Times New Roman" w:hAnsi="Times New Roman" w:cs="Cambria Math"/>
-                <w:u w:val="thick"/>
               </w:rPr>
               <m:t>E</m:t>
             </m:r>
@@ -11251,20 +11098,17 @@
             <m:ctrlPr>
               <w:rPr>
                 <w:rFonts w:ascii="Times New Roman" w:hAnsi="Times New Roman"/>
-                <w:b/>
-                <w:bCs/>
-                <w:u w:val="thick"/>
+                <w:bdr w:val="single" w:sz="8" w:space="0" w:color="auto"/>
               </w:rPr>
             </m:ctrlPr>
           </m:fPr>
           <m:num>
             <m:r>
               <m:rPr>
-                <m:sty m:val="bi"/>
+                <m:sty m:val="i"/>
               </m:rPr>
               <w:rPr>
                 <w:rFonts w:ascii="Times New Roman" w:hAnsi="Times New Roman" w:cs="Cambria Math"/>
-                <w:u w:val="thick"/>
               </w:rPr>
               <m:t>r</m:t>
             </m:r>
@@ -11272,11 +11116,10 @@
           <m:den>
             <m:r>
               <m:rPr>
-                <m:sty m:val="bi"/>
+                <m:sty m:val="i"/>
               </m:rPr>
               <w:rPr>
                 <w:rFonts w:ascii="Times New Roman" w:hAnsi="Times New Roman" w:cs="Cambria Math"/>
-                <w:u w:val="thick"/>
               </w:rPr>
               <m:t>E</m:t>
             </m:r>
@@ -11297,20 +11140,17 @@
             <m:ctrlPr>
               <w:rPr>
                 <w:rFonts w:ascii="Times New Roman" w:hAnsi="Times New Roman"/>
-                <w:b/>
-                <w:bCs/>
-                <w:u w:val="thick"/>
+                <w:bdr w:val="single" w:sz="8" w:space="0" w:color="auto"/>
               </w:rPr>
             </m:ctrlPr>
           </m:fPr>
           <m:num>
             <m:r>
               <m:rPr>
-                <m:sty m:val="bi"/>
+                <m:sty m:val="i"/>
               </m:rPr>
               <w:rPr>
                 <w:rFonts w:ascii="Times New Roman" w:hAnsi="Times New Roman" w:cs="Cambria Math"/>
-                <w:u w:val="thick"/>
               </w:rPr>
               <m:t>1</m:t>
             </m:r>
@@ -11318,11 +11158,10 @@
           <m:den>
             <m:r>
               <m:rPr>
-                <m:sty m:val="bi"/>
+                <m:sty m:val="i"/>
               </m:rPr>
               <w:rPr>
                 <w:rFonts w:ascii="Times New Roman" w:hAnsi="Times New Roman" w:cs="Cambria Math"/>
-                <w:u w:val="thick"/>
               </w:rPr>
               <m:t>R</m:t>
             </m:r>
@@ -11351,20 +11190,17 @@
             <m:ctrlPr>
               <w:rPr>
                 <w:rFonts w:ascii="Times New Roman" w:hAnsi="Times New Roman"/>
-                <w:b/>
-                <w:bCs/>
-                <w:u w:val="thick"/>
+                <w:bdr w:val="single" w:sz="8" w:space="0" w:color="auto"/>
               </w:rPr>
             </m:ctrlPr>
           </m:fPr>
           <m:num>
             <m:r>
               <m:rPr>
-                <m:sty m:val="bi"/>
+                <m:sty m:val="i"/>
               </m:rPr>
               <w:rPr>
                 <w:rFonts w:ascii="Times New Roman" w:hAnsi="Times New Roman" w:cs="Cambria Math"/>
-                <w:u w:val="thick"/>
               </w:rPr>
               <m:t>1</m:t>
             </m:r>
@@ -11372,11 +11208,10 @@
           <m:den>
             <m:r>
               <m:rPr>
-                <m:sty m:val="bi"/>
+                <m:sty m:val="i"/>
               </m:rPr>
               <w:rPr>
                 <w:rFonts w:ascii="Times New Roman" w:hAnsi="Times New Roman" w:cs="Cambria Math"/>
-                <w:u w:val="thick"/>
               </w:rPr>
               <m:t>U</m:t>
             </m:r>
@@ -11397,20 +11232,17 @@
             <m:ctrlPr>
               <w:rPr>
                 <w:rFonts w:ascii="Times New Roman" w:hAnsi="Times New Roman"/>
-                <w:b/>
-                <w:bCs/>
-                <w:u w:val="thick"/>
+                <w:bdr w:val="single" w:sz="8" w:space="0" w:color="auto"/>
               </w:rPr>
             </m:ctrlPr>
           </m:fPr>
           <m:num>
             <m:r>
               <m:rPr>
-                <m:sty m:val="bi"/>
+                <m:sty m:val="i"/>
               </m:rPr>
               <w:rPr>
                 <w:rFonts w:ascii="Times New Roman" w:hAnsi="Times New Roman" w:cs="Cambria Math"/>
-                <w:u w:val="thick"/>
               </w:rPr>
               <m:t>1</m:t>
             </m:r>
@@ -11418,11 +11250,10 @@
           <m:den>
             <m:r>
               <m:rPr>
-                <m:sty m:val="bi"/>
+                <m:sty m:val="i"/>
               </m:rPr>
               <w:rPr>
                 <w:rFonts w:ascii="Times New Roman" w:hAnsi="Times New Roman" w:cs="Cambria Math"/>
-                <w:u w:val="thick"/>
               </w:rPr>
               <m:t>R</m:t>
             </m:r>
@@ -11460,20 +11291,17 @@
             <m:ctrlPr>
               <w:rPr>
                 <w:rFonts w:ascii="Times New Roman" w:hAnsi="Times New Roman"/>
-                <w:b/>
-                <w:bCs/>
-                <w:u w:val="thick"/>
+                <w:bdr w:val="single" w:sz="8" w:space="0" w:color="auto"/>
               </w:rPr>
             </m:ctrlPr>
           </m:fPr>
           <m:num>
             <m:r>
               <m:rPr>
-                <m:sty m:val="bi"/>
+                <m:sty m:val="i"/>
               </m:rPr>
               <w:rPr>
                 <w:rFonts w:ascii="Times New Roman" w:hAnsi="Times New Roman" w:cs="Cambria Math"/>
-                <w:u w:val="thick"/>
               </w:rPr>
               <m:t>r</m:t>
             </m:r>
@@ -11481,11 +11309,10 @@
           <m:den>
             <m:r>
               <m:rPr>
-                <m:sty m:val="bi"/>
+                <m:sty m:val="i"/>
               </m:rPr>
               <w:rPr>
                 <w:rFonts w:ascii="Times New Roman" w:hAnsi="Times New Roman" w:cs="Cambria Math"/>
-                <w:u w:val="thick"/>
               </w:rPr>
               <m:t>E</m:t>
             </m:r>
@@ -11506,20 +11333,17 @@
             <m:ctrlPr>
               <w:rPr>
                 <w:rFonts w:ascii="Times New Roman" w:hAnsi="Times New Roman"/>
-                <w:b/>
-                <w:bCs/>
-                <w:u w:val="thick"/>
+                <w:bdr w:val="single" w:sz="8" w:space="0" w:color="auto"/>
               </w:rPr>
             </m:ctrlPr>
           </m:fPr>
           <m:num>
             <m:r>
               <m:rPr>
-                <m:sty m:val="bi"/>
+                <m:sty m:val="i"/>
               </m:rPr>
               <w:rPr>
                 <w:rFonts w:ascii="Times New Roman" w:hAnsi="Times New Roman" w:cs="Cambria Math"/>
-                <w:u w:val="thick"/>
               </w:rPr>
               <m:t>1</m:t>
             </m:r>
@@ -11527,11 +11351,10 @@
           <m:den>
             <m:r>
               <m:rPr>
-                <m:sty m:val="bi"/>
+                <m:sty m:val="i"/>
               </m:rPr>
               <w:rPr>
                 <w:rFonts w:ascii="Times New Roman" w:hAnsi="Times New Roman" w:cs="Cambria Math"/>
-                <w:u w:val="thick"/>
               </w:rPr>
               <m:t>E</m:t>
             </m:r>
@@ -11699,96 +11522,80 @@
       <w:r>
         <w:rPr>
           <w:rFonts w:ascii="Times New Roman" w:eastAsia="宋体" w:hAnsi="Times New Roman" w:cs="Times New Roman"/>
-          <w:b/>
-          <w:bCs/>
           <w:i/>
           <w:sz w:val="21"/>
           <w:szCs w:val="21"/>
-          <w:u w:val="thick"/>
+          <w:bdr w:val="single" w:sz="8" w:space="0" w:color="auto"/>
         </w:rPr>
         <w:t>E</w:t>
       </w:r>
       <w:r>
         <w:rPr>
           <w:rFonts w:ascii="Times New Roman" w:eastAsia="宋体" w:hAnsi="Times New Roman" w:cs="Times New Roman"/>
-          <w:b/>
-          <w:bCs/>
           <w:i/>
           <w:sz w:val="21"/>
           <w:szCs w:val="21"/>
-          <w:u w:val="thick"/>
+          <w:bdr w:val="single" w:sz="8" w:space="0" w:color="auto"/>
         </w:rPr>
         <w:t>测＜</w:t>
       </w:r>
       <w:r>
         <w:rPr>
           <w:rFonts w:ascii="Times New Roman" w:eastAsia="宋体" w:hAnsi="Times New Roman" w:cs="Times New Roman"/>
-          <w:b/>
-          <w:bCs/>
           <w:i/>
           <w:sz w:val="21"/>
           <w:szCs w:val="21"/>
-          <w:u w:val="thick"/>
+          <w:bdr w:val="single" w:sz="8" w:space="0" w:color="auto"/>
         </w:rPr>
         <w:t>E</w:t>
       </w:r>
       <w:r>
         <w:rPr>
           <w:rFonts w:ascii="Times New Roman" w:eastAsia="宋体" w:hAnsi="Times New Roman" w:cs="Times New Roman"/>
-          <w:b/>
-          <w:bCs/>
           <w:i/>
           <w:sz w:val="21"/>
           <w:szCs w:val="21"/>
-          <w:u w:val="thick"/>
+          <w:bdr w:val="single" w:sz="8" w:space="0" w:color="auto"/>
         </w:rPr>
         <w:t>真，</w:t>
       </w:r>
       <w:r>
         <w:rPr>
           <w:rFonts w:ascii="Times New Roman" w:eastAsia="宋体" w:hAnsi="Times New Roman" w:cs="Times New Roman"/>
-          <w:b/>
-          <w:bCs/>
           <w:i/>
           <w:sz w:val="21"/>
           <w:szCs w:val="21"/>
-          <w:u w:val="thick"/>
+          <w:bdr w:val="single" w:sz="8" w:space="0" w:color="auto"/>
         </w:rPr>
         <w:t>r</w:t>
       </w:r>
       <w:r>
         <w:rPr>
           <w:rFonts w:ascii="Times New Roman" w:eastAsia="宋体" w:hAnsi="Times New Roman" w:cs="Times New Roman"/>
-          <w:b/>
-          <w:bCs/>
           <w:i/>
           <w:sz w:val="21"/>
           <w:szCs w:val="21"/>
-          <w:u w:val="thick"/>
+          <w:bdr w:val="single" w:sz="8" w:space="0" w:color="auto"/>
         </w:rPr>
         <w:t>测＜</w:t>
       </w:r>
       <w:r>
         <w:rPr>
           <w:rFonts w:ascii="Times New Roman" w:eastAsia="宋体" w:hAnsi="Times New Roman" w:cs="Times New Roman"/>
-          <w:b/>
-          <w:bCs/>
           <w:i/>
           <w:sz w:val="21"/>
           <w:szCs w:val="21"/>
-          <w:u w:val="thick"/>
+          <w:bdr w:val="single" w:sz="8" w:space="0" w:color="auto"/>
         </w:rPr>
         <w:t>r</w:t>
       </w:r>
       <w:r>
         <w:rPr>
           <w:rFonts w:ascii="Times New Roman" w:eastAsia="宋体" w:hAnsi="Times New Roman" w:cs="Times New Roman"/>
-          <w:b/>
-          <w:bCs/>
           <w:i/>
           <w:sz w:val="21"/>
           <w:szCs w:val="21"/>
-          <w:u w:val="thick"/>
+          <w:bdr w:val="single" w:sz="8" w:space="0" w:color="auto"/>
         </w:rPr>
         <w:t>真</w:t>
       </w:r>
@@ -11850,11 +11657,8 @@
         <w:rPr>
           <w:rFonts w:ascii="Times New Roman" w:eastAsia="宋体" w:hAnsi="Times New Roman" w:cs="Times New Roman"/>
           <w:b/>
-          <w:strike/>
-          <w:color w:val="FF0000"/>
-          <w:sz w:val="21"/>
-          <w:szCs w:val="21"/>
-          <w:highlight w:val="yellow"/>
+          <w:sz w:val="21"/>
+          <w:szCs w:val="21"/>
         </w:rPr>
         <w:t>3</w:t>
       </w:r>
@@ -22729,11 +22533,8 @@
         <w:rPr>
           <w:rFonts w:ascii="Times New Roman" w:eastAsia="宋体" w:hAnsi="Times New Roman" w:cs="Times New Roman"/>
           <w:b/>
-          <w:strike/>
-          <w:color w:val="FF0000"/>
-          <w:sz w:val="21"/>
-          <w:szCs w:val="21"/>
-          <w:highlight w:val="yellow"/>
+          <w:sz w:val="21"/>
+          <w:szCs w:val="21"/>
         </w:rPr>
         <w:t>7</w:t>
       </w:r>
@@ -25302,11 +25103,8 @@
         <w:rPr>
           <w:rFonts w:ascii="Times New Roman" w:eastAsia="宋体" w:hAnsi="Times New Roman" w:cs="Times New Roman"/>
           <w:b/>
-          <w:strike/>
-          <w:color w:val="FF0000"/>
-          <w:sz w:val="21"/>
-          <w:szCs w:val="21"/>
-          <w:highlight w:val="yellow"/>
+          <w:sz w:val="21"/>
+          <w:szCs w:val="21"/>
         </w:rPr>
         <w:t>8</w:t>
       </w:r>
@@ -29401,11 +29199,8 @@
         <w:rPr>
           <w:rFonts w:ascii="Times New Roman" w:eastAsia="宋体" w:hAnsi="Times New Roman" w:cs="Times New Roman"/>
           <w:b/>
-          <w:strike/>
-          <w:color w:val="FF0000"/>
-          <w:sz w:val="21"/>
-          <w:szCs w:val="21"/>
-          <w:highlight w:val="yellow"/>
+          <w:sz w:val="21"/>
+          <w:szCs w:val="21"/>
         </w:rPr>
         <w:t>9</w:t>
       </w:r>
@@ -33428,7 +33223,7 @@
     <w:sectPr>
       <w:footerReference w:type="default" r:id="rId37"/>
       <w:pgSz w:w="11906" w:h="16838"/>
-      <w:pgMar w:top="720" w:right="720" w:bottom="720" w:left="720" w:header="720" w:footer="720" w:gutter="0"/>
+      <w:pgMar w:top="850" w:right="850" w:bottom="850" w:left="850" w:header="850" w:footer="850" w:gutter="0"/>
       <w:pgNumType w:start="1"/>
       <w:cols w:space="720"/>
       <w:docGrid w:linePitch="360"/>
@@ -33463,84 +33258,62 @@
 </file>
 
 <file path=word/footer1.xml><?xml version="1.0" encoding="utf-8"?>
-<w:ftr xmlns:wpc="http://schemas.microsoft.com/office/word/2010/wordprocessingCanvas" xmlns:cx="http://schemas.microsoft.com/office/drawing/2014/chartex" xmlns:cx1="http://schemas.microsoft.com/office/drawing/2015/9/8/chartex" xmlns:cx2="http://schemas.microsoft.com/office/drawing/2015/10/21/chartex" xmlns:cx3="http://schemas.microsoft.com/office/drawing/2016/5/9/chartex" xmlns:cx4="http://schemas.microsoft.com/office/drawing/2016/5/10/chartex" xmlns:cx5="http://schemas.microsoft.com/office/drawing/2016/5/11/chartex" xmlns:cx6="http://schemas.microsoft.com/office/drawing/2016/5/12/chartex" xmlns:cx7="http://schemas.microsoft.com/office/drawing/2016/5/13/chartex" xmlns:cx8="http://schemas.microsoft.com/office/drawing/2016/5/14/chartex" xmlns:mc="http://schemas.openxmlformats.org/markup-compatibility/2006" xmlns:aink="http://schemas.microsoft.com/office/drawing/2016/ink" xmlns:am3d="http://schemas.microsoft.com/office/drawing/2017/model3d" xmlns:o="urn:schemas-microsoft-com:office:office" xmlns:oel="http://schemas.microsoft.com/office/2019/extlst" xmlns:r="http://schemas.openxmlformats.org/officeDocument/2006/relationships" xmlns:m="http://schemas.openxmlformats.org/officeDocument/2006/math" xmlns:v="urn:schemas-microsoft-com:vml" xmlns:wp14="http://schemas.microsoft.com/office/word/2010/wordprocessingDrawing" xmlns:wp="http://schemas.openxmlformats.org/drawingml/2006/wordprocessingDrawing" xmlns:w10="urn:schemas-microsoft-com:office:word" xmlns:w="http://schemas.openxmlformats.org/wordprocessingml/2006/main" xmlns:w14="http://schemas.microsoft.com/office/word/2010/wordml" xmlns:w15="http://schemas.microsoft.com/office/word/2012/wordml" xmlns:w16cex="http://schemas.microsoft.com/office/word/2018/wordml/cex" xmlns:w16cid="http://schemas.microsoft.com/office/word/2016/wordml/cid" xmlns:w16="http://schemas.microsoft.com/office/word/2018/wordml" xmlns:w16sdtdh="http://schemas.microsoft.com/office/word/2020/wordml/sdtdatahash" xmlns:w16se="http://schemas.microsoft.com/office/word/2015/wordml/symex" xmlns:wpg="http://schemas.microsoft.com/office/word/2010/wordprocessingGroup" xmlns:wpi="http://schemas.microsoft.com/office/word/2010/wordprocessingInk" xmlns:wne="http://schemas.microsoft.com/office/word/2006/wordml" xmlns:wps="http://schemas.microsoft.com/office/word/2010/wordprocessingShape" mc:Ignorable="w14 w15 w16se w16cid w16 w16cex w16sdtdh wp14">
+<w:ftr xmlns:w="http://schemas.openxmlformats.org/wordprocessingml/2006/main" xmlns:r="http://schemas.openxmlformats.org/officeDocument/2006/relationships">
   <w:p>
     <w:pPr>
       <w:jc w:val="center"/>
     </w:pPr>
     <w:r>
       <w:rPr>
-        <w:rFonts w:ascii="Times New Roman" w:eastAsia="宋体" w:hAnsi="Times New Roman"/>
+        <w:rFonts w:ascii="Times New Roman" w:hAnsi="Times New Roman" w:eastAsia="宋体"/>
         <w:sz w:val="21"/>
         <w:szCs w:val="21"/>
       </w:rPr>
-      <w:t>第</w:t>
-    </w:r>
-    <w:r>
-      <w:fldChar w:fldCharType="begin"/>
-    </w:r>
-    <w:r>
-      <w:instrText xml:space="preserve"> PAGE </w:instrText>
-    </w:r>
-    <w:r>
-      <w:fldChar w:fldCharType="separate"/>
+      <w:t xml:space="preserve">第12章·实验　</w:t>
     </w:r>
     <w:r>
       <w:rPr>
-        <w:rFonts w:ascii="Times New Roman" w:eastAsia="宋体" w:hAnsi="Times New Roman"/>
+        <w:rFonts w:ascii="Times New Roman" w:hAnsi="Times New Roman" w:eastAsia="宋体"/>
         <w:sz w:val="21"/>
         <w:szCs w:val="21"/>
       </w:rPr>
-      <w:t>1</w:t>
+      <w:t xml:space="preserve">第</w:t>
     </w:r>
+    <w:fldSimple w:instr=" PAGE ">
+      <w:r>
+        <w:rPr>
+          <w:rFonts w:ascii="Times New Roman" w:hAnsi="Times New Roman" w:eastAsia="宋体"/>
+          <w:sz w:val="21"/>
+          <w:szCs w:val="21"/>
+        </w:rPr>
+        <w:t xml:space="preserve">1</w:t>
+      </w:r>
+    </w:fldSimple>
     <w:r>
       <w:rPr>
-        <w:rFonts w:ascii="Times New Roman" w:eastAsia="宋体" w:hAnsi="Times New Roman"/>
+        <w:rFonts w:ascii="Times New Roman" w:hAnsi="Times New Roman" w:eastAsia="宋体"/>
         <w:sz w:val="21"/>
         <w:szCs w:val="21"/>
       </w:rPr>
-      <w:fldChar w:fldCharType="end"/>
+      <w:t xml:space="preserve">页（共</w:t>
     </w:r>
+    <w:fldSimple w:instr=" NUMPAGES ">
+      <w:r>
+        <w:rPr>
+          <w:rFonts w:ascii="Times New Roman" w:hAnsi="Times New Roman" w:eastAsia="宋体"/>
+          <w:sz w:val="21"/>
+          <w:szCs w:val="21"/>
+        </w:rPr>
+        <w:t xml:space="preserve">1</w:t>
+      </w:r>
+    </w:fldSimple>
     <w:r>
       <w:rPr>
-        <w:rFonts w:ascii="Times New Roman" w:eastAsia="宋体" w:hAnsi="Times New Roman"/>
+        <w:rFonts w:ascii="Times New Roman" w:hAnsi="Times New Roman" w:eastAsia="宋体"/>
         <w:sz w:val="21"/>
         <w:szCs w:val="21"/>
       </w:rPr>
-      <w:t>页（共</w:t>
-    </w:r>
-    <w:r>
-      <w:fldChar w:fldCharType="begin"/>
-    </w:r>
-    <w:r>
-      <w:instrText xml:space="preserve"> NUMPAGES </w:instrText>
-    </w:r>
-    <w:r>
-      <w:fldChar w:fldCharType="separate"/>
-    </w:r>
-    <w:r>
-      <w:rPr>
-        <w:rFonts w:ascii="Times New Roman" w:eastAsia="宋体" w:hAnsi="Times New Roman"/>
-        <w:sz w:val="21"/>
-        <w:szCs w:val="21"/>
-      </w:rPr>
-      <w:t>1</w:t>
-    </w:r>
-    <w:r>
-      <w:rPr>
-        <w:rFonts w:ascii="Times New Roman" w:eastAsia="宋体" w:hAnsi="Times New Roman"/>
-        <w:sz w:val="21"/>
-        <w:szCs w:val="21"/>
-      </w:rPr>
-      <w:fldChar w:fldCharType="end"/>
-    </w:r>
-    <w:r>
-      <w:rPr>
-        <w:rFonts w:ascii="Times New Roman" w:eastAsia="宋体" w:hAnsi="Times New Roman"/>
-        <w:sz w:val="21"/>
-        <w:szCs w:val="21"/>
-      </w:rPr>
-      <w:t>页）</w:t>
+      <w:t xml:space="preserve">页）</w:t>
     </w:r>
   </w:p>
 </w:ftr>

--- a/高中物理/高中物理同步/人教版必修3 第12章 电能 能量守恒定律·实验卷（10题3条）.docx
+++ b/高中物理/高中物理同步/人教版必修3 第12章 电能 能量守恒定律·实验卷（10题3条）.docx
@@ -33552,9 +33552,9 @@
   <w:docDefaults>
     <w:rPrDefault>
       <w:rPr>
-        <w:rFonts w:asciiTheme="minorHAnsi" w:eastAsiaTheme="minorEastAsia" w:hAnsiTheme="minorHAnsi" w:cstheme="minorBidi"/>
-        <w:sz w:val="22"/>
-        <w:szCs w:val="22"/>
+        <w:rFonts w:cstheme="minorBidi" w:ascii="Times New Roman" w:hAnsi="Times New Roman" w:eastAsia="宋体" w:cs="Times New Roman"/>
+        <w:sz w:val="21"/>
+        <w:szCs w:val="21"/>
         <w:lang w:val="en-US" w:eastAsia="en-US" w:bidi="ar-SA"/>
       </w:rPr>
     </w:rPrDefault>

--- a/高中物理/高中物理同步/人教版必修3 第12章 电能 能量守恒定律·实验卷（10题3条）.docx
+++ b/高中物理/高中物理同步/人教版必修3 第12章 电能 能量守恒定律·实验卷（10题3条）.docx
@@ -3803,15 +3803,15 @@
           <w:sz w:val="21"/>
           <w:szCs w:val="21"/>
         </w:rPr>
-        <w:t>22</w:t>
-      </w:r>
-      <w:r>
-        <w:rPr>
-          <w:rFonts w:ascii="Times New Roman" w:eastAsia="宋体" w:hAnsi="Times New Roman" w:cs="Times New Roman"/>
-          <w:sz w:val="21"/>
-          <w:szCs w:val="21"/>
-        </w:rPr>
-        <w:t>．实验：电池电动势和内阻的测量（伏安法）</w:t>
+        <w:t/>
+      </w:r>
+      <w:r>
+        <w:rPr>
+          <w:rFonts w:ascii="Times New Roman" w:eastAsia="宋体" w:hAnsi="Times New Roman" w:cs="Times New Roman"/>
+          <w:sz w:val="21"/>
+          <w:szCs w:val="21"/>
+        </w:rPr>
+        <w:t>24．实验：电池电动势和内阻的测量（伏安法）</w:t>
       </w:r>
     </w:p>
     <w:p>
@@ -8550,15 +8550,15 @@
           <w:sz w:val="21"/>
           <w:szCs w:val="21"/>
         </w:rPr>
-        <w:t>23</w:t>
-      </w:r>
-      <w:r>
-        <w:rPr>
-          <w:rFonts w:ascii="Times New Roman" w:eastAsia="宋体" w:hAnsi="Times New Roman" w:cs="Times New Roman"/>
-          <w:sz w:val="21"/>
-          <w:szCs w:val="21"/>
-        </w:rPr>
-        <w:t>．测量电源电动势和内阻的安阻法</w:t>
+        <w:t/>
+      </w:r>
+      <w:r>
+        <w:rPr>
+          <w:rFonts w:ascii="Times New Roman" w:eastAsia="宋体" w:hAnsi="Times New Roman" w:cs="Times New Roman"/>
+          <w:sz w:val="21"/>
+          <w:szCs w:val="21"/>
+        </w:rPr>
+        <w:t>25．测量电源电动势和内阻的安阻法</w:t>
       </w:r>
     </w:p>
     <w:p>
@@ -10241,15 +10241,15 @@
           <w:sz w:val="21"/>
           <w:szCs w:val="21"/>
         </w:rPr>
-        <w:t>24</w:t>
-      </w:r>
-      <w:r>
-        <w:rPr>
-          <w:rFonts w:ascii="Times New Roman" w:eastAsia="宋体" w:hAnsi="Times New Roman" w:cs="Times New Roman"/>
-          <w:sz w:val="21"/>
-          <w:szCs w:val="21"/>
-        </w:rPr>
-        <w:t>．测量电源电动势和内阻的伏阻法</w:t>
+        <w:t/>
+      </w:r>
+      <w:r>
+        <w:rPr>
+          <w:rFonts w:ascii="Times New Roman" w:eastAsia="宋体" w:hAnsi="Times New Roman" w:cs="Times New Roman"/>
+          <w:sz w:val="21"/>
+          <w:szCs w:val="21"/>
+        </w:rPr>
+        <w:t>26．测量电源电动势和内阻的伏阻法</w:t>
       </w:r>
     </w:p>
     <w:p>

--- a/高中物理/高中物理同步/人教版必修3 第12章 电能 能量守恒定律·实验卷（10题3条）.docx
+++ b/高中物理/高中物理同步/人教版必修3 第12章 电能 能量守恒定律·实验卷（10题3条）.docx
@@ -4,7 +4,7 @@
   <w:body>
     <w:p>
       <w:pPr>
-        <w:spacing w:after="0" w:line="300" w:lineRule="auto"/>
+        <w:spacing w:after="0" w:line="300" w:lineRule="auto" w:before="0"/>
         <w:rPr>
           <w:sz w:val="21"/>
           <w:szCs w:val="21"/>
@@ -164,7 +164,7 @@
     </w:p>
     <w:p>
       <w:pPr>
-        <w:spacing w:after="0" w:line="300" w:lineRule="auto"/>
+        <w:spacing w:after="0" w:line="300" w:lineRule="auto" w:before="0"/>
         <w:rPr>
           <w:sz w:val="21"/>
           <w:szCs w:val="21"/>
@@ -174,7 +174,7 @@
     </w:p>
     <w:p>
       <w:pPr>
-        <w:spacing w:after="0" w:line="300" w:lineRule="auto"/>
+        <w:spacing w:after="0" w:line="300" w:lineRule="auto" w:before="0"/>
         <w:rPr>
           <w:sz w:val="21"/>
           <w:szCs w:val="21"/>
@@ -204,7 +204,7 @@
     </w:p>
     <w:p>
       <w:pPr>
-        <w:spacing w:after="0" w:line="300" w:lineRule="auto"/>
+        <w:spacing w:after="0" w:line="300" w:lineRule="auto" w:before="0"/>
         <w:rPr>
           <w:sz w:val="21"/>
           <w:szCs w:val="21"/>
@@ -234,7 +234,7 @@
     </w:p>
     <w:p>
       <w:pPr>
-        <w:spacing w:after="0" w:line="300" w:lineRule="auto"/>
+        <w:spacing w:after="0" w:line="300" w:lineRule="auto" w:before="0"/>
         <w:rPr>
           <w:sz w:val="21"/>
           <w:szCs w:val="21"/>
@@ -260,7 +260,7 @@
     </w:p>
     <w:p>
       <w:pPr>
-        <w:spacing w:after="0" w:line="300" w:lineRule="auto"/>
+        <w:spacing w:after="0" w:line="300" w:lineRule="auto" w:before="0"/>
         <w:rPr>
           <w:sz w:val="21"/>
           <w:szCs w:val="21"/>
@@ -359,7 +359,7 @@
     </w:p>
     <w:p>
       <w:pPr>
-        <w:spacing w:after="0" w:line="300" w:lineRule="auto"/>
+        <w:spacing w:after="0" w:line="300" w:lineRule="auto" w:before="0"/>
         <w:rPr>
           <w:sz w:val="21"/>
           <w:szCs w:val="21"/>
@@ -392,7 +392,7 @@
     </w:p>
     <w:p>
       <w:pPr>
-        <w:spacing w:after="0" w:line="300" w:lineRule="auto"/>
+        <w:spacing w:after="0" w:line="300" w:lineRule="auto" w:before="0"/>
         <w:rPr>
           <w:sz w:val="21"/>
           <w:szCs w:val="21"/>
@@ -433,7 +433,7 @@
     </w:p>
     <w:p>
       <w:pPr>
-        <w:spacing w:after="0" w:line="300" w:lineRule="auto"/>
+        <w:spacing w:after="0" w:line="300" w:lineRule="auto" w:before="0"/>
         <w:rPr>
           <w:sz w:val="21"/>
           <w:szCs w:val="21"/>
@@ -490,7 +490,7 @@
     </w:p>
     <w:p>
       <w:pPr>
-        <w:spacing w:after="0" w:line="300" w:lineRule="auto"/>
+        <w:spacing w:after="0" w:line="300" w:lineRule="auto" w:before="0"/>
         <w:rPr>
           <w:sz w:val="21"/>
           <w:szCs w:val="21"/>
@@ -547,7 +547,7 @@
     </w:p>
     <w:p>
       <w:pPr>
-        <w:spacing w:after="0" w:line="300" w:lineRule="auto"/>
+        <w:spacing w:after="0" w:line="300" w:lineRule="auto" w:before="0"/>
         <w:rPr>
           <w:sz w:val="21"/>
           <w:szCs w:val="21"/>
@@ -613,7 +613,7 @@
     </w:p>
     <w:p>
       <w:pPr>
-        <w:spacing w:after="0" w:line="300" w:lineRule="auto"/>
+        <w:spacing w:after="0" w:line="300" w:lineRule="auto" w:before="0"/>
         <w:rPr>
           <w:sz w:val="21"/>
           <w:szCs w:val="21"/>
@@ -898,7 +898,7 @@
     </w:p>
     <w:p>
       <w:pPr>
-        <w:spacing w:after="0" w:line="300" w:lineRule="auto"/>
+        <w:spacing w:after="0" w:line="300" w:lineRule="auto" w:before="0"/>
         <w:rPr>
           <w:sz w:val="21"/>
           <w:szCs w:val="21"/>
@@ -979,7 +979,7 @@
     </w:p>
     <w:p>
       <w:pPr>
-        <w:spacing w:after="0" w:line="300" w:lineRule="auto"/>
+        <w:spacing w:after="0" w:line="300" w:lineRule="auto" w:before="0"/>
         <w:rPr>
           <w:sz w:val="21"/>
           <w:szCs w:val="21"/>
@@ -1092,7 +1092,7 @@
     </w:p>
     <w:p>
       <w:pPr>
-        <w:spacing w:after="0" w:line="300" w:lineRule="auto"/>
+        <w:spacing w:after="0" w:line="300" w:lineRule="auto" w:before="0"/>
         <w:rPr>
           <w:sz w:val="21"/>
           <w:szCs w:val="21"/>
@@ -1165,7 +1165,7 @@
     </w:p>
     <w:p>
       <w:pPr>
-        <w:spacing w:after="0" w:line="300" w:lineRule="auto"/>
+        <w:spacing w:after="0" w:line="300" w:lineRule="auto" w:before="0"/>
         <w:rPr>
           <w:sz w:val="21"/>
           <w:szCs w:val="21"/>
@@ -1238,7 +1238,7 @@
     </w:p>
     <w:p>
       <w:pPr>
-        <w:spacing w:after="0" w:line="300" w:lineRule="auto"/>
+        <w:spacing w:after="0" w:line="300" w:lineRule="auto" w:before="0"/>
         <w:rPr>
           <w:sz w:val="21"/>
           <w:szCs w:val="21"/>
@@ -1271,7 +1271,7 @@
     </w:p>
     <w:p>
       <w:pPr>
-        <w:spacing w:after="0" w:line="300" w:lineRule="auto"/>
+        <w:spacing w:after="0" w:line="300" w:lineRule="auto" w:before="0"/>
         <w:rPr>
           <w:sz w:val="21"/>
           <w:szCs w:val="21"/>
@@ -1336,7 +1336,7 @@
     </w:p>
     <w:p>
       <w:pPr>
-        <w:spacing w:after="0" w:line="300" w:lineRule="auto"/>
+        <w:spacing w:after="0" w:line="300" w:lineRule="auto" w:before="0"/>
         <w:rPr>
           <w:sz w:val="21"/>
           <w:szCs w:val="21"/>
@@ -1614,7 +1614,7 @@
     </w:p>
     <w:p>
       <w:pPr>
-        <w:spacing w:after="0" w:line="300" w:lineRule="auto"/>
+        <w:spacing w:after="0" w:line="300" w:lineRule="auto" w:before="0"/>
         <w:rPr>
           <w:sz w:val="21"/>
           <w:szCs w:val="21"/>
@@ -1679,7 +1679,7 @@
     </w:p>
     <w:p>
       <w:pPr>
-        <w:spacing w:after="0" w:line="300" w:lineRule="auto"/>
+        <w:spacing w:after="0" w:line="300" w:lineRule="auto" w:before="0"/>
         <w:rPr>
           <w:sz w:val="21"/>
           <w:szCs w:val="21"/>
@@ -1728,7 +1728,7 @@
     </w:p>
     <w:p>
       <w:pPr>
-        <w:spacing w:after="0" w:line="300" w:lineRule="auto"/>
+        <w:spacing w:after="0" w:line="300" w:lineRule="auto" w:before="0"/>
         <w:rPr>
           <w:sz w:val="21"/>
           <w:szCs w:val="21"/>
@@ -1737,7 +1737,7 @@
     </w:p>
     <w:p>
       <w:pPr>
-        <w:spacing w:after="0" w:line="300" w:lineRule="auto"/>
+        <w:spacing w:after="0" w:line="300" w:lineRule="auto" w:before="0"/>
         <w:rPr>
           <w:sz w:val="21"/>
           <w:szCs w:val="21"/>
@@ -1763,7 +1763,7 @@
     </w:p>
     <w:p>
       <w:pPr>
-        <w:spacing w:after="0" w:line="300" w:lineRule="auto"/>
+        <w:spacing w:after="0" w:line="300" w:lineRule="auto" w:before="0"/>
         <w:rPr>
           <w:sz w:val="21"/>
           <w:szCs w:val="21"/>
@@ -1817,7 +1817,7 @@
     </w:p>
     <w:p>
       <w:pPr>
-        <w:spacing w:after="0" w:line="300" w:lineRule="auto"/>
+        <w:spacing w:after="0" w:line="300" w:lineRule="auto" w:before="0"/>
         <w:rPr>
           <w:sz w:val="21"/>
           <w:szCs w:val="21"/>
@@ -1875,7 +1875,7 @@
     </w:p>
     <w:p>
       <w:pPr>
-        <w:spacing w:after="0" w:line="300" w:lineRule="auto"/>
+        <w:spacing w:after="0" w:line="300" w:lineRule="auto" w:before="0"/>
         <w:rPr>
           <w:sz w:val="21"/>
           <w:szCs w:val="21"/>
@@ -1996,7 +1996,7 @@
     </w:p>
     <w:p>
       <w:pPr>
-        <w:spacing w:after="0" w:line="300" w:lineRule="auto"/>
+        <w:spacing w:after="0" w:line="300" w:lineRule="auto" w:before="0"/>
         <w:rPr>
           <w:sz w:val="21"/>
           <w:szCs w:val="21"/>
@@ -2021,7 +2021,7 @@
     </w:p>
     <w:p>
       <w:pPr>
-        <w:spacing w:after="0" w:line="300" w:lineRule="auto"/>
+        <w:spacing w:after="0" w:line="300" w:lineRule="auto" w:before="0"/>
         <w:rPr>
           <w:sz w:val="21"/>
           <w:szCs w:val="21"/>
@@ -2096,7 +2096,7 @@
     </w:p>
     <w:p>
       <w:pPr>
-        <w:spacing w:after="0" w:line="300" w:lineRule="auto"/>
+        <w:spacing w:after="0" w:line="300" w:lineRule="auto" w:before="0"/>
         <w:rPr>
           <w:sz w:val="21"/>
           <w:szCs w:val="21"/>
@@ -2169,7 +2169,7 @@
     </w:p>
     <w:p>
       <w:pPr>
-        <w:spacing w:after="0" w:line="300" w:lineRule="auto"/>
+        <w:spacing w:after="0" w:line="300" w:lineRule="auto" w:before="0"/>
         <w:rPr>
           <w:sz w:val="21"/>
           <w:szCs w:val="21"/>
@@ -2211,7 +2211,7 @@
     </w:p>
     <w:p>
       <w:pPr>
-        <w:spacing w:after="0" w:line="300" w:lineRule="auto"/>
+        <w:spacing w:after="0" w:line="300" w:lineRule="auto" w:before="0"/>
         <w:rPr>
           <w:sz w:val="21"/>
           <w:szCs w:val="21"/>
@@ -2271,7 +2271,7 @@
     </w:p>
     <w:p>
       <w:pPr>
-        <w:spacing w:after="0" w:line="300" w:lineRule="auto"/>
+        <w:spacing w:after="0" w:line="300" w:lineRule="auto" w:before="0"/>
         <w:rPr>
           <w:sz w:val="21"/>
           <w:szCs w:val="21"/>
@@ -2296,7 +2296,7 @@
     </w:p>
     <w:p>
       <w:pPr>
-        <w:spacing w:after="0" w:line="300" w:lineRule="auto"/>
+        <w:spacing w:after="0" w:line="300" w:lineRule="auto" w:before="0"/>
         <w:rPr>
           <w:sz w:val="21"/>
           <w:szCs w:val="21"/>
@@ -2353,7 +2353,7 @@
     </w:p>
     <w:p>
       <w:pPr>
-        <w:spacing w:after="0" w:line="300" w:lineRule="auto"/>
+        <w:spacing w:after="0" w:line="300" w:lineRule="auto" w:before="0"/>
         <w:rPr>
           <w:sz w:val="21"/>
           <w:szCs w:val="21"/>
@@ -2421,7 +2421,7 @@
     </w:p>
     <w:p>
       <w:pPr>
-        <w:spacing w:after="0" w:line="300" w:lineRule="auto"/>
+        <w:spacing w:after="0" w:line="300" w:lineRule="auto" w:before="0"/>
         <w:rPr>
           <w:sz w:val="21"/>
           <w:szCs w:val="21"/>
@@ -2519,7 +2519,7 @@
     </w:p>
     <w:p>
       <w:pPr>
-        <w:spacing w:after="0" w:line="300" w:lineRule="auto"/>
+        <w:spacing w:after="0" w:line="300" w:lineRule="auto" w:before="0"/>
         <w:rPr>
           <w:sz w:val="21"/>
           <w:szCs w:val="21"/>
@@ -2600,7 +2600,7 @@
     </w:p>
     <w:p>
       <w:pPr>
-        <w:spacing w:after="0" w:line="300" w:lineRule="auto"/>
+        <w:spacing w:after="0" w:line="300" w:lineRule="auto" w:before="0"/>
         <w:rPr>
           <w:sz w:val="21"/>
           <w:szCs w:val="21"/>
@@ -2657,101 +2657,347 @@
         </w:rPr>
         <w:t>不变，由公式</w:t>
       </w:r>
+      <m:oMath>
+        <m:sSub>
+          <m:sSubPr>
+            <m:ctrlPr>
+              <w:rPr>
+                <w:rFonts w:ascii="Times New Roman" w:hAnsi="Times New Roman"/>
+              </w:rPr>
+            </m:ctrlPr>
+          </m:sSubPr>
+          <m:e>
+            <m:r>
+              <w:rPr>
+                <w:rFonts w:ascii="Times New Roman" w:hAnsi="Times New Roman" w:cs="Cambria Math"/>
+              </w:rPr>
+              <m:t>I</m:t>
+            </m:r>
+          </m:e>
+          <m:sub>
+            <m:r>
+              <w:rPr>
+                <w:rFonts w:ascii="Times New Roman" w:hAnsi="Times New Roman" w:cs="Cambria Math"/>
+              </w:rPr>
+              <m:t>g</m:t>
+            </m:r>
+          </m:sub>
+        </m:sSub>
+        <m:r>
+          <w:rPr>
+            <w:rFonts w:ascii="Times New Roman" w:hAnsi="Times New Roman" w:cs="Cambria Math"/>
+          </w:rPr>
+          <m:t>=</m:t>
+        </m:r>
+        <m:f>
+          <m:fPr>
+            <m:ctrlPr>
+              <w:rPr>
+                <w:rFonts w:ascii="Times New Roman" w:hAnsi="Times New Roman"/>
+              </w:rPr>
+            </m:ctrlPr>
+          </m:fPr>
+          <m:num>
+            <m:r>
+              <w:rPr>
+                <w:rFonts w:ascii="Times New Roman" w:hAnsi="Times New Roman" w:cs="Cambria Math"/>
+              </w:rPr>
+              <m:t>E</m:t>
+            </m:r>
+          </m:num>
+          <m:den>
+            <m:sSub>
+              <m:sSubPr>
+                <m:ctrlPr>
+                  <w:rPr>
+                    <w:rFonts w:ascii="Times New Roman" w:hAnsi="Times New Roman"/>
+                  </w:rPr>
+                </m:ctrlPr>
+              </m:sSubPr>
+              <m:e>
+                <m:r>
+                  <w:rPr>
+                    <w:rFonts w:ascii="Times New Roman" w:hAnsi="Times New Roman" w:cs="Cambria Math"/>
+                  </w:rPr>
+                  <m:t>R</m:t>
+                </m:r>
+              </m:e>
+              <m:sub>
+                <m:r>
+                  <m:rPr>
+                    <m:sty m:val="p"/>
+                  </m:rPr>
+                  <w:rPr>
+                    <w:rFonts w:ascii="Times New Roman" w:hAnsi="Times New Roman" w:cs="Cambria Math"/>
+                  </w:rPr>
+                  <m:t>内</m:t>
+                </m:r>
+              </m:sub>
+            </m:sSub>
+          </m:den>
+        </m:f>
+      </m:oMath>
     </w:p>
     <w:p>
       <w:pPr>
-        <w:spacing w:after="0" w:line="300" w:lineRule="auto"/>
+        <w:spacing w:after="0" w:line="300" w:lineRule="auto" w:before="0"/>
         <w:rPr>
           <w:sz w:val="21"/>
           <w:szCs w:val="21"/>
         </w:rPr>
       </w:pPr>
-      <m:oMathPara>
-        <m:oMath>
-          <m:sSub>
-            <m:sSubPr>
-              <m:ctrlPr>
-                <w:rPr>
-                  <w:rFonts w:ascii="Times New Roman" w:hAnsi="Times New Roman"/>
-                </w:rPr>
-              </m:ctrlPr>
-            </m:sSubPr>
-            <m:e>
-              <m:r>
-                <w:rPr>
-                  <w:rFonts w:ascii="Times New Roman" w:hAnsi="Times New Roman" w:cs="Cambria Math"/>
-                </w:rPr>
-                <m:t>I</m:t>
-              </m:r>
-            </m:e>
-            <m:sub>
-              <m:r>
-                <w:rPr>
-                  <w:rFonts w:ascii="Times New Roman" w:hAnsi="Times New Roman" w:cs="Cambria Math"/>
-                </w:rPr>
-                <m:t>g</m:t>
-              </m:r>
-            </m:sub>
-          </m:sSub>
-          <m:r>
-            <w:rPr>
-              <w:rFonts w:ascii="Times New Roman" w:hAnsi="Times New Roman" w:cs="Cambria Math"/>
-            </w:rPr>
-            <m:t>=</m:t>
-          </m:r>
-          <m:f>
-            <m:fPr>
-              <m:ctrlPr>
-                <w:rPr>
-                  <w:rFonts w:ascii="Times New Roman" w:hAnsi="Times New Roman"/>
-                </w:rPr>
-              </m:ctrlPr>
-            </m:fPr>
-            <m:num>
-              <m:r>
-                <w:rPr>
-                  <w:rFonts w:ascii="Times New Roman" w:hAnsi="Times New Roman" w:cs="Cambria Math"/>
-                </w:rPr>
-                <m:t>E</m:t>
-              </m:r>
-            </m:num>
-            <m:den>
-              <m:sSub>
-                <m:sSubPr>
-                  <m:ctrlPr>
-                    <w:rPr>
-                      <w:rFonts w:ascii="Times New Roman" w:hAnsi="Times New Roman"/>
-                    </w:rPr>
-                  </m:ctrlPr>
-                </m:sSubPr>
-                <m:e>
-                  <m:r>
-                    <w:rPr>
-                      <w:rFonts w:ascii="Times New Roman" w:hAnsi="Times New Roman" w:cs="Cambria Math"/>
-                    </w:rPr>
-                    <m:t>R</m:t>
-                  </m:r>
-                </m:e>
-                <m:sub>
-                  <m:r>
-                    <m:rPr>
-                      <m:sty m:val="p"/>
-                    </m:rPr>
-                    <w:rPr>
-                      <w:rFonts w:ascii="Times New Roman" w:hAnsi="Times New Roman" w:cs="Cambria Math"/>
-                    </w:rPr>
-                    <m:t>内</m:t>
-                  </m:r>
-                </m:sub>
-              </m:sSub>
-            </m:den>
-          </m:f>
-        </m:oMath>
-      </m:oMathPara>
+      <w:r>
+        <w:rPr>
+          <w:rFonts w:ascii="Times New Roman" w:eastAsia="宋体" w:hAnsi="Times New Roman" w:cs="Times New Roman"/>
+          <w:sz w:val="21"/>
+          <w:szCs w:val="21"/>
+        </w:rPr>
+        <w:t>欧姆表内阻</w:t>
+      </w:r>
+      <w:r>
+        <w:rPr>
+          <w:rFonts w:ascii="Times New Roman" w:eastAsia="宋体" w:hAnsi="Times New Roman" w:cs="Times New Roman"/>
+          <w:i/>
+          <w:sz w:val="21"/>
+          <w:szCs w:val="21"/>
+        </w:rPr>
+        <w:t>R</w:t>
+      </w:r>
+      <w:r>
+        <w:rPr>
+          <w:rFonts w:ascii="Times New Roman" w:eastAsia="宋体" w:hAnsi="Times New Roman" w:cs="Times New Roman"/>
+          <w:i/>
+          <w:sz w:val="21"/>
+          <w:szCs w:val="21"/>
+          <w:vertAlign w:val="subscript"/>
+        </w:rPr>
+        <w:t>内</w:t>
+      </w:r>
+      <w:r>
+        <w:rPr>
+          <w:rFonts w:ascii="Times New Roman" w:eastAsia="宋体" w:hAnsi="Times New Roman" w:cs="Times New Roman"/>
+          <w:sz w:val="21"/>
+          <w:szCs w:val="21"/>
+        </w:rPr>
+        <w:t>得调小，待测电阻的测量值是通过电流表的示数体现出来的，由</w:t>
+      </w:r>
+      <m:oMath>
+        <m:r>
+          <w:rPr>
+            <w:rFonts w:ascii="Times New Roman" w:hAnsi="Times New Roman" w:cs="Cambria Math"/>
+          </w:rPr>
+          <m:t>I=</m:t>
+        </m:r>
+        <m:f>
+          <m:fPr>
+            <m:ctrlPr>
+              <w:rPr>
+                <w:rFonts w:ascii="Times New Roman" w:hAnsi="Times New Roman"/>
+              </w:rPr>
+            </m:ctrlPr>
+          </m:fPr>
+          <m:num>
+            <m:r>
+              <w:rPr>
+                <w:rFonts w:ascii="Times New Roman" w:hAnsi="Times New Roman" w:cs="Cambria Math"/>
+              </w:rPr>
+              <m:t>E</m:t>
+            </m:r>
+          </m:num>
+          <m:den>
+            <m:sSub>
+              <m:sSubPr>
+                <m:ctrlPr>
+                  <w:rPr>
+                    <w:rFonts w:ascii="Times New Roman" w:hAnsi="Times New Roman"/>
+                  </w:rPr>
+                </m:ctrlPr>
+              </m:sSubPr>
+              <m:e>
+                <m:r>
+                  <w:rPr>
+                    <w:rFonts w:ascii="Times New Roman" w:hAnsi="Times New Roman" w:cs="Cambria Math"/>
+                  </w:rPr>
+                  <m:t>R</m:t>
+                </m:r>
+              </m:e>
+              <m:sub>
+                <m:r>
+                  <m:rPr>
+                    <m:sty m:val="p"/>
+                  </m:rPr>
+                  <w:rPr>
+                    <w:rFonts w:ascii="Times New Roman" w:hAnsi="Times New Roman" w:cs="Cambria Math"/>
+                  </w:rPr>
+                  <m:t>内</m:t>
+                </m:r>
+              </m:sub>
+            </m:sSub>
+            <m:r>
+              <w:rPr>
+                <w:rFonts w:ascii="Times New Roman" w:hAnsi="Times New Roman" w:cs="Cambria Math"/>
+              </w:rPr>
+              <m:t>+</m:t>
+            </m:r>
+            <m:sSub>
+              <m:sSubPr>
+                <m:ctrlPr>
+                  <w:rPr>
+                    <w:rFonts w:ascii="Times New Roman" w:hAnsi="Times New Roman"/>
+                  </w:rPr>
+                </m:ctrlPr>
+              </m:sSubPr>
+              <m:e>
+                <m:r>
+                  <w:rPr>
+                    <w:rFonts w:ascii="Times New Roman" w:hAnsi="Times New Roman" w:cs="Cambria Math"/>
+                  </w:rPr>
+                  <m:t>R</m:t>
+                </m:r>
+              </m:e>
+              <m:sub>
+                <m:r>
+                  <w:rPr>
+                    <w:rFonts w:ascii="Times New Roman" w:hAnsi="Times New Roman" w:cs="Cambria Math"/>
+                  </w:rPr>
+                  <m:t>x</m:t>
+                </m:r>
+              </m:sub>
+            </m:sSub>
+          </m:den>
+        </m:f>
+        <m:r>
+          <w:rPr>
+            <w:rFonts w:ascii="Times New Roman" w:hAnsi="Times New Roman" w:cs="Cambria Math"/>
+          </w:rPr>
+          <m:t>=</m:t>
+        </m:r>
+        <m:eqArr>
+          <m:eqArrPr>
+            <m:ctrlPr>
+              <w:rPr>
+                <w:rFonts w:ascii="Times New Roman" w:hAnsi="Times New Roman"/>
+              </w:rPr>
+            </m:ctrlPr>
+          </m:eqArrPr>
+          <m:e>
+            <m:f>
+              <m:fPr>
+                <m:ctrlPr>
+                  <w:rPr>
+                    <w:rFonts w:ascii="Times New Roman" w:hAnsi="Times New Roman"/>
+                  </w:rPr>
+                </m:ctrlPr>
+              </m:fPr>
+              <m:num>
+                <m:sSub>
+                  <m:sSubPr>
+                    <m:ctrlPr>
+                      <w:rPr>
+                        <w:rFonts w:ascii="Times New Roman" w:hAnsi="Times New Roman"/>
+                      </w:rPr>
+                    </m:ctrlPr>
+                  </m:sSubPr>
+                  <m:e>
+                    <m:r>
+                      <w:rPr>
+                        <w:rFonts w:ascii="Times New Roman" w:hAnsi="Times New Roman" w:cs="Cambria Math"/>
+                      </w:rPr>
+                      <m:t>I</m:t>
+                    </m:r>
+                  </m:e>
+                  <m:sub>
+                    <m:r>
+                      <w:rPr>
+                        <w:rFonts w:ascii="Times New Roman" w:hAnsi="Times New Roman" w:cs="Cambria Math"/>
+                      </w:rPr>
+                      <m:t>g</m:t>
+                    </m:r>
+                  </m:sub>
+                </m:sSub>
+              </m:num>
+              <m:den>
+                <m:r>
+                  <w:rPr>
+                    <w:rFonts w:ascii="Times New Roman" w:hAnsi="Times New Roman" w:cs="Cambria Math"/>
+                  </w:rPr>
+                  <m:t>1+</m:t>
+                </m:r>
+                <m:f>
+                  <m:fPr>
+                    <m:ctrlPr>
+                      <w:rPr>
+                        <w:rFonts w:ascii="Times New Roman" w:hAnsi="Times New Roman"/>
+                      </w:rPr>
+                    </m:ctrlPr>
+                  </m:fPr>
+                  <m:num>
+                    <m:sSub>
+                      <m:sSubPr>
+                        <m:ctrlPr>
+                          <w:rPr>
+                            <w:rFonts w:ascii="Times New Roman" w:hAnsi="Times New Roman"/>
+                          </w:rPr>
+                        </m:ctrlPr>
+                      </m:sSubPr>
+                      <m:e>
+                        <m:r>
+                          <w:rPr>
+                            <w:rFonts w:ascii="Times New Roman" w:hAnsi="Times New Roman" w:cs="Cambria Math"/>
+                          </w:rPr>
+                          <m:t>R</m:t>
+                        </m:r>
+                      </m:e>
+                      <m:sub>
+                        <m:r>
+                          <w:rPr>
+                            <w:rFonts w:ascii="Times New Roman" w:hAnsi="Times New Roman" w:cs="Cambria Math"/>
+                          </w:rPr>
+                          <m:t>x</m:t>
+                        </m:r>
+                      </m:sub>
+                    </m:sSub>
+                  </m:num>
+                  <m:den>
+                    <m:sSub>
+                      <m:sSubPr>
+                        <m:ctrlPr>
+                          <w:rPr>
+                            <w:rFonts w:ascii="Times New Roman" w:hAnsi="Times New Roman"/>
+                          </w:rPr>
+                        </m:ctrlPr>
+                      </m:sSubPr>
+                      <m:e>
+                        <m:r>
+                          <w:rPr>
+                            <w:rFonts w:ascii="Times New Roman" w:hAnsi="Times New Roman" w:cs="Cambria Math"/>
+                          </w:rPr>
+                          <m:t>R</m:t>
+                        </m:r>
+                      </m:e>
+                      <m:sub>
+                        <m:r>
+                          <m:rPr>
+                            <m:sty m:val="p"/>
+                          </m:rPr>
+                          <w:rPr>
+                            <w:rFonts w:ascii="Times New Roman" w:hAnsi="Times New Roman" w:cs="Cambria Math"/>
+                          </w:rPr>
+                          <m:t>内</m:t>
+                        </m:r>
+                      </m:sub>
+                    </m:sSub>
+                  </m:den>
+                </m:f>
+              </m:den>
+            </m:f>
+          </m:e>
+        </m:eqArr>
+      </m:oMath>
     </w:p>
     <w:p>
       <w:pPr>
-        <w:spacing w:after="0" w:line="300" w:lineRule="auto"/>
+        <w:spacing w:after="0" w:line="300" w:lineRule="auto" w:before="0"/>
         <w:rPr>
           <w:sz w:val="21"/>
           <w:szCs w:val="21"/>
@@ -2763,7 +3009,7 @@
           <w:sz w:val="21"/>
           <w:szCs w:val="21"/>
         </w:rPr>
-        <w:t>欧姆表内阻</w:t>
+        <w:t>可知当</w:t>
       </w:r>
       <w:r>
         <w:rPr>
@@ -2790,346 +3036,78 @@
           <w:sz w:val="21"/>
           <w:szCs w:val="21"/>
         </w:rPr>
-        <w:t>得调小，待测电阻的测量值是通过电流表的示数体现出来的，由</w:t>
+        <w:t>变小时，</w:t>
+      </w:r>
+      <w:r>
+        <w:rPr>
+          <w:rFonts w:ascii="Times New Roman" w:eastAsia="宋体" w:hAnsi="Times New Roman" w:cs="Times New Roman"/>
+          <w:i/>
+          <w:sz w:val="21"/>
+          <w:szCs w:val="21"/>
+        </w:rPr>
+        <w:t>I</w:t>
+      </w:r>
+      <w:r>
+        <w:rPr>
+          <w:rFonts w:ascii="Times New Roman" w:eastAsia="宋体" w:hAnsi="Times New Roman" w:cs="Times New Roman"/>
+          <w:sz w:val="21"/>
+          <w:szCs w:val="21"/>
+        </w:rPr>
+        <w:t>变小，指针跟原来的位置相比偏左了，故欧姆表的示数变大了，测得的电阻值将偏大。</w:t>
       </w:r>
     </w:p>
     <w:p>
       <w:pPr>
-        <w:spacing w:after="0" w:line="300" w:lineRule="auto"/>
+        <w:spacing w:after="0" w:line="300" w:lineRule="auto" w:before="0"/>
         <w:rPr>
           <w:sz w:val="21"/>
           <w:szCs w:val="21"/>
         </w:rPr>
       </w:pPr>
-      <m:oMathPara>
-        <m:oMath>
-          <m:r>
-            <w:rPr>
-              <w:rFonts w:ascii="Times New Roman" w:hAnsi="Times New Roman" w:cs="Cambria Math"/>
-            </w:rPr>
-            <m:t>I=</m:t>
-          </m:r>
-          <m:f>
-            <m:fPr>
-              <m:ctrlPr>
-                <w:rPr>
-                  <w:rFonts w:ascii="Times New Roman" w:hAnsi="Times New Roman"/>
-                </w:rPr>
-              </m:ctrlPr>
-            </m:fPr>
-            <m:num>
-              <m:r>
-                <w:rPr>
-                  <w:rFonts w:ascii="Times New Roman" w:hAnsi="Times New Roman" w:cs="Cambria Math"/>
-                </w:rPr>
-                <m:t>E</m:t>
-              </m:r>
-            </m:num>
-            <m:den>
-              <m:sSub>
-                <m:sSubPr>
-                  <m:ctrlPr>
-                    <w:rPr>
-                      <w:rFonts w:ascii="Times New Roman" w:hAnsi="Times New Roman"/>
-                    </w:rPr>
-                  </m:ctrlPr>
-                </m:sSubPr>
-                <m:e>
-                  <m:r>
-                    <w:rPr>
-                      <w:rFonts w:ascii="Times New Roman" w:hAnsi="Times New Roman" w:cs="Cambria Math"/>
-                    </w:rPr>
-                    <m:t>R</m:t>
-                  </m:r>
-                </m:e>
-                <m:sub>
-                  <m:r>
-                    <m:rPr>
-                      <m:sty m:val="p"/>
-                    </m:rPr>
-                    <w:rPr>
-                      <w:rFonts w:ascii="Times New Roman" w:hAnsi="Times New Roman" w:cs="Cambria Math"/>
-                    </w:rPr>
-                    <m:t>内</m:t>
-                  </m:r>
-                </m:sub>
-              </m:sSub>
-              <m:r>
-                <w:rPr>
-                  <w:rFonts w:ascii="Times New Roman" w:hAnsi="Times New Roman" w:cs="Cambria Math"/>
-                </w:rPr>
-                <m:t>+</m:t>
-              </m:r>
-              <m:sSub>
-                <m:sSubPr>
-                  <m:ctrlPr>
-                    <w:rPr>
-                      <w:rFonts w:ascii="Times New Roman" w:hAnsi="Times New Roman"/>
-                    </w:rPr>
-                  </m:ctrlPr>
-                </m:sSubPr>
-                <m:e>
-                  <m:r>
-                    <w:rPr>
-                      <w:rFonts w:ascii="Times New Roman" w:hAnsi="Times New Roman" w:cs="Cambria Math"/>
-                    </w:rPr>
-                    <m:t>R</m:t>
-                  </m:r>
-                </m:e>
-                <m:sub>
-                  <m:r>
-                    <w:rPr>
-                      <w:rFonts w:ascii="Times New Roman" w:hAnsi="Times New Roman" w:cs="Cambria Math"/>
-                    </w:rPr>
-                    <m:t>x</m:t>
-                  </m:r>
-                </m:sub>
-              </m:sSub>
-            </m:den>
-          </m:f>
-          <m:r>
-            <w:rPr>
-              <w:rFonts w:ascii="Times New Roman" w:hAnsi="Times New Roman" w:cs="Cambria Math"/>
-            </w:rPr>
-            <m:t>=</m:t>
-          </m:r>
-          <m:eqArr>
-            <m:eqArrPr>
-              <m:ctrlPr>
-                <w:rPr>
-                  <w:rFonts w:ascii="Times New Roman" w:hAnsi="Times New Roman"/>
-                </w:rPr>
-              </m:ctrlPr>
-            </m:eqArrPr>
-            <m:e>
-              <m:f>
-                <m:fPr>
-                  <m:ctrlPr>
-                    <w:rPr>
-                      <w:rFonts w:ascii="Times New Roman" w:hAnsi="Times New Roman"/>
-                    </w:rPr>
-                  </m:ctrlPr>
-                </m:fPr>
-                <m:num>
-                  <m:sSub>
-                    <m:sSubPr>
-                      <m:ctrlPr>
-                        <w:rPr>
-                          <w:rFonts w:ascii="Times New Roman" w:hAnsi="Times New Roman"/>
-                        </w:rPr>
-                      </m:ctrlPr>
-                    </m:sSubPr>
-                    <m:e>
-                      <m:r>
-                        <w:rPr>
-                          <w:rFonts w:ascii="Times New Roman" w:hAnsi="Times New Roman" w:cs="Cambria Math"/>
-                        </w:rPr>
-                        <m:t>I</m:t>
-                      </m:r>
-                    </m:e>
-                    <m:sub>
-                      <m:r>
-                        <w:rPr>
-                          <w:rFonts w:ascii="Times New Roman" w:hAnsi="Times New Roman" w:cs="Cambria Math"/>
-                        </w:rPr>
-                        <m:t>g</m:t>
-                      </m:r>
-                    </m:sub>
-                  </m:sSub>
-                </m:num>
-                <m:den>
-                  <m:r>
-                    <w:rPr>
-                      <w:rFonts w:ascii="Times New Roman" w:hAnsi="Times New Roman" w:cs="Cambria Math"/>
-                    </w:rPr>
-                    <m:t>1+</m:t>
-                  </m:r>
-                  <m:f>
-                    <m:fPr>
-                      <m:ctrlPr>
-                        <w:rPr>
-                          <w:rFonts w:ascii="Times New Roman" w:hAnsi="Times New Roman"/>
-                        </w:rPr>
-                      </m:ctrlPr>
-                    </m:fPr>
-                    <m:num>
-                      <m:sSub>
-                        <m:sSubPr>
-                          <m:ctrlPr>
-                            <w:rPr>
-                              <w:rFonts w:ascii="Times New Roman" w:hAnsi="Times New Roman"/>
-                            </w:rPr>
-                          </m:ctrlPr>
-                        </m:sSubPr>
-                        <m:e>
-                          <m:r>
-                            <w:rPr>
-                              <w:rFonts w:ascii="Times New Roman" w:hAnsi="Times New Roman" w:cs="Cambria Math"/>
-                            </w:rPr>
-                            <m:t>R</m:t>
-                          </m:r>
-                        </m:e>
-                        <m:sub>
-                          <m:r>
-                            <w:rPr>
-                              <w:rFonts w:ascii="Times New Roman" w:hAnsi="Times New Roman" w:cs="Cambria Math"/>
-                            </w:rPr>
-                            <m:t>x</m:t>
-                          </m:r>
-                        </m:sub>
-                      </m:sSub>
-                    </m:num>
-                    <m:den>
-                      <m:sSub>
-                        <m:sSubPr>
-                          <m:ctrlPr>
-                            <w:rPr>
-                              <w:rFonts w:ascii="Times New Roman" w:hAnsi="Times New Roman"/>
-                            </w:rPr>
-                          </m:ctrlPr>
-                        </m:sSubPr>
-                        <m:e>
-                          <m:r>
-                            <w:rPr>
-                              <w:rFonts w:ascii="Times New Roman" w:hAnsi="Times New Roman" w:cs="Cambria Math"/>
-                            </w:rPr>
-                            <m:t>R</m:t>
-                          </m:r>
-                        </m:e>
-                        <m:sub>
-                          <m:r>
-                            <m:rPr>
-                              <m:sty m:val="p"/>
-                            </m:rPr>
-                            <w:rPr>
-                              <w:rFonts w:ascii="Times New Roman" w:hAnsi="Times New Roman" w:cs="Cambria Math"/>
-                            </w:rPr>
-                            <m:t>内</m:t>
-                          </m:r>
-                        </m:sub>
-                      </m:sSub>
-                    </m:den>
-                  </m:f>
-                </m:den>
-              </m:f>
-            </m:e>
-          </m:eqArr>
-        </m:oMath>
-      </m:oMathPara>
+      <w:r>
+        <w:rPr>
+          <w:rFonts w:ascii="Times New Roman" w:eastAsia="宋体" w:hAnsi="Times New Roman" w:cs="Times New Roman"/>
+          <w:sz w:val="21"/>
+          <w:szCs w:val="21"/>
+        </w:rPr>
+        <w:t>（</w:t>
+      </w:r>
+      <w:r>
+        <w:rPr>
+          <w:rFonts w:ascii="Times New Roman" w:eastAsia="宋体" w:hAnsi="Times New Roman" w:cs="Times New Roman"/>
+          <w:sz w:val="21"/>
+          <w:szCs w:val="21"/>
+        </w:rPr>
+        <w:t>3</w:t>
+      </w:r>
+      <w:r>
+        <w:rPr>
+          <w:rFonts w:ascii="Times New Roman" w:eastAsia="宋体" w:hAnsi="Times New Roman" w:cs="Times New Roman"/>
+          <w:sz w:val="21"/>
+          <w:szCs w:val="21"/>
+        </w:rPr>
+        <w:t>）</w:t>
+      </w:r>
+      <w:r>
+        <w:rPr>
+          <w:rFonts w:ascii="Times New Roman" w:eastAsia="宋体" w:hAnsi="Times New Roman" w:cs="Times New Roman"/>
+          <w:sz w:val="21"/>
+          <w:szCs w:val="21"/>
+        </w:rPr>
+        <w:t xml:space="preserve">[1] </w:t>
+      </w:r>
+      <w:r>
+        <w:rPr>
+          <w:rFonts w:ascii="Times New Roman" w:eastAsia="宋体" w:hAnsi="Times New Roman" w:cs="Times New Roman"/>
+          <w:sz w:val="21"/>
+          <w:szCs w:val="21"/>
+        </w:rPr>
+        <w:t>欧姆表内阻为</w:t>
+      </w:r>
     </w:p>
     <w:p>
       <w:pPr>
-        <w:spacing w:after="0" w:line="300" w:lineRule="auto"/>
-        <w:rPr>
-          <w:sz w:val="21"/>
-          <w:szCs w:val="21"/>
-        </w:rPr>
-      </w:pPr>
-      <w:r>
-        <w:rPr>
-          <w:rFonts w:ascii="Times New Roman" w:eastAsia="宋体" w:hAnsi="Times New Roman" w:cs="Times New Roman"/>
-          <w:sz w:val="21"/>
-          <w:szCs w:val="21"/>
-        </w:rPr>
-        <w:t>可知当</w:t>
-      </w:r>
-      <w:r>
-        <w:rPr>
-          <w:rFonts w:ascii="Times New Roman" w:eastAsia="宋体" w:hAnsi="Times New Roman" w:cs="Times New Roman"/>
-          <w:i/>
-          <w:sz w:val="21"/>
-          <w:szCs w:val="21"/>
-        </w:rPr>
-        <w:t>R</w:t>
-      </w:r>
-      <w:r>
-        <w:rPr>
-          <w:rFonts w:ascii="Times New Roman" w:eastAsia="宋体" w:hAnsi="Times New Roman" w:cs="Times New Roman"/>
-          <w:i/>
-          <w:sz w:val="21"/>
-          <w:szCs w:val="21"/>
-          <w:vertAlign w:val="subscript"/>
-        </w:rPr>
-        <w:t>内</w:t>
-      </w:r>
-      <w:r>
-        <w:rPr>
-          <w:rFonts w:ascii="Times New Roman" w:eastAsia="宋体" w:hAnsi="Times New Roman" w:cs="Times New Roman"/>
-          <w:sz w:val="21"/>
-          <w:szCs w:val="21"/>
-        </w:rPr>
-        <w:t>变小时，</w:t>
-      </w:r>
-      <w:r>
-        <w:rPr>
-          <w:rFonts w:ascii="Times New Roman" w:eastAsia="宋体" w:hAnsi="Times New Roman" w:cs="Times New Roman"/>
-          <w:i/>
-          <w:sz w:val="21"/>
-          <w:szCs w:val="21"/>
-        </w:rPr>
-        <w:t>I</w:t>
-      </w:r>
-      <w:r>
-        <w:rPr>
-          <w:rFonts w:ascii="Times New Roman" w:eastAsia="宋体" w:hAnsi="Times New Roman" w:cs="Times New Roman"/>
-          <w:sz w:val="21"/>
-          <w:szCs w:val="21"/>
-        </w:rPr>
-        <w:t>变小，指针跟原来的位置相比偏左了，故欧姆表的示数变大了，测得的电阻值将偏大。</w:t>
-      </w:r>
-    </w:p>
-    <w:p>
-      <w:pPr>
-        <w:spacing w:after="0" w:line="300" w:lineRule="auto"/>
-        <w:rPr>
-          <w:sz w:val="21"/>
-          <w:szCs w:val="21"/>
-        </w:rPr>
-      </w:pPr>
-      <w:r>
-        <w:rPr>
-          <w:rFonts w:ascii="Times New Roman" w:eastAsia="宋体" w:hAnsi="Times New Roman" w:cs="Times New Roman"/>
-          <w:sz w:val="21"/>
-          <w:szCs w:val="21"/>
-        </w:rPr>
-        <w:t>（</w:t>
-      </w:r>
-      <w:r>
-        <w:rPr>
-          <w:rFonts w:ascii="Times New Roman" w:eastAsia="宋体" w:hAnsi="Times New Roman" w:cs="Times New Roman"/>
-          <w:sz w:val="21"/>
-          <w:szCs w:val="21"/>
-        </w:rPr>
-        <w:t>3</w:t>
-      </w:r>
-      <w:r>
-        <w:rPr>
-          <w:rFonts w:ascii="Times New Roman" w:eastAsia="宋体" w:hAnsi="Times New Roman" w:cs="Times New Roman"/>
-          <w:sz w:val="21"/>
-          <w:szCs w:val="21"/>
-        </w:rPr>
-        <w:t>）</w:t>
-      </w:r>
-      <w:r>
-        <w:rPr>
-          <w:rFonts w:ascii="Times New Roman" w:eastAsia="宋体" w:hAnsi="Times New Roman" w:cs="Times New Roman"/>
-          <w:sz w:val="21"/>
-          <w:szCs w:val="21"/>
-        </w:rPr>
-        <w:t xml:space="preserve">[1] </w:t>
-      </w:r>
-      <w:r>
-        <w:rPr>
-          <w:rFonts w:ascii="Times New Roman" w:eastAsia="宋体" w:hAnsi="Times New Roman" w:cs="Times New Roman"/>
-          <w:sz w:val="21"/>
-          <w:szCs w:val="21"/>
-        </w:rPr>
-        <w:t>欧姆表内阻为</w:t>
-      </w:r>
-    </w:p>
-    <w:p>
-      <w:pPr>
-        <w:spacing w:after="0" w:line="300" w:lineRule="auto"/>
+        <w:spacing w:after="0" w:line="300" w:lineRule="auto" w:before="0"/>
         <w:rPr>
           <w:sz w:val="21"/>
           <w:szCs w:val="21"/>
@@ -3341,7 +3319,7 @@
     </w:p>
     <w:p>
       <w:pPr>
-        <w:spacing w:after="0" w:line="300" w:lineRule="auto"/>
+        <w:spacing w:after="0" w:line="300" w:lineRule="auto" w:before="0"/>
         <w:rPr>
           <w:sz w:val="21"/>
           <w:szCs w:val="21"/>
@@ -3547,7 +3525,7 @@
     </w:p>
     <w:p>
       <w:pPr>
-        <w:spacing w:after="0" w:line="300" w:lineRule="auto"/>
+        <w:spacing w:after="0" w:line="300" w:lineRule="auto" w:before="0"/>
         <w:rPr>
           <w:sz w:val="21"/>
           <w:szCs w:val="21"/>
@@ -3564,7 +3542,7 @@
     </w:p>
     <w:p>
       <w:pPr>
-        <w:spacing w:after="0" w:line="300" w:lineRule="auto"/>
+        <w:spacing w:after="0" w:line="300" w:lineRule="auto" w:before="0"/>
         <w:rPr>
           <w:sz w:val="21"/>
           <w:szCs w:val="21"/>
@@ -3615,7 +3593,7 @@
     </w:p>
     <w:p>
       <w:pPr>
-        <w:spacing w:after="0" w:line="300" w:lineRule="auto"/>
+        <w:spacing w:after="0" w:line="300" w:lineRule="auto" w:before="0"/>
         <w:rPr>
           <w:sz w:val="21"/>
           <w:szCs w:val="21"/>
@@ -3755,7 +3733,7 @@
     </w:p>
     <w:p>
       <w:pPr>
-        <w:spacing w:after="0" w:line="300" w:lineRule="auto"/>
+        <w:spacing w:after="0" w:line="300" w:lineRule="auto" w:before="0"/>
         <w:rPr>
           <w:sz w:val="21"/>
           <w:szCs w:val="21"/>
@@ -3764,7 +3742,7 @@
     </w:p>
     <w:p>
       <w:pPr>
-        <w:spacing w:after="0" w:line="300" w:lineRule="auto"/>
+        <w:spacing w:after="0" w:line="300" w:lineRule="auto" w:before="0"/>
         <w:rPr>
           <w:sz w:val="21"/>
           <w:szCs w:val="21"/>
@@ -3791,7 +3769,7 @@
     </w:p>
     <w:p>
       <w:pPr>
-        <w:spacing w:after="0" w:line="300" w:lineRule="auto"/>
+        <w:spacing w:after="0" w:line="300" w:lineRule="auto" w:before="0"/>
         <w:rPr>
           <w:sz w:val="21"/>
           <w:szCs w:val="21"/>
@@ -3816,7 +3794,7 @@
     </w:p>
     <w:p>
       <w:pPr>
-        <w:spacing w:after="0" w:line="300" w:lineRule="auto"/>
+        <w:spacing w:after="0" w:line="300" w:lineRule="auto" w:before="0"/>
         <w:rPr>
           <w:sz w:val="21"/>
           <w:szCs w:val="21"/>
@@ -3833,7 +3811,7 @@
     </w:p>
     <w:p>
       <w:pPr>
-        <w:spacing w:after="0" w:line="300" w:lineRule="auto"/>
+        <w:spacing w:after="0" w:line="300" w:lineRule="auto" w:before="0"/>
         <w:rPr>
           <w:rFonts w:eastAsia="宋体"/>
           <w:i/>
@@ -3903,7 +3881,7 @@
     </w:p>
     <w:p>
       <w:pPr>
-        <w:spacing w:after="0" w:line="300" w:lineRule="auto"/>
+        <w:spacing w:after="0" w:line="300" w:lineRule="auto" w:before="0"/>
         <w:rPr>
           <w:rFonts w:eastAsia="宋体"/>
           <w:i/>
@@ -4530,7 +4508,7 @@
     </w:p>
     <w:p>
       <w:pPr>
-        <w:spacing w:after="0" w:line="300" w:lineRule="auto"/>
+        <w:spacing w:after="0" w:line="300" w:lineRule="auto" w:before="0"/>
         <w:rPr>
           <w:rFonts w:eastAsia="宋体"/>
           <w:i/>
@@ -4549,7 +4527,7 @@
     </w:p>
     <w:p>
       <w:pPr>
-        <w:spacing w:after="0" w:line="300" w:lineRule="auto"/>
+        <w:spacing w:after="0" w:line="300" w:lineRule="auto" w:before="0"/>
         <w:rPr>
           <w:rFonts w:eastAsia="宋体"/>
           <w:i/>
@@ -4632,7 +4610,7 @@
     </w:p>
     <w:p>
       <w:pPr>
-        <w:spacing w:after="0" w:line="300" w:lineRule="auto"/>
+        <w:spacing w:after="0" w:line="300" w:lineRule="auto" w:before="0"/>
         <w:rPr>
           <w:rFonts w:eastAsia="宋体"/>
           <w:i/>
@@ -4651,7 +4629,7 @@
     </w:p>
     <w:p>
       <w:pPr>
-        <w:spacing w:after="0" w:line="300" w:lineRule="auto"/>
+        <w:spacing w:after="0" w:line="300" w:lineRule="auto" w:before="0"/>
         <w:rPr>
           <w:rFonts w:eastAsia="宋体"/>
           <w:i/>
@@ -4686,7 +4664,7 @@
     </w:p>
     <w:p>
       <w:pPr>
-        <w:spacing w:after="0" w:line="300" w:lineRule="auto"/>
+        <w:spacing w:after="0" w:line="300" w:lineRule="auto" w:before="0"/>
         <w:rPr>
           <w:rFonts w:eastAsia="宋体"/>
           <w:i/>
@@ -4722,7 +4700,7 @@
     </w:p>
     <w:p>
       <w:pPr>
-        <w:spacing w:after="0" w:line="300" w:lineRule="auto"/>
+        <w:spacing w:after="0" w:line="300" w:lineRule="auto" w:before="0"/>
         <w:rPr>
           <w:rFonts w:eastAsia="宋体"/>
           <w:i/>
@@ -4880,7 +4858,7 @@
           </w:tcPr>
           <w:p>
             <w:pPr>
-              <w:spacing w:after="0" w:line="300" w:lineRule="auto"/>
+              <w:spacing w:after="0" w:line="300" w:lineRule="auto" w:before="0"/>
               <w:rPr>
                 <w:rFonts w:eastAsia="宋体"/>
                 <w:i/>
@@ -4915,7 +4893,7 @@
           </w:tcPr>
           <w:p>
             <w:pPr>
-              <w:spacing w:after="0" w:line="300" w:lineRule="auto"/>
+              <w:spacing w:after="0" w:line="300" w:lineRule="auto" w:before="0"/>
               <w:rPr>
                 <w:rFonts w:eastAsia="宋体"/>
                 <w:i/>
@@ -4950,7 +4928,7 @@
           </w:tcPr>
           <w:p>
             <w:pPr>
-              <w:spacing w:after="0" w:line="300" w:lineRule="auto"/>
+              <w:spacing w:after="0" w:line="300" w:lineRule="auto" w:before="0"/>
               <w:rPr>
                 <w:rFonts w:eastAsia="宋体"/>
                 <w:i/>
@@ -4985,7 +4963,7 @@
           </w:tcPr>
           <w:p>
             <w:pPr>
-              <w:spacing w:after="0" w:line="300" w:lineRule="auto"/>
+              <w:spacing w:after="0" w:line="300" w:lineRule="auto" w:before="0"/>
               <w:rPr>
                 <w:rFonts w:eastAsia="宋体"/>
                 <w:i/>
@@ -5020,7 +4998,7 @@
           </w:tcPr>
           <w:p>
             <w:pPr>
-              <w:spacing w:after="0" w:line="300" w:lineRule="auto"/>
+              <w:spacing w:after="0" w:line="300" w:lineRule="auto" w:before="0"/>
               <w:rPr>
                 <w:rFonts w:eastAsia="宋体"/>
                 <w:i/>
@@ -5055,7 +5033,7 @@
           </w:tcPr>
           <w:p>
             <w:pPr>
-              <w:spacing w:after="0" w:line="300" w:lineRule="auto"/>
+              <w:spacing w:after="0" w:line="300" w:lineRule="auto" w:before="0"/>
               <w:rPr>
                 <w:rFonts w:eastAsia="宋体"/>
                 <w:i/>
@@ -5090,7 +5068,7 @@
           </w:tcPr>
           <w:p>
             <w:pPr>
-              <w:spacing w:after="0" w:line="300" w:lineRule="auto"/>
+              <w:spacing w:after="0" w:line="300" w:lineRule="auto" w:before="0"/>
               <w:rPr>
                 <w:rFonts w:eastAsia="宋体"/>
                 <w:i/>
@@ -5127,7 +5105,7 @@
           </w:tcPr>
           <w:p>
             <w:pPr>
-              <w:spacing w:after="0" w:line="300" w:lineRule="auto"/>
+              <w:spacing w:after="0" w:line="300" w:lineRule="auto" w:before="0"/>
               <w:rPr>
                 <w:rFonts w:eastAsia="宋体"/>
                 <w:i/>
@@ -5171,7 +5149,7 @@
           </w:tcPr>
           <w:p>
             <w:pPr>
-              <w:spacing w:after="0" w:line="300" w:lineRule="auto"/>
+              <w:spacing w:after="0" w:line="300" w:lineRule="auto" w:before="0"/>
               <w:rPr>
                 <w:rFonts w:eastAsia="宋体"/>
                 <w:i/>
@@ -5198,7 +5176,7 @@
           </w:tcPr>
           <w:p>
             <w:pPr>
-              <w:spacing w:after="0" w:line="300" w:lineRule="auto"/>
+              <w:spacing w:after="0" w:line="300" w:lineRule="auto" w:before="0"/>
               <w:rPr>
                 <w:rFonts w:eastAsia="宋体"/>
                 <w:i/>
@@ -5225,7 +5203,7 @@
           </w:tcPr>
           <w:p>
             <w:pPr>
-              <w:spacing w:after="0" w:line="300" w:lineRule="auto"/>
+              <w:spacing w:after="0" w:line="300" w:lineRule="auto" w:before="0"/>
               <w:rPr>
                 <w:rFonts w:eastAsia="宋体"/>
                 <w:i/>
@@ -5252,7 +5230,7 @@
           </w:tcPr>
           <w:p>
             <w:pPr>
-              <w:spacing w:after="0" w:line="300" w:lineRule="auto"/>
+              <w:spacing w:after="0" w:line="300" w:lineRule="auto" w:before="0"/>
               <w:rPr>
                 <w:rFonts w:eastAsia="宋体"/>
                 <w:i/>
@@ -5279,7 +5257,7 @@
           </w:tcPr>
           <w:p>
             <w:pPr>
-              <w:spacing w:after="0" w:line="300" w:lineRule="auto"/>
+              <w:spacing w:after="0" w:line="300" w:lineRule="auto" w:before="0"/>
               <w:rPr>
                 <w:rFonts w:eastAsia="宋体"/>
                 <w:i/>
@@ -5306,7 +5284,7 @@
           </w:tcPr>
           <w:p>
             <w:pPr>
-              <w:spacing w:after="0" w:line="300" w:lineRule="auto"/>
+              <w:spacing w:after="0" w:line="300" w:lineRule="auto" w:before="0"/>
               <w:rPr>
                 <w:rFonts w:eastAsia="宋体"/>
                 <w:i/>
@@ -5335,7 +5313,7 @@
           </w:tcPr>
           <w:p>
             <w:pPr>
-              <w:spacing w:after="0" w:line="300" w:lineRule="auto"/>
+              <w:spacing w:after="0" w:line="300" w:lineRule="auto" w:before="0"/>
               <w:rPr>
                 <w:rFonts w:eastAsia="宋体"/>
                 <w:i/>
@@ -5379,7 +5357,7 @@
           </w:tcPr>
           <w:p>
             <w:pPr>
-              <w:spacing w:after="0" w:line="300" w:lineRule="auto"/>
+              <w:spacing w:after="0" w:line="300" w:lineRule="auto" w:before="0"/>
               <w:rPr>
                 <w:rFonts w:eastAsia="宋体"/>
                 <w:i/>
@@ -5406,7 +5384,7 @@
           </w:tcPr>
           <w:p>
             <w:pPr>
-              <w:spacing w:after="0" w:line="300" w:lineRule="auto"/>
+              <w:spacing w:after="0" w:line="300" w:lineRule="auto" w:before="0"/>
               <w:rPr>
                 <w:rFonts w:eastAsia="宋体"/>
                 <w:i/>
@@ -5433,7 +5411,7 @@
           </w:tcPr>
           <w:p>
             <w:pPr>
-              <w:spacing w:after="0" w:line="300" w:lineRule="auto"/>
+              <w:spacing w:after="0" w:line="300" w:lineRule="auto" w:before="0"/>
               <w:rPr>
                 <w:rFonts w:eastAsia="宋体"/>
                 <w:i/>
@@ -5460,7 +5438,7 @@
           </w:tcPr>
           <w:p>
             <w:pPr>
-              <w:spacing w:after="0" w:line="300" w:lineRule="auto"/>
+              <w:spacing w:after="0" w:line="300" w:lineRule="auto" w:before="0"/>
               <w:rPr>
                 <w:rFonts w:eastAsia="宋体"/>
                 <w:i/>
@@ -5487,7 +5465,7 @@
           </w:tcPr>
           <w:p>
             <w:pPr>
-              <w:spacing w:after="0" w:line="300" w:lineRule="auto"/>
+              <w:spacing w:after="0" w:line="300" w:lineRule="auto" w:before="0"/>
               <w:rPr>
                 <w:rFonts w:eastAsia="宋体"/>
                 <w:i/>
@@ -5514,7 +5492,7 @@
           </w:tcPr>
           <w:p>
             <w:pPr>
-              <w:spacing w:after="0" w:line="300" w:lineRule="auto"/>
+              <w:spacing w:after="0" w:line="300" w:lineRule="auto" w:before="0"/>
               <w:rPr>
                 <w:rFonts w:eastAsia="宋体"/>
                 <w:i/>
@@ -5528,7 +5506,7 @@
     </w:tbl>
     <w:p>
       <w:pPr>
-        <w:spacing w:after="0" w:line="300" w:lineRule="auto"/>
+        <w:spacing w:after="0" w:line="300" w:lineRule="auto" w:before="0"/>
         <w:rPr>
           <w:rFonts w:eastAsia="宋体"/>
           <w:i/>
@@ -5563,7 +5541,7 @@
     </w:p>
     <w:p>
       <w:pPr>
-        <w:spacing w:after="0" w:line="300" w:lineRule="auto"/>
+        <w:spacing w:after="0" w:line="300" w:lineRule="auto" w:before="0"/>
         <w:rPr>
           <w:rFonts w:eastAsia="宋体"/>
           <w:i/>
@@ -5598,7 +5576,7 @@
     </w:p>
     <w:p>
       <w:pPr>
-        <w:spacing w:after="0" w:line="300" w:lineRule="auto"/>
+        <w:spacing w:after="0" w:line="300" w:lineRule="auto" w:before="0"/>
         <w:rPr>
           <w:rFonts w:eastAsia="宋体"/>
           <w:i/>
@@ -5617,7 +5595,7 @@
     </w:p>
     <w:p>
       <w:pPr>
-        <w:spacing w:after="0" w:line="300" w:lineRule="auto"/>
+        <w:spacing w:after="0" w:line="300" w:lineRule="auto" w:before="0"/>
         <w:rPr>
           <w:rFonts w:eastAsia="宋体"/>
           <w:i/>
@@ -5652,7 +5630,7 @@
     </w:p>
     <w:p>
       <w:pPr>
-        <w:spacing w:after="0" w:line="300" w:lineRule="auto"/>
+        <w:spacing w:after="0" w:line="300" w:lineRule="auto" w:before="0"/>
         <w:rPr>
           <w:rFonts w:eastAsia="宋体"/>
           <w:i/>
@@ -5790,7 +5768,7 @@
     </w:p>
     <w:p>
       <w:pPr>
-        <w:spacing w:after="0" w:line="300" w:lineRule="auto"/>
+        <w:spacing w:after="0" w:line="300" w:lineRule="auto" w:before="0"/>
         <w:rPr>
           <w:rFonts w:eastAsia="宋体"/>
           <w:i/>
@@ -5825,7 +5803,7 @@
     </w:p>
     <w:p>
       <w:pPr>
-        <w:spacing w:after="0" w:line="300" w:lineRule="auto"/>
+        <w:spacing w:after="0" w:line="300" w:lineRule="auto" w:before="0"/>
         <w:rPr>
           <w:rFonts w:eastAsia="宋体"/>
           <w:i/>
@@ -5928,7 +5906,7 @@
     </w:p>
     <w:p>
       <w:pPr>
-        <w:spacing w:after="0" w:line="300" w:lineRule="auto"/>
+        <w:spacing w:after="0" w:line="300" w:lineRule="auto" w:before="0"/>
         <w:rPr>
           <w:rFonts w:eastAsia="宋体"/>
           <w:i/>
@@ -5963,7 +5941,7 @@
     </w:p>
     <w:p>
       <w:pPr>
-        <w:spacing w:after="0" w:line="300" w:lineRule="auto"/>
+        <w:spacing w:after="0" w:line="300" w:lineRule="auto" w:before="0"/>
         <w:rPr>
           <w:rFonts w:eastAsia="宋体"/>
           <w:i/>
@@ -6043,7 +6021,7 @@
     </w:p>
     <w:p>
       <w:pPr>
-        <w:spacing w:after="0" w:line="300" w:lineRule="auto"/>
+        <w:spacing w:after="0" w:line="300" w:lineRule="auto" w:before="0"/>
         <w:rPr>
           <w:rFonts w:eastAsia="宋体"/>
           <w:i/>
@@ -6087,7 +6065,7 @@
     </w:p>
     <w:p>
       <w:pPr>
-        <w:spacing w:after="0" w:line="300" w:lineRule="auto"/>
+        <w:spacing w:after="0" w:line="300" w:lineRule="auto" w:before="0"/>
         <w:rPr>
           <w:rFonts w:eastAsia="宋体"/>
           <w:i/>
@@ -6182,7 +6160,7 @@
     </w:p>
     <w:p>
       <w:pPr>
-        <w:spacing w:after="0" w:line="300" w:lineRule="auto"/>
+        <w:spacing w:after="0" w:line="300" w:lineRule="auto" w:before="0"/>
         <w:rPr>
           <w:rFonts w:eastAsia="宋体"/>
           <w:i/>
@@ -6268,7 +6246,7 @@
     </w:p>
     <w:p>
       <w:pPr>
-        <w:spacing w:after="0" w:line="300" w:lineRule="auto"/>
+        <w:spacing w:after="0" w:line="300" w:lineRule="auto" w:before="0"/>
         <w:rPr>
           <w:rFonts w:eastAsia="宋体"/>
           <w:i/>
@@ -6287,7 +6265,7 @@
     </w:p>
     <w:p>
       <w:pPr>
-        <w:spacing w:after="0" w:line="300" w:lineRule="auto"/>
+        <w:spacing w:after="0" w:line="300" w:lineRule="auto" w:before="0"/>
         <w:rPr>
           <w:rFonts w:eastAsia="宋体"/>
           <w:i/>
@@ -6322,7 +6300,7 @@
     </w:p>
     <w:p>
       <w:pPr>
-        <w:spacing w:after="0" w:line="300" w:lineRule="auto"/>
+        <w:spacing w:after="0" w:line="300" w:lineRule="auto" w:before="0"/>
         <w:rPr>
           <w:rFonts w:eastAsia="宋体"/>
           <w:i/>
@@ -6349,7 +6327,7 @@
     </w:p>
     <w:p>
       <w:pPr>
-        <w:spacing w:after="0" w:line="300" w:lineRule="auto"/>
+        <w:spacing w:after="0" w:line="300" w:lineRule="auto" w:before="0"/>
         <w:rPr>
           <w:rFonts w:eastAsia="宋体"/>
           <w:i/>
@@ -6410,7 +6388,7 @@
     </w:p>
     <w:p>
       <w:pPr>
-        <w:spacing w:after="0" w:line="300" w:lineRule="auto"/>
+        <w:spacing w:after="0" w:line="300" w:lineRule="auto" w:before="0"/>
         <w:rPr>
           <w:rFonts w:eastAsia="宋体"/>
           <w:i/>
@@ -6471,7 +6449,7 @@
     </w:p>
     <w:p>
       <w:pPr>
-        <w:spacing w:after="0" w:line="300" w:lineRule="auto"/>
+        <w:spacing w:after="0" w:line="300" w:lineRule="auto" w:before="0"/>
         <w:rPr>
           <w:rFonts w:eastAsia="宋体"/>
           <w:i/>
@@ -6506,7 +6484,7 @@
     </w:p>
     <w:p>
       <w:pPr>
-        <w:spacing w:after="0" w:line="300" w:lineRule="auto"/>
+        <w:spacing w:after="0" w:line="300" w:lineRule="auto" w:before="0"/>
         <w:rPr>
           <w:rFonts w:eastAsia="宋体"/>
           <w:i/>
@@ -6525,7 +6503,7 @@
     </w:p>
     <w:p>
       <w:pPr>
-        <w:spacing w:after="0" w:line="300" w:lineRule="auto"/>
+        <w:spacing w:after="0" w:line="300" w:lineRule="auto" w:before="0"/>
         <w:rPr>
           <w:rFonts w:eastAsia="宋体"/>
           <w:i/>
@@ -6724,7 +6702,7 @@
     </w:p>
     <w:p>
       <w:pPr>
-        <w:spacing w:after="0" w:line="300" w:lineRule="auto"/>
+        <w:spacing w:after="0" w:line="300" w:lineRule="auto" w:before="0"/>
         <w:rPr>
           <w:rFonts w:eastAsia="宋体"/>
           <w:i/>
@@ -6840,7 +6818,7 @@
     </w:p>
     <w:p>
       <w:pPr>
-        <w:spacing w:after="0" w:line="300" w:lineRule="auto"/>
+        <w:spacing w:after="0" w:line="300" w:lineRule="auto" w:before="0"/>
         <w:rPr>
           <w:rFonts w:eastAsia="宋体"/>
           <w:i/>
@@ -7042,7 +7020,7 @@
     </w:p>
     <w:p>
       <w:pPr>
-        <w:spacing w:after="0" w:line="300" w:lineRule="auto"/>
+        <w:spacing w:after="0" w:line="300" w:lineRule="auto" w:before="0"/>
         <w:rPr>
           <w:rFonts w:eastAsia="宋体"/>
           <w:i/>
@@ -7296,7 +7274,7 @@
     </w:p>
     <w:p>
       <w:pPr>
-        <w:spacing w:after="0" w:line="300" w:lineRule="auto"/>
+        <w:spacing w:after="0" w:line="300" w:lineRule="auto" w:before="0"/>
         <w:rPr>
           <w:rFonts w:eastAsia="宋体"/>
           <w:i/>
@@ -7417,7 +7395,7 @@
     </w:p>
     <w:p>
       <w:pPr>
-        <w:spacing w:after="0" w:line="300" w:lineRule="auto"/>
+        <w:spacing w:after="0" w:line="300" w:lineRule="auto" w:before="0"/>
         <w:rPr>
           <w:rFonts w:eastAsia="宋体"/>
           <w:i/>
@@ -7533,7 +7511,7 @@
     </w:p>
     <w:p>
       <w:pPr>
-        <w:spacing w:after="0" w:line="300" w:lineRule="auto"/>
+        <w:spacing w:after="0" w:line="300" w:lineRule="auto" w:before="0"/>
         <w:rPr>
           <w:rFonts w:eastAsia="宋体"/>
           <w:i/>
@@ -7640,7 +7618,7 @@
     </w:p>
     <w:p>
       <w:pPr>
-        <w:spacing w:after="0" w:line="300" w:lineRule="auto"/>
+        <w:spacing w:after="0" w:line="300" w:lineRule="auto" w:before="0"/>
         <w:rPr>
           <w:rFonts w:eastAsia="宋体"/>
           <w:i/>
@@ -7894,7 +7872,7 @@
     </w:p>
     <w:p>
       <w:pPr>
-        <w:spacing w:after="0" w:line="300" w:lineRule="auto"/>
+        <w:spacing w:after="0" w:line="300" w:lineRule="auto" w:before="0"/>
         <w:rPr>
           <w:rFonts w:eastAsia="宋体"/>
           <w:i/>
@@ -7913,7 +7891,7 @@
     </w:p>
     <w:p>
       <w:pPr>
-        <w:spacing w:after="0" w:line="300" w:lineRule="auto"/>
+        <w:spacing w:after="0" w:line="300" w:lineRule="auto" w:before="0"/>
         <w:rPr>
           <w:rFonts w:eastAsia="宋体"/>
           <w:i/>
@@ -7948,7 +7926,7 @@
     </w:p>
     <w:p>
       <w:pPr>
-        <w:spacing w:after="0" w:line="300" w:lineRule="auto"/>
+        <w:spacing w:after="0" w:line="300" w:lineRule="auto" w:before="0"/>
         <w:rPr>
           <w:rFonts w:eastAsia="宋体"/>
           <w:i/>
@@ -7999,7 +7977,7 @@
     </w:p>
     <w:p>
       <w:pPr>
-        <w:spacing w:after="0" w:line="300" w:lineRule="auto"/>
+        <w:spacing w:after="0" w:line="300" w:lineRule="auto" w:before="0"/>
         <w:rPr>
           <w:rFonts w:eastAsia="宋体"/>
           <w:i/>
@@ -8082,7 +8060,7 @@
     </w:p>
     <w:p>
       <w:pPr>
-        <w:spacing w:after="0" w:line="300" w:lineRule="auto"/>
+        <w:spacing w:after="0" w:line="300" w:lineRule="auto" w:before="0"/>
         <w:rPr>
           <w:rFonts w:eastAsia="宋体"/>
           <w:i/>
@@ -8165,7 +8143,7 @@
     </w:p>
     <w:p>
       <w:pPr>
-        <w:spacing w:after="0" w:line="300" w:lineRule="auto"/>
+        <w:spacing w:after="0" w:line="300" w:lineRule="auto" w:before="0"/>
         <w:rPr>
           <w:rFonts w:eastAsia="宋体"/>
           <w:i/>
@@ -8200,7 +8178,7 @@
     </w:p>
     <w:p>
       <w:pPr>
-        <w:spacing w:after="0" w:line="300" w:lineRule="auto"/>
+        <w:spacing w:after="0" w:line="300" w:lineRule="auto" w:before="0"/>
         <w:rPr>
           <w:rFonts w:eastAsia="宋体"/>
           <w:i/>
@@ -8244,7 +8222,7 @@
     </w:p>
     <w:p>
       <w:pPr>
-        <w:spacing w:after="0" w:line="300" w:lineRule="auto"/>
+        <w:spacing w:after="0" w:line="300" w:lineRule="auto" w:before="0"/>
         <w:rPr>
           <w:rFonts w:eastAsia="宋体"/>
           <w:i/>
@@ -8407,7 +8385,7 @@
     </w:p>
     <w:p>
       <w:pPr>
-        <w:spacing w:after="0" w:line="300" w:lineRule="auto"/>
+        <w:spacing w:after="0" w:line="300" w:lineRule="auto" w:before="0"/>
         <w:rPr>
           <w:rFonts w:eastAsia="宋体"/>
           <w:i/>
@@ -8442,7 +8420,7 @@
     </w:p>
     <w:p>
       <w:pPr>
-        <w:spacing w:after="0" w:line="300" w:lineRule="auto"/>
+        <w:spacing w:after="0" w:line="300" w:lineRule="auto" w:before="0"/>
         <w:rPr>
           <w:rFonts w:eastAsia="宋体"/>
           <w:i/>
@@ -8477,7 +8455,7 @@
     </w:p>
     <w:p>
       <w:pPr>
-        <w:spacing w:after="0" w:line="300" w:lineRule="auto"/>
+        <w:spacing w:after="0" w:line="300" w:lineRule="auto" w:before="0"/>
         <w:rPr>
           <w:rFonts w:eastAsia="宋体"/>
           <w:i/>
@@ -8529,7 +8507,7 @@
     </w:p>
     <w:p>
       <w:pPr>
-        <w:spacing w:after="0" w:line="300" w:lineRule="auto"/>
+        <w:spacing w:after="0" w:line="300" w:lineRule="auto" w:before="0"/>
         <w:rPr>
           <w:sz w:val="21"/>
           <w:szCs w:val="21"/>
@@ -8538,7 +8516,7 @@
     </w:p>
     <w:p>
       <w:pPr>
-        <w:spacing w:after="0" w:line="300" w:lineRule="auto"/>
+        <w:spacing w:after="0" w:line="300" w:lineRule="auto" w:before="0"/>
         <w:rPr>
           <w:sz w:val="21"/>
           <w:szCs w:val="21"/>
@@ -8563,7 +8541,7 @@
     </w:p>
     <w:p>
       <w:pPr>
-        <w:spacing w:after="0" w:line="300" w:lineRule="auto"/>
+        <w:spacing w:after="0" w:line="300" w:lineRule="auto" w:before="0"/>
         <w:rPr>
           <w:sz w:val="21"/>
           <w:szCs w:val="21"/>
@@ -8596,7 +8574,7 @@
     </w:p>
     <w:p>
       <w:pPr>
-        <w:spacing w:after="0" w:line="300" w:lineRule="auto"/>
+        <w:spacing w:after="0" w:line="300" w:lineRule="auto" w:before="0"/>
         <w:rPr>
           <w:rFonts w:eastAsia="宋体"/>
           <w:i/>
@@ -8666,7 +8644,7 @@
     </w:p>
     <w:p>
       <w:pPr>
-        <w:spacing w:after="0" w:line="300" w:lineRule="auto"/>
+        <w:spacing w:after="0" w:line="300" w:lineRule="auto" w:before="0"/>
         <w:rPr>
           <w:rFonts w:eastAsia="宋体"/>
           <w:i/>
@@ -8746,7 +8724,7 @@
     </w:p>
     <w:p>
       <w:pPr>
-        <w:spacing w:after="0" w:line="300" w:lineRule="auto"/>
+        <w:spacing w:after="0" w:line="300" w:lineRule="auto" w:before="0"/>
         <w:rPr>
           <w:rFonts w:eastAsia="宋体"/>
           <w:i/>
@@ -8765,7 +8743,7 @@
     </w:p>
     <w:p>
       <w:pPr>
-        <w:spacing w:after="0" w:line="300" w:lineRule="auto"/>
+        <w:spacing w:after="0" w:line="300" w:lineRule="auto" w:before="0"/>
         <w:rPr>
           <w:rFonts w:eastAsia="宋体"/>
           <w:i/>
@@ -8800,7 +8778,7 @@
     </w:p>
     <w:p>
       <w:pPr>
-        <w:spacing w:after="0" w:line="300" w:lineRule="auto"/>
+        <w:spacing w:after="0" w:line="300" w:lineRule="auto" w:before="0"/>
         <w:rPr>
           <w:rFonts w:eastAsia="宋体"/>
           <w:i/>
@@ -9079,7 +9057,7 @@
     </w:p>
     <w:p>
       <w:pPr>
-        <w:spacing w:after="0" w:line="300" w:lineRule="auto"/>
+        <w:spacing w:after="0" w:line="300" w:lineRule="auto" w:before="0"/>
         <w:rPr>
           <w:rFonts w:eastAsia="宋体"/>
           <w:i/>
@@ -9133,7 +9111,7 @@
     </w:p>
     <w:p>
       <w:pPr>
-        <w:spacing w:after="0" w:line="300" w:lineRule="auto"/>
+        <w:spacing w:after="0" w:line="300" w:lineRule="auto" w:before="0"/>
         <w:rPr>
           <w:rFonts w:eastAsia="宋体"/>
           <w:i/>
@@ -9236,7 +9214,7 @@
     </w:p>
     <w:p>
       <w:pPr>
-        <w:spacing w:after="0" w:line="300" w:lineRule="auto"/>
+        <w:spacing w:after="0" w:line="300" w:lineRule="auto" w:before="0"/>
         <w:rPr>
           <w:rFonts w:eastAsia="宋体"/>
           <w:i/>
@@ -9449,7 +9427,7 @@
     </w:p>
     <w:p>
       <w:pPr>
-        <w:spacing w:after="0" w:line="300" w:lineRule="auto"/>
+        <w:spacing w:after="0" w:line="300" w:lineRule="auto" w:before="0"/>
         <w:rPr>
           <w:rFonts w:eastAsia="宋体"/>
           <w:i/>
@@ -9612,7 +9590,7 @@
     </w:p>
     <w:p>
       <w:pPr>
-        <w:spacing w:after="0" w:line="300" w:lineRule="auto"/>
+        <w:spacing w:after="0" w:line="300" w:lineRule="auto" w:before="0"/>
         <w:rPr>
           <w:rFonts w:eastAsia="宋体"/>
           <w:i/>
@@ -9783,7 +9761,7 @@
     </w:p>
     <w:p>
       <w:pPr>
-        <w:spacing w:after="0" w:line="300" w:lineRule="auto"/>
+        <w:spacing w:after="0" w:line="300" w:lineRule="auto" w:before="0"/>
         <w:rPr>
           <w:rFonts w:eastAsia="宋体"/>
           <w:i/>
@@ -9904,7 +9882,7 @@
     </w:p>
     <w:p>
       <w:pPr>
-        <w:spacing w:after="0" w:line="300" w:lineRule="auto"/>
+        <w:spacing w:after="0" w:line="300" w:lineRule="auto" w:before="0"/>
         <w:rPr>
           <w:rFonts w:eastAsia="宋体"/>
           <w:i/>
@@ -9984,7 +9962,7 @@
     </w:p>
     <w:p>
       <w:pPr>
-        <w:spacing w:after="0" w:line="300" w:lineRule="auto"/>
+        <w:spacing w:after="0" w:line="300" w:lineRule="auto" w:before="0"/>
         <w:rPr>
           <w:rFonts w:eastAsia="宋体"/>
           <w:i/>
@@ -10019,7 +9997,7 @@
     </w:p>
     <w:p>
       <w:pPr>
-        <w:spacing w:after="0" w:line="300" w:lineRule="auto"/>
+        <w:spacing w:after="0" w:line="300" w:lineRule="auto" w:before="0"/>
         <w:rPr>
           <w:rFonts w:eastAsia="宋体"/>
           <w:i/>
@@ -10220,7 +10198,7 @@
     </w:p>
     <w:p>
       <w:pPr>
-        <w:spacing w:after="0" w:line="300" w:lineRule="auto"/>
+        <w:spacing w:after="0" w:line="300" w:lineRule="auto" w:before="0"/>
         <w:rPr>
           <w:sz w:val="21"/>
           <w:szCs w:val="21"/>
@@ -10229,7 +10207,7 @@
     </w:p>
     <w:p>
       <w:pPr>
-        <w:spacing w:after="0" w:line="300" w:lineRule="auto"/>
+        <w:spacing w:after="0" w:line="300" w:lineRule="auto" w:before="0"/>
         <w:rPr>
           <w:sz w:val="21"/>
           <w:szCs w:val="21"/>
@@ -10254,7 +10232,7 @@
     </w:p>
     <w:p>
       <w:pPr>
-        <w:spacing w:after="0" w:line="300" w:lineRule="auto"/>
+        <w:spacing w:after="0" w:line="300" w:lineRule="auto" w:before="0"/>
         <w:rPr>
           <w:sz w:val="21"/>
           <w:szCs w:val="21"/>
@@ -10287,7 +10265,7 @@
     </w:p>
     <w:p>
       <w:pPr>
-        <w:spacing w:after="0" w:line="300" w:lineRule="auto"/>
+        <w:spacing w:after="0" w:line="300" w:lineRule="auto" w:before="0"/>
         <w:rPr>
           <w:rFonts w:eastAsia="宋体"/>
           <w:i/>
@@ -10391,7 +10369,7 @@
     </w:p>
     <w:p>
       <w:pPr>
-        <w:spacing w:after="0" w:line="300" w:lineRule="auto"/>
+        <w:spacing w:after="0" w:line="300" w:lineRule="auto" w:before="0"/>
         <w:rPr>
           <w:rFonts w:eastAsia="宋体"/>
           <w:i/>
@@ -10471,7 +10449,7 @@
     </w:p>
     <w:p>
       <w:pPr>
-        <w:spacing w:after="0" w:line="300" w:lineRule="auto"/>
+        <w:spacing w:after="0" w:line="300" w:lineRule="auto" w:before="0"/>
         <w:rPr>
           <w:rFonts w:eastAsia="宋体"/>
           <w:i/>
@@ -10490,7 +10468,7 @@
     </w:p>
     <w:p>
       <w:pPr>
-        <w:spacing w:after="0" w:line="300" w:lineRule="auto"/>
+        <w:spacing w:after="0" w:line="300" w:lineRule="auto" w:before="0"/>
         <w:rPr>
           <w:rFonts w:eastAsia="宋体"/>
           <w:i/>
@@ -10525,7 +10503,7 @@
     </w:p>
     <w:p>
       <w:pPr>
-        <w:spacing w:after="0" w:line="300" w:lineRule="auto"/>
+        <w:spacing w:after="0" w:line="300" w:lineRule="auto" w:before="0"/>
         <w:rPr>
           <w:rFonts w:eastAsia="宋体"/>
           <w:i/>
@@ -10838,7 +10816,7 @@
     </w:p>
     <w:p>
       <w:pPr>
-        <w:spacing w:after="0" w:line="300" w:lineRule="auto"/>
+        <w:spacing w:after="0" w:line="300" w:lineRule="auto" w:before="0"/>
         <w:rPr>
           <w:rFonts w:eastAsia="宋体"/>
           <w:i/>
@@ -10891,7 +10869,7 @@
     </w:p>
     <w:p>
       <w:pPr>
-        <w:spacing w:after="0" w:line="300" w:lineRule="auto"/>
+        <w:spacing w:after="0" w:line="300" w:lineRule="auto" w:before="0"/>
         <w:rPr>
           <w:rFonts w:eastAsia="宋体"/>
           <w:i/>
@@ -11372,7 +11350,7 @@
     </w:p>
     <w:p>
       <w:pPr>
-        <w:spacing w:after="0" w:line="300" w:lineRule="auto"/>
+        <w:spacing w:after="0" w:line="300" w:lineRule="auto" w:before="0"/>
         <w:rPr>
           <w:rFonts w:eastAsia="宋体"/>
           <w:i/>
@@ -11452,7 +11430,7 @@
     </w:p>
     <w:p>
       <w:pPr>
-        <w:spacing w:after="0" w:line="300" w:lineRule="auto"/>
+        <w:spacing w:after="0" w:line="300" w:lineRule="auto" w:before="0"/>
         <w:rPr>
           <w:rFonts w:eastAsia="宋体"/>
           <w:i/>
@@ -11487,7 +11465,7 @@
     </w:p>
     <w:p>
       <w:pPr>
-        <w:spacing w:after="0" w:line="300" w:lineRule="auto"/>
+        <w:spacing w:after="0" w:line="300" w:lineRule="auto" w:before="0"/>
         <w:rPr>
           <w:rFonts w:eastAsia="宋体"/>
           <w:i/>
@@ -11611,7 +11589,7 @@
     </w:p>
     <w:p>
       <w:pPr>
-        <w:spacing w:after="0" w:line="300" w:lineRule="auto"/>
+        <w:spacing w:after="0" w:line="300" w:lineRule="auto" w:before="0"/>
         <w:rPr>
           <w:sz w:val="21"/>
           <w:szCs w:val="21"/>
@@ -11620,7 +11598,7 @@
     </w:p>
     <w:p>
       <w:pPr>
-        <w:spacing w:after="0" w:line="300" w:lineRule="auto"/>
+        <w:spacing w:after="0" w:line="300" w:lineRule="auto" w:before="0"/>
         <w:rPr>
           <w:sz w:val="21"/>
           <w:szCs w:val="21"/>
@@ -11647,7 +11625,7 @@
     </w:p>
     <w:p>
       <w:pPr>
-        <w:spacing w:after="0" w:line="300" w:lineRule="auto"/>
+        <w:spacing w:after="0" w:line="300" w:lineRule="auto" w:before="0"/>
         <w:rPr>
           <w:sz w:val="21"/>
           <w:szCs w:val="21"/>
@@ -11673,7 +11651,7 @@
     </w:p>
     <w:p>
       <w:pPr>
-        <w:spacing w:after="0" w:line="300" w:lineRule="auto"/>
+        <w:spacing w:after="0" w:line="300" w:lineRule="auto" w:before="0"/>
         <w:rPr>
           <w:sz w:val="21"/>
           <w:szCs w:val="21"/>
@@ -11727,7 +11705,7 @@
     </w:p>
     <w:p>
       <w:pPr>
-        <w:spacing w:after="0" w:line="300" w:lineRule="auto"/>
+        <w:spacing w:after="0" w:line="300" w:lineRule="auto" w:before="0"/>
         <w:rPr>
           <w:sz w:val="21"/>
           <w:szCs w:val="21"/>
@@ -11752,7 +11730,7 @@
     </w:p>
     <w:p>
       <w:pPr>
-        <w:spacing w:after="0" w:line="300" w:lineRule="auto"/>
+        <w:spacing w:after="0" w:line="300" w:lineRule="auto" w:before="0"/>
         <w:rPr>
           <w:sz w:val="21"/>
           <w:szCs w:val="21"/>
@@ -11819,7 +11797,7 @@
     </w:p>
     <w:p>
       <w:pPr>
-        <w:spacing w:after="0" w:line="300" w:lineRule="auto"/>
+        <w:spacing w:after="0" w:line="300" w:lineRule="auto" w:before="0"/>
         <w:rPr>
           <w:sz w:val="21"/>
           <w:szCs w:val="21"/>
@@ -11923,7 +11901,7 @@
     </w:p>
     <w:p>
       <w:pPr>
-        <w:spacing w:after="0" w:line="300" w:lineRule="auto"/>
+        <w:spacing w:after="0" w:line="300" w:lineRule="auto" w:before="0"/>
         <w:rPr>
           <w:sz w:val="21"/>
           <w:szCs w:val="21"/>
@@ -12027,7 +12005,7 @@
     </w:p>
     <w:p>
       <w:pPr>
-        <w:spacing w:after="0" w:line="300" w:lineRule="auto"/>
+        <w:spacing w:after="0" w:line="300" w:lineRule="auto" w:before="0"/>
         <w:rPr>
           <w:sz w:val="21"/>
           <w:szCs w:val="21"/>
@@ -12140,7 +12118,7 @@
     </w:p>
     <w:p>
       <w:pPr>
-        <w:spacing w:after="0" w:line="300" w:lineRule="auto"/>
+        <w:spacing w:after="0" w:line="300" w:lineRule="auto" w:before="0"/>
         <w:rPr>
           <w:sz w:val="21"/>
           <w:szCs w:val="21"/>
@@ -12253,7 +12231,7 @@
     </w:p>
     <w:p>
       <w:pPr>
-        <w:spacing w:after="0" w:line="300" w:lineRule="auto"/>
+        <w:spacing w:after="0" w:line="300" w:lineRule="auto" w:before="0"/>
         <w:rPr>
           <w:sz w:val="21"/>
           <w:szCs w:val="21"/>
@@ -12338,7 +12316,7 @@
     </w:p>
     <w:p>
       <w:pPr>
-        <w:spacing w:after="0" w:line="300" w:lineRule="auto"/>
+        <w:spacing w:after="0" w:line="300" w:lineRule="auto" w:before="0"/>
         <w:rPr>
           <w:sz w:val="21"/>
           <w:szCs w:val="21"/>
@@ -12379,7 +12357,7 @@
     </w:p>
     <w:p>
       <w:pPr>
-        <w:spacing w:after="0" w:line="300" w:lineRule="auto"/>
+        <w:spacing w:after="0" w:line="300" w:lineRule="auto" w:before="0"/>
         <w:rPr>
           <w:sz w:val="21"/>
           <w:szCs w:val="21"/>
@@ -12492,7 +12470,7 @@
     </w:p>
     <w:p>
       <w:pPr>
-        <w:spacing w:after="0" w:line="300" w:lineRule="auto"/>
+        <w:spacing w:after="0" w:line="300" w:lineRule="auto" w:before="0"/>
         <w:rPr>
           <w:sz w:val="21"/>
           <w:szCs w:val="21"/>
@@ -12649,7 +12627,7 @@
     </w:p>
     <w:p>
       <w:pPr>
-        <w:spacing w:after="0" w:line="300" w:lineRule="auto"/>
+        <w:spacing w:after="0" w:line="300" w:lineRule="auto" w:before="0"/>
         <w:rPr>
           <w:sz w:val="21"/>
           <w:szCs w:val="21"/>
@@ -12850,7 +12828,7 @@
     </w:p>
     <w:p>
       <w:pPr>
-        <w:spacing w:after="0" w:line="300" w:lineRule="auto"/>
+        <w:spacing w:after="0" w:line="300" w:lineRule="auto" w:before="0"/>
         <w:rPr>
           <w:sz w:val="21"/>
           <w:szCs w:val="21"/>
@@ -12990,7 +12968,7 @@
     </w:p>
     <w:p>
       <w:pPr>
-        <w:spacing w:after="0" w:line="300" w:lineRule="auto"/>
+        <w:spacing w:after="0" w:line="300" w:lineRule="auto" w:before="0"/>
         <w:rPr>
           <w:sz w:val="21"/>
           <w:szCs w:val="21"/>
@@ -13127,7 +13105,7 @@
     </w:p>
     <w:p>
       <w:pPr>
-        <w:spacing w:after="0" w:line="300" w:lineRule="auto"/>
+        <w:spacing w:after="0" w:line="300" w:lineRule="auto" w:before="0"/>
         <w:rPr>
           <w:sz w:val="21"/>
           <w:szCs w:val="21"/>
@@ -13160,7 +13138,7 @@
     </w:p>
     <w:p>
       <w:pPr>
-        <w:spacing w:after="0" w:line="300" w:lineRule="auto"/>
+        <w:spacing w:after="0" w:line="300" w:lineRule="auto" w:before="0"/>
         <w:rPr>
           <w:sz w:val="21"/>
           <w:szCs w:val="21"/>
@@ -13217,7 +13195,7 @@
     </w:p>
     <w:p>
       <w:pPr>
-        <w:spacing w:after="0" w:line="300" w:lineRule="auto"/>
+        <w:spacing w:after="0" w:line="300" w:lineRule="auto" w:before="0"/>
         <w:rPr>
           <w:sz w:val="21"/>
           <w:szCs w:val="21"/>
@@ -13309,7 +13287,7 @@
     </w:p>
     <w:p>
       <w:pPr>
-        <w:spacing w:after="0" w:line="300" w:lineRule="auto"/>
+        <w:spacing w:after="0" w:line="300" w:lineRule="auto" w:before="0"/>
         <w:rPr>
           <w:sz w:val="21"/>
           <w:szCs w:val="21"/>
@@ -13334,7 +13312,7 @@
     </w:p>
     <w:p>
       <w:pPr>
-        <w:spacing w:after="0" w:line="300" w:lineRule="auto"/>
+        <w:spacing w:after="0" w:line="300" w:lineRule="auto" w:before="0"/>
         <w:rPr>
           <w:sz w:val="21"/>
           <w:szCs w:val="21"/>
@@ -13392,7 +13370,7 @@
     </w:p>
     <w:p>
       <w:pPr>
-        <w:spacing w:after="0" w:line="300" w:lineRule="auto"/>
+        <w:spacing w:after="0" w:line="300" w:lineRule="auto" w:before="0"/>
         <w:rPr>
           <w:sz w:val="21"/>
           <w:szCs w:val="21"/>
@@ -13441,7 +13419,7 @@
     </w:p>
     <w:p>
       <w:pPr>
-        <w:spacing w:after="0" w:line="300" w:lineRule="auto"/>
+        <w:spacing w:after="0" w:line="300" w:lineRule="auto" w:before="0"/>
         <w:rPr>
           <w:sz w:val="21"/>
           <w:szCs w:val="21"/>
@@ -13483,7 +13461,7 @@
     </w:p>
     <w:p>
       <w:pPr>
-        <w:spacing w:after="0" w:line="300" w:lineRule="auto"/>
+        <w:spacing w:after="0" w:line="300" w:lineRule="auto" w:before="0"/>
         <w:rPr>
           <w:sz w:val="21"/>
           <w:szCs w:val="21"/>
@@ -13537,7 +13515,7 @@
     </w:p>
     <w:p>
       <w:pPr>
-        <w:spacing w:after="0" w:line="300" w:lineRule="auto"/>
+        <w:spacing w:after="0" w:line="300" w:lineRule="auto" w:before="0"/>
         <w:rPr>
           <w:sz w:val="21"/>
           <w:szCs w:val="21"/>
@@ -13554,7 +13532,7 @@
     </w:p>
     <w:p>
       <w:pPr>
-        <w:spacing w:after="0" w:line="300" w:lineRule="auto"/>
+        <w:spacing w:after="0" w:line="300" w:lineRule="auto" w:before="0"/>
         <w:rPr>
           <w:sz w:val="21"/>
           <w:szCs w:val="21"/>
@@ -13563,7 +13541,7 @@
     </w:p>
     <w:p>
       <w:pPr>
-        <w:spacing w:after="0" w:line="300" w:lineRule="auto"/>
+        <w:spacing w:after="0" w:line="300" w:lineRule="auto" w:before="0"/>
         <w:rPr>
           <w:sz w:val="21"/>
           <w:szCs w:val="21"/>
@@ -13588,7 +13566,7 @@
     </w:p>
     <w:p>
       <w:pPr>
-        <w:spacing w:after="0" w:line="300" w:lineRule="auto"/>
+        <w:spacing w:after="0" w:line="300" w:lineRule="auto" w:before="0"/>
         <w:rPr>
           <w:sz w:val="21"/>
           <w:szCs w:val="21"/>
@@ -13642,7 +13620,7 @@
     </w:p>
     <w:p>
       <w:pPr>
-        <w:spacing w:after="0" w:line="300" w:lineRule="auto"/>
+        <w:spacing w:after="0" w:line="300" w:lineRule="auto" w:before="0"/>
         <w:rPr>
           <w:sz w:val="21"/>
           <w:szCs w:val="21"/>
@@ -13864,7 +13842,7 @@
     </w:p>
     <w:p>
       <w:pPr>
-        <w:spacing w:after="0" w:line="300" w:lineRule="auto"/>
+        <w:spacing w:after="0" w:line="300" w:lineRule="auto" w:before="0"/>
         <w:rPr>
           <w:sz w:val="21"/>
           <w:szCs w:val="21"/>
@@ -13930,7 +13908,7 @@
     </w:p>
     <w:p>
       <w:pPr>
-        <w:spacing w:after="0" w:line="300" w:lineRule="auto"/>
+        <w:spacing w:after="0" w:line="300" w:lineRule="auto" w:before="0"/>
         <w:rPr>
           <w:sz w:val="21"/>
           <w:szCs w:val="21"/>
@@ -13989,7 +13967,7 @@
     </w:p>
     <w:p>
       <w:pPr>
-        <w:spacing w:after="0" w:line="300" w:lineRule="auto"/>
+        <w:spacing w:after="0" w:line="300" w:lineRule="auto" w:before="0"/>
         <w:rPr>
           <w:sz w:val="21"/>
           <w:szCs w:val="21"/>
@@ -14064,7 +14042,7 @@
     </w:p>
     <w:p>
       <w:pPr>
-        <w:spacing w:after="0" w:line="300" w:lineRule="auto"/>
+        <w:spacing w:after="0" w:line="300" w:lineRule="auto" w:before="0"/>
         <w:rPr>
           <w:sz w:val="21"/>
           <w:szCs w:val="21"/>
@@ -14123,7 +14101,7 @@
     </w:p>
     <w:p>
       <w:pPr>
-        <w:spacing w:after="0" w:line="300" w:lineRule="auto"/>
+        <w:spacing w:after="0" w:line="300" w:lineRule="auto" w:before="0"/>
         <w:rPr>
           <w:sz w:val="21"/>
           <w:szCs w:val="21"/>
@@ -14223,7 +14201,7 @@
     </w:p>
     <w:p>
       <w:pPr>
-        <w:spacing w:after="0" w:line="300" w:lineRule="auto"/>
+        <w:spacing w:after="0" w:line="300" w:lineRule="auto" w:before="0"/>
         <w:rPr>
           <w:sz w:val="21"/>
           <w:szCs w:val="21"/>
@@ -14277,7 +14255,7 @@
     </w:p>
     <w:p>
       <w:pPr>
-        <w:spacing w:after="0" w:line="300" w:lineRule="auto"/>
+        <w:spacing w:after="0" w:line="300" w:lineRule="auto" w:before="0"/>
         <w:rPr>
           <w:sz w:val="21"/>
           <w:szCs w:val="21"/>
@@ -14585,7 +14563,7 @@
     </w:p>
     <w:p>
       <w:pPr>
-        <w:spacing w:after="0" w:line="300" w:lineRule="auto"/>
+        <w:spacing w:after="0" w:line="300" w:lineRule="auto" w:before="0"/>
         <w:rPr>
           <w:sz w:val="21"/>
           <w:szCs w:val="21"/>
@@ -14626,7 +14604,7 @@
     </w:p>
     <w:p>
       <w:pPr>
-        <w:spacing w:after="0" w:line="300" w:lineRule="auto"/>
+        <w:spacing w:after="0" w:line="300" w:lineRule="auto" w:before="0"/>
         <w:rPr>
           <w:rFonts w:eastAsia="宋体"/>
           <w:i/>
@@ -14801,7 +14779,7 @@
     </w:p>
     <w:p>
       <w:pPr>
-        <w:spacing w:after="0" w:line="300" w:lineRule="auto"/>
+        <w:spacing w:after="0" w:line="300" w:lineRule="auto" w:before="0"/>
         <w:rPr>
           <w:sz w:val="21"/>
           <w:szCs w:val="21"/>
@@ -14970,7 +14948,7 @@
     </w:p>
     <w:p>
       <w:pPr>
-        <w:spacing w:after="0" w:line="300" w:lineRule="auto"/>
+        <w:spacing w:after="0" w:line="300" w:lineRule="auto" w:before="0"/>
         <w:rPr>
           <w:sz w:val="21"/>
           <w:szCs w:val="21"/>
@@ -15019,7 +14997,7 @@
     </w:p>
     <w:p>
       <w:pPr>
-        <w:spacing w:after="0" w:line="300" w:lineRule="auto"/>
+        <w:spacing w:after="0" w:line="300" w:lineRule="auto" w:before="0"/>
         <w:rPr>
           <w:sz w:val="21"/>
           <w:szCs w:val="21"/>
@@ -15110,7 +15088,7 @@
     </w:p>
     <w:p>
       <w:pPr>
-        <w:spacing w:after="0" w:line="300" w:lineRule="auto"/>
+        <w:spacing w:after="0" w:line="300" w:lineRule="auto" w:before="0"/>
         <w:rPr>
           <w:sz w:val="21"/>
           <w:szCs w:val="21"/>
@@ -15210,7 +15188,7 @@
     </w:p>
     <w:p>
       <w:pPr>
-        <w:spacing w:after="0" w:line="300" w:lineRule="auto"/>
+        <w:spacing w:after="0" w:line="300" w:lineRule="auto" w:before="0"/>
         <w:rPr>
           <w:sz w:val="21"/>
           <w:szCs w:val="21"/>
@@ -15285,7 +15263,7 @@
     </w:p>
     <w:p>
       <w:pPr>
-        <w:spacing w:after="0" w:line="300" w:lineRule="auto"/>
+        <w:spacing w:after="0" w:line="300" w:lineRule="auto" w:before="0"/>
         <w:rPr>
           <w:sz w:val="21"/>
           <w:szCs w:val="21"/>
@@ -15318,7 +15296,7 @@
     </w:p>
     <w:p>
       <w:pPr>
-        <w:spacing w:after="0" w:line="300" w:lineRule="auto"/>
+        <w:spacing w:after="0" w:line="300" w:lineRule="auto" w:before="0"/>
         <w:rPr>
           <w:sz w:val="21"/>
           <w:szCs w:val="21"/>
@@ -15375,7 +15353,7 @@
     </w:p>
     <w:p>
       <w:pPr>
-        <w:spacing w:after="0" w:line="300" w:lineRule="auto"/>
+        <w:spacing w:after="0" w:line="300" w:lineRule="auto" w:before="0"/>
         <w:rPr>
           <w:sz w:val="21"/>
           <w:szCs w:val="21"/>
@@ -15392,7 +15370,7 @@
     </w:p>
     <w:p>
       <w:pPr>
-        <w:spacing w:after="0" w:line="300" w:lineRule="auto"/>
+        <w:spacing w:after="0" w:line="300" w:lineRule="auto" w:before="0"/>
         <w:rPr>
           <w:sz w:val="21"/>
           <w:szCs w:val="21"/>
@@ -15426,7 +15404,7 @@
     </w:p>
     <w:p>
       <w:pPr>
-        <w:spacing w:after="0" w:line="300" w:lineRule="auto"/>
+        <w:spacing w:after="0" w:line="300" w:lineRule="auto" w:before="0"/>
         <w:rPr>
           <w:sz w:val="21"/>
           <w:szCs w:val="21"/>
@@ -15562,7 +15540,7 @@
     </w:p>
     <w:p>
       <w:pPr>
-        <w:spacing w:after="0" w:line="300" w:lineRule="auto"/>
+        <w:spacing w:after="0" w:line="300" w:lineRule="auto" w:before="0"/>
         <w:rPr>
           <w:sz w:val="21"/>
           <w:szCs w:val="21"/>
@@ -15612,7 +15590,7 @@
     </w:p>
     <w:p>
       <w:pPr>
-        <w:spacing w:after="0" w:line="300" w:lineRule="auto"/>
+        <w:spacing w:after="0" w:line="300" w:lineRule="auto" w:before="0"/>
         <w:rPr>
           <w:sz w:val="21"/>
           <w:szCs w:val="21"/>
@@ -15645,7 +15623,7 @@
     </w:p>
     <w:p>
       <w:pPr>
-        <w:spacing w:after="0" w:line="300" w:lineRule="auto"/>
+        <w:spacing w:after="0" w:line="300" w:lineRule="auto" w:before="0"/>
         <w:rPr>
           <w:sz w:val="21"/>
           <w:szCs w:val="21"/>
@@ -15654,7 +15632,7 @@
     </w:p>
     <w:p>
       <w:pPr>
-        <w:spacing w:after="0" w:line="300" w:lineRule="auto"/>
+        <w:spacing w:after="0" w:line="300" w:lineRule="auto" w:before="0"/>
         <w:rPr>
           <w:sz w:val="21"/>
           <w:szCs w:val="21"/>
@@ -15711,7 +15689,7 @@
     </w:p>
     <w:p>
       <w:pPr>
-        <w:spacing w:after="0" w:line="300" w:lineRule="auto"/>
+        <w:spacing w:after="0" w:line="300" w:lineRule="auto" w:before="0"/>
         <w:rPr>
           <w:sz w:val="21"/>
           <w:szCs w:val="21"/>
@@ -15810,7 +15788,7 @@
     </w:p>
     <w:p>
       <w:pPr>
-        <w:spacing w:after="0" w:line="300" w:lineRule="auto"/>
+        <w:spacing w:after="0" w:line="300" w:lineRule="auto" w:before="0"/>
         <w:rPr>
           <w:sz w:val="21"/>
           <w:szCs w:val="21"/>
@@ -15909,7 +15887,7 @@
     </w:p>
     <w:p>
       <w:pPr>
-        <w:spacing w:after="0" w:line="300" w:lineRule="auto"/>
+        <w:spacing w:after="0" w:line="300" w:lineRule="auto" w:before="0"/>
         <w:rPr>
           <w:sz w:val="21"/>
           <w:szCs w:val="21"/>
@@ -16012,7 +15990,7 @@
     </w:p>
     <w:p>
       <w:pPr>
-        <w:spacing w:after="0" w:line="300" w:lineRule="auto"/>
+        <w:spacing w:after="0" w:line="300" w:lineRule="auto" w:before="0"/>
         <w:rPr>
           <w:sz w:val="21"/>
           <w:szCs w:val="21"/>
@@ -16045,7 +16023,7 @@
     </w:p>
     <w:p>
       <w:pPr>
-        <w:spacing w:after="0" w:line="300" w:lineRule="auto"/>
+        <w:spacing w:after="0" w:line="300" w:lineRule="auto" w:before="0"/>
         <w:rPr>
           <w:sz w:val="21"/>
           <w:szCs w:val="21"/>
@@ -16099,7 +16077,7 @@
     </w:p>
     <w:p>
       <w:pPr>
-        <w:spacing w:after="0" w:line="300" w:lineRule="auto"/>
+        <w:spacing w:after="0" w:line="300" w:lineRule="auto" w:before="0"/>
         <w:rPr>
           <w:sz w:val="21"/>
           <w:szCs w:val="21"/>
@@ -16172,7 +16150,7 @@
     </w:p>
     <w:p>
       <w:pPr>
-        <w:spacing w:after="0" w:line="300" w:lineRule="auto"/>
+        <w:spacing w:after="0" w:line="300" w:lineRule="auto" w:before="0"/>
         <w:rPr>
           <w:sz w:val="21"/>
           <w:szCs w:val="21"/>
@@ -16293,7 +16271,7 @@
     </w:p>
     <w:p>
       <w:pPr>
-        <w:spacing w:after="0" w:line="300" w:lineRule="auto"/>
+        <w:spacing w:after="0" w:line="300" w:lineRule="auto" w:before="0"/>
         <w:rPr>
           <w:sz w:val="21"/>
           <w:szCs w:val="21"/>
@@ -16418,7 +16396,7 @@
     </w:p>
     <w:p>
       <w:pPr>
-        <w:spacing w:after="0" w:line="300" w:lineRule="auto"/>
+        <w:spacing w:after="0" w:line="300" w:lineRule="auto" w:before="0"/>
         <w:rPr>
           <w:sz w:val="21"/>
           <w:szCs w:val="21"/>
@@ -16472,7 +16450,7 @@
     </w:p>
     <w:p>
       <w:pPr>
-        <w:spacing w:after="0" w:line="300" w:lineRule="auto"/>
+        <w:spacing w:after="0" w:line="300" w:lineRule="auto" w:before="0"/>
         <w:rPr>
           <w:sz w:val="21"/>
           <w:szCs w:val="21"/>
@@ -16639,7 +16617,7 @@
     </w:p>
     <w:p>
       <w:pPr>
-        <w:spacing w:after="0" w:line="300" w:lineRule="auto"/>
+        <w:spacing w:after="0" w:line="300" w:lineRule="auto" w:before="0"/>
         <w:rPr>
           <w:sz w:val="21"/>
           <w:szCs w:val="21"/>
@@ -16693,7 +16671,7 @@
     </w:p>
     <w:p>
       <w:pPr>
-        <w:spacing w:after="0" w:line="300" w:lineRule="auto"/>
+        <w:spacing w:after="0" w:line="300" w:lineRule="auto" w:before="0"/>
         <w:rPr>
           <w:sz w:val="21"/>
           <w:szCs w:val="21"/>
@@ -16980,7 +16958,7 @@
     </w:p>
     <w:p>
       <w:pPr>
-        <w:spacing w:after="0" w:line="300" w:lineRule="auto"/>
+        <w:spacing w:after="0" w:line="300" w:lineRule="auto" w:before="0"/>
         <w:rPr>
           <w:sz w:val="21"/>
           <w:szCs w:val="21"/>
@@ -17376,7 +17354,7 @@
     </w:p>
     <w:p>
       <w:pPr>
-        <w:spacing w:after="0" w:line="300" w:lineRule="auto"/>
+        <w:spacing w:after="0" w:line="300" w:lineRule="auto" w:before="0"/>
         <w:rPr>
           <w:sz w:val="21"/>
           <w:szCs w:val="21"/>
@@ -17495,7 +17473,7 @@
     </w:p>
     <w:p>
       <w:pPr>
-        <w:spacing w:after="0" w:line="300" w:lineRule="auto"/>
+        <w:spacing w:after="0" w:line="300" w:lineRule="auto" w:before="0"/>
         <w:rPr>
           <w:sz w:val="21"/>
           <w:szCs w:val="21"/>
@@ -17608,7 +17586,7 @@
     </w:p>
     <w:p>
       <w:pPr>
-        <w:spacing w:after="0" w:line="300" w:lineRule="auto"/>
+        <w:spacing w:after="0" w:line="300" w:lineRule="auto" w:before="0"/>
         <w:rPr>
           <w:sz w:val="21"/>
           <w:szCs w:val="21"/>
@@ -17744,7 +17722,7 @@
     </w:p>
     <w:p>
       <w:pPr>
-        <w:spacing w:after="0" w:line="300" w:lineRule="auto"/>
+        <w:spacing w:after="0" w:line="300" w:lineRule="auto" w:before="0"/>
         <w:rPr>
           <w:sz w:val="21"/>
           <w:szCs w:val="21"/>
@@ -17796,7 +17774,7 @@
     </w:p>
     <w:p>
       <w:pPr>
-        <w:spacing w:after="0" w:line="300" w:lineRule="auto"/>
+        <w:spacing w:after="0" w:line="300" w:lineRule="auto" w:before="0"/>
         <w:rPr>
           <w:sz w:val="21"/>
           <w:szCs w:val="21"/>
@@ -17845,7 +17823,7 @@
     </w:p>
     <w:p>
       <w:pPr>
-        <w:spacing w:after="0" w:line="300" w:lineRule="auto"/>
+        <w:spacing w:after="0" w:line="300" w:lineRule="auto" w:before="0"/>
         <w:rPr>
           <w:sz w:val="21"/>
           <w:szCs w:val="21"/>
@@ -17899,7 +17877,7 @@
     </w:p>
     <w:p>
       <w:pPr>
-        <w:spacing w:after="0" w:line="300" w:lineRule="auto"/>
+        <w:spacing w:after="0" w:line="300" w:lineRule="auto" w:before="0"/>
         <w:rPr>
           <w:sz w:val="21"/>
           <w:szCs w:val="21"/>
@@ -17924,7 +17902,7 @@
     </w:p>
     <w:p>
       <w:pPr>
-        <w:spacing w:after="0" w:line="300" w:lineRule="auto"/>
+        <w:spacing w:after="0" w:line="300" w:lineRule="auto" w:before="0"/>
         <w:rPr>
           <w:sz w:val="21"/>
           <w:szCs w:val="21"/>
@@ -17958,7 +17936,7 @@
     </w:p>
     <w:p>
       <w:pPr>
-        <w:spacing w:after="0" w:line="300" w:lineRule="auto"/>
+        <w:spacing w:after="0" w:line="300" w:lineRule="auto" w:before="0"/>
         <w:rPr>
           <w:sz w:val="21"/>
           <w:szCs w:val="21"/>
@@ -18032,7 +18010,7 @@
     </w:p>
     <w:p>
       <w:pPr>
-        <w:spacing w:after="0" w:line="300" w:lineRule="auto"/>
+        <w:spacing w:after="0" w:line="300" w:lineRule="auto" w:before="0"/>
         <w:rPr>
           <w:sz w:val="21"/>
           <w:szCs w:val="21"/>
@@ -18065,7 +18043,7 @@
     </w:p>
     <w:p>
       <w:pPr>
-        <w:spacing w:after="0" w:line="300" w:lineRule="auto"/>
+        <w:spacing w:after="0" w:line="300" w:lineRule="auto" w:before="0"/>
         <w:rPr>
           <w:sz w:val="21"/>
           <w:szCs w:val="21"/>
@@ -18444,7 +18422,7 @@
     </w:p>
     <w:p>
       <w:pPr>
-        <w:spacing w:after="0" w:line="300" w:lineRule="auto"/>
+        <w:spacing w:after="0" w:line="300" w:lineRule="auto" w:before="0"/>
         <w:rPr>
           <w:sz w:val="21"/>
           <w:szCs w:val="21"/>
@@ -18477,7 +18455,7 @@
     </w:p>
     <w:p>
       <w:pPr>
-        <w:spacing w:after="0" w:line="300" w:lineRule="auto"/>
+        <w:spacing w:after="0" w:line="300" w:lineRule="auto" w:before="0"/>
         <w:rPr>
           <w:sz w:val="21"/>
           <w:szCs w:val="21"/>
@@ -18592,7 +18570,7 @@
     </w:p>
     <w:p>
       <w:pPr>
-        <w:spacing w:after="0" w:line="300" w:lineRule="auto"/>
+        <w:spacing w:after="0" w:line="300" w:lineRule="auto" w:before="0"/>
         <w:rPr>
           <w:sz w:val="21"/>
           <w:szCs w:val="21"/>
@@ -18703,7 +18681,7 @@
     </w:p>
     <w:p>
       <w:pPr>
-        <w:spacing w:after="0" w:line="300" w:lineRule="auto"/>
+        <w:spacing w:after="0" w:line="300" w:lineRule="auto" w:before="0"/>
         <w:rPr>
           <w:sz w:val="21"/>
           <w:szCs w:val="21"/>
@@ -18896,7 +18874,7 @@
     </w:p>
     <w:p>
       <w:pPr>
-        <w:spacing w:after="0" w:line="300" w:lineRule="auto"/>
+        <w:spacing w:after="0" w:line="300" w:lineRule="auto" w:before="0"/>
         <w:rPr>
           <w:sz w:val="21"/>
           <w:szCs w:val="21"/>
@@ -18905,7 +18883,7 @@
     </w:p>
     <w:p>
       <w:pPr>
-        <w:spacing w:after="0" w:line="300" w:lineRule="auto"/>
+        <w:spacing w:after="0" w:line="300" w:lineRule="auto" w:before="0"/>
         <w:rPr>
           <w:sz w:val="21"/>
           <w:szCs w:val="21"/>
@@ -18932,7 +18910,7 @@
     </w:p>
     <w:p>
       <w:pPr>
-        <w:spacing w:after="0" w:line="300" w:lineRule="auto"/>
+        <w:spacing w:after="0" w:line="300" w:lineRule="auto" w:before="0"/>
         <w:rPr>
           <w:sz w:val="21"/>
           <w:szCs w:val="21"/>
@@ -19008,7 +18986,7 @@
     </w:p>
     <w:p>
       <w:pPr>
-        <w:spacing w:after="0" w:line="300" w:lineRule="auto"/>
+        <w:spacing w:after="0" w:line="300" w:lineRule="auto" w:before="0"/>
         <w:rPr>
           <w:sz w:val="21"/>
           <w:szCs w:val="21"/>
@@ -19062,7 +19040,7 @@
     </w:p>
     <w:p>
       <w:pPr>
-        <w:spacing w:after="0" w:line="300" w:lineRule="auto"/>
+        <w:spacing w:after="0" w:line="300" w:lineRule="auto" w:before="0"/>
         <w:rPr>
           <w:sz w:val="21"/>
           <w:szCs w:val="21"/>
@@ -19214,7 +19192,7 @@
     </w:p>
     <w:p>
       <w:pPr>
-        <w:spacing w:after="0" w:line="300" w:lineRule="auto"/>
+        <w:spacing w:after="0" w:line="300" w:lineRule="auto" w:before="0"/>
         <w:rPr>
           <w:sz w:val="21"/>
           <w:szCs w:val="21"/>
@@ -19336,7 +19314,7 @@
     </w:p>
     <w:p>
       <w:pPr>
-        <w:spacing w:after="0" w:line="300" w:lineRule="auto"/>
+        <w:spacing w:after="0" w:line="300" w:lineRule="auto" w:before="0"/>
         <w:rPr>
           <w:sz w:val="21"/>
           <w:szCs w:val="21"/>
@@ -19565,7 +19543,7 @@
     </w:p>
     <w:p>
       <w:pPr>
-        <w:spacing w:after="0" w:line="300" w:lineRule="auto"/>
+        <w:spacing w:after="0" w:line="300" w:lineRule="auto" w:before="0"/>
         <w:rPr>
           <w:sz w:val="21"/>
           <w:szCs w:val="21"/>
@@ -19582,7 +19560,7 @@
     </w:p>
     <w:p>
       <w:pPr>
-        <w:spacing w:after="0" w:line="300" w:lineRule="auto"/>
+        <w:spacing w:after="0" w:line="300" w:lineRule="auto" w:before="0"/>
         <w:rPr>
           <w:sz w:val="21"/>
           <w:szCs w:val="21"/>
@@ -19754,7 +19732,7 @@
     </w:p>
     <w:p>
       <w:pPr>
-        <w:spacing w:after="0" w:line="300" w:lineRule="auto"/>
+        <w:spacing w:after="0" w:line="300" w:lineRule="auto" w:before="0"/>
         <w:rPr>
           <w:sz w:val="21"/>
           <w:szCs w:val="21"/>
@@ -20003,7 +19981,7 @@
     </w:p>
     <w:p>
       <w:pPr>
-        <w:spacing w:after="0" w:line="300" w:lineRule="auto"/>
+        <w:spacing w:after="0" w:line="300" w:lineRule="auto" w:before="0"/>
         <w:rPr>
           <w:sz w:val="21"/>
           <w:szCs w:val="21"/>
@@ -20272,7 +20250,7 @@
     </w:p>
     <w:p>
       <w:pPr>
-        <w:spacing w:after="0" w:line="300" w:lineRule="auto"/>
+        <w:spacing w:after="0" w:line="300" w:lineRule="auto" w:before="0"/>
         <w:rPr>
           <w:rFonts w:eastAsia="宋体"/>
           <w:i/>
@@ -20576,7 +20554,7 @@
     </w:p>
     <w:p>
       <w:pPr>
-        <w:spacing w:after="0" w:line="300" w:lineRule="auto"/>
+        <w:spacing w:after="0" w:line="300" w:lineRule="auto" w:before="0"/>
         <w:rPr>
           <w:sz w:val="21"/>
           <w:szCs w:val="21"/>
@@ -20883,7 +20861,7 @@
     </w:p>
     <w:p>
       <w:pPr>
-        <w:spacing w:after="0" w:line="300" w:lineRule="auto"/>
+        <w:spacing w:after="0" w:line="300" w:lineRule="auto" w:before="0"/>
         <w:rPr>
           <w:sz w:val="21"/>
           <w:szCs w:val="21"/>
@@ -21039,46 +21017,35 @@
         </w:rPr>
         <w:t>由闭合电路欧姆定律得</w:t>
       </w:r>
+      <m:oMath>
+        <m:r>
+          <w:rPr>
+            <w:rFonts w:ascii="Times New Roman" w:hAnsi="Times New Roman" w:cs="Cambria Math"/>
+          </w:rPr>
+          <m:t>E=I</m:t>
+        </m:r>
+        <m:d>
+          <m:dPr>
+            <m:ctrlPr>
+              <w:rPr>
+                <w:rFonts w:ascii="Times New Roman" w:hAnsi="Times New Roman"/>
+              </w:rPr>
+            </m:ctrlPr>
+          </m:dPr>
+          <m:e>
+            <m:r>
+              <w:rPr>
+                <w:rFonts w:ascii="Times New Roman" w:hAnsi="Times New Roman" w:cs="Cambria Math"/>
+              </w:rPr>
+              <m:t>r+R</m:t>
+            </m:r>
+          </m:e>
+        </m:d>
+      </m:oMath>
     </w:p>
     <w:p>
       <w:pPr>
-        <w:spacing w:after="0" w:line="300" w:lineRule="auto"/>
-        <w:rPr>
-          <w:sz w:val="21"/>
-          <w:szCs w:val="21"/>
-        </w:rPr>
-      </w:pPr>
-      <m:oMathPara>
-        <m:oMath>
-          <m:r>
-            <w:rPr>
-              <w:rFonts w:ascii="Times New Roman" w:hAnsi="Times New Roman" w:cs="Cambria Math"/>
-            </w:rPr>
-            <m:t>E=I</m:t>
-          </m:r>
-          <m:d>
-            <m:dPr>
-              <m:ctrlPr>
-                <w:rPr>
-                  <w:rFonts w:ascii="Times New Roman" w:hAnsi="Times New Roman"/>
-                </w:rPr>
-              </m:ctrlPr>
-            </m:dPr>
-            <m:e>
-              <m:r>
-                <w:rPr>
-                  <w:rFonts w:ascii="Times New Roman" w:hAnsi="Times New Roman" w:cs="Cambria Math"/>
-                </w:rPr>
-                <m:t>r+R</m:t>
-              </m:r>
-            </m:e>
-          </m:d>
-        </m:oMath>
-      </m:oMathPara>
-    </w:p>
-    <w:p>
-      <w:pPr>
-        <w:spacing w:after="0" w:line="300" w:lineRule="auto"/>
+        <w:spacing w:after="0" w:line="300" w:lineRule="auto" w:before="0"/>
         <w:rPr>
           <w:sz w:val="21"/>
           <w:szCs w:val="21"/>
@@ -21184,7 +21151,7 @@
     </w:p>
     <w:p>
       <w:pPr>
-        <w:spacing w:after="0" w:line="300" w:lineRule="auto"/>
+        <w:spacing w:after="0" w:line="300" w:lineRule="auto" w:before="0"/>
         <w:rPr>
           <w:sz w:val="21"/>
           <w:szCs w:val="21"/>
@@ -21290,7 +21257,7 @@
     </w:p>
     <w:p>
       <w:pPr>
-        <w:spacing w:after="0" w:line="300" w:lineRule="auto"/>
+        <w:spacing w:after="0" w:line="300" w:lineRule="auto" w:before="0"/>
         <w:rPr>
           <w:sz w:val="21"/>
           <w:szCs w:val="21"/>
@@ -21390,7 +21357,7 @@
     </w:p>
     <w:p>
       <w:pPr>
-        <w:spacing w:after="0" w:line="300" w:lineRule="auto"/>
+        <w:spacing w:after="0" w:line="300" w:lineRule="auto" w:before="0"/>
         <w:rPr>
           <w:sz w:val="21"/>
           <w:szCs w:val="21"/>
@@ -21570,7 +21537,7 @@
     </w:p>
     <w:p>
       <w:pPr>
-        <w:spacing w:after="0" w:line="300" w:lineRule="auto"/>
+        <w:spacing w:after="0" w:line="300" w:lineRule="auto" w:before="0"/>
         <w:rPr>
           <w:sz w:val="21"/>
           <w:szCs w:val="21"/>
@@ -21726,7 +21693,7 @@
     </w:p>
     <w:p>
       <w:pPr>
-        <w:spacing w:after="0" w:line="300" w:lineRule="auto"/>
+        <w:spacing w:after="0" w:line="300" w:lineRule="auto" w:before="0"/>
         <w:rPr>
           <w:sz w:val="21"/>
           <w:szCs w:val="21"/>
@@ -21851,7 +21818,7 @@
     </w:p>
     <w:p>
       <w:pPr>
-        <w:spacing w:after="0" w:line="300" w:lineRule="auto"/>
+        <w:spacing w:after="0" w:line="300" w:lineRule="auto" w:before="0"/>
         <w:rPr>
           <w:sz w:val="21"/>
           <w:szCs w:val="21"/>
@@ -21987,7 +21954,7 @@
     </w:p>
     <w:p>
       <w:pPr>
-        <w:spacing w:after="0" w:line="300" w:lineRule="auto"/>
+        <w:spacing w:after="0" w:line="300" w:lineRule="auto" w:before="0"/>
         <w:rPr>
           <w:sz w:val="21"/>
           <w:szCs w:val="21"/>
@@ -22065,456 +22032,434 @@
         </w:rPr>
         <w:t>记录的数据，根据闭合电路欧姆定律分别列式</w:t>
       </w:r>
+      <m:oMath>
+        <m:f>
+          <m:fPr>
+            <m:ctrlPr>
+              <w:rPr>
+                <w:rFonts w:ascii="Times New Roman" w:hAnsi="Times New Roman"/>
+              </w:rPr>
+            </m:ctrlPr>
+          </m:fPr>
+          <m:num>
+            <m:r>
+              <w:rPr>
+                <w:rFonts w:ascii="Times New Roman" w:hAnsi="Times New Roman" w:cs="Cambria Math"/>
+              </w:rPr>
+              <m:t>1</m:t>
+            </m:r>
+          </m:num>
+          <m:den>
+            <m:r>
+              <w:rPr>
+                <w:rFonts w:ascii="Times New Roman" w:hAnsi="Times New Roman" w:cs="Cambria Math"/>
+              </w:rPr>
+              <m:t>I</m:t>
+            </m:r>
+          </m:den>
+        </m:f>
+        <m:r>
+          <w:rPr>
+            <w:rFonts w:ascii="Times New Roman" w:hAnsi="Times New Roman" w:cs="Cambria Math"/>
+          </w:rPr>
+          <m:t>=</m:t>
+        </m:r>
+        <m:f>
+          <m:fPr>
+            <m:ctrlPr>
+              <w:rPr>
+                <w:rFonts w:ascii="Times New Roman" w:hAnsi="Times New Roman"/>
+              </w:rPr>
+            </m:ctrlPr>
+          </m:fPr>
+          <m:num>
+            <m:r>
+              <w:rPr>
+                <w:rFonts w:ascii="Times New Roman" w:hAnsi="Times New Roman" w:cs="Cambria Math"/>
+              </w:rPr>
+              <m:t>1</m:t>
+            </m:r>
+          </m:num>
+          <m:den>
+            <m:r>
+              <w:rPr>
+                <w:rFonts w:ascii="Times New Roman" w:hAnsi="Times New Roman" w:cs="Cambria Math"/>
+              </w:rPr>
+              <m:t>E</m:t>
+            </m:r>
+          </m:den>
+        </m:f>
+        <m:r>
+          <w:rPr>
+            <w:rFonts w:ascii="Times New Roman" w:hAnsi="Times New Roman" w:cs="Cambria Math"/>
+          </w:rPr>
+          <m:t>R+</m:t>
+        </m:r>
+        <m:f>
+          <m:fPr>
+            <m:ctrlPr>
+              <w:rPr>
+                <w:rFonts w:ascii="Times New Roman" w:hAnsi="Times New Roman"/>
+              </w:rPr>
+            </m:ctrlPr>
+          </m:fPr>
+          <m:num>
+            <m:sSub>
+              <m:sSubPr>
+                <m:ctrlPr>
+                  <w:rPr>
+                    <w:rFonts w:ascii="Times New Roman" w:hAnsi="Times New Roman"/>
+                  </w:rPr>
+                </m:ctrlPr>
+              </m:sSubPr>
+              <m:e>
+                <m:r>
+                  <w:rPr>
+                    <w:rFonts w:ascii="Times New Roman" w:hAnsi="Times New Roman" w:cs="Cambria Math"/>
+                  </w:rPr>
+                  <m:t>r</m:t>
+                </m:r>
+              </m:e>
+              <m:sub>
+                <m:r>
+                  <m:rPr>
+                    <m:nor/>
+                  </m:rPr>
+                  <w:rPr>
+                    <w:rFonts w:ascii="Times New Roman" w:hAnsi="Times New Roman" w:cs="Cambria Math"/>
+                  </w:rPr>
+                  <m:t>A</m:t>
+                </m:r>
+              </m:sub>
+            </m:sSub>
+            <m:r>
+              <w:rPr>
+                <w:rFonts w:ascii="Times New Roman" w:hAnsi="Times New Roman" w:cs="Cambria Math"/>
+              </w:rPr>
+              <m:t>+r</m:t>
+            </m:r>
+          </m:num>
+          <m:den>
+            <m:r>
+              <w:rPr>
+                <w:rFonts w:ascii="Times New Roman" w:hAnsi="Times New Roman" w:cs="Cambria Math"/>
+              </w:rPr>
+              <m:t>E</m:t>
+            </m:r>
+          </m:den>
+        </m:f>
+      </m:oMath>
+      <m:oMath>
+        <m:f>
+          <m:fPr>
+            <m:ctrlPr>
+              <w:rPr>
+                <w:rFonts w:ascii="Times New Roman" w:hAnsi="Times New Roman"/>
+              </w:rPr>
+            </m:ctrlPr>
+          </m:fPr>
+          <m:num>
+            <m:r>
+              <w:rPr>
+                <w:rFonts w:ascii="Times New Roman" w:hAnsi="Times New Roman" w:cs="Cambria Math"/>
+              </w:rPr>
+              <m:t>1</m:t>
+            </m:r>
+          </m:num>
+          <m:den>
+            <m:r>
+              <w:rPr>
+                <w:rFonts w:ascii="Times New Roman" w:hAnsi="Times New Roman" w:cs="Cambria Math"/>
+              </w:rPr>
+              <m:t>I</m:t>
+            </m:r>
+          </m:den>
+        </m:f>
+        <m:r>
+          <w:rPr>
+            <w:rFonts w:ascii="Times New Roman" w:hAnsi="Times New Roman" w:cs="Cambria Math"/>
+          </w:rPr>
+          <m:t>=</m:t>
+        </m:r>
+        <m:f>
+          <m:fPr>
+            <m:ctrlPr>
+              <w:rPr>
+                <w:rFonts w:ascii="Times New Roman" w:hAnsi="Times New Roman"/>
+              </w:rPr>
+            </m:ctrlPr>
+          </m:fPr>
+          <m:num>
+            <m:sSub>
+              <m:sSubPr>
+                <m:ctrlPr>
+                  <w:rPr>
+                    <w:rFonts w:ascii="Times New Roman" w:hAnsi="Times New Roman"/>
+                  </w:rPr>
+                </m:ctrlPr>
+              </m:sSubPr>
+              <m:e>
+                <m:r>
+                  <w:rPr>
+                    <w:rFonts w:ascii="Times New Roman" w:hAnsi="Times New Roman" w:cs="Cambria Math"/>
+                  </w:rPr>
+                  <m:t>R</m:t>
+                </m:r>
+              </m:e>
+              <m:sub>
+                <m:r>
+                  <w:rPr>
+                    <w:rFonts w:ascii="Times New Roman" w:hAnsi="Times New Roman" w:cs="Cambria Math"/>
+                  </w:rPr>
+                  <m:t>x</m:t>
+                </m:r>
+              </m:sub>
+            </m:sSub>
+            <m:r>
+              <w:rPr>
+                <w:rFonts w:ascii="Times New Roman" w:hAnsi="Times New Roman" w:cs="Cambria Math"/>
+              </w:rPr>
+              <m:t>+r</m:t>
+            </m:r>
+          </m:num>
+          <m:den>
+            <m:r>
+              <w:rPr>
+                <w:rFonts w:ascii="Times New Roman" w:hAnsi="Times New Roman" w:cs="Cambria Math"/>
+              </w:rPr>
+              <m:t>E</m:t>
+            </m:r>
+            <m:sSub>
+              <m:sSubPr>
+                <m:ctrlPr>
+                  <w:rPr>
+                    <w:rFonts w:ascii="Times New Roman" w:hAnsi="Times New Roman"/>
+                  </w:rPr>
+                </m:ctrlPr>
+              </m:sSubPr>
+              <m:e>
+                <m:r>
+                  <w:rPr>
+                    <w:rFonts w:ascii="Times New Roman" w:hAnsi="Times New Roman" w:cs="Cambria Math"/>
+                  </w:rPr>
+                  <m:t>R</m:t>
+                </m:r>
+              </m:e>
+              <m:sub>
+                <m:r>
+                  <w:rPr>
+                    <w:rFonts w:ascii="Times New Roman" w:hAnsi="Times New Roman" w:cs="Cambria Math"/>
+                  </w:rPr>
+                  <m:t>x</m:t>
+                </m:r>
+              </m:sub>
+            </m:sSub>
+          </m:den>
+        </m:f>
+        <m:r>
+          <w:rPr>
+            <w:rFonts w:ascii="Times New Roman" w:hAnsi="Times New Roman" w:cs="Cambria Math"/>
+          </w:rPr>
+          <m:t>R+</m:t>
+        </m:r>
+        <m:f>
+          <m:fPr>
+            <m:ctrlPr>
+              <w:rPr>
+                <w:rFonts w:ascii="Times New Roman" w:hAnsi="Times New Roman"/>
+              </w:rPr>
+            </m:ctrlPr>
+          </m:fPr>
+          <m:num>
+            <m:sSub>
+              <m:sSubPr>
+                <m:ctrlPr>
+                  <w:rPr>
+                    <w:rFonts w:ascii="Times New Roman" w:hAnsi="Times New Roman"/>
+                  </w:rPr>
+                </m:ctrlPr>
+              </m:sSubPr>
+              <m:e>
+                <m:r>
+                  <w:rPr>
+                    <w:rFonts w:ascii="Times New Roman" w:hAnsi="Times New Roman" w:cs="Cambria Math"/>
+                  </w:rPr>
+                  <m:t>r</m:t>
+                </m:r>
+              </m:e>
+              <m:sub>
+                <m:r>
+                  <m:rPr>
+                    <m:nor/>
+                  </m:rPr>
+                  <w:rPr>
+                    <w:rFonts w:ascii="Times New Roman" w:hAnsi="Times New Roman" w:cs="Cambria Math"/>
+                  </w:rPr>
+                  <m:t>A</m:t>
+                </m:r>
+              </m:sub>
+            </m:sSub>
+            <m:r>
+              <w:rPr>
+                <w:rFonts w:ascii="Times New Roman" w:hAnsi="Times New Roman" w:cs="Cambria Math"/>
+              </w:rPr>
+              <m:t>+r+</m:t>
+            </m:r>
+            <m:f>
+              <m:fPr>
+                <m:ctrlPr>
+                  <w:rPr>
+                    <w:rFonts w:ascii="Times New Roman" w:hAnsi="Times New Roman"/>
+                  </w:rPr>
+                </m:ctrlPr>
+              </m:fPr>
+              <m:num>
+                <m:sSub>
+                  <m:sSubPr>
+                    <m:ctrlPr>
+                      <w:rPr>
+                        <w:rFonts w:ascii="Times New Roman" w:hAnsi="Times New Roman"/>
+                      </w:rPr>
+                    </m:ctrlPr>
+                  </m:sSubPr>
+                  <m:e>
+                    <m:r>
+                      <w:rPr>
+                        <w:rFonts w:ascii="Times New Roman" w:hAnsi="Times New Roman" w:cs="Cambria Math"/>
+                      </w:rPr>
+                      <m:t>r</m:t>
+                    </m:r>
+                  </m:e>
+                  <m:sub>
+                    <m:r>
+                      <m:rPr>
+                        <m:nor/>
+                      </m:rPr>
+                      <w:rPr>
+                        <w:rFonts w:ascii="Times New Roman" w:hAnsi="Times New Roman" w:cs="Cambria Math"/>
+                      </w:rPr>
+                      <m:t>A</m:t>
+                    </m:r>
+                  </m:sub>
+                </m:sSub>
+              </m:num>
+              <m:den>
+                <m:sSub>
+                  <m:sSubPr>
+                    <m:ctrlPr>
+                      <w:rPr>
+                        <w:rFonts w:ascii="Times New Roman" w:hAnsi="Times New Roman"/>
+                      </w:rPr>
+                    </m:ctrlPr>
+                  </m:sSubPr>
+                  <m:e>
+                    <m:r>
+                      <w:rPr>
+                        <w:rFonts w:ascii="Times New Roman" w:hAnsi="Times New Roman" w:cs="Cambria Math"/>
+                      </w:rPr>
+                      <m:t>R</m:t>
+                    </m:r>
+                  </m:e>
+                  <m:sub>
+                    <m:r>
+                      <w:rPr>
+                        <w:rFonts w:ascii="Times New Roman" w:hAnsi="Times New Roman" w:cs="Cambria Math"/>
+                      </w:rPr>
+                      <m:t>x</m:t>
+                    </m:r>
+                  </m:sub>
+                </m:sSub>
+              </m:den>
+            </m:f>
+            <m:r>
+              <w:rPr>
+                <w:rFonts w:ascii="Times New Roman" w:hAnsi="Times New Roman" w:cs="Cambria Math"/>
+              </w:rPr>
+              <m:t>r</m:t>
+            </m:r>
+          </m:num>
+          <m:den>
+            <m:r>
+              <w:rPr>
+                <w:rFonts w:ascii="Times New Roman" w:hAnsi="Times New Roman" w:cs="Cambria Math"/>
+              </w:rPr>
+              <m:t>E</m:t>
+            </m:r>
+          </m:den>
+        </m:f>
+      </m:oMath>
     </w:p>
     <w:p>
       <w:pPr>
-        <w:spacing w:after="0" w:line="300" w:lineRule="auto"/>
+        <w:spacing w:after="0" w:line="300" w:lineRule="auto" w:before="0"/>
         <w:rPr>
           <w:sz w:val="21"/>
           <w:szCs w:val="21"/>
         </w:rPr>
       </w:pPr>
-      <m:oMathPara>
-        <m:oMath>
-          <m:f>
-            <m:fPr>
-              <m:ctrlPr>
-                <w:rPr>
-                  <w:rFonts w:ascii="Times New Roman" w:hAnsi="Times New Roman"/>
-                </w:rPr>
-              </m:ctrlPr>
-            </m:fPr>
-            <m:num>
-              <m:r>
-                <w:rPr>
-                  <w:rFonts w:ascii="Times New Roman" w:hAnsi="Times New Roman" w:cs="Cambria Math"/>
-                </w:rPr>
-                <m:t>1</m:t>
-              </m:r>
-            </m:num>
-            <m:den>
-              <m:r>
-                <w:rPr>
-                  <w:rFonts w:ascii="Times New Roman" w:hAnsi="Times New Roman" w:cs="Cambria Math"/>
-                </w:rPr>
-                <m:t>I</m:t>
-              </m:r>
-            </m:den>
-          </m:f>
-          <m:r>
-            <w:rPr>
-              <w:rFonts w:ascii="Times New Roman" w:hAnsi="Times New Roman" w:cs="Cambria Math"/>
-            </w:rPr>
-            <m:t>=</m:t>
-          </m:r>
-          <m:f>
-            <m:fPr>
-              <m:ctrlPr>
-                <w:rPr>
-                  <w:rFonts w:ascii="Times New Roman" w:hAnsi="Times New Roman"/>
-                </w:rPr>
-              </m:ctrlPr>
-            </m:fPr>
-            <m:num>
-              <m:r>
-                <w:rPr>
-                  <w:rFonts w:ascii="Times New Roman" w:hAnsi="Times New Roman" w:cs="Cambria Math"/>
-                </w:rPr>
-                <m:t>1</m:t>
-              </m:r>
-            </m:num>
-            <m:den>
-              <m:r>
-                <w:rPr>
-                  <w:rFonts w:ascii="Times New Roman" w:hAnsi="Times New Roman" w:cs="Cambria Math"/>
-                </w:rPr>
-                <m:t>E</m:t>
-              </m:r>
-            </m:den>
-          </m:f>
-          <m:r>
-            <w:rPr>
-              <w:rFonts w:ascii="Times New Roman" w:hAnsi="Times New Roman" w:cs="Cambria Math"/>
-            </w:rPr>
-            <m:t>R+</m:t>
-          </m:r>
-          <m:f>
-            <m:fPr>
-              <m:ctrlPr>
-                <w:rPr>
-                  <w:rFonts w:ascii="Times New Roman" w:hAnsi="Times New Roman"/>
-                </w:rPr>
-              </m:ctrlPr>
-            </m:fPr>
-            <m:num>
-              <m:sSub>
-                <m:sSubPr>
-                  <m:ctrlPr>
-                    <w:rPr>
-                      <w:rFonts w:ascii="Times New Roman" w:hAnsi="Times New Roman"/>
-                    </w:rPr>
-                  </m:ctrlPr>
-                </m:sSubPr>
-                <m:e>
-                  <m:r>
-                    <w:rPr>
-                      <w:rFonts w:ascii="Times New Roman" w:hAnsi="Times New Roman" w:cs="Cambria Math"/>
-                    </w:rPr>
-                    <m:t>r</m:t>
-                  </m:r>
-                </m:e>
-                <m:sub>
-                  <m:r>
-                    <m:rPr>
-                      <m:nor/>
-                    </m:rPr>
-                    <w:rPr>
-                      <w:rFonts w:ascii="Times New Roman" w:hAnsi="Times New Roman" w:cs="Cambria Math"/>
-                    </w:rPr>
-                    <m:t>A</m:t>
-                  </m:r>
-                </m:sub>
-              </m:sSub>
-              <m:r>
-                <w:rPr>
-                  <w:rFonts w:ascii="Times New Roman" w:hAnsi="Times New Roman" w:cs="Cambria Math"/>
-                </w:rPr>
-                <m:t>+r</m:t>
-              </m:r>
-            </m:num>
-            <m:den>
-              <m:r>
-                <w:rPr>
-                  <w:rFonts w:ascii="Times New Roman" w:hAnsi="Times New Roman" w:cs="Cambria Math"/>
-                </w:rPr>
-                <m:t>E</m:t>
-              </m:r>
-            </m:den>
-          </m:f>
-        </m:oMath>
-      </m:oMathPara>
+      <w:r>
+        <w:rPr>
+          <w:rFonts w:ascii="Times New Roman" w:eastAsia="宋体" w:hAnsi="Times New Roman" w:cs="Times New Roman"/>
+          <w:sz w:val="21"/>
+          <w:szCs w:val="21"/>
+        </w:rPr>
+        <w:t>知图线</w:t>
+      </w:r>
+      <w:r>
+        <w:rPr>
+          <w:rFonts w:ascii="Times New Roman" w:eastAsia="宋体" w:hAnsi="Times New Roman" w:cs="Times New Roman"/>
+          <w:i/>
+          <w:sz w:val="21"/>
+          <w:szCs w:val="21"/>
+        </w:rPr>
+        <w:t>A</w:t>
+      </w:r>
+      <w:r>
+        <w:rPr>
+          <w:rFonts w:ascii="Times New Roman" w:eastAsia="宋体" w:hAnsi="Times New Roman" w:cs="Times New Roman"/>
+          <w:sz w:val="21"/>
+          <w:szCs w:val="21"/>
+        </w:rPr>
+        <w:t>、</w:t>
+      </w:r>
+      <w:r>
+        <w:rPr>
+          <w:rFonts w:ascii="Times New Roman" w:eastAsia="宋体" w:hAnsi="Times New Roman" w:cs="Times New Roman"/>
+          <w:i/>
+          <w:sz w:val="21"/>
+          <w:szCs w:val="21"/>
+        </w:rPr>
+        <w:t>B</w:t>
+      </w:r>
+      <w:r>
+        <w:rPr>
+          <w:rFonts w:ascii="Times New Roman" w:eastAsia="宋体" w:hAnsi="Times New Roman" w:cs="Times New Roman"/>
+          <w:sz w:val="21"/>
+          <w:szCs w:val="21"/>
+        </w:rPr>
+        <w:t>的截距不同，内阻</w:t>
+      </w:r>
+      <w:r>
+        <w:rPr>
+          <w:rFonts w:ascii="Times New Roman" w:eastAsia="宋体" w:hAnsi="Times New Roman" w:cs="Times New Roman"/>
+          <w:i/>
+          <w:sz w:val="21"/>
+          <w:szCs w:val="21"/>
+        </w:rPr>
+        <w:t>r</w:t>
+      </w:r>
+      <w:r>
+        <w:rPr>
+          <w:rFonts w:ascii="Times New Roman" w:eastAsia="宋体" w:hAnsi="Times New Roman" w:cs="Times New Roman"/>
+          <w:sz w:val="21"/>
+          <w:szCs w:val="21"/>
+        </w:rPr>
+        <w:t>测量值偏大。</w:t>
+      </w:r>
     </w:p>
     <w:p>
       <w:pPr>
-        <w:spacing w:after="0" w:line="300" w:lineRule="auto"/>
-        <w:rPr>
-          <w:sz w:val="21"/>
-          <w:szCs w:val="21"/>
-        </w:rPr>
-      </w:pPr>
-      <m:oMathPara>
-        <m:oMath>
-          <m:f>
-            <m:fPr>
-              <m:ctrlPr>
-                <w:rPr>
-                  <w:rFonts w:ascii="Times New Roman" w:hAnsi="Times New Roman"/>
-                </w:rPr>
-              </m:ctrlPr>
-            </m:fPr>
-            <m:num>
-              <m:r>
-                <w:rPr>
-                  <w:rFonts w:ascii="Times New Roman" w:hAnsi="Times New Roman" w:cs="Cambria Math"/>
-                </w:rPr>
-                <m:t>1</m:t>
-              </m:r>
-            </m:num>
-            <m:den>
-              <m:r>
-                <w:rPr>
-                  <w:rFonts w:ascii="Times New Roman" w:hAnsi="Times New Roman" w:cs="Cambria Math"/>
-                </w:rPr>
-                <m:t>I</m:t>
-              </m:r>
-            </m:den>
-          </m:f>
-          <m:r>
-            <w:rPr>
-              <w:rFonts w:ascii="Times New Roman" w:hAnsi="Times New Roman" w:cs="Cambria Math"/>
-            </w:rPr>
-            <m:t>=</m:t>
-          </m:r>
-          <m:f>
-            <m:fPr>
-              <m:ctrlPr>
-                <w:rPr>
-                  <w:rFonts w:ascii="Times New Roman" w:hAnsi="Times New Roman"/>
-                </w:rPr>
-              </m:ctrlPr>
-            </m:fPr>
-            <m:num>
-              <m:sSub>
-                <m:sSubPr>
-                  <m:ctrlPr>
-                    <w:rPr>
-                      <w:rFonts w:ascii="Times New Roman" w:hAnsi="Times New Roman"/>
-                    </w:rPr>
-                  </m:ctrlPr>
-                </m:sSubPr>
-                <m:e>
-                  <m:r>
-                    <w:rPr>
-                      <w:rFonts w:ascii="Times New Roman" w:hAnsi="Times New Roman" w:cs="Cambria Math"/>
-                    </w:rPr>
-                    <m:t>R</m:t>
-                  </m:r>
-                </m:e>
-                <m:sub>
-                  <m:r>
-                    <w:rPr>
-                      <w:rFonts w:ascii="Times New Roman" w:hAnsi="Times New Roman" w:cs="Cambria Math"/>
-                    </w:rPr>
-                    <m:t>x</m:t>
-                  </m:r>
-                </m:sub>
-              </m:sSub>
-              <m:r>
-                <w:rPr>
-                  <w:rFonts w:ascii="Times New Roman" w:hAnsi="Times New Roman" w:cs="Cambria Math"/>
-                </w:rPr>
-                <m:t>+r</m:t>
-              </m:r>
-            </m:num>
-            <m:den>
-              <m:r>
-                <w:rPr>
-                  <w:rFonts w:ascii="Times New Roman" w:hAnsi="Times New Roman" w:cs="Cambria Math"/>
-                </w:rPr>
-                <m:t>E</m:t>
-              </m:r>
-              <m:sSub>
-                <m:sSubPr>
-                  <m:ctrlPr>
-                    <w:rPr>
-                      <w:rFonts w:ascii="Times New Roman" w:hAnsi="Times New Roman"/>
-                    </w:rPr>
-                  </m:ctrlPr>
-                </m:sSubPr>
-                <m:e>
-                  <m:r>
-                    <w:rPr>
-                      <w:rFonts w:ascii="Times New Roman" w:hAnsi="Times New Roman" w:cs="Cambria Math"/>
-                    </w:rPr>
-                    <m:t>R</m:t>
-                  </m:r>
-                </m:e>
-                <m:sub>
-                  <m:r>
-                    <w:rPr>
-                      <w:rFonts w:ascii="Times New Roman" w:hAnsi="Times New Roman" w:cs="Cambria Math"/>
-                    </w:rPr>
-                    <m:t>x</m:t>
-                  </m:r>
-                </m:sub>
-              </m:sSub>
-            </m:den>
-          </m:f>
-          <m:r>
-            <w:rPr>
-              <w:rFonts w:ascii="Times New Roman" w:hAnsi="Times New Roman" w:cs="Cambria Math"/>
-            </w:rPr>
-            <m:t>R+</m:t>
-          </m:r>
-          <m:f>
-            <m:fPr>
-              <m:ctrlPr>
-                <w:rPr>
-                  <w:rFonts w:ascii="Times New Roman" w:hAnsi="Times New Roman"/>
-                </w:rPr>
-              </m:ctrlPr>
-            </m:fPr>
-            <m:num>
-              <m:sSub>
-                <m:sSubPr>
-                  <m:ctrlPr>
-                    <w:rPr>
-                      <w:rFonts w:ascii="Times New Roman" w:hAnsi="Times New Roman"/>
-                    </w:rPr>
-                  </m:ctrlPr>
-                </m:sSubPr>
-                <m:e>
-                  <m:r>
-                    <w:rPr>
-                      <w:rFonts w:ascii="Times New Roman" w:hAnsi="Times New Roman" w:cs="Cambria Math"/>
-                    </w:rPr>
-                    <m:t>r</m:t>
-                  </m:r>
-                </m:e>
-                <m:sub>
-                  <m:r>
-                    <m:rPr>
-                      <m:nor/>
-                    </m:rPr>
-                    <w:rPr>
-                      <w:rFonts w:ascii="Times New Roman" w:hAnsi="Times New Roman" w:cs="Cambria Math"/>
-                    </w:rPr>
-                    <m:t>A</m:t>
-                  </m:r>
-                </m:sub>
-              </m:sSub>
-              <m:r>
-                <w:rPr>
-                  <w:rFonts w:ascii="Times New Roman" w:hAnsi="Times New Roman" w:cs="Cambria Math"/>
-                </w:rPr>
-                <m:t>+r+</m:t>
-              </m:r>
-              <m:f>
-                <m:fPr>
-                  <m:ctrlPr>
-                    <w:rPr>
-                      <w:rFonts w:ascii="Times New Roman" w:hAnsi="Times New Roman"/>
-                    </w:rPr>
-                  </m:ctrlPr>
-                </m:fPr>
-                <m:num>
-                  <m:sSub>
-                    <m:sSubPr>
-                      <m:ctrlPr>
-                        <w:rPr>
-                          <w:rFonts w:ascii="Times New Roman" w:hAnsi="Times New Roman"/>
-                        </w:rPr>
-                      </m:ctrlPr>
-                    </m:sSubPr>
-                    <m:e>
-                      <m:r>
-                        <w:rPr>
-                          <w:rFonts w:ascii="Times New Roman" w:hAnsi="Times New Roman" w:cs="Cambria Math"/>
-                        </w:rPr>
-                        <m:t>r</m:t>
-                      </m:r>
-                    </m:e>
-                    <m:sub>
-                      <m:r>
-                        <m:rPr>
-                          <m:nor/>
-                        </m:rPr>
-                        <w:rPr>
-                          <w:rFonts w:ascii="Times New Roman" w:hAnsi="Times New Roman" w:cs="Cambria Math"/>
-                        </w:rPr>
-                        <m:t>A</m:t>
-                      </m:r>
-                    </m:sub>
-                  </m:sSub>
-                </m:num>
-                <m:den>
-                  <m:sSub>
-                    <m:sSubPr>
-                      <m:ctrlPr>
-                        <w:rPr>
-                          <w:rFonts w:ascii="Times New Roman" w:hAnsi="Times New Roman"/>
-                        </w:rPr>
-                      </m:ctrlPr>
-                    </m:sSubPr>
-                    <m:e>
-                      <m:r>
-                        <w:rPr>
-                          <w:rFonts w:ascii="Times New Roman" w:hAnsi="Times New Roman" w:cs="Cambria Math"/>
-                        </w:rPr>
-                        <m:t>R</m:t>
-                      </m:r>
-                    </m:e>
-                    <m:sub>
-                      <m:r>
-                        <w:rPr>
-                          <w:rFonts w:ascii="Times New Roman" w:hAnsi="Times New Roman" w:cs="Cambria Math"/>
-                        </w:rPr>
-                        <m:t>x</m:t>
-                      </m:r>
-                    </m:sub>
-                  </m:sSub>
-                </m:den>
-              </m:f>
-              <m:r>
-                <w:rPr>
-                  <w:rFonts w:ascii="Times New Roman" w:hAnsi="Times New Roman" w:cs="Cambria Math"/>
-                </w:rPr>
-                <m:t>r</m:t>
-              </m:r>
-            </m:num>
-            <m:den>
-              <m:r>
-                <w:rPr>
-                  <w:rFonts w:ascii="Times New Roman" w:hAnsi="Times New Roman" w:cs="Cambria Math"/>
-                </w:rPr>
-                <m:t>E</m:t>
-              </m:r>
-            </m:den>
-          </m:f>
-        </m:oMath>
-      </m:oMathPara>
-    </w:p>
-    <w:p>
-      <w:pPr>
-        <w:spacing w:after="0" w:line="300" w:lineRule="auto"/>
-        <w:rPr>
-          <w:sz w:val="21"/>
-          <w:szCs w:val="21"/>
-        </w:rPr>
-      </w:pPr>
-      <w:r>
-        <w:rPr>
-          <w:rFonts w:ascii="Times New Roman" w:eastAsia="宋体" w:hAnsi="Times New Roman" w:cs="Times New Roman"/>
-          <w:sz w:val="21"/>
-          <w:szCs w:val="21"/>
-        </w:rPr>
-        <w:t>知图线</w:t>
-      </w:r>
-      <w:r>
-        <w:rPr>
-          <w:rFonts w:ascii="Times New Roman" w:eastAsia="宋体" w:hAnsi="Times New Roman" w:cs="Times New Roman"/>
-          <w:i/>
-          <w:sz w:val="21"/>
-          <w:szCs w:val="21"/>
-        </w:rPr>
-        <w:t>A</w:t>
-      </w:r>
-      <w:r>
-        <w:rPr>
-          <w:rFonts w:ascii="Times New Roman" w:eastAsia="宋体" w:hAnsi="Times New Roman" w:cs="Times New Roman"/>
-          <w:sz w:val="21"/>
-          <w:szCs w:val="21"/>
-        </w:rPr>
-        <w:t>、</w:t>
-      </w:r>
-      <w:r>
-        <w:rPr>
-          <w:rFonts w:ascii="Times New Roman" w:eastAsia="宋体" w:hAnsi="Times New Roman" w:cs="Times New Roman"/>
-          <w:i/>
-          <w:sz w:val="21"/>
-          <w:szCs w:val="21"/>
-        </w:rPr>
-        <w:t>B</w:t>
-      </w:r>
-      <w:r>
-        <w:rPr>
-          <w:rFonts w:ascii="Times New Roman" w:eastAsia="宋体" w:hAnsi="Times New Roman" w:cs="Times New Roman"/>
-          <w:sz w:val="21"/>
-          <w:szCs w:val="21"/>
-        </w:rPr>
-        <w:t>的截距不同，内阻</w:t>
-      </w:r>
-      <w:r>
-        <w:rPr>
-          <w:rFonts w:ascii="Times New Roman" w:eastAsia="宋体" w:hAnsi="Times New Roman" w:cs="Times New Roman"/>
-          <w:i/>
-          <w:sz w:val="21"/>
-          <w:szCs w:val="21"/>
-        </w:rPr>
-        <w:t>r</w:t>
-      </w:r>
-      <w:r>
-        <w:rPr>
-          <w:rFonts w:ascii="Times New Roman" w:eastAsia="宋体" w:hAnsi="Times New Roman" w:cs="Times New Roman"/>
-          <w:sz w:val="21"/>
-          <w:szCs w:val="21"/>
-        </w:rPr>
-        <w:t>测量值偏大。</w:t>
-      </w:r>
-    </w:p>
-    <w:p>
-      <w:pPr>
-        <w:spacing w:after="0" w:line="300" w:lineRule="auto"/>
+        <w:spacing w:after="0" w:line="300" w:lineRule="auto" w:before="0"/>
         <w:rPr>
           <w:sz w:val="21"/>
           <w:szCs w:val="21"/>
@@ -22523,7 +22468,7 @@
     </w:p>
     <w:p>
       <w:pPr>
-        <w:spacing w:after="0" w:line="300" w:lineRule="auto"/>
+        <w:spacing w:after="0" w:line="300" w:lineRule="auto" w:before="0"/>
         <w:rPr>
           <w:sz w:val="21"/>
           <w:szCs w:val="21"/>
@@ -22670,7 +22615,7 @@
     </w:p>
     <w:p>
       <w:pPr>
-        <w:spacing w:after="0" w:line="300" w:lineRule="auto"/>
+        <w:spacing w:after="0" w:line="300" w:lineRule="auto" w:before="0"/>
         <w:rPr>
           <w:sz w:val="21"/>
           <w:szCs w:val="21"/>
@@ -22724,7 +22669,7 @@
     </w:p>
     <w:p>
       <w:pPr>
-        <w:spacing w:after="0" w:line="300" w:lineRule="auto"/>
+        <w:spacing w:after="0" w:line="300" w:lineRule="auto" w:before="0"/>
         <w:rPr>
           <w:sz w:val="21"/>
           <w:szCs w:val="21"/>
@@ -22792,7 +22737,7 @@
     </w:p>
     <w:p>
       <w:pPr>
-        <w:spacing w:after="0" w:line="300" w:lineRule="auto"/>
+        <w:spacing w:after="0" w:line="300" w:lineRule="auto" w:before="0"/>
         <w:rPr>
           <w:sz w:val="21"/>
           <w:szCs w:val="21"/>
@@ -22849,7 +22794,7 @@
     </w:p>
     <w:p>
       <w:pPr>
-        <w:spacing w:after="0" w:line="300" w:lineRule="auto"/>
+        <w:spacing w:after="0" w:line="300" w:lineRule="auto" w:before="0"/>
         <w:rPr>
           <w:sz w:val="21"/>
           <w:szCs w:val="21"/>
@@ -23167,7 +23112,7 @@
     </w:p>
     <w:p>
       <w:pPr>
-        <w:spacing w:after="0" w:line="300" w:lineRule="auto"/>
+        <w:spacing w:after="0" w:line="300" w:lineRule="auto" w:before="0"/>
         <w:rPr>
           <w:sz w:val="21"/>
           <w:szCs w:val="21"/>
@@ -23358,7 +23303,7 @@
     </w:p>
     <w:p>
       <w:pPr>
-        <w:spacing w:after="0" w:line="300" w:lineRule="auto"/>
+        <w:spacing w:after="0" w:line="300" w:lineRule="auto" w:before="0"/>
         <w:rPr>
           <w:sz w:val="21"/>
           <w:szCs w:val="21"/>
@@ -23676,7 +23621,7 @@
     </w:p>
     <w:p>
       <w:pPr>
-        <w:spacing w:after="0" w:line="300" w:lineRule="auto"/>
+        <w:spacing w:after="0" w:line="300" w:lineRule="auto" w:before="0"/>
         <w:rPr>
           <w:sz w:val="21"/>
           <w:szCs w:val="21"/>
@@ -23887,7 +23832,7 @@
     </w:p>
     <w:p>
       <w:pPr>
-        <w:spacing w:after="0" w:line="300" w:lineRule="auto"/>
+        <w:spacing w:after="0" w:line="300" w:lineRule="auto" w:before="0"/>
         <w:rPr>
           <w:sz w:val="21"/>
           <w:szCs w:val="21"/>
@@ -23896,7 +23841,7 @@
     </w:p>
     <w:p>
       <w:pPr>
-        <w:spacing w:after="0" w:line="300" w:lineRule="auto"/>
+        <w:spacing w:after="0" w:line="300" w:lineRule="auto" w:before="0"/>
         <w:rPr>
           <w:sz w:val="21"/>
           <w:szCs w:val="21"/>
@@ -23929,7 +23874,7 @@
     </w:p>
     <w:p>
       <w:pPr>
-        <w:spacing w:after="0" w:line="300" w:lineRule="auto"/>
+        <w:spacing w:after="0" w:line="300" w:lineRule="auto" w:before="0"/>
         <w:rPr>
           <w:sz w:val="21"/>
           <w:szCs w:val="21"/>
@@ -24005,7 +23950,7 @@
     </w:p>
     <w:p>
       <w:pPr>
-        <w:spacing w:after="0" w:line="300" w:lineRule="auto"/>
+        <w:spacing w:after="0" w:line="300" w:lineRule="auto" w:before="0"/>
         <w:rPr>
           <w:sz w:val="21"/>
           <w:szCs w:val="21"/>
@@ -24329,7 +24274,7 @@
     </w:p>
     <w:p>
       <w:pPr>
-        <w:spacing w:after="0" w:line="300" w:lineRule="auto"/>
+        <w:spacing w:after="0" w:line="300" w:lineRule="auto" w:before="0"/>
         <w:rPr>
           <w:sz w:val="21"/>
           <w:szCs w:val="21"/>
@@ -24596,7 +24541,7 @@
     </w:p>
     <w:p>
       <w:pPr>
-        <w:spacing w:after="0" w:line="300" w:lineRule="auto"/>
+        <w:spacing w:after="0" w:line="300" w:lineRule="auto" w:before="0"/>
         <w:rPr>
           <w:sz w:val="21"/>
           <w:szCs w:val="21"/>
@@ -24678,7 +24623,7 @@
     </w:p>
     <w:p>
       <w:pPr>
-        <w:spacing w:after="0" w:line="300" w:lineRule="auto"/>
+        <w:spacing w:after="0" w:line="300" w:lineRule="auto" w:before="0"/>
         <w:rPr>
           <w:sz w:val="21"/>
           <w:szCs w:val="21"/>
@@ -24765,7 +24710,7 @@
     </w:p>
     <w:p>
       <w:pPr>
-        <w:spacing w:after="0" w:line="300" w:lineRule="auto"/>
+        <w:spacing w:after="0" w:line="300" w:lineRule="auto" w:before="0"/>
         <w:rPr>
           <w:sz w:val="21"/>
           <w:szCs w:val="21"/>
@@ -24934,7 +24879,7 @@
     </w:p>
     <w:p>
       <w:pPr>
-        <w:spacing w:after="0" w:line="300" w:lineRule="auto"/>
+        <w:spacing w:after="0" w:line="300" w:lineRule="auto" w:before="0"/>
         <w:rPr>
           <w:sz w:val="21"/>
           <w:szCs w:val="21"/>
@@ -25084,7 +25029,7 @@
     </w:p>
     <w:p>
       <w:pPr>
-        <w:spacing w:after="0" w:line="300" w:lineRule="auto"/>
+        <w:spacing w:after="0" w:line="300" w:lineRule="auto" w:before="0"/>
         <w:rPr>
           <w:sz w:val="21"/>
           <w:szCs w:val="21"/>
@@ -25093,7 +25038,7 @@
     </w:p>
     <w:p>
       <w:pPr>
-        <w:spacing w:after="0" w:line="300" w:lineRule="auto"/>
+        <w:spacing w:after="0" w:line="300" w:lineRule="auto" w:before="0"/>
         <w:rPr>
           <w:sz w:val="21"/>
           <w:szCs w:val="21"/>
@@ -25119,7 +25064,7 @@
     </w:p>
     <w:p>
       <w:pPr>
-        <w:spacing w:after="0" w:line="300" w:lineRule="auto"/>
+        <w:spacing w:after="0" w:line="300" w:lineRule="auto" w:before="0"/>
         <w:rPr>
           <w:sz w:val="21"/>
           <w:szCs w:val="21"/>
@@ -25173,7 +25118,7 @@
     </w:p>
     <w:p>
       <w:pPr>
-        <w:spacing w:after="0" w:line="300" w:lineRule="auto"/>
+        <w:spacing w:after="0" w:line="300" w:lineRule="auto" w:before="0"/>
         <w:rPr>
           <w:sz w:val="21"/>
           <w:szCs w:val="21"/>
@@ -25320,7 +25265,7 @@
     </w:p>
     <w:p>
       <w:pPr>
-        <w:spacing w:after="0" w:line="300" w:lineRule="auto"/>
+        <w:spacing w:after="0" w:line="300" w:lineRule="auto" w:before="0"/>
         <w:rPr>
           <w:sz w:val="21"/>
           <w:szCs w:val="21"/>
@@ -25437,7 +25382,7 @@
     </w:p>
     <w:p>
       <w:pPr>
-        <w:spacing w:after="0" w:line="300" w:lineRule="auto"/>
+        <w:spacing w:after="0" w:line="300" w:lineRule="auto" w:before="0"/>
         <w:rPr>
           <w:sz w:val="21"/>
           <w:szCs w:val="21"/>
@@ -25537,7 +25482,7 @@
     </w:p>
     <w:p>
       <w:pPr>
-        <w:spacing w:after="0" w:line="300" w:lineRule="auto"/>
+        <w:spacing w:after="0" w:line="300" w:lineRule="auto" w:before="0"/>
         <w:rPr>
           <w:sz w:val="21"/>
           <w:szCs w:val="21"/>
@@ -25554,7 +25499,7 @@
     </w:p>
     <w:p>
       <w:pPr>
-        <w:spacing w:after="0" w:line="300" w:lineRule="auto"/>
+        <w:spacing w:after="0" w:line="300" w:lineRule="auto" w:before="0"/>
         <w:rPr>
           <w:sz w:val="21"/>
           <w:szCs w:val="21"/>
@@ -25800,7 +25745,7 @@
     </w:p>
     <w:p>
       <w:pPr>
-        <w:spacing w:after="0" w:line="300" w:lineRule="auto"/>
+        <w:spacing w:after="0" w:line="300" w:lineRule="auto" w:before="0"/>
         <w:rPr>
           <w:sz w:val="21"/>
           <w:szCs w:val="21"/>
@@ -26067,7 +26012,7 @@
     </w:p>
     <w:p>
       <w:pPr>
-        <w:spacing w:after="0" w:line="300" w:lineRule="auto"/>
+        <w:spacing w:after="0" w:line="300" w:lineRule="auto" w:before="0"/>
         <w:rPr>
           <w:sz w:val="21"/>
           <w:szCs w:val="21"/>
@@ -26407,7 +26352,7 @@
     </w:p>
     <w:p>
       <w:pPr>
-        <w:spacing w:after="0" w:line="300" w:lineRule="auto"/>
+        <w:spacing w:after="0" w:line="300" w:lineRule="auto" w:before="0"/>
         <w:rPr>
           <w:sz w:val="21"/>
           <w:szCs w:val="21"/>
@@ -26488,7 +26433,7 @@
     </w:p>
     <w:p>
       <w:pPr>
-        <w:spacing w:after="0" w:line="300" w:lineRule="auto"/>
+        <w:spacing w:after="0" w:line="300" w:lineRule="auto" w:before="0"/>
         <w:rPr>
           <w:sz w:val="21"/>
           <w:szCs w:val="21"/>
@@ -26632,97 +26577,86 @@
         </w:rPr>
         <w:t>；两表指针偏转角度总是相同，则两电流表示数的关系为</w:t>
       </w:r>
+      <m:oMath>
+        <m:sSub>
+          <m:sSubPr>
+            <m:ctrlPr>
+              <w:rPr>
+                <w:rFonts w:ascii="Times New Roman" w:hAnsi="Times New Roman"/>
+              </w:rPr>
+            </m:ctrlPr>
+          </m:sSubPr>
+          <m:e>
+            <m:r>
+              <w:rPr>
+                <w:rFonts w:ascii="Times New Roman" w:hAnsi="Times New Roman" w:cs="Cambria Math"/>
+              </w:rPr>
+              <m:t>I</m:t>
+            </m:r>
+          </m:e>
+          <m:sub>
+            <m:r>
+              <m:rPr>
+                <m:sty m:val="p"/>
+              </m:rPr>
+              <w:rPr>
+                <w:rFonts w:ascii="Times New Roman" w:hAnsi="Times New Roman" w:cs="Cambria Math"/>
+              </w:rPr>
+              <m:t>A</m:t>
+            </m:r>
+            <m:r>
+              <w:rPr>
+                <w:rFonts w:ascii="Times New Roman" w:hAnsi="Times New Roman" w:cs="Cambria Math"/>
+              </w:rPr>
+              <m:t>2</m:t>
+            </m:r>
+          </m:sub>
+        </m:sSub>
+        <m:r>
+          <w:rPr>
+            <w:rFonts w:ascii="Times New Roman" w:hAnsi="Times New Roman" w:cs="Cambria Math"/>
+          </w:rPr>
+          <m:t>=5</m:t>
+        </m:r>
+        <m:sSub>
+          <m:sSubPr>
+            <m:ctrlPr>
+              <w:rPr>
+                <w:rFonts w:ascii="Times New Roman" w:hAnsi="Times New Roman"/>
+              </w:rPr>
+            </m:ctrlPr>
+          </m:sSubPr>
+          <m:e>
+            <m:r>
+              <w:rPr>
+                <w:rFonts w:ascii="Times New Roman" w:hAnsi="Times New Roman" w:cs="Cambria Math"/>
+              </w:rPr>
+              <m:t>I</m:t>
+            </m:r>
+          </m:e>
+          <m:sub>
+            <m:r>
+              <m:rPr>
+                <m:sty m:val="p"/>
+              </m:rPr>
+              <w:rPr>
+                <w:rFonts w:ascii="Times New Roman" w:hAnsi="Times New Roman" w:cs="Cambria Math"/>
+              </w:rPr>
+              <m:t>A</m:t>
+            </m:r>
+            <m:r>
+              <w:rPr>
+                <w:rFonts w:ascii="Times New Roman" w:hAnsi="Times New Roman" w:cs="Cambria Math"/>
+              </w:rPr>
+              <m:t>1</m:t>
+            </m:r>
+          </m:sub>
+        </m:sSub>
+      </m:oMath>
     </w:p>
     <w:p>
       <w:pPr>
-        <w:spacing w:after="0" w:line="300" w:lineRule="auto"/>
-        <w:rPr>
-          <w:sz w:val="21"/>
-          <w:szCs w:val="21"/>
-        </w:rPr>
-      </w:pPr>
-      <m:oMathPara>
-        <m:oMath>
-          <m:sSub>
-            <m:sSubPr>
-              <m:ctrlPr>
-                <w:rPr>
-                  <w:rFonts w:ascii="Times New Roman" w:hAnsi="Times New Roman"/>
-                </w:rPr>
-              </m:ctrlPr>
-            </m:sSubPr>
-            <m:e>
-              <m:r>
-                <w:rPr>
-                  <w:rFonts w:ascii="Times New Roman" w:hAnsi="Times New Roman" w:cs="Cambria Math"/>
-                </w:rPr>
-                <m:t>I</m:t>
-              </m:r>
-            </m:e>
-            <m:sub>
-              <m:r>
-                <m:rPr>
-                  <m:sty m:val="p"/>
-                </m:rPr>
-                <w:rPr>
-                  <w:rFonts w:ascii="Times New Roman" w:hAnsi="Times New Roman" w:cs="Cambria Math"/>
-                </w:rPr>
-                <m:t>A</m:t>
-              </m:r>
-              <m:r>
-                <w:rPr>
-                  <w:rFonts w:ascii="Times New Roman" w:hAnsi="Times New Roman" w:cs="Cambria Math"/>
-                </w:rPr>
-                <m:t>2</m:t>
-              </m:r>
-            </m:sub>
-          </m:sSub>
-          <m:r>
-            <w:rPr>
-              <w:rFonts w:ascii="Times New Roman" w:hAnsi="Times New Roman" w:cs="Cambria Math"/>
-            </w:rPr>
-            <m:t>=5</m:t>
-          </m:r>
-          <m:sSub>
-            <m:sSubPr>
-              <m:ctrlPr>
-                <w:rPr>
-                  <w:rFonts w:ascii="Times New Roman" w:hAnsi="Times New Roman"/>
-                </w:rPr>
-              </m:ctrlPr>
-            </m:sSubPr>
-            <m:e>
-              <m:r>
-                <w:rPr>
-                  <w:rFonts w:ascii="Times New Roman" w:hAnsi="Times New Roman" w:cs="Cambria Math"/>
-                </w:rPr>
-                <m:t>I</m:t>
-              </m:r>
-            </m:e>
-            <m:sub>
-              <m:r>
-                <m:rPr>
-                  <m:sty m:val="p"/>
-                </m:rPr>
-                <w:rPr>
-                  <w:rFonts w:ascii="Times New Roman" w:hAnsi="Times New Roman" w:cs="Cambria Math"/>
-                </w:rPr>
-                <m:t>A</m:t>
-              </m:r>
-              <m:r>
-                <w:rPr>
-                  <w:rFonts w:ascii="Times New Roman" w:hAnsi="Times New Roman" w:cs="Cambria Math"/>
-                </w:rPr>
-                <m:t>1</m:t>
-              </m:r>
-            </m:sub>
-          </m:sSub>
-        </m:oMath>
-      </m:oMathPara>
-    </w:p>
-    <w:p>
-      <w:pPr>
-        <w:spacing w:after="0" w:line="300" w:lineRule="auto"/>
+        <w:spacing w:after="0" w:line="300" w:lineRule="auto" w:before="0"/>
         <w:rPr>
           <w:sz w:val="21"/>
           <w:szCs w:val="21"/>
@@ -26846,7 +26780,7 @@
     </w:p>
     <w:p>
       <w:pPr>
-        <w:spacing w:after="0" w:line="300" w:lineRule="auto"/>
+        <w:spacing w:after="0" w:line="300" w:lineRule="auto" w:before="0"/>
         <w:rPr>
           <w:sz w:val="21"/>
           <w:szCs w:val="21"/>
@@ -26930,7 +26864,7 @@
     </w:p>
     <w:p>
       <w:pPr>
-        <w:spacing w:after="0" w:line="300" w:lineRule="auto"/>
+        <w:spacing w:after="0" w:line="300" w:lineRule="auto" w:before="0"/>
         <w:rPr>
           <w:sz w:val="21"/>
           <w:szCs w:val="21"/>
@@ -27045,7 +26979,7 @@
     </w:p>
     <w:p>
       <w:pPr>
-        <w:spacing w:after="0" w:line="300" w:lineRule="auto"/>
+        <w:spacing w:after="0" w:line="300" w:lineRule="auto" w:before="0"/>
         <w:rPr>
           <w:sz w:val="21"/>
           <w:szCs w:val="21"/>
@@ -27138,7 +27072,7 @@
     </w:p>
     <w:p>
       <w:pPr>
-        <w:spacing w:after="0" w:line="300" w:lineRule="auto"/>
+        <w:spacing w:after="0" w:line="300" w:lineRule="auto" w:before="0"/>
         <w:rPr>
           <w:sz w:val="21"/>
           <w:szCs w:val="21"/>
@@ -27261,219 +27195,208 @@
         </w:rPr>
         <w:t>时，干路电流</w:t>
       </w:r>
+      <m:oMath>
+        <m:r>
+          <w:rPr>
+            <w:rFonts w:ascii="Times New Roman" w:hAnsi="Times New Roman" w:cs="Cambria Math"/>
+          </w:rPr>
+          <m:t>I=</m:t>
+        </m:r>
+        <m:sSub>
+          <m:sSubPr>
+            <m:ctrlPr>
+              <w:rPr>
+                <w:rFonts w:ascii="Times New Roman" w:hAnsi="Times New Roman"/>
+              </w:rPr>
+            </m:ctrlPr>
+          </m:sSubPr>
+          <m:e>
+            <m:r>
+              <w:rPr>
+                <w:rFonts w:ascii="Times New Roman" w:hAnsi="Times New Roman" w:cs="Cambria Math"/>
+              </w:rPr>
+              <m:t>I</m:t>
+            </m:r>
+          </m:e>
+          <m:sub>
+            <m:r>
+              <w:rPr>
+                <w:rFonts w:ascii="Times New Roman" w:hAnsi="Times New Roman" w:cs="Cambria Math"/>
+              </w:rPr>
+              <m:t>1</m:t>
+            </m:r>
+          </m:sub>
+        </m:sSub>
+        <m:r>
+          <w:rPr>
+            <w:rFonts w:ascii="Times New Roman" w:hAnsi="Times New Roman" w:cs="Cambria Math"/>
+          </w:rPr>
+          <m:t>+</m:t>
+        </m:r>
+        <m:f>
+          <m:fPr>
+            <m:ctrlPr>
+              <w:rPr>
+                <w:rFonts w:ascii="Times New Roman" w:hAnsi="Times New Roman"/>
+              </w:rPr>
+            </m:ctrlPr>
+          </m:fPr>
+          <m:num>
+            <m:sSub>
+              <m:sSubPr>
+                <m:ctrlPr>
+                  <w:rPr>
+                    <w:rFonts w:ascii="Times New Roman" w:hAnsi="Times New Roman"/>
+                  </w:rPr>
+                </m:ctrlPr>
+              </m:sSubPr>
+              <m:e>
+                <m:r>
+                  <w:rPr>
+                    <w:rFonts w:ascii="Times New Roman" w:hAnsi="Times New Roman" w:cs="Cambria Math"/>
+                  </w:rPr>
+                  <m:t>R</m:t>
+                </m:r>
+              </m:e>
+              <m:sub>
+                <m:r>
+                  <w:rPr>
+                    <w:rFonts w:ascii="Times New Roman" w:hAnsi="Times New Roman" w:cs="Cambria Math"/>
+                  </w:rPr>
+                  <m:t>1</m:t>
+                </m:r>
+              </m:sub>
+            </m:sSub>
+            <m:r>
+              <w:rPr>
+                <w:rFonts w:ascii="Times New Roman" w:hAnsi="Times New Roman" w:cs="Cambria Math"/>
+              </w:rPr>
+              <m:t>+</m:t>
+            </m:r>
+            <m:sSub>
+              <m:sSubPr>
+                <m:ctrlPr>
+                  <w:rPr>
+                    <w:rFonts w:ascii="Times New Roman" w:hAnsi="Times New Roman"/>
+                  </w:rPr>
+                </m:ctrlPr>
+              </m:sSubPr>
+              <m:e>
+                <m:r>
+                  <w:rPr>
+                    <w:rFonts w:ascii="Times New Roman" w:hAnsi="Times New Roman" w:cs="Cambria Math"/>
+                  </w:rPr>
+                  <m:t>R</m:t>
+                </m:r>
+              </m:e>
+              <m:sub>
+                <m:r>
+                  <m:rPr>
+                    <m:sty m:val="p"/>
+                  </m:rPr>
+                  <w:rPr>
+                    <w:rFonts w:ascii="Times New Roman" w:hAnsi="Times New Roman" w:cs="Cambria Math"/>
+                  </w:rPr>
+                  <m:t>A</m:t>
+                </m:r>
+                <m:r>
+                  <w:rPr>
+                    <w:rFonts w:ascii="Times New Roman" w:hAnsi="Times New Roman" w:cs="Cambria Math"/>
+                  </w:rPr>
+                  <m:t>1</m:t>
+                </m:r>
+              </m:sub>
+            </m:sSub>
+          </m:num>
+          <m:den>
+            <m:sSub>
+              <m:sSubPr>
+                <m:ctrlPr>
+                  <w:rPr>
+                    <w:rFonts w:ascii="Times New Roman" w:hAnsi="Times New Roman"/>
+                  </w:rPr>
+                </m:ctrlPr>
+              </m:sSubPr>
+              <m:e>
+                <m:r>
+                  <w:rPr>
+                    <w:rFonts w:ascii="Times New Roman" w:hAnsi="Times New Roman" w:cs="Cambria Math"/>
+                  </w:rPr>
+                  <m:t>R</m:t>
+                </m:r>
+              </m:e>
+              <m:sub>
+                <m:r>
+                  <w:rPr>
+                    <w:rFonts w:ascii="Times New Roman" w:hAnsi="Times New Roman" w:cs="Cambria Math"/>
+                  </w:rPr>
+                  <m:t>2</m:t>
+                </m:r>
+              </m:sub>
+            </m:sSub>
+          </m:den>
+        </m:f>
+        <m:sSub>
+          <m:sSubPr>
+            <m:ctrlPr>
+              <w:rPr>
+                <w:rFonts w:ascii="Times New Roman" w:hAnsi="Times New Roman"/>
+              </w:rPr>
+            </m:ctrlPr>
+          </m:sSubPr>
+          <m:e>
+            <m:r>
+              <w:rPr>
+                <w:rFonts w:ascii="Times New Roman" w:hAnsi="Times New Roman" w:cs="Cambria Math"/>
+              </w:rPr>
+              <m:t>I</m:t>
+            </m:r>
+          </m:e>
+          <m:sub>
+            <m:r>
+              <w:rPr>
+                <w:rFonts w:ascii="Times New Roman" w:hAnsi="Times New Roman" w:cs="Cambria Math"/>
+              </w:rPr>
+              <m:t>1</m:t>
+            </m:r>
+          </m:sub>
+        </m:sSub>
+        <m:r>
+          <w:rPr>
+            <w:rFonts w:ascii="Times New Roman" w:hAnsi="Times New Roman" w:cs="Cambria Math"/>
+          </w:rPr>
+          <m:t>=5</m:t>
+        </m:r>
+        <m:sSub>
+          <m:sSubPr>
+            <m:ctrlPr>
+              <w:rPr>
+                <w:rFonts w:ascii="Times New Roman" w:hAnsi="Times New Roman"/>
+              </w:rPr>
+            </m:ctrlPr>
+          </m:sSubPr>
+          <m:e>
+            <m:r>
+              <w:rPr>
+                <w:rFonts w:ascii="Times New Roman" w:hAnsi="Times New Roman" w:cs="Cambria Math"/>
+              </w:rPr>
+              <m:t>I</m:t>
+            </m:r>
+          </m:e>
+          <m:sub>
+            <m:r>
+              <w:rPr>
+                <w:rFonts w:ascii="Times New Roman" w:hAnsi="Times New Roman" w:cs="Cambria Math"/>
+              </w:rPr>
+              <m:t>1</m:t>
+            </m:r>
+          </m:sub>
+        </m:sSub>
+      </m:oMath>
     </w:p>
     <w:p>
       <w:pPr>
-        <w:spacing w:after="0" w:line="300" w:lineRule="auto"/>
-        <w:rPr>
-          <w:sz w:val="21"/>
-          <w:szCs w:val="21"/>
-        </w:rPr>
-      </w:pPr>
-      <m:oMathPara>
-        <m:oMath>
-          <m:r>
-            <w:rPr>
-              <w:rFonts w:ascii="Times New Roman" w:hAnsi="Times New Roman" w:cs="Cambria Math"/>
-            </w:rPr>
-            <m:t>I=</m:t>
-          </m:r>
-          <m:sSub>
-            <m:sSubPr>
-              <m:ctrlPr>
-                <w:rPr>
-                  <w:rFonts w:ascii="Times New Roman" w:hAnsi="Times New Roman"/>
-                </w:rPr>
-              </m:ctrlPr>
-            </m:sSubPr>
-            <m:e>
-              <m:r>
-                <w:rPr>
-                  <w:rFonts w:ascii="Times New Roman" w:hAnsi="Times New Roman" w:cs="Cambria Math"/>
-                </w:rPr>
-                <m:t>I</m:t>
-              </m:r>
-            </m:e>
-            <m:sub>
-              <m:r>
-                <w:rPr>
-                  <w:rFonts w:ascii="Times New Roman" w:hAnsi="Times New Roman" w:cs="Cambria Math"/>
-                </w:rPr>
-                <m:t>1</m:t>
-              </m:r>
-            </m:sub>
-          </m:sSub>
-          <m:r>
-            <w:rPr>
-              <w:rFonts w:ascii="Times New Roman" w:hAnsi="Times New Roman" w:cs="Cambria Math"/>
-            </w:rPr>
-            <m:t>+</m:t>
-          </m:r>
-          <m:f>
-            <m:fPr>
-              <m:ctrlPr>
-                <w:rPr>
-                  <w:rFonts w:ascii="Times New Roman" w:hAnsi="Times New Roman"/>
-                </w:rPr>
-              </m:ctrlPr>
-            </m:fPr>
-            <m:num>
-              <m:sSub>
-                <m:sSubPr>
-                  <m:ctrlPr>
-                    <w:rPr>
-                      <w:rFonts w:ascii="Times New Roman" w:hAnsi="Times New Roman"/>
-                    </w:rPr>
-                  </m:ctrlPr>
-                </m:sSubPr>
-                <m:e>
-                  <m:r>
-                    <w:rPr>
-                      <w:rFonts w:ascii="Times New Roman" w:hAnsi="Times New Roman" w:cs="Cambria Math"/>
-                    </w:rPr>
-                    <m:t>R</m:t>
-                  </m:r>
-                </m:e>
-                <m:sub>
-                  <m:r>
-                    <w:rPr>
-                      <w:rFonts w:ascii="Times New Roman" w:hAnsi="Times New Roman" w:cs="Cambria Math"/>
-                    </w:rPr>
-                    <m:t>1</m:t>
-                  </m:r>
-                </m:sub>
-              </m:sSub>
-              <m:r>
-                <w:rPr>
-                  <w:rFonts w:ascii="Times New Roman" w:hAnsi="Times New Roman" w:cs="Cambria Math"/>
-                </w:rPr>
-                <m:t>+</m:t>
-              </m:r>
-              <m:sSub>
-                <m:sSubPr>
-                  <m:ctrlPr>
-                    <w:rPr>
-                      <w:rFonts w:ascii="Times New Roman" w:hAnsi="Times New Roman"/>
-                    </w:rPr>
-                  </m:ctrlPr>
-                </m:sSubPr>
-                <m:e>
-                  <m:r>
-                    <w:rPr>
-                      <w:rFonts w:ascii="Times New Roman" w:hAnsi="Times New Roman" w:cs="Cambria Math"/>
-                    </w:rPr>
-                    <m:t>R</m:t>
-                  </m:r>
-                </m:e>
-                <m:sub>
-                  <m:r>
-                    <m:rPr>
-                      <m:sty m:val="p"/>
-                    </m:rPr>
-                    <w:rPr>
-                      <w:rFonts w:ascii="Times New Roman" w:hAnsi="Times New Roman" w:cs="Cambria Math"/>
-                    </w:rPr>
-                    <m:t>A</m:t>
-                  </m:r>
-                  <m:r>
-                    <w:rPr>
-                      <w:rFonts w:ascii="Times New Roman" w:hAnsi="Times New Roman" w:cs="Cambria Math"/>
-                    </w:rPr>
-                    <m:t>1</m:t>
-                  </m:r>
-                </m:sub>
-              </m:sSub>
-            </m:num>
-            <m:den>
-              <m:sSub>
-                <m:sSubPr>
-                  <m:ctrlPr>
-                    <w:rPr>
-                      <w:rFonts w:ascii="Times New Roman" w:hAnsi="Times New Roman"/>
-                    </w:rPr>
-                  </m:ctrlPr>
-                </m:sSubPr>
-                <m:e>
-                  <m:r>
-                    <w:rPr>
-                      <w:rFonts w:ascii="Times New Roman" w:hAnsi="Times New Roman" w:cs="Cambria Math"/>
-                    </w:rPr>
-                    <m:t>R</m:t>
-                  </m:r>
-                </m:e>
-                <m:sub>
-                  <m:r>
-                    <w:rPr>
-                      <w:rFonts w:ascii="Times New Roman" w:hAnsi="Times New Roman" w:cs="Cambria Math"/>
-                    </w:rPr>
-                    <m:t>2</m:t>
-                  </m:r>
-                </m:sub>
-              </m:sSub>
-            </m:den>
-          </m:f>
-          <m:sSub>
-            <m:sSubPr>
-              <m:ctrlPr>
-                <w:rPr>
-                  <w:rFonts w:ascii="Times New Roman" w:hAnsi="Times New Roman"/>
-                </w:rPr>
-              </m:ctrlPr>
-            </m:sSubPr>
-            <m:e>
-              <m:r>
-                <w:rPr>
-                  <w:rFonts w:ascii="Times New Roman" w:hAnsi="Times New Roman" w:cs="Cambria Math"/>
-                </w:rPr>
-                <m:t>I</m:t>
-              </m:r>
-            </m:e>
-            <m:sub>
-              <m:r>
-                <w:rPr>
-                  <w:rFonts w:ascii="Times New Roman" w:hAnsi="Times New Roman" w:cs="Cambria Math"/>
-                </w:rPr>
-                <m:t>1</m:t>
-              </m:r>
-            </m:sub>
-          </m:sSub>
-          <m:r>
-            <w:rPr>
-              <w:rFonts w:ascii="Times New Roman" w:hAnsi="Times New Roman" w:cs="Cambria Math"/>
-            </w:rPr>
-            <m:t>=5</m:t>
-          </m:r>
-          <m:sSub>
-            <m:sSubPr>
-              <m:ctrlPr>
-                <w:rPr>
-                  <w:rFonts w:ascii="Times New Roman" w:hAnsi="Times New Roman"/>
-                </w:rPr>
-              </m:ctrlPr>
-            </m:sSubPr>
-            <m:e>
-              <m:r>
-                <w:rPr>
-                  <w:rFonts w:ascii="Times New Roman" w:hAnsi="Times New Roman" w:cs="Cambria Math"/>
-                </w:rPr>
-                <m:t>I</m:t>
-              </m:r>
-            </m:e>
-            <m:sub>
-              <m:r>
-                <w:rPr>
-                  <w:rFonts w:ascii="Times New Roman" w:hAnsi="Times New Roman" w:cs="Cambria Math"/>
-                </w:rPr>
-                <m:t>1</m:t>
-              </m:r>
-            </m:sub>
-          </m:sSub>
-        </m:oMath>
-      </m:oMathPara>
-    </w:p>
-    <w:p>
-      <w:pPr>
-        <w:spacing w:after="0" w:line="300" w:lineRule="auto"/>
+        <w:spacing w:after="0" w:line="300" w:lineRule="auto" w:before="0"/>
         <w:rPr>
           <w:sz w:val="21"/>
           <w:szCs w:val="21"/>
@@ -27635,7 +27558,7 @@
     </w:p>
     <w:p>
       <w:pPr>
-        <w:spacing w:after="0" w:line="300" w:lineRule="auto"/>
+        <w:spacing w:after="0" w:line="300" w:lineRule="auto" w:before="0"/>
         <w:rPr>
           <w:sz w:val="21"/>
           <w:szCs w:val="21"/>
@@ -27760,7 +27683,7 @@
     </w:p>
     <w:p>
       <w:pPr>
-        <w:spacing w:after="0" w:line="300" w:lineRule="auto"/>
+        <w:spacing w:after="0" w:line="300" w:lineRule="auto" w:before="0"/>
         <w:rPr>
           <w:sz w:val="21"/>
           <w:szCs w:val="21"/>
@@ -27872,7 +27795,7 @@
     </w:p>
     <w:p>
       <w:pPr>
-        <w:spacing w:after="0" w:line="300" w:lineRule="auto"/>
+        <w:spacing w:after="0" w:line="300" w:lineRule="auto" w:before="0"/>
         <w:rPr>
           <w:sz w:val="21"/>
           <w:szCs w:val="21"/>
@@ -27922,7 +27845,7 @@
     </w:p>
     <w:p>
       <w:pPr>
-        <w:spacing w:after="0" w:line="300" w:lineRule="auto"/>
+        <w:spacing w:after="0" w:line="300" w:lineRule="auto" w:before="0"/>
         <w:rPr>
           <w:sz w:val="21"/>
           <w:szCs w:val="21"/>
@@ -27956,7 +27879,7 @@
     </w:p>
     <w:p>
       <w:pPr>
-        <w:spacing w:after="0" w:line="300" w:lineRule="auto"/>
+        <w:spacing w:after="0" w:line="300" w:lineRule="auto" w:before="0"/>
         <w:rPr>
           <w:sz w:val="21"/>
           <w:szCs w:val="21"/>
@@ -28009,7 +27932,7 @@
     </w:p>
     <w:p>
       <w:pPr>
-        <w:spacing w:after="0" w:line="300" w:lineRule="auto"/>
+        <w:spacing w:after="0" w:line="300" w:lineRule="auto" w:before="0"/>
         <w:rPr>
           <w:sz w:val="21"/>
           <w:szCs w:val="21"/>
@@ -28059,7 +27982,7 @@
     </w:p>
     <w:p>
       <w:pPr>
-        <w:spacing w:after="0" w:line="300" w:lineRule="auto"/>
+        <w:spacing w:after="0" w:line="300" w:lineRule="auto" w:before="0"/>
         <w:rPr>
           <w:sz w:val="21"/>
           <w:szCs w:val="21"/>
@@ -28093,7 +28016,7 @@
     </w:p>
     <w:p>
       <w:pPr>
-        <w:spacing w:after="0" w:line="300" w:lineRule="auto"/>
+        <w:spacing w:after="0" w:line="300" w:lineRule="auto" w:before="0"/>
         <w:rPr>
           <w:sz w:val="21"/>
           <w:szCs w:val="21"/>
@@ -28469,7 +28392,7 @@
     </w:p>
     <w:p>
       <w:pPr>
-        <w:spacing w:after="0" w:line="300" w:lineRule="auto"/>
+        <w:spacing w:after="0" w:line="300" w:lineRule="auto" w:before="0"/>
         <w:rPr>
           <w:sz w:val="21"/>
           <w:szCs w:val="21"/>
@@ -28638,7 +28561,7 @@
     </w:p>
     <w:p>
       <w:pPr>
-        <w:spacing w:after="0" w:line="300" w:lineRule="auto"/>
+        <w:spacing w:after="0" w:line="300" w:lineRule="auto" w:before="0"/>
         <w:rPr>
           <w:sz w:val="21"/>
           <w:szCs w:val="21"/>
@@ -28834,7 +28757,7 @@
     </w:p>
     <w:p>
       <w:pPr>
-        <w:spacing w:after="0" w:line="300" w:lineRule="auto"/>
+        <w:spacing w:after="0" w:line="300" w:lineRule="auto" w:before="0"/>
         <w:rPr>
           <w:sz w:val="21"/>
           <w:szCs w:val="21"/>
@@ -28980,7 +28903,7 @@
     </w:p>
     <w:p>
       <w:pPr>
-        <w:spacing w:after="0" w:line="300" w:lineRule="auto"/>
+        <w:spacing w:after="0" w:line="300" w:lineRule="auto" w:before="0"/>
         <w:rPr>
           <w:sz w:val="21"/>
           <w:szCs w:val="21"/>
@@ -29153,7 +29076,7 @@
     </w:p>
     <w:p>
       <w:pPr>
-        <w:spacing w:after="0" w:line="300" w:lineRule="auto"/>
+        <w:spacing w:after="0" w:line="300" w:lineRule="auto" w:before="0"/>
         <w:rPr>
           <w:sz w:val="21"/>
           <w:szCs w:val="21"/>
@@ -29162,7 +29085,7 @@
     </w:p>
     <w:p>
       <w:pPr>
-        <w:spacing w:after="0" w:line="300" w:lineRule="auto"/>
+        <w:spacing w:after="0" w:line="300" w:lineRule="auto" w:before="0"/>
         <w:rPr>
           <w:sz w:val="21"/>
           <w:szCs w:val="21"/>
@@ -29189,7 +29112,7 @@
     </w:p>
     <w:p>
       <w:pPr>
-        <w:spacing w:after="0" w:line="300" w:lineRule="auto"/>
+        <w:spacing w:after="0" w:line="300" w:lineRule="auto" w:before="0"/>
         <w:rPr>
           <w:sz w:val="21"/>
           <w:szCs w:val="21"/>
@@ -29313,7 +29236,7 @@
     </w:p>
     <w:p>
       <w:pPr>
-        <w:spacing w:after="0" w:line="300" w:lineRule="auto"/>
+        <w:spacing w:after="0" w:line="300" w:lineRule="auto" w:before="0"/>
         <w:rPr>
           <w:sz w:val="21"/>
           <w:szCs w:val="21"/>
@@ -29367,7 +29290,7 @@
     </w:p>
     <w:p>
       <w:pPr>
-        <w:spacing w:after="0" w:line="300" w:lineRule="auto"/>
+        <w:spacing w:after="0" w:line="300" w:lineRule="auto" w:before="0"/>
         <w:rPr>
           <w:sz w:val="21"/>
           <w:szCs w:val="21"/>
@@ -29615,7 +29538,7 @@
     </w:p>
     <w:p>
       <w:pPr>
-        <w:spacing w:after="0" w:line="300" w:lineRule="auto"/>
+        <w:spacing w:after="0" w:line="300" w:lineRule="auto" w:before="0"/>
         <w:rPr>
           <w:sz w:val="21"/>
           <w:szCs w:val="21"/>
@@ -29840,7 +29763,7 @@
     </w:p>
     <w:p>
       <w:pPr>
-        <w:spacing w:after="0" w:line="300" w:lineRule="auto"/>
+        <w:spacing w:after="0" w:line="300" w:lineRule="auto" w:before="0"/>
         <w:rPr>
           <w:sz w:val="21"/>
           <w:szCs w:val="21"/>
@@ -30057,7 +29980,7 @@
     </w:p>
     <w:p>
       <w:pPr>
-        <w:spacing w:after="0" w:line="300" w:lineRule="auto"/>
+        <w:spacing w:after="0" w:line="300" w:lineRule="auto" w:before="0"/>
         <w:rPr>
           <w:sz w:val="21"/>
           <w:szCs w:val="21"/>
@@ -30170,7 +30093,7 @@
     </w:p>
     <w:p>
       <w:pPr>
-        <w:spacing w:after="0" w:line="300" w:lineRule="auto"/>
+        <w:spacing w:after="0" w:line="300" w:lineRule="auto" w:before="0"/>
         <w:rPr>
           <w:sz w:val="21"/>
           <w:szCs w:val="21"/>
@@ -30216,266 +30139,255 @@
         </w:rPr>
         <w:t>根据电表改装原理可知，将小量程电压表改装成大量程电压表需要串联较大电阻，该串联电阻阻值为</w:t>
       </w:r>
+      <m:oMath>
+        <m:sSub>
+          <m:sSubPr>
+            <m:ctrlPr>
+              <w:rPr>
+                <w:rFonts w:ascii="Times New Roman" w:hAnsi="Times New Roman"/>
+              </w:rPr>
+            </m:ctrlPr>
+          </m:sSubPr>
+          <m:e>
+            <m:r>
+              <w:rPr>
+                <w:rFonts w:ascii="Times New Roman" w:hAnsi="Times New Roman" w:cs="Cambria Math"/>
+              </w:rPr>
+              <m:t>R</m:t>
+            </m:r>
+          </m:e>
+          <m:sub>
+            <m:r>
+              <w:rPr>
+                <w:rFonts w:ascii="Times New Roman" w:hAnsi="Times New Roman" w:cs="Cambria Math"/>
+              </w:rPr>
+              <m:t>0</m:t>
+            </m:r>
+          </m:sub>
+        </m:sSub>
+        <m:r>
+          <w:rPr>
+            <w:rFonts w:ascii="Times New Roman" w:hAnsi="Times New Roman" w:cs="Cambria Math"/>
+          </w:rPr>
+          <m:t>=</m:t>
+        </m:r>
+        <m:f>
+          <m:fPr>
+            <m:ctrlPr>
+              <w:rPr>
+                <w:rFonts w:ascii="Times New Roman" w:hAnsi="Times New Roman"/>
+              </w:rPr>
+            </m:ctrlPr>
+          </m:fPr>
+          <m:num>
+            <m:r>
+              <w:rPr>
+                <w:rFonts w:ascii="Times New Roman" w:hAnsi="Times New Roman" w:cs="Cambria Math"/>
+              </w:rPr>
+              <m:t>U-</m:t>
+            </m:r>
+            <m:sSub>
+              <m:sSubPr>
+                <m:ctrlPr>
+                  <w:rPr>
+                    <w:rFonts w:ascii="Times New Roman" w:hAnsi="Times New Roman"/>
+                  </w:rPr>
+                </m:ctrlPr>
+              </m:sSubPr>
+              <m:e>
+                <m:r>
+                  <w:rPr>
+                    <w:rFonts w:ascii="Times New Roman" w:hAnsi="Times New Roman" w:cs="Cambria Math"/>
+                  </w:rPr>
+                  <m:t>U</m:t>
+                </m:r>
+              </m:e>
+              <m:sub>
+                <m:r>
+                  <m:rPr>
+                    <m:nor/>
+                  </m:rPr>
+                  <w:rPr>
+                    <w:rFonts w:ascii="Times New Roman" w:hAnsi="Times New Roman" w:cs="Cambria Math"/>
+                  </w:rPr>
+                  <m:t>V</m:t>
+                </m:r>
+              </m:sub>
+            </m:sSub>
+          </m:num>
+          <m:den>
+            <m:sSub>
+              <m:sSubPr>
+                <m:ctrlPr>
+                  <w:rPr>
+                    <w:rFonts w:ascii="Times New Roman" w:hAnsi="Times New Roman"/>
+                  </w:rPr>
+                </m:ctrlPr>
+              </m:sSubPr>
+              <m:e>
+                <m:r>
+                  <w:rPr>
+                    <w:rFonts w:ascii="Times New Roman" w:hAnsi="Times New Roman" w:cs="Cambria Math"/>
+                  </w:rPr>
+                  <m:t>I</m:t>
+                </m:r>
+              </m:e>
+              <m:sub>
+                <m:r>
+                  <m:rPr>
+                    <m:nor/>
+                  </m:rPr>
+                  <w:rPr>
+                    <w:rFonts w:ascii="Times New Roman" w:hAnsi="Times New Roman" w:cs="Cambria Math"/>
+                  </w:rPr>
+                  <m:t>V</m:t>
+                </m:r>
+              </m:sub>
+            </m:sSub>
+          </m:den>
+        </m:f>
+        <m:r>
+          <w:rPr>
+            <w:rFonts w:ascii="Times New Roman" w:hAnsi="Times New Roman" w:cs="Cambria Math"/>
+          </w:rPr>
+          <m:t>=</m:t>
+        </m:r>
+        <m:f>
+          <m:fPr>
+            <m:ctrlPr>
+              <w:rPr>
+                <w:rFonts w:ascii="Times New Roman" w:hAnsi="Times New Roman"/>
+              </w:rPr>
+            </m:ctrlPr>
+          </m:fPr>
+          <m:num>
+            <m:r>
+              <w:rPr>
+                <w:rFonts w:ascii="Times New Roman" w:hAnsi="Times New Roman" w:cs="Cambria Math"/>
+              </w:rPr>
+              <m:t>U-</m:t>
+            </m:r>
+            <m:sSub>
+              <m:sSubPr>
+                <m:ctrlPr>
+                  <w:rPr>
+                    <w:rFonts w:ascii="Times New Roman" w:hAnsi="Times New Roman"/>
+                  </w:rPr>
+                </m:ctrlPr>
+              </m:sSubPr>
+              <m:e>
+                <m:r>
+                  <w:rPr>
+                    <w:rFonts w:ascii="Times New Roman" w:hAnsi="Times New Roman" w:cs="Cambria Math"/>
+                  </w:rPr>
+                  <m:t>U</m:t>
+                </m:r>
+              </m:e>
+              <m:sub>
+                <m:r>
+                  <m:rPr>
+                    <m:nor/>
+                  </m:rPr>
+                  <w:rPr>
+                    <w:rFonts w:ascii="Times New Roman" w:hAnsi="Times New Roman" w:cs="Cambria Math"/>
+                  </w:rPr>
+                  <m:t>V</m:t>
+                </m:r>
+              </m:sub>
+            </m:sSub>
+          </m:num>
+          <m:den>
+            <m:f>
+              <m:fPr>
+                <m:ctrlPr>
+                  <w:rPr>
+                    <w:rFonts w:ascii="Times New Roman" w:hAnsi="Times New Roman"/>
+                  </w:rPr>
+                </m:ctrlPr>
+              </m:fPr>
+              <m:num>
+                <m:sSub>
+                  <m:sSubPr>
+                    <m:ctrlPr>
+                      <w:rPr>
+                        <w:rFonts w:ascii="Times New Roman" w:hAnsi="Times New Roman"/>
+                      </w:rPr>
+                    </m:ctrlPr>
+                  </m:sSubPr>
+                  <m:e>
+                    <m:r>
+                      <w:rPr>
+                        <w:rFonts w:ascii="Times New Roman" w:hAnsi="Times New Roman" w:cs="Cambria Math"/>
+                      </w:rPr>
+                      <m:t>U</m:t>
+                    </m:r>
+                  </m:e>
+                  <m:sub>
+                    <m:r>
+                      <m:rPr>
+                        <m:nor/>
+                      </m:rPr>
+                      <w:rPr>
+                        <w:rFonts w:ascii="Times New Roman" w:hAnsi="Times New Roman" w:cs="Cambria Math"/>
+                      </w:rPr>
+                      <m:t>V</m:t>
+                    </m:r>
+                  </m:sub>
+                </m:sSub>
+              </m:num>
+              <m:den>
+                <m:sSub>
+                  <m:sSubPr>
+                    <m:ctrlPr>
+                      <w:rPr>
+                        <w:rFonts w:ascii="Times New Roman" w:hAnsi="Times New Roman"/>
+                      </w:rPr>
+                    </m:ctrlPr>
+                  </m:sSubPr>
+                  <m:e>
+                    <m:r>
+                      <w:rPr>
+                        <w:rFonts w:ascii="Times New Roman" w:hAnsi="Times New Roman" w:cs="Cambria Math"/>
+                      </w:rPr>
+                      <m:t>R</m:t>
+                    </m:r>
+                  </m:e>
+                  <m:sub>
+                    <m:r>
+                      <m:rPr>
+                        <m:nor/>
+                      </m:rPr>
+                      <w:rPr>
+                        <w:rFonts w:ascii="Times New Roman" w:hAnsi="Times New Roman" w:cs="Cambria Math"/>
+                      </w:rPr>
+                      <m:t>V</m:t>
+                    </m:r>
+                  </m:sub>
+                </m:sSub>
+              </m:den>
+            </m:f>
+          </m:den>
+        </m:f>
+        <m:r>
+          <w:rPr>
+            <w:rFonts w:ascii="Times New Roman" w:hAnsi="Times New Roman" w:cs="Cambria Math"/>
+          </w:rPr>
+          <m:t>=15</m:t>
+        </m:r>
+        <m:r>
+          <m:rPr>
+            <m:nor/>
+          </m:rPr>
+          <w:rPr>
+            <w:rFonts w:ascii="Times New Roman" w:hAnsi="Times New Roman" w:cs="Cambria Math"/>
+          </w:rPr>
+          <m:t>kΩ</m:t>
+        </m:r>
+      </m:oMath>
     </w:p>
     <w:p>
       <w:pPr>
-        <w:spacing w:after="0" w:line="300" w:lineRule="auto"/>
-        <w:rPr>
-          <w:sz w:val="21"/>
-          <w:szCs w:val="21"/>
-        </w:rPr>
-      </w:pPr>
-      <m:oMathPara>
-        <m:oMath>
-          <m:sSub>
-            <m:sSubPr>
-              <m:ctrlPr>
-                <w:rPr>
-                  <w:rFonts w:ascii="Times New Roman" w:hAnsi="Times New Roman"/>
-                </w:rPr>
-              </m:ctrlPr>
-            </m:sSubPr>
-            <m:e>
-              <m:r>
-                <w:rPr>
-                  <w:rFonts w:ascii="Times New Roman" w:hAnsi="Times New Roman" w:cs="Cambria Math"/>
-                </w:rPr>
-                <m:t>R</m:t>
-              </m:r>
-            </m:e>
-            <m:sub>
-              <m:r>
-                <w:rPr>
-                  <w:rFonts w:ascii="Times New Roman" w:hAnsi="Times New Roman" w:cs="Cambria Math"/>
-                </w:rPr>
-                <m:t>0</m:t>
-              </m:r>
-            </m:sub>
-          </m:sSub>
-          <m:r>
-            <w:rPr>
-              <w:rFonts w:ascii="Times New Roman" w:hAnsi="Times New Roman" w:cs="Cambria Math"/>
-            </w:rPr>
-            <m:t>=</m:t>
-          </m:r>
-          <m:f>
-            <m:fPr>
-              <m:ctrlPr>
-                <w:rPr>
-                  <w:rFonts w:ascii="Times New Roman" w:hAnsi="Times New Roman"/>
-                </w:rPr>
-              </m:ctrlPr>
-            </m:fPr>
-            <m:num>
-              <m:r>
-                <w:rPr>
-                  <w:rFonts w:ascii="Times New Roman" w:hAnsi="Times New Roman" w:cs="Cambria Math"/>
-                </w:rPr>
-                <m:t>U-</m:t>
-              </m:r>
-              <m:sSub>
-                <m:sSubPr>
-                  <m:ctrlPr>
-                    <w:rPr>
-                      <w:rFonts w:ascii="Times New Roman" w:hAnsi="Times New Roman"/>
-                    </w:rPr>
-                  </m:ctrlPr>
-                </m:sSubPr>
-                <m:e>
-                  <m:r>
-                    <w:rPr>
-                      <w:rFonts w:ascii="Times New Roman" w:hAnsi="Times New Roman" w:cs="Cambria Math"/>
-                    </w:rPr>
-                    <m:t>U</m:t>
-                  </m:r>
-                </m:e>
-                <m:sub>
-                  <m:r>
-                    <m:rPr>
-                      <m:nor/>
-                    </m:rPr>
-                    <w:rPr>
-                      <w:rFonts w:ascii="Times New Roman" w:hAnsi="Times New Roman" w:cs="Cambria Math"/>
-                    </w:rPr>
-                    <m:t>V</m:t>
-                  </m:r>
-                </m:sub>
-              </m:sSub>
-            </m:num>
-            <m:den>
-              <m:sSub>
-                <m:sSubPr>
-                  <m:ctrlPr>
-                    <w:rPr>
-                      <w:rFonts w:ascii="Times New Roman" w:hAnsi="Times New Roman"/>
-                    </w:rPr>
-                  </m:ctrlPr>
-                </m:sSubPr>
-                <m:e>
-                  <m:r>
-                    <w:rPr>
-                      <w:rFonts w:ascii="Times New Roman" w:hAnsi="Times New Roman" w:cs="Cambria Math"/>
-                    </w:rPr>
-                    <m:t>I</m:t>
-                  </m:r>
-                </m:e>
-                <m:sub>
-                  <m:r>
-                    <m:rPr>
-                      <m:nor/>
-                    </m:rPr>
-                    <w:rPr>
-                      <w:rFonts w:ascii="Times New Roman" w:hAnsi="Times New Roman" w:cs="Cambria Math"/>
-                    </w:rPr>
-                    <m:t>V</m:t>
-                  </m:r>
-                </m:sub>
-              </m:sSub>
-            </m:den>
-          </m:f>
-          <m:r>
-            <w:rPr>
-              <w:rFonts w:ascii="Times New Roman" w:hAnsi="Times New Roman" w:cs="Cambria Math"/>
-            </w:rPr>
-            <m:t>=</m:t>
-          </m:r>
-          <m:f>
-            <m:fPr>
-              <m:ctrlPr>
-                <w:rPr>
-                  <w:rFonts w:ascii="Times New Roman" w:hAnsi="Times New Roman"/>
-                </w:rPr>
-              </m:ctrlPr>
-            </m:fPr>
-            <m:num>
-              <m:r>
-                <w:rPr>
-                  <w:rFonts w:ascii="Times New Roman" w:hAnsi="Times New Roman" w:cs="Cambria Math"/>
-                </w:rPr>
-                <m:t>U-</m:t>
-              </m:r>
-              <m:sSub>
-                <m:sSubPr>
-                  <m:ctrlPr>
-                    <w:rPr>
-                      <w:rFonts w:ascii="Times New Roman" w:hAnsi="Times New Roman"/>
-                    </w:rPr>
-                  </m:ctrlPr>
-                </m:sSubPr>
-                <m:e>
-                  <m:r>
-                    <w:rPr>
-                      <w:rFonts w:ascii="Times New Roman" w:hAnsi="Times New Roman" w:cs="Cambria Math"/>
-                    </w:rPr>
-                    <m:t>U</m:t>
-                  </m:r>
-                </m:e>
-                <m:sub>
-                  <m:r>
-                    <m:rPr>
-                      <m:nor/>
-                    </m:rPr>
-                    <w:rPr>
-                      <w:rFonts w:ascii="Times New Roman" w:hAnsi="Times New Roman" w:cs="Cambria Math"/>
-                    </w:rPr>
-                    <m:t>V</m:t>
-                  </m:r>
-                </m:sub>
-              </m:sSub>
-            </m:num>
-            <m:den>
-              <m:f>
-                <m:fPr>
-                  <m:ctrlPr>
-                    <w:rPr>
-                      <w:rFonts w:ascii="Times New Roman" w:hAnsi="Times New Roman"/>
-                    </w:rPr>
-                  </m:ctrlPr>
-                </m:fPr>
-                <m:num>
-                  <m:sSub>
-                    <m:sSubPr>
-                      <m:ctrlPr>
-                        <w:rPr>
-                          <w:rFonts w:ascii="Times New Roman" w:hAnsi="Times New Roman"/>
-                        </w:rPr>
-                      </m:ctrlPr>
-                    </m:sSubPr>
-                    <m:e>
-                      <m:r>
-                        <w:rPr>
-                          <w:rFonts w:ascii="Times New Roman" w:hAnsi="Times New Roman" w:cs="Cambria Math"/>
-                        </w:rPr>
-                        <m:t>U</m:t>
-                      </m:r>
-                    </m:e>
-                    <m:sub>
-                      <m:r>
-                        <m:rPr>
-                          <m:nor/>
-                        </m:rPr>
-                        <w:rPr>
-                          <w:rFonts w:ascii="Times New Roman" w:hAnsi="Times New Roman" w:cs="Cambria Math"/>
-                        </w:rPr>
-                        <m:t>V</m:t>
-                      </m:r>
-                    </m:sub>
-                  </m:sSub>
-                </m:num>
-                <m:den>
-                  <m:sSub>
-                    <m:sSubPr>
-                      <m:ctrlPr>
-                        <w:rPr>
-                          <w:rFonts w:ascii="Times New Roman" w:hAnsi="Times New Roman"/>
-                        </w:rPr>
-                      </m:ctrlPr>
-                    </m:sSubPr>
-                    <m:e>
-                      <m:r>
-                        <w:rPr>
-                          <w:rFonts w:ascii="Times New Roman" w:hAnsi="Times New Roman" w:cs="Cambria Math"/>
-                        </w:rPr>
-                        <m:t>R</m:t>
-                      </m:r>
-                    </m:e>
-                    <m:sub>
-                      <m:r>
-                        <m:rPr>
-                          <m:nor/>
-                        </m:rPr>
-                        <w:rPr>
-                          <w:rFonts w:ascii="Times New Roman" w:hAnsi="Times New Roman" w:cs="Cambria Math"/>
-                        </w:rPr>
-                        <m:t>V</m:t>
-                      </m:r>
-                    </m:sub>
-                  </m:sSub>
-                </m:den>
-              </m:f>
-            </m:den>
-          </m:f>
-          <m:r>
-            <w:rPr>
-              <w:rFonts w:ascii="Times New Roman" w:hAnsi="Times New Roman" w:cs="Cambria Math"/>
-            </w:rPr>
-            <m:t>=15</m:t>
-          </m:r>
-          <m:r>
-            <m:rPr>
-              <m:nor/>
-            </m:rPr>
-            <w:rPr>
-              <w:rFonts w:ascii="Times New Roman" w:hAnsi="Times New Roman" w:cs="Cambria Math"/>
-            </w:rPr>
-            <m:t>kΩ</m:t>
-          </m:r>
-        </m:oMath>
-      </m:oMathPara>
-    </w:p>
-    <w:p>
-      <w:pPr>
-        <w:spacing w:after="0" w:line="300" w:lineRule="auto"/>
+        <w:spacing w:after="0" w:line="300" w:lineRule="auto" w:before="0"/>
         <w:rPr>
           <w:sz w:val="21"/>
           <w:szCs w:val="21"/>
@@ -30624,7 +30536,7 @@
     </w:p>
     <w:p>
       <w:pPr>
-        <w:spacing w:after="0" w:line="300" w:lineRule="auto"/>
+        <w:spacing w:after="0" w:line="300" w:lineRule="auto" w:before="0"/>
         <w:rPr>
           <w:sz w:val="21"/>
           <w:szCs w:val="21"/>
@@ -30824,7 +30736,7 @@
     </w:p>
     <w:p>
       <w:pPr>
-        <w:spacing w:after="0" w:line="300" w:lineRule="auto"/>
+        <w:spacing w:after="0" w:line="300" w:lineRule="auto" w:before="0"/>
         <w:rPr>
           <w:sz w:val="21"/>
           <w:szCs w:val="21"/>
@@ -31052,7 +30964,7 @@
     </w:p>
     <w:p>
       <w:pPr>
-        <w:spacing w:after="0" w:line="300" w:lineRule="auto"/>
+        <w:spacing w:after="0" w:line="300" w:lineRule="auto" w:before="0"/>
         <w:rPr>
           <w:sz w:val="21"/>
           <w:szCs w:val="21"/>
@@ -31069,7 +30981,7 @@
     </w:p>
     <w:p>
       <w:pPr>
-        <w:spacing w:after="0" w:line="300" w:lineRule="auto"/>
+        <w:spacing w:after="0" w:line="300" w:lineRule="auto" w:before="0"/>
         <w:rPr>
           <w:sz w:val="21"/>
           <w:szCs w:val="21"/>
@@ -31120,7 +31032,7 @@
     </w:p>
     <w:p>
       <w:pPr>
-        <w:spacing w:after="0" w:line="300" w:lineRule="auto"/>
+        <w:spacing w:after="0" w:line="300" w:lineRule="auto" w:before="0"/>
         <w:rPr>
           <w:sz w:val="21"/>
           <w:szCs w:val="21"/>
@@ -31169,7 +31081,7 @@
     </w:p>
     <w:p>
       <w:pPr>
-        <w:spacing w:after="0" w:line="300" w:lineRule="auto"/>
+        <w:spacing w:after="0" w:line="300" w:lineRule="auto" w:before="0"/>
         <w:rPr>
           <w:sz w:val="21"/>
           <w:szCs w:val="21"/>
@@ -31178,7 +31090,7 @@
     </w:p>
     <w:p>
       <w:pPr>
-        <w:spacing w:after="0" w:line="300" w:lineRule="auto"/>
+        <w:spacing w:after="0" w:line="300" w:lineRule="auto" w:before="0"/>
         <w:rPr>
           <w:sz w:val="21"/>
           <w:szCs w:val="21"/>
@@ -31203,7 +31115,7 @@
     </w:p>
     <w:p>
       <w:pPr>
-        <w:spacing w:after="0" w:line="300" w:lineRule="auto"/>
+        <w:spacing w:after="0" w:line="300" w:lineRule="auto" w:before="0"/>
         <w:rPr>
           <w:sz w:val="21"/>
           <w:szCs w:val="21"/>
@@ -31294,7 +31206,7 @@
     </w:p>
     <w:p>
       <w:pPr>
-        <w:spacing w:after="0" w:line="300" w:lineRule="auto"/>
+        <w:spacing w:after="0" w:line="300" w:lineRule="auto" w:before="0"/>
         <w:rPr>
           <w:sz w:val="21"/>
           <w:szCs w:val="21"/>
@@ -31370,7 +31282,7 @@
     </w:p>
     <w:p>
       <w:pPr>
-        <w:spacing w:after="0" w:line="300" w:lineRule="auto"/>
+        <w:spacing w:after="0" w:line="300" w:lineRule="auto" w:before="0"/>
         <w:rPr>
           <w:sz w:val="21"/>
           <w:szCs w:val="21"/>
@@ -31446,7 +31358,7 @@
     </w:p>
     <w:p>
       <w:pPr>
-        <w:spacing w:after="0" w:line="300" w:lineRule="auto"/>
+        <w:spacing w:after="0" w:line="300" w:lineRule="auto" w:before="0"/>
         <w:rPr>
           <w:sz w:val="21"/>
           <w:szCs w:val="21"/>
@@ -31519,7 +31431,7 @@
     </w:p>
     <w:p>
       <w:pPr>
-        <w:spacing w:after="0" w:line="300" w:lineRule="auto"/>
+        <w:spacing w:after="0" w:line="300" w:lineRule="auto" w:before="0"/>
         <w:rPr>
           <w:sz w:val="21"/>
           <w:szCs w:val="21"/>
@@ -31592,7 +31504,7 @@
     </w:p>
     <w:p>
       <w:pPr>
-        <w:spacing w:after="0" w:line="300" w:lineRule="auto"/>
+        <w:spacing w:after="0" w:line="300" w:lineRule="auto" w:before="0"/>
         <w:rPr>
           <w:sz w:val="21"/>
           <w:szCs w:val="21"/>
@@ -31668,7 +31580,7 @@
     </w:p>
     <w:p>
       <w:pPr>
-        <w:spacing w:after="0" w:line="300" w:lineRule="auto"/>
+        <w:spacing w:after="0" w:line="300" w:lineRule="auto" w:before="0"/>
         <w:rPr>
           <w:sz w:val="21"/>
           <w:szCs w:val="21"/>
@@ -31744,7 +31656,7 @@
     </w:p>
     <w:p>
       <w:pPr>
-        <w:spacing w:after="0" w:line="300" w:lineRule="auto"/>
+        <w:spacing w:after="0" w:line="300" w:lineRule="auto" w:before="0"/>
         <w:rPr>
           <w:sz w:val="21"/>
           <w:szCs w:val="21"/>
@@ -31785,7 +31697,7 @@
     </w:p>
     <w:p>
       <w:pPr>
-        <w:spacing w:after="0" w:line="300" w:lineRule="auto"/>
+        <w:spacing w:after="0" w:line="300" w:lineRule="auto" w:before="0"/>
         <w:rPr>
           <w:sz w:val="21"/>
           <w:szCs w:val="21"/>
@@ -31842,7 +31754,7 @@
     </w:p>
     <w:p>
       <w:pPr>
-        <w:spacing w:after="0" w:line="300" w:lineRule="auto"/>
+        <w:spacing w:after="0" w:line="300" w:lineRule="auto" w:before="0"/>
         <w:rPr>
           <w:sz w:val="21"/>
           <w:szCs w:val="21"/>
@@ -31883,7 +31795,7 @@
     </w:p>
     <w:p>
       <w:pPr>
-        <w:spacing w:after="0" w:line="300" w:lineRule="auto"/>
+        <w:spacing w:after="0" w:line="300" w:lineRule="auto" w:before="0"/>
         <w:rPr>
           <w:sz w:val="21"/>
           <w:szCs w:val="21"/>
@@ -31937,7 +31849,7 @@
     </w:p>
     <w:p>
       <w:pPr>
-        <w:spacing w:after="0" w:line="300" w:lineRule="auto"/>
+        <w:spacing w:after="0" w:line="300" w:lineRule="auto" w:before="0"/>
         <w:rPr>
           <w:sz w:val="21"/>
           <w:szCs w:val="21"/>
@@ -32248,7 +32160,7 @@
     </w:p>
     <w:p>
       <w:pPr>
-        <w:spacing w:after="0" w:line="300" w:lineRule="auto"/>
+        <w:spacing w:after="0" w:line="300" w:lineRule="auto" w:before="0"/>
         <w:rPr>
           <w:sz w:val="21"/>
           <w:szCs w:val="21"/>
@@ -32273,7 +32185,7 @@
     </w:p>
     <w:p>
       <w:pPr>
-        <w:spacing w:after="0" w:line="300" w:lineRule="auto"/>
+        <w:spacing w:after="0" w:line="300" w:lineRule="auto" w:before="0"/>
         <w:rPr>
           <w:sz w:val="21"/>
           <w:szCs w:val="21"/>
@@ -32335,7 +32247,7 @@
     </w:p>
     <w:p>
       <w:pPr>
-        <w:spacing w:after="0" w:line="300" w:lineRule="auto"/>
+        <w:spacing w:after="0" w:line="300" w:lineRule="auto" w:before="0"/>
         <w:rPr>
           <w:sz w:val="21"/>
           <w:szCs w:val="21"/>
@@ -32414,7 +32326,7 @@
     </w:p>
     <w:p>
       <w:pPr>
-        <w:spacing w:after="0" w:line="300" w:lineRule="auto"/>
+        <w:spacing w:after="0" w:line="300" w:lineRule="auto" w:before="0"/>
         <w:rPr>
           <w:sz w:val="21"/>
           <w:szCs w:val="21"/>
@@ -32447,7 +32359,7 @@
     </w:p>
     <w:p>
       <w:pPr>
-        <w:spacing w:after="0" w:line="300" w:lineRule="auto"/>
+        <w:spacing w:after="0" w:line="300" w:lineRule="auto" w:before="0"/>
         <w:rPr>
           <w:sz w:val="21"/>
           <w:szCs w:val="21"/>
@@ -32547,7 +32459,7 @@
     </w:p>
     <w:p>
       <w:pPr>
-        <w:spacing w:after="0" w:line="300" w:lineRule="auto"/>
+        <w:spacing w:after="0" w:line="300" w:lineRule="auto" w:before="0"/>
         <w:rPr>
           <w:sz w:val="21"/>
           <w:szCs w:val="21"/>
@@ -32675,7 +32587,7 @@
     </w:p>
     <w:p>
       <w:pPr>
-        <w:spacing w:after="0" w:line="300" w:lineRule="auto"/>
+        <w:spacing w:after="0" w:line="300" w:lineRule="auto" w:before="0"/>
         <w:rPr>
           <w:sz w:val="21"/>
           <w:szCs w:val="21"/>
@@ -32708,7 +32620,7 @@
     </w:p>
     <w:p>
       <w:pPr>
-        <w:spacing w:after="0" w:line="300" w:lineRule="auto"/>
+        <w:spacing w:after="0" w:line="300" w:lineRule="auto" w:before="0"/>
         <w:rPr>
           <w:sz w:val="21"/>
           <w:szCs w:val="21"/>
@@ -32763,7 +32675,7 @@
     </w:p>
     <w:p>
       <w:pPr>
-        <w:spacing w:after="0" w:line="300" w:lineRule="auto"/>
+        <w:spacing w:after="0" w:line="300" w:lineRule="auto" w:before="0"/>
         <w:rPr>
           <w:sz w:val="21"/>
           <w:szCs w:val="21"/>
@@ -32835,7 +32747,7 @@
     </w:p>
     <w:p>
       <w:pPr>
-        <w:spacing w:after="0" w:line="300" w:lineRule="auto"/>
+        <w:spacing w:after="0" w:line="300" w:lineRule="auto" w:before="0"/>
         <w:rPr>
           <w:sz w:val="21"/>
           <w:szCs w:val="21"/>
@@ -32947,7 +32859,7 @@
     </w:p>
     <w:p>
       <w:pPr>
-        <w:spacing w:after="0" w:line="300" w:lineRule="auto"/>
+        <w:spacing w:after="0" w:line="300" w:lineRule="auto" w:before="0"/>
         <w:rPr>
           <w:sz w:val="21"/>
           <w:szCs w:val="21"/>
@@ -33030,7 +32942,7 @@
     </w:p>
     <w:p>
       <w:pPr>
-        <w:spacing w:after="0" w:line="300" w:lineRule="auto"/>
+        <w:spacing w:after="0" w:line="300" w:lineRule="auto" w:before="0"/>
         <w:rPr>
           <w:sz w:val="21"/>
           <w:szCs w:val="21"/>
@@ -33113,7 +33025,7 @@
     </w:p>
     <w:p>
       <w:pPr>
-        <w:spacing w:after="0" w:line="300" w:lineRule="auto"/>
+        <w:spacing w:after="0" w:line="300" w:lineRule="auto" w:before="0"/>
         <w:rPr>
           <w:sz w:val="21"/>
           <w:szCs w:val="21"/>
@@ -33130,7 +33042,7 @@
     </w:p>
     <w:p>
       <w:pPr>
-        <w:spacing w:after="0" w:line="300" w:lineRule="auto"/>
+        <w:spacing w:after="0" w:line="300" w:lineRule="auto" w:before="0"/>
         <w:rPr>
           <w:sz w:val="21"/>
           <w:szCs w:val="21"/>
@@ -33213,7 +33125,7 @@
     </w:p>
     <w:p>
       <w:pPr>
-        <w:spacing w:after="0" w:line="300" w:lineRule="auto"/>
+        <w:spacing w:after="0" w:line="300" w:lineRule="auto" w:before="0"/>
         <w:rPr>
           <w:sz w:val="21"/>
           <w:szCs w:val="21"/>
@@ -33258,14 +33170,14 @@
 </file>
 
 <file path=word/footer1.xml><?xml version="1.0" encoding="utf-8"?>
-<w:ftr xmlns:w="http://schemas.openxmlformats.org/wordprocessingml/2006/main" xmlns:r="http://schemas.openxmlformats.org/officeDocument/2006/relationships">
-  <w:p>
+<w:ftr xmlns:w="http://schemas.openxmlformats.org/wordprocessingml/2006/main">
+  <w:p xmlns:w="http://schemas.openxmlformats.org/wordprocessingml/2006/main">
     <w:pPr>
       <w:jc w:val="center"/>
     </w:pPr>
     <w:r>
       <w:rPr>
-        <w:rFonts w:ascii="Times New Roman" w:hAnsi="Times New Roman" w:eastAsia="宋体"/>
+        <w:rFonts w:ascii="Times New Roman" w:hAnsi="Times New Roman" w:eastAsia="宋体" w:cs="Times New Roman"/>
         <w:sz w:val="21"/>
         <w:szCs w:val="21"/>
       </w:rPr>
@@ -33273,47 +33185,107 @@
     </w:r>
     <w:r>
       <w:rPr>
-        <w:rFonts w:ascii="Times New Roman" w:hAnsi="Times New Roman" w:eastAsia="宋体"/>
+        <w:rFonts w:ascii="Times New Roman" w:hAnsi="Times New Roman" w:eastAsia="宋体" w:cs="Times New Roman"/>
         <w:sz w:val="21"/>
         <w:szCs w:val="21"/>
       </w:rPr>
-      <w:t xml:space="preserve">第</w:t>
+      <w:t>第</w:t>
     </w:r>
-    <w:fldSimple w:instr=" PAGE ">
-      <w:r>
-        <w:rPr>
-          <w:rFonts w:ascii="Times New Roman" w:hAnsi="Times New Roman" w:eastAsia="宋体"/>
-          <w:sz w:val="21"/>
-          <w:szCs w:val="21"/>
-        </w:rPr>
-        <w:t xml:space="preserve">1</w:t>
-      </w:r>
-    </w:fldSimple>
     <w:r>
       <w:rPr>
-        <w:rFonts w:ascii="Times New Roman" w:hAnsi="Times New Roman" w:eastAsia="宋体"/>
+        <w:rFonts w:ascii="Times New Roman" w:hAnsi="Times New Roman" w:eastAsia="宋体" w:cs="Times New Roman"/>
         <w:sz w:val="21"/>
         <w:szCs w:val="21"/>
       </w:rPr>
-      <w:t xml:space="preserve">页（共</w:t>
+      <w:fldChar w:fldCharType="begin"/>
     </w:r>
-    <w:fldSimple w:instr=" NUMPAGES ">
-      <w:r>
-        <w:rPr>
-          <w:rFonts w:ascii="Times New Roman" w:hAnsi="Times New Roman" w:eastAsia="宋体"/>
-          <w:sz w:val="21"/>
-          <w:szCs w:val="21"/>
-        </w:rPr>
-        <w:t xml:space="preserve">1</w:t>
-      </w:r>
-    </w:fldSimple>
     <w:r>
       <w:rPr>
-        <w:rFonts w:ascii="Times New Roman" w:hAnsi="Times New Roman" w:eastAsia="宋体"/>
+        <w:rFonts w:ascii="Times New Roman" w:hAnsi="Times New Roman" w:eastAsia="宋体" w:cs="Times New Roman"/>
         <w:sz w:val="21"/>
         <w:szCs w:val="21"/>
       </w:rPr>
-      <w:t xml:space="preserve">页）</w:t>
+      <w:instrText xml:space="preserve"> PAGE </w:instrText>
+    </w:r>
+    <w:r>
+      <w:rPr>
+        <w:rFonts w:ascii="Times New Roman" w:hAnsi="Times New Roman" w:eastAsia="宋体" w:cs="Times New Roman"/>
+        <w:sz w:val="21"/>
+        <w:szCs w:val="21"/>
+      </w:rPr>
+      <w:fldChar w:fldCharType="separate"/>
+    </w:r>
+    <w:r>
+      <w:rPr>
+        <w:rFonts w:ascii="Times New Roman" w:hAnsi="Times New Roman" w:eastAsia="宋体" w:cs="Times New Roman"/>
+        <w:sz w:val="21"/>
+        <w:szCs w:val="21"/>
+      </w:rPr>
+      <w:t>1</w:t>
+    </w:r>
+    <w:r>
+      <w:rPr>
+        <w:rFonts w:ascii="Times New Roman" w:hAnsi="Times New Roman" w:eastAsia="宋体" w:cs="Times New Roman"/>
+        <w:sz w:val="21"/>
+        <w:szCs w:val="21"/>
+      </w:rPr>
+      <w:fldChar w:fldCharType="end"/>
+    </w:r>
+    <w:r>
+      <w:rPr>
+        <w:rFonts w:ascii="Times New Roman" w:hAnsi="Times New Roman" w:eastAsia="宋体" w:cs="Times New Roman"/>
+        <w:sz w:val="21"/>
+        <w:szCs w:val="21"/>
+      </w:rPr>
+      <w:t>页（共</w:t>
+    </w:r>
+    <w:r>
+      <w:rPr>
+        <w:rFonts w:ascii="Times New Roman" w:hAnsi="Times New Roman" w:eastAsia="宋体" w:cs="Times New Roman"/>
+        <w:sz w:val="21"/>
+        <w:szCs w:val="21"/>
+      </w:rPr>
+      <w:fldChar w:fldCharType="begin"/>
+    </w:r>
+    <w:r>
+      <w:rPr>
+        <w:rFonts w:ascii="Times New Roman" w:hAnsi="Times New Roman" w:eastAsia="宋体" w:cs="Times New Roman"/>
+        <w:sz w:val="21"/>
+        <w:szCs w:val="21"/>
+      </w:rPr>
+      <w:instrText xml:space="preserve"> NUMPAGES </w:instrText>
+    </w:r>
+    <w:r>
+      <w:rPr>
+        <w:rFonts w:ascii="Times New Roman" w:hAnsi="Times New Roman" w:eastAsia="宋体" w:cs="Times New Roman"/>
+        <w:sz w:val="21"/>
+        <w:szCs w:val="21"/>
+      </w:rPr>
+      <w:fldChar w:fldCharType="separate"/>
+    </w:r>
+    <w:r>
+      <w:rPr>
+        <w:rFonts w:ascii="Times New Roman" w:hAnsi="Times New Roman" w:eastAsia="宋体" w:cs="Times New Roman"/>
+        <w:sz w:val="21"/>
+        <w:szCs w:val="21"/>
+      </w:rPr>
+      <w:t>14</w:t>
+    </w:r>
+    <w:r>
+      <w:rPr>
+        <w:rFonts w:ascii="Times New Roman" w:hAnsi="Times New Roman" w:eastAsia="宋体" w:cs="Times New Roman"/>
+        <w:sz w:val="21"/>
+        <w:szCs w:val="21"/>
+      </w:rPr>
+      <w:fldChar w:fldCharType="end"/>
+    </w:r>
+    <w:r>
+      <w:rPr>
+        <w:rFonts w:ascii="Times New Roman" w:hAnsi="Times New Roman" w:eastAsia="宋体" w:cs="Times New Roman"/>
+        <w:sz w:val="21"/>
+        <w:szCs w:val="21"/>
+      </w:rPr>
+      <w:t>页）</w:t>
     </w:r>
   </w:p>
 </w:ftr>
@@ -33552,15 +33524,14 @@
   <w:docDefaults>
     <w:rPrDefault>
       <w:rPr>
-        <w:rFonts w:cstheme="minorBidi" w:ascii="Times New Roman" w:hAnsi="Times New Roman" w:eastAsia="宋体" w:cs="Times New Roman"/>
+        <w:rFonts w:ascii="Times New Roman" w:hAnsi="Times New Roman" w:eastAsia="宋体" w:cs="Times New Roman"/>
         <w:sz w:val="21"/>
         <w:szCs w:val="21"/>
-        <w:lang w:val="en-US" w:eastAsia="en-US" w:bidi="ar-SA"/>
       </w:rPr>
     </w:rPrDefault>
     <w:pPrDefault>
       <w:pPr>
-        <w:spacing w:after="200" w:line="276" w:lineRule="auto"/>
+        <w:spacing w:before="0" w:after="0" w:line="300" w:lineRule="auto"/>
       </w:pPr>
     </w:pPrDefault>
   </w:docDefaults>

--- a/高中物理/高中物理同步/人教版必修3 第12章 电能 能量守恒定律·实验卷（10题3条）.docx
+++ b/高中物理/高中物理同步/人教版必修3 第12章 电能 能量守恒定律·实验卷（10题3条）.docx
@@ -3941,7 +3941,7 @@
           </m:rPr>
           <w:rPr>
             <w:rFonts w:ascii="Times New Roman" w:hAnsi="Times New Roman" w:cs="Cambria Math"/>
-            <w:bdr w:val="single" w:sz="8" w:space="0" w:color="auto"/>
+            <w:shd w:val="clear" w:color="auto" w:fill="D9D9D9"/>
           </w:rPr>
           <m:t>E=</m:t>
         </m:r>
@@ -3950,7 +3950,7 @@
             <m:ctrlPr>
               <w:rPr>
                 <w:rFonts w:ascii="Times New Roman" w:hAnsi="Times New Roman"/>
-                <w:bdr w:val="single" w:sz="8" w:space="0" w:color="auto"/>
+                <w:shd w:val="clear" w:color="auto" w:fill="D9D9D9"/>
               </w:rPr>
             </m:ctrlPr>
           </m:sSubPr>
@@ -3983,7 +3983,7 @@
           </m:rPr>
           <w:rPr>
             <w:rFonts w:ascii="Times New Roman" w:hAnsi="Times New Roman" w:cs="Cambria Math"/>
-            <w:bdr w:val="single" w:sz="8" w:space="0" w:color="auto"/>
+            <w:shd w:val="clear" w:color="auto" w:fill="D9D9D9"/>
           </w:rPr>
           <m:t>+</m:t>
         </m:r>
@@ -3992,7 +3992,7 @@
             <m:ctrlPr>
               <w:rPr>
                 <w:rFonts w:ascii="Times New Roman" w:hAnsi="Times New Roman"/>
-                <w:bdr w:val="single" w:sz="8" w:space="0" w:color="auto"/>
+                <w:shd w:val="clear" w:color="auto" w:fill="D9D9D9"/>
               </w:rPr>
             </m:ctrlPr>
           </m:sSubPr>
@@ -4025,7 +4025,7 @@
           </m:rPr>
           <w:rPr>
             <w:rFonts w:ascii="Times New Roman" w:hAnsi="Times New Roman" w:cs="Cambria Math"/>
-            <w:bdr w:val="single" w:sz="8" w:space="0" w:color="auto"/>
+            <w:shd w:val="clear" w:color="auto" w:fill="D9D9D9"/>
           </w:rPr>
           <m:t>rE=</m:t>
         </m:r>
@@ -4034,7 +4034,7 @@
             <m:ctrlPr>
               <w:rPr>
                 <w:rFonts w:ascii="Times New Roman" w:hAnsi="Times New Roman"/>
-                <w:bdr w:val="single" w:sz="8" w:space="0" w:color="auto"/>
+                <w:shd w:val="clear" w:color="auto" w:fill="D9D9D9"/>
               </w:rPr>
             </m:ctrlPr>
           </m:sSubPr>
@@ -4067,7 +4067,7 @@
           </m:rPr>
           <w:rPr>
             <w:rFonts w:ascii="Times New Roman" w:hAnsi="Times New Roman" w:cs="Cambria Math"/>
-            <w:bdr w:val="single" w:sz="8" w:space="0" w:color="auto"/>
+            <w:shd w:val="clear" w:color="auto" w:fill="D9D9D9"/>
           </w:rPr>
           <m:t>+</m:t>
         </m:r>
@@ -4076,7 +4076,7 @@
             <m:ctrlPr>
               <w:rPr>
                 <w:rFonts w:ascii="Times New Roman" w:hAnsi="Times New Roman"/>
-                <w:bdr w:val="single" w:sz="8" w:space="0" w:color="auto"/>
+                <w:shd w:val="clear" w:color="auto" w:fill="D9D9D9"/>
               </w:rPr>
             </m:ctrlPr>
           </m:sSubPr>
@@ -4106,7 +4106,7 @@
         <m:r>
           <w:rPr>
             <w:rFonts w:ascii="Times New Roman" w:hAnsi="Times New Roman" w:cs="Cambria Math"/>
-            <w:bdr w:val="single" w:sz="8" w:space="0" w:color="auto"/>
+            <w:shd w:val="clear" w:color="auto" w:fill="D9D9D9"/>
           </w:rPr>
           <m:t>r</m:t>
         </m:r>
@@ -4116,7 +4116,7 @@
           </m:rPr>
           <w:rPr>
             <w:rFonts w:ascii="Times New Roman" w:hAnsi="Times New Roman" w:cs="Cambria Math"/>
-            <w:bdr w:val="single" w:sz="8" w:space="0" w:color="auto"/>
+            <w:shd w:val="clear" w:color="auto" w:fill="D9D9D9"/>
           </w:rPr>
           <m:t>E=</m:t>
         </m:r>
@@ -4125,7 +4125,7 @@
             <m:ctrlPr>
               <w:rPr>
                 <w:rFonts w:ascii="Times New Roman" w:hAnsi="Times New Roman"/>
-                <w:bdr w:val="single" w:sz="8" w:space="0" w:color="auto"/>
+                <w:shd w:val="clear" w:color="auto" w:fill="D9D9D9"/>
               </w:rPr>
             </m:ctrlPr>
           </m:fPr>
@@ -4344,7 +4344,7 @@
           </m:rPr>
           <w:rPr>
             <w:rFonts w:ascii="Times New Roman" w:hAnsi="Times New Roman" w:cs="Cambria Math"/>
-            <w:bdr w:val="single" w:sz="8" w:space="0" w:color="auto"/>
+            <w:shd w:val="clear" w:color="auto" w:fill="D9D9D9"/>
           </w:rPr>
           <m:t>r=</m:t>
         </m:r>
@@ -4353,7 +4353,7 @@
             <m:ctrlPr>
               <w:rPr>
                 <w:rFonts w:ascii="Times New Roman" w:hAnsi="Times New Roman"/>
-                <w:bdr w:val="single" w:sz="8" w:space="0" w:color="auto"/>
+                <w:shd w:val="clear" w:color="auto" w:fill="D9D9D9"/>
               </w:rPr>
             </m:ctrlPr>
           </m:fPr>
@@ -6121,7 +6121,7 @@
             <m:ctrlPr>
               <w:rPr>
                 <w:rFonts w:ascii="Times New Roman" w:hAnsi="Times New Roman"/>
-                <w:bdr w:val="single" w:sz="8" w:space="0" w:color="auto"/>
+                <w:shd w:val="clear" w:color="auto" w:fill="D9D9D9"/>
               </w:rPr>
             </m:ctrlPr>
           </m:fPr>
@@ -6207,7 +6207,7 @@
             <m:ctrlPr>
               <w:rPr>
                 <w:rFonts w:ascii="Times New Roman" w:hAnsi="Times New Roman"/>
-                <w:bdr w:val="single" w:sz="8" w:space="0" w:color="auto"/>
+                <w:shd w:val="clear" w:color="auto" w:fill="D9D9D9"/>
               </w:rPr>
             </m:ctrlPr>
           </m:fPr>
@@ -6937,7 +6937,7 @@
             <m:ctrlPr>
               <w:rPr>
                 <w:rFonts w:ascii="Times New Roman" w:hAnsi="Times New Roman"/>
-                <w:bdr w:val="single" w:sz="8" w:space="0" w:color="auto"/>
+                <w:shd w:val="clear" w:color="auto" w:fill="D9D9D9"/>
               </w:rPr>
             </m:ctrlPr>
           </m:fPr>
@@ -7188,7 +7188,7 @@
           <w:i/>
           <w:sz w:val="21"/>
           <w:szCs w:val="21"/>
-          <w:bdr w:val="single" w:sz="8" w:space="0" w:color="auto"/>
+          <w:shd w:val="clear" w:color="auto" w:fill="D9D9D9"/>
         </w:rPr>
         <w:t>E</w:t>
       </w:r>
@@ -7198,7 +7198,7 @@
           <w:i/>
           <w:sz w:val="21"/>
           <w:szCs w:val="21"/>
-          <w:bdr w:val="single" w:sz="8" w:space="0" w:color="auto"/>
+          <w:shd w:val="clear" w:color="auto" w:fill="D9D9D9"/>
         </w:rPr>
         <w:t>真</w:t>
       </w:r>
@@ -7208,7 +7208,7 @@
           <w:i/>
           <w:sz w:val="21"/>
           <w:szCs w:val="21"/>
-          <w:bdr w:val="single" w:sz="8" w:space="0" w:color="auto"/>
+          <w:shd w:val="clear" w:color="auto" w:fill="D9D9D9"/>
         </w:rPr>
         <w:t>&gt;E</w:t>
       </w:r>
@@ -7218,7 +7218,7 @@
           <w:i/>
           <w:sz w:val="21"/>
           <w:szCs w:val="21"/>
-          <w:bdr w:val="single" w:sz="8" w:space="0" w:color="auto"/>
+          <w:shd w:val="clear" w:color="auto" w:fill="D9D9D9"/>
         </w:rPr>
         <w:t>测，</w:t>
       </w:r>
@@ -7228,7 +7228,7 @@
           <w:i/>
           <w:sz w:val="21"/>
           <w:szCs w:val="21"/>
-          <w:bdr w:val="single" w:sz="8" w:space="0" w:color="auto"/>
+          <w:shd w:val="clear" w:color="auto" w:fill="D9D9D9"/>
         </w:rPr>
         <w:t>r</w:t>
       </w:r>
@@ -7238,7 +7238,7 @@
           <w:i/>
           <w:sz w:val="21"/>
           <w:szCs w:val="21"/>
-          <w:bdr w:val="single" w:sz="8" w:space="0" w:color="auto"/>
+          <w:shd w:val="clear" w:color="auto" w:fill="D9D9D9"/>
         </w:rPr>
         <w:t>真</w:t>
       </w:r>
@@ -7248,7 +7248,7 @@
           <w:i/>
           <w:sz w:val="21"/>
           <w:szCs w:val="21"/>
-          <w:bdr w:val="single" w:sz="8" w:space="0" w:color="auto"/>
+          <w:shd w:val="clear" w:color="auto" w:fill="D9D9D9"/>
         </w:rPr>
         <w:t>&gt;r</w:t>
       </w:r>
@@ -7258,7 +7258,7 @@
           <w:i/>
           <w:sz w:val="21"/>
           <w:szCs w:val="21"/>
-          <w:bdr w:val="single" w:sz="8" w:space="0" w:color="auto"/>
+          <w:shd w:val="clear" w:color="auto" w:fill="D9D9D9"/>
         </w:rPr>
         <w:t>测</w:t>
       </w:r>
@@ -7786,7 +7786,7 @@
           <w:i/>
           <w:sz w:val="21"/>
           <w:szCs w:val="21"/>
-          <w:bdr w:val="single" w:sz="8" w:space="0" w:color="auto"/>
+          <w:shd w:val="clear" w:color="auto" w:fill="D9D9D9"/>
         </w:rPr>
         <w:t>E</w:t>
       </w:r>
@@ -7796,7 +7796,7 @@
           <w:i/>
           <w:sz w:val="21"/>
           <w:szCs w:val="21"/>
-          <w:bdr w:val="single" w:sz="8" w:space="0" w:color="auto"/>
+          <w:shd w:val="clear" w:color="auto" w:fill="D9D9D9"/>
         </w:rPr>
         <w:t>测＝</w:t>
       </w:r>
@@ -7806,7 +7806,7 @@
           <w:i/>
           <w:sz w:val="21"/>
           <w:szCs w:val="21"/>
-          <w:bdr w:val="single" w:sz="8" w:space="0" w:color="auto"/>
+          <w:shd w:val="clear" w:color="auto" w:fill="D9D9D9"/>
         </w:rPr>
         <w:t>E</w:t>
       </w:r>
@@ -7816,7 +7816,7 @@
           <w:i/>
           <w:sz w:val="21"/>
           <w:szCs w:val="21"/>
-          <w:bdr w:val="single" w:sz="8" w:space="0" w:color="auto"/>
+          <w:shd w:val="clear" w:color="auto" w:fill="D9D9D9"/>
         </w:rPr>
         <w:t>真，</w:t>
       </w:r>
@@ -7826,7 +7826,7 @@
           <w:i/>
           <w:sz w:val="21"/>
           <w:szCs w:val="21"/>
-          <w:bdr w:val="single" w:sz="8" w:space="0" w:color="auto"/>
+          <w:shd w:val="clear" w:color="auto" w:fill="D9D9D9"/>
         </w:rPr>
         <w:t>r</w:t>
       </w:r>
@@ -7836,7 +7836,7 @@
           <w:i/>
           <w:sz w:val="21"/>
           <w:szCs w:val="21"/>
-          <w:bdr w:val="single" w:sz="8" w:space="0" w:color="auto"/>
+          <w:shd w:val="clear" w:color="auto" w:fill="D9D9D9"/>
         </w:rPr>
         <w:t>测</w:t>
       </w:r>
@@ -7846,7 +7846,7 @@
           <w:i/>
           <w:sz w:val="21"/>
           <w:szCs w:val="21"/>
-          <w:bdr w:val="single" w:sz="8" w:space="0" w:color="auto"/>
+          <w:shd w:val="clear" w:color="auto" w:fill="D9D9D9"/>
         </w:rPr>
         <w:t>&gt;r</w:t>
       </w:r>
@@ -7856,7 +7856,7 @@
           <w:i/>
           <w:sz w:val="21"/>
           <w:szCs w:val="21"/>
-          <w:bdr w:val="single" w:sz="8" w:space="0" w:color="auto"/>
+          <w:shd w:val="clear" w:color="auto" w:fill="D9D9D9"/>
         </w:rPr>
         <w:t>真</w:t>
       </w:r>
@@ -8215,7 +8215,7 @@
           <w:rFonts w:ascii="Times New Roman" w:eastAsia="宋体" w:hAnsi="Times New Roman" w:cs="Times New Roman"/>
           <w:sz w:val="21"/>
           <w:szCs w:val="21"/>
-          <w:bdr w:val="single" w:sz="8" w:space="0" w:color="auto"/>
+          <w:shd w:val="clear" w:color="auto" w:fill="D9D9D9"/>
         </w:rPr>
         <w:t>电路的选择：伏安法测电源电动势和内阻有两种接法，由于电流表内阻与干电池内阻接近，所以电流表应采用内接法，即一般选择误差较小的甲电路图。</w:t>
       </w:r>
@@ -8817,7 +8817,7 @@
           </m:rPr>
           <w:rPr>
             <w:rFonts w:ascii="Times New Roman" w:hAnsi="Times New Roman" w:cs="Cambria Math"/>
-            <w:bdr w:val="single" w:sz="8" w:space="0" w:color="auto"/>
+            <w:shd w:val="clear" w:color="auto" w:fill="D9D9D9"/>
           </w:rPr>
           <m:t>E=</m:t>
         </m:r>
@@ -8826,7 +8826,7 @@
             <m:ctrlPr>
               <w:rPr>
                 <w:rFonts w:ascii="Times New Roman" w:hAnsi="Times New Roman"/>
-                <w:bdr w:val="single" w:sz="8" w:space="0" w:color="auto"/>
+                <w:shd w:val="clear" w:color="auto" w:fill="D9D9D9"/>
               </w:rPr>
             </m:ctrlPr>
           </m:sSubPr>
@@ -8858,7 +8858,7 @@
             <m:ctrlPr>
               <w:rPr>
                 <w:rFonts w:ascii="Times New Roman" w:hAnsi="Times New Roman"/>
-                <w:bdr w:val="single" w:sz="8" w:space="0" w:color="auto"/>
+                <w:shd w:val="clear" w:color="auto" w:fill="D9D9D9"/>
               </w:rPr>
             </m:ctrlPr>
           </m:sSubPr>
@@ -8891,7 +8891,7 @@
           </m:rPr>
           <w:rPr>
             <w:rFonts w:ascii="Times New Roman" w:hAnsi="Times New Roman" w:cs="Cambria Math"/>
-            <w:bdr w:val="single" w:sz="8" w:space="0" w:color="auto"/>
+            <w:shd w:val="clear" w:color="auto" w:fill="D9D9D9"/>
           </w:rPr>
           <m:t>+</m:t>
         </m:r>
@@ -8900,7 +8900,7 @@
             <m:ctrlPr>
               <w:rPr>
                 <w:rFonts w:ascii="Times New Roman" w:hAnsi="Times New Roman"/>
-                <w:bdr w:val="single" w:sz="8" w:space="0" w:color="auto"/>
+                <w:shd w:val="clear" w:color="auto" w:fill="D9D9D9"/>
               </w:rPr>
             </m:ctrlPr>
           </m:sSubPr>
@@ -8930,7 +8930,7 @@
         <m:r>
           <w:rPr>
             <w:rFonts w:ascii="Times New Roman" w:hAnsi="Times New Roman" w:cs="Cambria Math"/>
-            <w:bdr w:val="single" w:sz="8" w:space="0" w:color="auto"/>
+            <w:shd w:val="clear" w:color="auto" w:fill="D9D9D9"/>
           </w:rPr>
           <m:t>r</m:t>
         </m:r>
@@ -8940,7 +8940,7 @@
           </m:rPr>
           <w:rPr>
             <w:rFonts w:ascii="Times New Roman" w:hAnsi="Times New Roman" w:cs="Cambria Math"/>
-            <w:bdr w:val="single" w:sz="8" w:space="0" w:color="auto"/>
+            <w:shd w:val="clear" w:color="auto" w:fill="D9D9D9"/>
           </w:rPr>
           <m:t>E=</m:t>
         </m:r>
@@ -8949,7 +8949,7 @@
             <m:ctrlPr>
               <w:rPr>
                 <w:rFonts w:ascii="Times New Roman" w:hAnsi="Times New Roman"/>
-                <w:bdr w:val="single" w:sz="8" w:space="0" w:color="auto"/>
+                <w:shd w:val="clear" w:color="auto" w:fill="D9D9D9"/>
               </w:rPr>
             </m:ctrlPr>
           </m:sSubPr>
@@ -8981,7 +8981,7 @@
             <m:ctrlPr>
               <w:rPr>
                 <w:rFonts w:ascii="Times New Roman" w:hAnsi="Times New Roman"/>
-                <w:bdr w:val="single" w:sz="8" w:space="0" w:color="auto"/>
+                <w:shd w:val="clear" w:color="auto" w:fill="D9D9D9"/>
               </w:rPr>
             </m:ctrlPr>
           </m:sSubPr>
@@ -9014,7 +9014,7 @@
           </m:rPr>
           <w:rPr>
             <w:rFonts w:ascii="Times New Roman" w:hAnsi="Times New Roman" w:cs="Cambria Math"/>
-            <w:bdr w:val="single" w:sz="8" w:space="0" w:color="auto"/>
+            <w:shd w:val="clear" w:color="auto" w:fill="D9D9D9"/>
           </w:rPr>
           <m:t>+</m:t>
         </m:r>
@@ -9023,7 +9023,7 @@
             <m:ctrlPr>
               <w:rPr>
                 <w:rFonts w:ascii="Times New Roman" w:hAnsi="Times New Roman"/>
-                <w:bdr w:val="single" w:sz="8" w:space="0" w:color="auto"/>
+                <w:shd w:val="clear" w:color="auto" w:fill="D9D9D9"/>
               </w:rPr>
             </m:ctrlPr>
           </m:sSubPr>
@@ -9236,7 +9236,7 @@
             <m:ctrlPr>
               <w:rPr>
                 <w:rFonts w:ascii="Times New Roman" w:hAnsi="Times New Roman"/>
-                <w:bdr w:val="single" w:sz="8" w:space="0" w:color="auto"/>
+                <w:shd w:val="clear" w:color="auto" w:fill="D9D9D9"/>
               </w:rPr>
             </m:ctrlPr>
           </m:fPr>
@@ -9278,7 +9278,7 @@
             <m:ctrlPr>
               <w:rPr>
                 <w:rFonts w:ascii="Times New Roman" w:hAnsi="Times New Roman"/>
-                <w:bdr w:val="single" w:sz="8" w:space="0" w:color="auto"/>
+                <w:shd w:val="clear" w:color="auto" w:fill="D9D9D9"/>
               </w:rPr>
             </m:ctrlPr>
           </m:fPr>
@@ -9329,7 +9329,7 @@
             <m:ctrlPr>
               <w:rPr>
                 <w:rFonts w:ascii="Times New Roman" w:hAnsi="Times New Roman"/>
-                <w:bdr w:val="single" w:sz="8" w:space="0" w:color="auto"/>
+                <w:shd w:val="clear" w:color="auto" w:fill="D9D9D9"/>
               </w:rPr>
             </m:ctrlPr>
           </m:fPr>
@@ -9371,7 +9371,7 @@
             <m:ctrlPr>
               <w:rPr>
                 <w:rFonts w:ascii="Times New Roman" w:hAnsi="Times New Roman"/>
-                <w:bdr w:val="single" w:sz="8" w:space="0" w:color="auto"/>
+                <w:shd w:val="clear" w:color="auto" w:fill="D9D9D9"/>
               </w:rPr>
             </m:ctrlPr>
           </m:fPr>
@@ -9441,7 +9441,7 @@
             <m:ctrlPr>
               <w:rPr>
                 <w:rFonts w:ascii="Times New Roman" w:hAnsi="Times New Roman"/>
-                <w:bdr w:val="single" w:sz="8" w:space="0" w:color="auto"/>
+                <w:shd w:val="clear" w:color="auto" w:fill="D9D9D9"/>
               </w:rPr>
             </m:ctrlPr>
           </m:fPr>
@@ -9517,7 +9517,7 @@
             <m:ctrlPr>
               <w:rPr>
                 <w:rFonts w:ascii="Times New Roman" w:hAnsi="Times New Roman"/>
-                <w:bdr w:val="single" w:sz="8" w:space="0" w:color="auto"/>
+                <w:shd w:val="clear" w:color="auto" w:fill="D9D9D9"/>
               </w:rPr>
             </m:ctrlPr>
           </m:fPr>
@@ -9559,7 +9559,7 @@
             <m:ctrlPr>
               <w:rPr>
                 <w:rFonts w:ascii="Times New Roman" w:hAnsi="Times New Roman"/>
-                <w:bdr w:val="single" w:sz="8" w:space="0" w:color="auto"/>
+                <w:shd w:val="clear" w:color="auto" w:fill="D9D9D9"/>
               </w:rPr>
             </m:ctrlPr>
           </m:fPr>
@@ -9646,7 +9646,7 @@
             <m:ctrlPr>
               <w:rPr>
                 <w:rFonts w:ascii="Times New Roman" w:hAnsi="Times New Roman"/>
-                <w:bdr w:val="single" w:sz="8" w:space="0" w:color="auto"/>
+                <w:shd w:val="clear" w:color="auto" w:fill="D9D9D9"/>
               </w:rPr>
             </m:ctrlPr>
           </m:fPr>
@@ -9722,7 +9722,7 @@
             <m:ctrlPr>
               <w:rPr>
                 <w:rFonts w:ascii="Times New Roman" w:hAnsi="Times New Roman"/>
-                <w:bdr w:val="single" w:sz="8" w:space="0" w:color="auto"/>
+                <w:shd w:val="clear" w:color="auto" w:fill="D9D9D9"/>
               </w:rPr>
             </m:ctrlPr>
           </m:fPr>
@@ -9792,7 +9792,7 @@
             <m:ctrlPr>
               <w:rPr>
                 <w:rFonts w:ascii="Times New Roman" w:hAnsi="Times New Roman"/>
-                <w:bdr w:val="single" w:sz="8" w:space="0" w:color="auto"/>
+                <w:shd w:val="clear" w:color="auto" w:fill="D9D9D9"/>
               </w:rPr>
             </m:ctrlPr>
           </m:fPr>
@@ -10035,7 +10035,7 @@
           <w:i/>
           <w:sz w:val="21"/>
           <w:szCs w:val="21"/>
-          <w:bdr w:val="single" w:sz="8" w:space="0" w:color="auto"/>
+          <w:shd w:val="clear" w:color="auto" w:fill="D9D9D9"/>
         </w:rPr>
         <w:t>E</w:t>
       </w:r>
@@ -10045,7 +10045,7 @@
           <w:i/>
           <w:sz w:val="21"/>
           <w:szCs w:val="21"/>
-          <w:bdr w:val="single" w:sz="8" w:space="0" w:color="auto"/>
+          <w:shd w:val="clear" w:color="auto" w:fill="D9D9D9"/>
         </w:rPr>
         <w:t>测＝</w:t>
       </w:r>
@@ -10055,7 +10055,7 @@
           <w:i/>
           <w:sz w:val="21"/>
           <w:szCs w:val="21"/>
-          <w:bdr w:val="single" w:sz="8" w:space="0" w:color="auto"/>
+          <w:shd w:val="clear" w:color="auto" w:fill="D9D9D9"/>
         </w:rPr>
         <w:t>E</w:t>
       </w:r>
@@ -10065,7 +10065,7 @@
           <w:i/>
           <w:sz w:val="21"/>
           <w:szCs w:val="21"/>
-          <w:bdr w:val="single" w:sz="8" w:space="0" w:color="auto"/>
+          <w:shd w:val="clear" w:color="auto" w:fill="D9D9D9"/>
         </w:rPr>
         <w:t>真，</w:t>
       </w:r>
@@ -10075,7 +10075,7 @@
           <w:i/>
           <w:sz w:val="21"/>
           <w:szCs w:val="21"/>
-          <w:bdr w:val="single" w:sz="8" w:space="0" w:color="auto"/>
+          <w:shd w:val="clear" w:color="auto" w:fill="D9D9D9"/>
         </w:rPr>
         <w:t>r</w:t>
       </w:r>
@@ -10085,7 +10085,7 @@
           <w:i/>
           <w:sz w:val="21"/>
           <w:szCs w:val="21"/>
-          <w:bdr w:val="single" w:sz="8" w:space="0" w:color="auto"/>
+          <w:shd w:val="clear" w:color="auto" w:fill="D9D9D9"/>
         </w:rPr>
         <w:t>测＞</w:t>
       </w:r>
@@ -10095,7 +10095,7 @@
           <w:i/>
           <w:sz w:val="21"/>
           <w:szCs w:val="21"/>
-          <w:bdr w:val="single" w:sz="8" w:space="0" w:color="auto"/>
+          <w:shd w:val="clear" w:color="auto" w:fill="D9D9D9"/>
         </w:rPr>
         <w:t>r</w:t>
       </w:r>
@@ -10105,7 +10105,7 @@
           <w:i/>
           <w:sz w:val="21"/>
           <w:szCs w:val="21"/>
-          <w:bdr w:val="single" w:sz="8" w:space="0" w:color="auto"/>
+          <w:shd w:val="clear" w:color="auto" w:fill="D9D9D9"/>
         </w:rPr>
         <w:t>真</w:t>
       </w:r>
@@ -10321,7 +10321,7 @@
             <m:ctrlPr>
               <w:rPr>
                 <w:rFonts w:ascii="Times New Roman" w:hAnsi="Times New Roman"/>
-                <w:bdr w:val="single" w:sz="8" w:space="0" w:color="auto"/>
+                <w:shd w:val="clear" w:color="auto" w:fill="D9D9D9"/>
               </w:rPr>
             </m:ctrlPr>
           </m:fPr>
@@ -10542,7 +10542,7 @@
           </m:rPr>
           <w:rPr>
             <w:rFonts w:ascii="Times New Roman" w:hAnsi="Times New Roman" w:cs="Cambria Math"/>
-            <w:bdr w:val="single" w:sz="8" w:space="0" w:color="auto"/>
+            <w:shd w:val="clear" w:color="auto" w:fill="D9D9D9"/>
           </w:rPr>
           <m:t>E=</m:t>
         </m:r>
@@ -10551,7 +10551,7 @@
             <m:ctrlPr>
               <w:rPr>
                 <w:rFonts w:ascii="Times New Roman" w:hAnsi="Times New Roman"/>
-                <w:bdr w:val="single" w:sz="8" w:space="0" w:color="auto"/>
+                <w:shd w:val="clear" w:color="auto" w:fill="D9D9D9"/>
               </w:rPr>
             </m:ctrlPr>
           </m:sSubPr>
@@ -10584,7 +10584,7 @@
           </m:rPr>
           <w:rPr>
             <w:rFonts w:ascii="Times New Roman" w:hAnsi="Times New Roman" w:cs="Cambria Math"/>
-            <w:bdr w:val="single" w:sz="8" w:space="0" w:color="auto"/>
+            <w:shd w:val="clear" w:color="auto" w:fill="D9D9D9"/>
           </w:rPr>
           <m:t>+</m:t>
         </m:r>
@@ -10593,7 +10593,7 @@
             <m:ctrlPr>
               <w:rPr>
                 <w:rFonts w:ascii="Times New Roman" w:hAnsi="Times New Roman"/>
-                <w:bdr w:val="single" w:sz="8" w:space="0" w:color="auto"/>
+                <w:shd w:val="clear" w:color="auto" w:fill="D9D9D9"/>
               </w:rPr>
             </m:ctrlPr>
           </m:fPr>
@@ -10667,7 +10667,7 @@
         <m:r>
           <w:rPr>
             <w:rFonts w:ascii="Times New Roman" w:hAnsi="Times New Roman" w:cs="Cambria Math"/>
-            <w:bdr w:val="single" w:sz="8" w:space="0" w:color="auto"/>
+            <w:shd w:val="clear" w:color="auto" w:fill="D9D9D9"/>
           </w:rPr>
           <m:t>r</m:t>
         </m:r>
@@ -10677,7 +10677,7 @@
           </m:rPr>
           <w:rPr>
             <w:rFonts w:ascii="Times New Roman" w:hAnsi="Times New Roman" w:cs="Cambria Math"/>
-            <w:bdr w:val="single" w:sz="8" w:space="0" w:color="auto"/>
+            <w:shd w:val="clear" w:color="auto" w:fill="D9D9D9"/>
           </w:rPr>
           <m:t>,</m:t>
         </m:r>
@@ -10687,7 +10687,7 @@
           </m:rPr>
           <w:rPr>
             <w:rFonts w:ascii="Times New Roman" w:hAnsi="Times New Roman" w:cs="Cambria Math"/>
-            <w:bdr w:val="single" w:sz="8" w:space="0" w:color="auto"/>
+            <w:shd w:val="clear" w:color="auto" w:fill="D9D9D9"/>
           </w:rPr>
           <m:t>E=</m:t>
         </m:r>
@@ -10696,7 +10696,7 @@
             <m:ctrlPr>
               <w:rPr>
                 <w:rFonts w:ascii="Times New Roman" w:hAnsi="Times New Roman"/>
-                <w:bdr w:val="single" w:sz="8" w:space="0" w:color="auto"/>
+                <w:shd w:val="clear" w:color="auto" w:fill="D9D9D9"/>
               </w:rPr>
             </m:ctrlPr>
           </m:sSubPr>
@@ -10729,7 +10729,7 @@
           </m:rPr>
           <w:rPr>
             <w:rFonts w:ascii="Times New Roman" w:hAnsi="Times New Roman" w:cs="Cambria Math"/>
-            <w:bdr w:val="single" w:sz="8" w:space="0" w:color="auto"/>
+            <w:shd w:val="clear" w:color="auto" w:fill="D9D9D9"/>
           </w:rPr>
           <m:t>+</m:t>
         </m:r>
@@ -10738,7 +10738,7 @@
             <m:ctrlPr>
               <w:rPr>
                 <w:rFonts w:ascii="Times New Roman" w:hAnsi="Times New Roman"/>
-                <w:bdr w:val="single" w:sz="8" w:space="0" w:color="auto"/>
+                <w:shd w:val="clear" w:color="auto" w:fill="D9D9D9"/>
               </w:rPr>
             </m:ctrlPr>
           </m:fPr>
@@ -10941,7 +10941,7 @@
             <m:ctrlPr>
               <w:rPr>
                 <w:rFonts w:ascii="Times New Roman" w:hAnsi="Times New Roman"/>
-                <w:bdr w:val="single" w:sz="8" w:space="0" w:color="auto"/>
+                <w:shd w:val="clear" w:color="auto" w:fill="D9D9D9"/>
               </w:rPr>
             </m:ctrlPr>
           </m:fPr>
@@ -10992,7 +10992,7 @@
             <m:ctrlPr>
               <w:rPr>
                 <w:rFonts w:ascii="Times New Roman" w:hAnsi="Times New Roman"/>
-                <w:bdr w:val="single" w:sz="8" w:space="0" w:color="auto"/>
+                <w:shd w:val="clear" w:color="auto" w:fill="D9D9D9"/>
               </w:rPr>
             </m:ctrlPr>
           </m:fPr>
@@ -11034,7 +11034,7 @@
             <m:ctrlPr>
               <w:rPr>
                 <w:rFonts w:ascii="Times New Roman" w:hAnsi="Times New Roman"/>
-                <w:bdr w:val="single" w:sz="8" w:space="0" w:color="auto"/>
+                <w:shd w:val="clear" w:color="auto" w:fill="D9D9D9"/>
               </w:rPr>
             </m:ctrlPr>
           </m:fPr>
@@ -11076,7 +11076,7 @@
             <m:ctrlPr>
               <w:rPr>
                 <w:rFonts w:ascii="Times New Roman" w:hAnsi="Times New Roman"/>
-                <w:bdr w:val="single" w:sz="8" w:space="0" w:color="auto"/>
+                <w:shd w:val="clear" w:color="auto" w:fill="D9D9D9"/>
               </w:rPr>
             </m:ctrlPr>
           </m:fPr>
@@ -11118,7 +11118,7 @@
             <m:ctrlPr>
               <w:rPr>
                 <w:rFonts w:ascii="Times New Roman" w:hAnsi="Times New Roman"/>
-                <w:bdr w:val="single" w:sz="8" w:space="0" w:color="auto"/>
+                <w:shd w:val="clear" w:color="auto" w:fill="D9D9D9"/>
               </w:rPr>
             </m:ctrlPr>
           </m:fPr>
@@ -11168,7 +11168,7 @@
             <m:ctrlPr>
               <w:rPr>
                 <w:rFonts w:ascii="Times New Roman" w:hAnsi="Times New Roman"/>
-                <w:bdr w:val="single" w:sz="8" w:space="0" w:color="auto"/>
+                <w:shd w:val="clear" w:color="auto" w:fill="D9D9D9"/>
               </w:rPr>
             </m:ctrlPr>
           </m:fPr>
@@ -11210,7 +11210,7 @@
             <m:ctrlPr>
               <w:rPr>
                 <w:rFonts w:ascii="Times New Roman" w:hAnsi="Times New Roman"/>
-                <w:bdr w:val="single" w:sz="8" w:space="0" w:color="auto"/>
+                <w:shd w:val="clear" w:color="auto" w:fill="D9D9D9"/>
               </w:rPr>
             </m:ctrlPr>
           </m:fPr>
@@ -11269,7 +11269,7 @@
             <m:ctrlPr>
               <w:rPr>
                 <w:rFonts w:ascii="Times New Roman" w:hAnsi="Times New Roman"/>
-                <w:bdr w:val="single" w:sz="8" w:space="0" w:color="auto"/>
+                <w:shd w:val="clear" w:color="auto" w:fill="D9D9D9"/>
               </w:rPr>
             </m:ctrlPr>
           </m:fPr>
@@ -11311,7 +11311,7 @@
             <m:ctrlPr>
               <w:rPr>
                 <w:rFonts w:ascii="Times New Roman" w:hAnsi="Times New Roman"/>
-                <w:bdr w:val="single" w:sz="8" w:space="0" w:color="auto"/>
+                <w:shd w:val="clear" w:color="auto" w:fill="D9D9D9"/>
               </w:rPr>
             </m:ctrlPr>
           </m:fPr>
@@ -11503,7 +11503,7 @@
           <w:i/>
           <w:sz w:val="21"/>
           <w:szCs w:val="21"/>
-          <w:bdr w:val="single" w:sz="8" w:space="0" w:color="auto"/>
+          <w:shd w:val="clear" w:color="auto" w:fill="D9D9D9"/>
         </w:rPr>
         <w:t>E</w:t>
       </w:r>
@@ -11513,7 +11513,7 @@
           <w:i/>
           <w:sz w:val="21"/>
           <w:szCs w:val="21"/>
-          <w:bdr w:val="single" w:sz="8" w:space="0" w:color="auto"/>
+          <w:shd w:val="clear" w:color="auto" w:fill="D9D9D9"/>
         </w:rPr>
         <w:t>测＜</w:t>
       </w:r>
@@ -11523,7 +11523,7 @@
           <w:i/>
           <w:sz w:val="21"/>
           <w:szCs w:val="21"/>
-          <w:bdr w:val="single" w:sz="8" w:space="0" w:color="auto"/>
+          <w:shd w:val="clear" w:color="auto" w:fill="D9D9D9"/>
         </w:rPr>
         <w:t>E</w:t>
       </w:r>
@@ -11533,7 +11533,7 @@
           <w:i/>
           <w:sz w:val="21"/>
           <w:szCs w:val="21"/>
-          <w:bdr w:val="single" w:sz="8" w:space="0" w:color="auto"/>
+          <w:shd w:val="clear" w:color="auto" w:fill="D9D9D9"/>
         </w:rPr>
         <w:t>真，</w:t>
       </w:r>
@@ -11543,7 +11543,7 @@
           <w:i/>
           <w:sz w:val="21"/>
           <w:szCs w:val="21"/>
-          <w:bdr w:val="single" w:sz="8" w:space="0" w:color="auto"/>
+          <w:shd w:val="clear" w:color="auto" w:fill="D9D9D9"/>
         </w:rPr>
         <w:t>r</w:t>
       </w:r>
@@ -11553,7 +11553,7 @@
           <w:i/>
           <w:sz w:val="21"/>
           <w:szCs w:val="21"/>
-          <w:bdr w:val="single" w:sz="8" w:space="0" w:color="auto"/>
+          <w:shd w:val="clear" w:color="auto" w:fill="D9D9D9"/>
         </w:rPr>
         <w:t>测＜</w:t>
       </w:r>
@@ -11563,7 +11563,7 @@
           <w:i/>
           <w:sz w:val="21"/>
           <w:szCs w:val="21"/>
-          <w:bdr w:val="single" w:sz="8" w:space="0" w:color="auto"/>
+          <w:shd w:val="clear" w:color="auto" w:fill="D9D9D9"/>
         </w:rPr>
         <w:t>r</w:t>
       </w:r>
@@ -11573,7 +11573,7 @@
           <w:i/>
           <w:sz w:val="21"/>
           <w:szCs w:val="21"/>
-          <w:bdr w:val="single" w:sz="8" w:space="0" w:color="auto"/>
+          <w:shd w:val="clear" w:color="auto" w:fill="D9D9D9"/>
         </w:rPr>
         <w:t>真</w:t>
       </w:r>

--- a/高中物理/高中物理同步/人教版必修3 第12章 电能 能量守恒定律·实验卷（10题3条）.docx
+++ b/高中物理/高中物理同步/人教版必修3 第12章 电能 能量守恒定律·实验卷（10题3条）.docx
@@ -3941,7 +3941,7 @@
           </m:rPr>
           <w:rPr>
             <w:rFonts w:ascii="Times New Roman" w:hAnsi="Times New Roman" w:cs="Cambria Math"/>
-            <w:shd w:val="clear" w:color="auto" w:fill="D9D9D9"/>
+            <w:shd w:val="clear" w:color="auto" w:fill="A6A6A6"/>
           </w:rPr>
           <m:t>E=</m:t>
         </m:r>
@@ -3950,7 +3950,7 @@
             <m:ctrlPr>
               <w:rPr>
                 <w:rFonts w:ascii="Times New Roman" w:hAnsi="Times New Roman"/>
-                <w:shd w:val="clear" w:color="auto" w:fill="D9D9D9"/>
+                <w:shd w:val="clear" w:color="auto" w:fill="A6A6A6"/>
               </w:rPr>
             </m:ctrlPr>
           </m:sSubPr>
@@ -3983,7 +3983,7 @@
           </m:rPr>
           <w:rPr>
             <w:rFonts w:ascii="Times New Roman" w:hAnsi="Times New Roman" w:cs="Cambria Math"/>
-            <w:shd w:val="clear" w:color="auto" w:fill="D9D9D9"/>
+            <w:shd w:val="clear" w:color="auto" w:fill="A6A6A6"/>
           </w:rPr>
           <m:t>+</m:t>
         </m:r>
@@ -3992,7 +3992,7 @@
             <m:ctrlPr>
               <w:rPr>
                 <w:rFonts w:ascii="Times New Roman" w:hAnsi="Times New Roman"/>
-                <w:shd w:val="clear" w:color="auto" w:fill="D9D9D9"/>
+                <w:shd w:val="clear" w:color="auto" w:fill="A6A6A6"/>
               </w:rPr>
             </m:ctrlPr>
           </m:sSubPr>
@@ -4025,7 +4025,7 @@
           </m:rPr>
           <w:rPr>
             <w:rFonts w:ascii="Times New Roman" w:hAnsi="Times New Roman" w:cs="Cambria Math"/>
-            <w:shd w:val="clear" w:color="auto" w:fill="D9D9D9"/>
+            <w:shd w:val="clear" w:color="auto" w:fill="A6A6A6"/>
           </w:rPr>
           <m:t>rE=</m:t>
         </m:r>
@@ -4034,7 +4034,7 @@
             <m:ctrlPr>
               <w:rPr>
                 <w:rFonts w:ascii="Times New Roman" w:hAnsi="Times New Roman"/>
-                <w:shd w:val="clear" w:color="auto" w:fill="D9D9D9"/>
+                <w:shd w:val="clear" w:color="auto" w:fill="A6A6A6"/>
               </w:rPr>
             </m:ctrlPr>
           </m:sSubPr>
@@ -4067,7 +4067,7 @@
           </m:rPr>
           <w:rPr>
             <w:rFonts w:ascii="Times New Roman" w:hAnsi="Times New Roman" w:cs="Cambria Math"/>
-            <w:shd w:val="clear" w:color="auto" w:fill="D9D9D9"/>
+            <w:shd w:val="clear" w:color="auto" w:fill="A6A6A6"/>
           </w:rPr>
           <m:t>+</m:t>
         </m:r>
@@ -4076,7 +4076,7 @@
             <m:ctrlPr>
               <w:rPr>
                 <w:rFonts w:ascii="Times New Roman" w:hAnsi="Times New Roman"/>
-                <w:shd w:val="clear" w:color="auto" w:fill="D9D9D9"/>
+                <w:shd w:val="clear" w:color="auto" w:fill="A6A6A6"/>
               </w:rPr>
             </m:ctrlPr>
           </m:sSubPr>
@@ -4106,7 +4106,7 @@
         <m:r>
           <w:rPr>
             <w:rFonts w:ascii="Times New Roman" w:hAnsi="Times New Roman" w:cs="Cambria Math"/>
-            <w:shd w:val="clear" w:color="auto" w:fill="D9D9D9"/>
+            <w:shd w:val="clear" w:color="auto" w:fill="A6A6A6"/>
           </w:rPr>
           <m:t>r</m:t>
         </m:r>
@@ -4116,7 +4116,7 @@
           </m:rPr>
           <w:rPr>
             <w:rFonts w:ascii="Times New Roman" w:hAnsi="Times New Roman" w:cs="Cambria Math"/>
-            <w:shd w:val="clear" w:color="auto" w:fill="D9D9D9"/>
+            <w:shd w:val="clear" w:color="auto" w:fill="A6A6A6"/>
           </w:rPr>
           <m:t>E=</m:t>
         </m:r>
@@ -4125,7 +4125,7 @@
             <m:ctrlPr>
               <w:rPr>
                 <w:rFonts w:ascii="Times New Roman" w:hAnsi="Times New Roman"/>
-                <w:shd w:val="clear" w:color="auto" w:fill="D9D9D9"/>
+                <w:shd w:val="clear" w:color="auto" w:fill="A6A6A6"/>
               </w:rPr>
             </m:ctrlPr>
           </m:fPr>
@@ -4344,7 +4344,7 @@
           </m:rPr>
           <w:rPr>
             <w:rFonts w:ascii="Times New Roman" w:hAnsi="Times New Roman" w:cs="Cambria Math"/>
-            <w:shd w:val="clear" w:color="auto" w:fill="D9D9D9"/>
+            <w:shd w:val="clear" w:color="auto" w:fill="A6A6A6"/>
           </w:rPr>
           <m:t>r=</m:t>
         </m:r>
@@ -4353,7 +4353,7 @@
             <m:ctrlPr>
               <w:rPr>
                 <w:rFonts w:ascii="Times New Roman" w:hAnsi="Times New Roman"/>
-                <w:shd w:val="clear" w:color="auto" w:fill="D9D9D9"/>
+                <w:shd w:val="clear" w:color="auto" w:fill="A6A6A6"/>
               </w:rPr>
             </m:ctrlPr>
           </m:fPr>
@@ -6121,7 +6121,7 @@
             <m:ctrlPr>
               <w:rPr>
                 <w:rFonts w:ascii="Times New Roman" w:hAnsi="Times New Roman"/>
-                <w:shd w:val="clear" w:color="auto" w:fill="D9D9D9"/>
+                <w:shd w:val="clear" w:color="auto" w:fill="A6A6A6"/>
               </w:rPr>
             </m:ctrlPr>
           </m:fPr>
@@ -6207,7 +6207,7 @@
             <m:ctrlPr>
               <w:rPr>
                 <w:rFonts w:ascii="Times New Roman" w:hAnsi="Times New Roman"/>
-                <w:shd w:val="clear" w:color="auto" w:fill="D9D9D9"/>
+                <w:shd w:val="clear" w:color="auto" w:fill="A6A6A6"/>
               </w:rPr>
             </m:ctrlPr>
           </m:fPr>
@@ -6937,7 +6937,7 @@
             <m:ctrlPr>
               <w:rPr>
                 <w:rFonts w:ascii="Times New Roman" w:hAnsi="Times New Roman"/>
-                <w:shd w:val="clear" w:color="auto" w:fill="D9D9D9"/>
+                <w:shd w:val="clear" w:color="auto" w:fill="A6A6A6"/>
               </w:rPr>
             </m:ctrlPr>
           </m:fPr>
@@ -7188,7 +7188,7 @@
           <w:i/>
           <w:sz w:val="21"/>
           <w:szCs w:val="21"/>
-          <w:shd w:val="clear" w:color="auto" w:fill="D9D9D9"/>
+          <w:shd w:val="clear" w:color="auto" w:fill="A6A6A6"/>
         </w:rPr>
         <w:t>E</w:t>
       </w:r>
@@ -7198,7 +7198,7 @@
           <w:i/>
           <w:sz w:val="21"/>
           <w:szCs w:val="21"/>
-          <w:shd w:val="clear" w:color="auto" w:fill="D9D9D9"/>
+          <w:shd w:val="clear" w:color="auto" w:fill="A6A6A6"/>
         </w:rPr>
         <w:t>真</w:t>
       </w:r>
@@ -7208,7 +7208,7 @@
           <w:i/>
           <w:sz w:val="21"/>
           <w:szCs w:val="21"/>
-          <w:shd w:val="clear" w:color="auto" w:fill="D9D9D9"/>
+          <w:shd w:val="clear" w:color="auto" w:fill="A6A6A6"/>
         </w:rPr>
         <w:t>&gt;E</w:t>
       </w:r>
@@ -7218,7 +7218,7 @@
           <w:i/>
           <w:sz w:val="21"/>
           <w:szCs w:val="21"/>
-          <w:shd w:val="clear" w:color="auto" w:fill="D9D9D9"/>
+          <w:shd w:val="clear" w:color="auto" w:fill="A6A6A6"/>
         </w:rPr>
         <w:t>测，</w:t>
       </w:r>
@@ -7228,7 +7228,7 @@
           <w:i/>
           <w:sz w:val="21"/>
           <w:szCs w:val="21"/>
-          <w:shd w:val="clear" w:color="auto" w:fill="D9D9D9"/>
+          <w:shd w:val="clear" w:color="auto" w:fill="A6A6A6"/>
         </w:rPr>
         <w:t>r</w:t>
       </w:r>
@@ -7238,7 +7238,7 @@
           <w:i/>
           <w:sz w:val="21"/>
           <w:szCs w:val="21"/>
-          <w:shd w:val="clear" w:color="auto" w:fill="D9D9D9"/>
+          <w:shd w:val="clear" w:color="auto" w:fill="A6A6A6"/>
         </w:rPr>
         <w:t>真</w:t>
       </w:r>
@@ -7248,7 +7248,7 @@
           <w:i/>
           <w:sz w:val="21"/>
           <w:szCs w:val="21"/>
-          <w:shd w:val="clear" w:color="auto" w:fill="D9D9D9"/>
+          <w:shd w:val="clear" w:color="auto" w:fill="A6A6A6"/>
         </w:rPr>
         <w:t>&gt;r</w:t>
       </w:r>
@@ -7258,7 +7258,7 @@
           <w:i/>
           <w:sz w:val="21"/>
           <w:szCs w:val="21"/>
-          <w:shd w:val="clear" w:color="auto" w:fill="D9D9D9"/>
+          <w:shd w:val="clear" w:color="auto" w:fill="A6A6A6"/>
         </w:rPr>
         <w:t>测</w:t>
       </w:r>
@@ -7786,7 +7786,7 @@
           <w:i/>
           <w:sz w:val="21"/>
           <w:szCs w:val="21"/>
-          <w:shd w:val="clear" w:color="auto" w:fill="D9D9D9"/>
+          <w:shd w:val="clear" w:color="auto" w:fill="A6A6A6"/>
         </w:rPr>
         <w:t>E</w:t>
       </w:r>
@@ -7796,7 +7796,7 @@
           <w:i/>
           <w:sz w:val="21"/>
           <w:szCs w:val="21"/>
-          <w:shd w:val="clear" w:color="auto" w:fill="D9D9D9"/>
+          <w:shd w:val="clear" w:color="auto" w:fill="A6A6A6"/>
         </w:rPr>
         <w:t>测＝</w:t>
       </w:r>
@@ -7806,7 +7806,7 @@
           <w:i/>
           <w:sz w:val="21"/>
           <w:szCs w:val="21"/>
-          <w:shd w:val="clear" w:color="auto" w:fill="D9D9D9"/>
+          <w:shd w:val="clear" w:color="auto" w:fill="A6A6A6"/>
         </w:rPr>
         <w:t>E</w:t>
       </w:r>
@@ -7816,7 +7816,7 @@
           <w:i/>
           <w:sz w:val="21"/>
           <w:szCs w:val="21"/>
-          <w:shd w:val="clear" w:color="auto" w:fill="D9D9D9"/>
+          <w:shd w:val="clear" w:color="auto" w:fill="A6A6A6"/>
         </w:rPr>
         <w:t>真，</w:t>
       </w:r>
@@ -7826,7 +7826,7 @@
           <w:i/>
           <w:sz w:val="21"/>
           <w:szCs w:val="21"/>
-          <w:shd w:val="clear" w:color="auto" w:fill="D9D9D9"/>
+          <w:shd w:val="clear" w:color="auto" w:fill="A6A6A6"/>
         </w:rPr>
         <w:t>r</w:t>
       </w:r>
@@ -7836,7 +7836,7 @@
           <w:i/>
           <w:sz w:val="21"/>
           <w:szCs w:val="21"/>
-          <w:shd w:val="clear" w:color="auto" w:fill="D9D9D9"/>
+          <w:shd w:val="clear" w:color="auto" w:fill="A6A6A6"/>
         </w:rPr>
         <w:t>测</w:t>
       </w:r>
@@ -7846,7 +7846,7 @@
           <w:i/>
           <w:sz w:val="21"/>
           <w:szCs w:val="21"/>
-          <w:shd w:val="clear" w:color="auto" w:fill="D9D9D9"/>
+          <w:shd w:val="clear" w:color="auto" w:fill="A6A6A6"/>
         </w:rPr>
         <w:t>&gt;r</w:t>
       </w:r>
@@ -7856,7 +7856,7 @@
           <w:i/>
           <w:sz w:val="21"/>
           <w:szCs w:val="21"/>
-          <w:shd w:val="clear" w:color="auto" w:fill="D9D9D9"/>
+          <w:shd w:val="clear" w:color="auto" w:fill="A6A6A6"/>
         </w:rPr>
         <w:t>真</w:t>
       </w:r>
@@ -8215,7 +8215,7 @@
           <w:rFonts w:ascii="Times New Roman" w:eastAsia="宋体" w:hAnsi="Times New Roman" w:cs="Times New Roman"/>
           <w:sz w:val="21"/>
           <w:szCs w:val="21"/>
-          <w:shd w:val="clear" w:color="auto" w:fill="D9D9D9"/>
+          <w:shd w:val="clear" w:color="auto" w:fill="A6A6A6"/>
         </w:rPr>
         <w:t>电路的选择：伏安法测电源电动势和内阻有两种接法，由于电流表内阻与干电池内阻接近，所以电流表应采用内接法，即一般选择误差较小的甲电路图。</w:t>
       </w:r>
@@ -8817,7 +8817,7 @@
           </m:rPr>
           <w:rPr>
             <w:rFonts w:ascii="Times New Roman" w:hAnsi="Times New Roman" w:cs="Cambria Math"/>
-            <w:shd w:val="clear" w:color="auto" w:fill="D9D9D9"/>
+            <w:shd w:val="clear" w:color="auto" w:fill="A6A6A6"/>
           </w:rPr>
           <m:t>E=</m:t>
         </m:r>
@@ -8826,7 +8826,7 @@
             <m:ctrlPr>
               <w:rPr>
                 <w:rFonts w:ascii="Times New Roman" w:hAnsi="Times New Roman"/>
-                <w:shd w:val="clear" w:color="auto" w:fill="D9D9D9"/>
+                <w:shd w:val="clear" w:color="auto" w:fill="A6A6A6"/>
               </w:rPr>
             </m:ctrlPr>
           </m:sSubPr>
@@ -8858,7 +8858,7 @@
             <m:ctrlPr>
               <w:rPr>
                 <w:rFonts w:ascii="Times New Roman" w:hAnsi="Times New Roman"/>
-                <w:shd w:val="clear" w:color="auto" w:fill="D9D9D9"/>
+                <w:shd w:val="clear" w:color="auto" w:fill="A6A6A6"/>
               </w:rPr>
             </m:ctrlPr>
           </m:sSubPr>
@@ -8891,7 +8891,7 @@
           </m:rPr>
           <w:rPr>
             <w:rFonts w:ascii="Times New Roman" w:hAnsi="Times New Roman" w:cs="Cambria Math"/>
-            <w:shd w:val="clear" w:color="auto" w:fill="D9D9D9"/>
+            <w:shd w:val="clear" w:color="auto" w:fill="A6A6A6"/>
           </w:rPr>
           <m:t>+</m:t>
         </m:r>
@@ -8900,7 +8900,7 @@
             <m:ctrlPr>
               <w:rPr>
                 <w:rFonts w:ascii="Times New Roman" w:hAnsi="Times New Roman"/>
-                <w:shd w:val="clear" w:color="auto" w:fill="D9D9D9"/>
+                <w:shd w:val="clear" w:color="auto" w:fill="A6A6A6"/>
               </w:rPr>
             </m:ctrlPr>
           </m:sSubPr>
@@ -8930,7 +8930,7 @@
         <m:r>
           <w:rPr>
             <w:rFonts w:ascii="Times New Roman" w:hAnsi="Times New Roman" w:cs="Cambria Math"/>
-            <w:shd w:val="clear" w:color="auto" w:fill="D9D9D9"/>
+            <w:shd w:val="clear" w:color="auto" w:fill="A6A6A6"/>
           </w:rPr>
           <m:t>r</m:t>
         </m:r>
@@ -8940,7 +8940,7 @@
           </m:rPr>
           <w:rPr>
             <w:rFonts w:ascii="Times New Roman" w:hAnsi="Times New Roman" w:cs="Cambria Math"/>
-            <w:shd w:val="clear" w:color="auto" w:fill="D9D9D9"/>
+            <w:shd w:val="clear" w:color="auto" w:fill="A6A6A6"/>
           </w:rPr>
           <m:t>E=</m:t>
         </m:r>
@@ -8949,7 +8949,7 @@
             <m:ctrlPr>
               <w:rPr>
                 <w:rFonts w:ascii="Times New Roman" w:hAnsi="Times New Roman"/>
-                <w:shd w:val="clear" w:color="auto" w:fill="D9D9D9"/>
+                <w:shd w:val="clear" w:color="auto" w:fill="A6A6A6"/>
               </w:rPr>
             </m:ctrlPr>
           </m:sSubPr>
@@ -8981,7 +8981,7 @@
             <m:ctrlPr>
               <w:rPr>
                 <w:rFonts w:ascii="Times New Roman" w:hAnsi="Times New Roman"/>
-                <w:shd w:val="clear" w:color="auto" w:fill="D9D9D9"/>
+                <w:shd w:val="clear" w:color="auto" w:fill="A6A6A6"/>
               </w:rPr>
             </m:ctrlPr>
           </m:sSubPr>
@@ -9014,7 +9014,7 @@
           </m:rPr>
           <w:rPr>
             <w:rFonts w:ascii="Times New Roman" w:hAnsi="Times New Roman" w:cs="Cambria Math"/>
-            <w:shd w:val="clear" w:color="auto" w:fill="D9D9D9"/>
+            <w:shd w:val="clear" w:color="auto" w:fill="A6A6A6"/>
           </w:rPr>
           <m:t>+</m:t>
         </m:r>
@@ -9023,7 +9023,7 @@
             <m:ctrlPr>
               <w:rPr>
                 <w:rFonts w:ascii="Times New Roman" w:hAnsi="Times New Roman"/>
-                <w:shd w:val="clear" w:color="auto" w:fill="D9D9D9"/>
+                <w:shd w:val="clear" w:color="auto" w:fill="A6A6A6"/>
               </w:rPr>
             </m:ctrlPr>
           </m:sSubPr>
@@ -9236,7 +9236,7 @@
             <m:ctrlPr>
               <w:rPr>
                 <w:rFonts w:ascii="Times New Roman" w:hAnsi="Times New Roman"/>
-                <w:shd w:val="clear" w:color="auto" w:fill="D9D9D9"/>
+                <w:shd w:val="clear" w:color="auto" w:fill="A6A6A6"/>
               </w:rPr>
             </m:ctrlPr>
           </m:fPr>
@@ -9278,7 +9278,7 @@
             <m:ctrlPr>
               <w:rPr>
                 <w:rFonts w:ascii="Times New Roman" w:hAnsi="Times New Roman"/>
-                <w:shd w:val="clear" w:color="auto" w:fill="D9D9D9"/>
+                <w:shd w:val="clear" w:color="auto" w:fill="A6A6A6"/>
               </w:rPr>
             </m:ctrlPr>
           </m:fPr>
@@ -9329,7 +9329,7 @@
             <m:ctrlPr>
               <w:rPr>
                 <w:rFonts w:ascii="Times New Roman" w:hAnsi="Times New Roman"/>
-                <w:shd w:val="clear" w:color="auto" w:fill="D9D9D9"/>
+                <w:shd w:val="clear" w:color="auto" w:fill="A6A6A6"/>
               </w:rPr>
             </m:ctrlPr>
           </m:fPr>
@@ -9371,7 +9371,7 @@
             <m:ctrlPr>
               <w:rPr>
                 <w:rFonts w:ascii="Times New Roman" w:hAnsi="Times New Roman"/>
-                <w:shd w:val="clear" w:color="auto" w:fill="D9D9D9"/>
+                <w:shd w:val="clear" w:color="auto" w:fill="A6A6A6"/>
               </w:rPr>
             </m:ctrlPr>
           </m:fPr>
@@ -9441,7 +9441,7 @@
             <m:ctrlPr>
               <w:rPr>
                 <w:rFonts w:ascii="Times New Roman" w:hAnsi="Times New Roman"/>
-                <w:shd w:val="clear" w:color="auto" w:fill="D9D9D9"/>
+                <w:shd w:val="clear" w:color="auto" w:fill="A6A6A6"/>
               </w:rPr>
             </m:ctrlPr>
           </m:fPr>
@@ -9517,7 +9517,7 @@
             <m:ctrlPr>
               <w:rPr>
                 <w:rFonts w:ascii="Times New Roman" w:hAnsi="Times New Roman"/>
-                <w:shd w:val="clear" w:color="auto" w:fill="D9D9D9"/>
+                <w:shd w:val="clear" w:color="auto" w:fill="A6A6A6"/>
               </w:rPr>
             </m:ctrlPr>
           </m:fPr>
@@ -9559,7 +9559,7 @@
             <m:ctrlPr>
               <w:rPr>
                 <w:rFonts w:ascii="Times New Roman" w:hAnsi="Times New Roman"/>
-                <w:shd w:val="clear" w:color="auto" w:fill="D9D9D9"/>
+                <w:shd w:val="clear" w:color="auto" w:fill="A6A6A6"/>
               </w:rPr>
             </m:ctrlPr>
           </m:fPr>
@@ -9646,7 +9646,7 @@
             <m:ctrlPr>
               <w:rPr>
                 <w:rFonts w:ascii="Times New Roman" w:hAnsi="Times New Roman"/>
-                <w:shd w:val="clear" w:color="auto" w:fill="D9D9D9"/>
+                <w:shd w:val="clear" w:color="auto" w:fill="A6A6A6"/>
               </w:rPr>
             </m:ctrlPr>
           </m:fPr>
@@ -9722,7 +9722,7 @@
             <m:ctrlPr>
               <w:rPr>
                 <w:rFonts w:ascii="Times New Roman" w:hAnsi="Times New Roman"/>
-                <w:shd w:val="clear" w:color="auto" w:fill="D9D9D9"/>
+                <w:shd w:val="clear" w:color="auto" w:fill="A6A6A6"/>
               </w:rPr>
             </m:ctrlPr>
           </m:fPr>
@@ -9792,7 +9792,7 @@
             <m:ctrlPr>
               <w:rPr>
                 <w:rFonts w:ascii="Times New Roman" w:hAnsi="Times New Roman"/>
-                <w:shd w:val="clear" w:color="auto" w:fill="D9D9D9"/>
+                <w:shd w:val="clear" w:color="auto" w:fill="A6A6A6"/>
               </w:rPr>
             </m:ctrlPr>
           </m:fPr>
@@ -10035,7 +10035,7 @@
           <w:i/>
           <w:sz w:val="21"/>
           <w:szCs w:val="21"/>
-          <w:shd w:val="clear" w:color="auto" w:fill="D9D9D9"/>
+          <w:shd w:val="clear" w:color="auto" w:fill="A6A6A6"/>
         </w:rPr>
         <w:t>E</w:t>
       </w:r>
@@ -10045,7 +10045,7 @@
           <w:i/>
           <w:sz w:val="21"/>
           <w:szCs w:val="21"/>
-          <w:shd w:val="clear" w:color="auto" w:fill="D9D9D9"/>
+          <w:shd w:val="clear" w:color="auto" w:fill="A6A6A6"/>
         </w:rPr>
         <w:t>测＝</w:t>
       </w:r>
@@ -10055,7 +10055,7 @@
           <w:i/>
           <w:sz w:val="21"/>
           <w:szCs w:val="21"/>
-          <w:shd w:val="clear" w:color="auto" w:fill="D9D9D9"/>
+          <w:shd w:val="clear" w:color="auto" w:fill="A6A6A6"/>
         </w:rPr>
         <w:t>E</w:t>
       </w:r>
@@ -10065,7 +10065,7 @@
           <w:i/>
           <w:sz w:val="21"/>
           <w:szCs w:val="21"/>
-          <w:shd w:val="clear" w:color="auto" w:fill="D9D9D9"/>
+          <w:shd w:val="clear" w:color="auto" w:fill="A6A6A6"/>
         </w:rPr>
         <w:t>真，</w:t>
       </w:r>
@@ -10075,7 +10075,7 @@
           <w:i/>
           <w:sz w:val="21"/>
           <w:szCs w:val="21"/>
-          <w:shd w:val="clear" w:color="auto" w:fill="D9D9D9"/>
+          <w:shd w:val="clear" w:color="auto" w:fill="A6A6A6"/>
         </w:rPr>
         <w:t>r</w:t>
       </w:r>
@@ -10085,7 +10085,7 @@
           <w:i/>
           <w:sz w:val="21"/>
           <w:szCs w:val="21"/>
-          <w:shd w:val="clear" w:color="auto" w:fill="D9D9D9"/>
+          <w:shd w:val="clear" w:color="auto" w:fill="A6A6A6"/>
         </w:rPr>
         <w:t>测＞</w:t>
       </w:r>
@@ -10095,7 +10095,7 @@
           <w:i/>
           <w:sz w:val="21"/>
           <w:szCs w:val="21"/>
-          <w:shd w:val="clear" w:color="auto" w:fill="D9D9D9"/>
+          <w:shd w:val="clear" w:color="auto" w:fill="A6A6A6"/>
         </w:rPr>
         <w:t>r</w:t>
       </w:r>
@@ -10105,7 +10105,7 @@
           <w:i/>
           <w:sz w:val="21"/>
           <w:szCs w:val="21"/>
-          <w:shd w:val="clear" w:color="auto" w:fill="D9D9D9"/>
+          <w:shd w:val="clear" w:color="auto" w:fill="A6A6A6"/>
         </w:rPr>
         <w:t>真</w:t>
       </w:r>
@@ -10321,7 +10321,7 @@
             <m:ctrlPr>
               <w:rPr>
                 <w:rFonts w:ascii="Times New Roman" w:hAnsi="Times New Roman"/>
-                <w:shd w:val="clear" w:color="auto" w:fill="D9D9D9"/>
+                <w:shd w:val="clear" w:color="auto" w:fill="A6A6A6"/>
               </w:rPr>
             </m:ctrlPr>
           </m:fPr>
@@ -10542,7 +10542,7 @@
           </m:rPr>
           <w:rPr>
             <w:rFonts w:ascii="Times New Roman" w:hAnsi="Times New Roman" w:cs="Cambria Math"/>
-            <w:shd w:val="clear" w:color="auto" w:fill="D9D9D9"/>
+            <w:shd w:val="clear" w:color="auto" w:fill="A6A6A6"/>
           </w:rPr>
           <m:t>E=</m:t>
         </m:r>
@@ -10551,7 +10551,7 @@
             <m:ctrlPr>
               <w:rPr>
                 <w:rFonts w:ascii="Times New Roman" w:hAnsi="Times New Roman"/>
-                <w:shd w:val="clear" w:color="auto" w:fill="D9D9D9"/>
+                <w:shd w:val="clear" w:color="auto" w:fill="A6A6A6"/>
               </w:rPr>
             </m:ctrlPr>
           </m:sSubPr>
@@ -10584,7 +10584,7 @@
           </m:rPr>
           <w:rPr>
             <w:rFonts w:ascii="Times New Roman" w:hAnsi="Times New Roman" w:cs="Cambria Math"/>
-            <w:shd w:val="clear" w:color="auto" w:fill="D9D9D9"/>
+            <w:shd w:val="clear" w:color="auto" w:fill="A6A6A6"/>
           </w:rPr>
           <m:t>+</m:t>
         </m:r>
@@ -10593,7 +10593,7 @@
             <m:ctrlPr>
               <w:rPr>
                 <w:rFonts w:ascii="Times New Roman" w:hAnsi="Times New Roman"/>
-                <w:shd w:val="clear" w:color="auto" w:fill="D9D9D9"/>
+                <w:shd w:val="clear" w:color="auto" w:fill="A6A6A6"/>
               </w:rPr>
             </m:ctrlPr>
           </m:fPr>
@@ -10667,7 +10667,7 @@
         <m:r>
           <w:rPr>
             <w:rFonts w:ascii="Times New Roman" w:hAnsi="Times New Roman" w:cs="Cambria Math"/>
-            <w:shd w:val="clear" w:color="auto" w:fill="D9D9D9"/>
+            <w:shd w:val="clear" w:color="auto" w:fill="A6A6A6"/>
           </w:rPr>
           <m:t>r</m:t>
         </m:r>
@@ -10677,7 +10677,7 @@
           </m:rPr>
           <w:rPr>
             <w:rFonts w:ascii="Times New Roman" w:hAnsi="Times New Roman" w:cs="Cambria Math"/>
-            <w:shd w:val="clear" w:color="auto" w:fill="D9D9D9"/>
+            <w:shd w:val="clear" w:color="auto" w:fill="A6A6A6"/>
           </w:rPr>
           <m:t>,</m:t>
         </m:r>
@@ -10687,7 +10687,7 @@
           </m:rPr>
           <w:rPr>
             <w:rFonts w:ascii="Times New Roman" w:hAnsi="Times New Roman" w:cs="Cambria Math"/>
-            <w:shd w:val="clear" w:color="auto" w:fill="D9D9D9"/>
+            <w:shd w:val="clear" w:color="auto" w:fill="A6A6A6"/>
           </w:rPr>
           <m:t>E=</m:t>
         </m:r>
@@ -10696,7 +10696,7 @@
             <m:ctrlPr>
               <w:rPr>
                 <w:rFonts w:ascii="Times New Roman" w:hAnsi="Times New Roman"/>
-                <w:shd w:val="clear" w:color="auto" w:fill="D9D9D9"/>
+                <w:shd w:val="clear" w:color="auto" w:fill="A6A6A6"/>
               </w:rPr>
             </m:ctrlPr>
           </m:sSubPr>
@@ -10729,7 +10729,7 @@
           </m:rPr>
           <w:rPr>
             <w:rFonts w:ascii="Times New Roman" w:hAnsi="Times New Roman" w:cs="Cambria Math"/>
-            <w:shd w:val="clear" w:color="auto" w:fill="D9D9D9"/>
+            <w:shd w:val="clear" w:color="auto" w:fill="A6A6A6"/>
           </w:rPr>
           <m:t>+</m:t>
         </m:r>
@@ -10738,7 +10738,7 @@
             <m:ctrlPr>
               <w:rPr>
                 <w:rFonts w:ascii="Times New Roman" w:hAnsi="Times New Roman"/>
-                <w:shd w:val="clear" w:color="auto" w:fill="D9D9D9"/>
+                <w:shd w:val="clear" w:color="auto" w:fill="A6A6A6"/>
               </w:rPr>
             </m:ctrlPr>
           </m:fPr>
@@ -10941,7 +10941,7 @@
             <m:ctrlPr>
               <w:rPr>
                 <w:rFonts w:ascii="Times New Roman" w:hAnsi="Times New Roman"/>
-                <w:shd w:val="clear" w:color="auto" w:fill="D9D9D9"/>
+                <w:shd w:val="clear" w:color="auto" w:fill="A6A6A6"/>
               </w:rPr>
             </m:ctrlPr>
           </m:fPr>
@@ -10992,7 +10992,7 @@
             <m:ctrlPr>
               <w:rPr>
                 <w:rFonts w:ascii="Times New Roman" w:hAnsi="Times New Roman"/>
-                <w:shd w:val="clear" w:color="auto" w:fill="D9D9D9"/>
+                <w:shd w:val="clear" w:color="auto" w:fill="A6A6A6"/>
               </w:rPr>
             </m:ctrlPr>
           </m:fPr>
@@ -11034,7 +11034,7 @@
             <m:ctrlPr>
               <w:rPr>
                 <w:rFonts w:ascii="Times New Roman" w:hAnsi="Times New Roman"/>
-                <w:shd w:val="clear" w:color="auto" w:fill="D9D9D9"/>
+                <w:shd w:val="clear" w:color="auto" w:fill="A6A6A6"/>
               </w:rPr>
             </m:ctrlPr>
           </m:fPr>
@@ -11076,7 +11076,7 @@
             <m:ctrlPr>
               <w:rPr>
                 <w:rFonts w:ascii="Times New Roman" w:hAnsi="Times New Roman"/>
-                <w:shd w:val="clear" w:color="auto" w:fill="D9D9D9"/>
+                <w:shd w:val="clear" w:color="auto" w:fill="A6A6A6"/>
               </w:rPr>
             </m:ctrlPr>
           </m:fPr>
@@ -11118,7 +11118,7 @@
             <m:ctrlPr>
               <w:rPr>
                 <w:rFonts w:ascii="Times New Roman" w:hAnsi="Times New Roman"/>
-                <w:shd w:val="clear" w:color="auto" w:fill="D9D9D9"/>
+                <w:shd w:val="clear" w:color="auto" w:fill="A6A6A6"/>
               </w:rPr>
             </m:ctrlPr>
           </m:fPr>
@@ -11168,7 +11168,7 @@
             <m:ctrlPr>
               <w:rPr>
                 <w:rFonts w:ascii="Times New Roman" w:hAnsi="Times New Roman"/>
-                <w:shd w:val="clear" w:color="auto" w:fill="D9D9D9"/>
+                <w:shd w:val="clear" w:color="auto" w:fill="A6A6A6"/>
               </w:rPr>
             </m:ctrlPr>
           </m:fPr>
@@ -11210,7 +11210,7 @@
             <m:ctrlPr>
               <w:rPr>
                 <w:rFonts w:ascii="Times New Roman" w:hAnsi="Times New Roman"/>
-                <w:shd w:val="clear" w:color="auto" w:fill="D9D9D9"/>
+                <w:shd w:val="clear" w:color="auto" w:fill="A6A6A6"/>
               </w:rPr>
             </m:ctrlPr>
           </m:fPr>
@@ -11269,7 +11269,7 @@
             <m:ctrlPr>
               <w:rPr>
                 <w:rFonts w:ascii="Times New Roman" w:hAnsi="Times New Roman"/>
-                <w:shd w:val="clear" w:color="auto" w:fill="D9D9D9"/>
+                <w:shd w:val="clear" w:color="auto" w:fill="A6A6A6"/>
               </w:rPr>
             </m:ctrlPr>
           </m:fPr>
@@ -11311,7 +11311,7 @@
             <m:ctrlPr>
               <w:rPr>
                 <w:rFonts w:ascii="Times New Roman" w:hAnsi="Times New Roman"/>
-                <w:shd w:val="clear" w:color="auto" w:fill="D9D9D9"/>
+                <w:shd w:val="clear" w:color="auto" w:fill="A6A6A6"/>
               </w:rPr>
             </m:ctrlPr>
           </m:fPr>
@@ -11503,7 +11503,7 @@
           <w:i/>
           <w:sz w:val="21"/>
           <w:szCs w:val="21"/>
-          <w:shd w:val="clear" w:color="auto" w:fill="D9D9D9"/>
+          <w:shd w:val="clear" w:color="auto" w:fill="A6A6A6"/>
         </w:rPr>
         <w:t>E</w:t>
       </w:r>
@@ -11513,7 +11513,7 @@
           <w:i/>
           <w:sz w:val="21"/>
           <w:szCs w:val="21"/>
-          <w:shd w:val="clear" w:color="auto" w:fill="D9D9D9"/>
+          <w:shd w:val="clear" w:color="auto" w:fill="A6A6A6"/>
         </w:rPr>
         <w:t>测＜</w:t>
       </w:r>
@@ -11523,7 +11523,7 @@
           <w:i/>
           <w:sz w:val="21"/>
           <w:szCs w:val="21"/>
-          <w:shd w:val="clear" w:color="auto" w:fill="D9D9D9"/>
+          <w:shd w:val="clear" w:color="auto" w:fill="A6A6A6"/>
         </w:rPr>
         <w:t>E</w:t>
       </w:r>
@@ -11533,7 +11533,7 @@
           <w:i/>
           <w:sz w:val="21"/>
           <w:szCs w:val="21"/>
-          <w:shd w:val="clear" w:color="auto" w:fill="D9D9D9"/>
+          <w:shd w:val="clear" w:color="auto" w:fill="A6A6A6"/>
         </w:rPr>
         <w:t>真，</w:t>
       </w:r>
@@ -11543,7 +11543,7 @@
           <w:i/>
           <w:sz w:val="21"/>
           <w:szCs w:val="21"/>
-          <w:shd w:val="clear" w:color="auto" w:fill="D9D9D9"/>
+          <w:shd w:val="clear" w:color="auto" w:fill="A6A6A6"/>
         </w:rPr>
         <w:t>r</w:t>
       </w:r>
@@ -11553,7 +11553,7 @@
           <w:i/>
           <w:sz w:val="21"/>
           <w:szCs w:val="21"/>
-          <w:shd w:val="clear" w:color="auto" w:fill="D9D9D9"/>
+          <w:shd w:val="clear" w:color="auto" w:fill="A6A6A6"/>
         </w:rPr>
         <w:t>测＜</w:t>
       </w:r>
@@ -11563,7 +11563,7 @@
           <w:i/>
           <w:sz w:val="21"/>
           <w:szCs w:val="21"/>
-          <w:shd w:val="clear" w:color="auto" w:fill="D9D9D9"/>
+          <w:shd w:val="clear" w:color="auto" w:fill="A6A6A6"/>
         </w:rPr>
         <w:t>r</w:t>
       </w:r>
@@ -11573,7 +11573,7 @@
           <w:i/>
           <w:sz w:val="21"/>
           <w:szCs w:val="21"/>
-          <w:shd w:val="clear" w:color="auto" w:fill="D9D9D9"/>
+          <w:shd w:val="clear" w:color="auto" w:fill="A6A6A6"/>
         </w:rPr>
         <w:t>真</w:t>
       </w:r>

--- a/高中物理/高中物理同步/人教版必修3 第12章 电能 能量守恒定律·实验卷（10题3条）.docx
+++ b/高中物理/高中物理同步/人教版必修3 第12章 电能 能量守恒定律·实验卷（10题3条）.docx
@@ -4027,7 +4027,27 @@
             <w:rFonts w:ascii="Times New Roman" w:hAnsi="Times New Roman" w:cs="Cambria Math"/>
             <w:shd w:val="clear" w:color="auto" w:fill="A6A6A6"/>
           </w:rPr>
-          <m:t>rE=</m:t>
+          <m:t>r</m:t>
+        </m:r>
+        <m:r>
+          <m:rPr>
+            <m:sty m:val="i"/>
+          </m:rPr>
+          <w:rPr>
+            <w:rFonts w:ascii="Times New Roman" w:hAnsi="Times New Roman" w:cs="Cambria Math"/>
+            <w:shd w:val="clear" w:color="auto" w:fill="A6A6A6"/>
+          </w:rPr>
+          <m:t>,</m:t>
+        </m:r>
+        <m:r>
+          <m:rPr>
+            <m:sty m:val="i"/>
+          </m:rPr>
+          <w:rPr>
+            <w:rFonts w:ascii="Times New Roman" w:hAnsi="Times New Roman" w:cs="Cambria Math"/>
+            <w:shd w:val="clear" w:color="auto" w:fill="A6A6A6"/>
+          </w:rPr>
+          <m:t>E=</m:t>
         </m:r>
         <m:sSub>
           <m:sSubPr>
@@ -4109,6 +4129,16 @@
             <w:shd w:val="clear" w:color="auto" w:fill="A6A6A6"/>
           </w:rPr>
           <m:t>r</m:t>
+        </m:r>
+        <m:r>
+          <m:rPr>
+            <m:sty m:val="i"/>
+          </m:rPr>
+          <w:rPr>
+            <w:rFonts w:ascii="Times New Roman" w:hAnsi="Times New Roman" w:cs="Cambria Math"/>
+            <w:shd w:val="clear" w:color="auto" w:fill="A6A6A6"/>
+          </w:rPr>
+          <m:t>,</m:t>
         </m:r>
         <m:r>
           <m:rPr>
@@ -4346,6 +4376,16 @@
             <w:rFonts w:ascii="Times New Roman" w:hAnsi="Times New Roman" w:cs="Cambria Math"/>
             <w:shd w:val="clear" w:color="auto" w:fill="A6A6A6"/>
           </w:rPr>
+          <m:t>,</m:t>
+        </m:r>
+        <m:r>
+          <m:rPr>
+            <m:sty m:val="i"/>
+          </m:rPr>
+          <w:rPr>
+            <w:rFonts w:ascii="Times New Roman" w:hAnsi="Times New Roman" w:cs="Cambria Math"/>
+            <w:shd w:val="clear" w:color="auto" w:fill="A6A6A6"/>
+          </w:rPr>
           <m:t>r=</m:t>
         </m:r>
         <m:f>
@@ -5817,23 +5857,22 @@
           <w:sz w:val="21"/>
           <w:szCs w:val="21"/>
         </w:rPr>
-        <w:t>（</w:t>
-      </w:r>
-      <w:r>
-        <w:rPr>
-          <w:rFonts w:ascii="Times New Roman" w:eastAsia="宋体" w:hAnsi="Times New Roman" w:cs="Times New Roman"/>
-          <w:sz w:val="21"/>
-          <w:szCs w:val="21"/>
-        </w:rPr>
-        <w:t>1</w:t>
-      </w:r>
-      <w:r>
-        <w:rPr>
-          <w:rFonts w:ascii="Times New Roman" w:eastAsia="宋体" w:hAnsi="Times New Roman" w:cs="Times New Roman"/>
-          <w:sz w:val="21"/>
-          <w:szCs w:val="21"/>
-        </w:rPr>
-        <w:t>）以</w:t>
+        <w:t>①</w:t>
+      </w:r>
+      <w:r>
+        <w:rPr>
+          <w:rFonts w:ascii="Times New Roman" w:eastAsia="宋体" w:hAnsi="Times New Roman" w:cs="Times New Roman"/>
+          <w:sz w:val="21"/>
+          <w:szCs w:val="21"/>
+        </w:rPr>
+      </w:r>
+      <w:r>
+        <w:rPr>
+          <w:rFonts w:ascii="Times New Roman" w:eastAsia="宋体" w:hAnsi="Times New Roman" w:cs="Times New Roman"/>
+          <w:sz w:val="21"/>
+          <w:szCs w:val="21"/>
+        </w:rPr>
+        <w:t>以</w:t>
       </w:r>
       <w:r>
         <w:rPr>
@@ -5920,23 +5959,22 @@
           <w:sz w:val="21"/>
           <w:szCs w:val="21"/>
         </w:rPr>
-        <w:t>（</w:t>
-      </w:r>
-      <w:r>
-        <w:rPr>
-          <w:rFonts w:ascii="Times New Roman" w:eastAsia="宋体" w:hAnsi="Times New Roman" w:cs="Times New Roman"/>
-          <w:sz w:val="21"/>
-          <w:szCs w:val="21"/>
-        </w:rPr>
-        <w:t>2</w:t>
-      </w:r>
-      <w:r>
-        <w:rPr>
-          <w:rFonts w:ascii="Times New Roman" w:eastAsia="宋体" w:hAnsi="Times New Roman" w:cs="Times New Roman"/>
-          <w:sz w:val="21"/>
-          <w:szCs w:val="21"/>
-        </w:rPr>
-        <w:t>）用直尺画一条直线，使尽量多的点落在这条直线上，不在直线上的点，能大致均衡地分布在直线两侧。</w:t>
+        <w:t>②</w:t>
+      </w:r>
+      <w:r>
+        <w:rPr>
+          <w:rFonts w:ascii="Times New Roman" w:eastAsia="宋体" w:hAnsi="Times New Roman" w:cs="Times New Roman"/>
+          <w:sz w:val="21"/>
+          <w:szCs w:val="21"/>
+        </w:rPr>
+      </w:r>
+      <w:r>
+        <w:rPr>
+          <w:rFonts w:ascii="Times New Roman" w:eastAsia="宋体" w:hAnsi="Times New Roman" w:cs="Times New Roman"/>
+          <w:sz w:val="21"/>
+          <w:szCs w:val="21"/>
+        </w:rPr>
+        <w:t>用直尺画一条直线，使尽量多的点落在这条直线上，不在直线上的点，能大致均衡地分布在直线两侧。</w:t>
       </w:r>
     </w:p>
     <w:p>
@@ -5956,67 +5994,29 @@
           <w:sz w:val="21"/>
           <w:szCs w:val="21"/>
         </w:rPr>
-        <w:drawing>
-          <wp:inline distT="0" distB="0" distL="0" distR="0" wp14:anchorId="1D6F0B44" wp14:editId="480FEECB">
-            <wp:extent cx="990600" cy="838200"/>
-            <wp:effectExtent l="0" t="0" r="0" b="0"/>
-            <wp:docPr id="100101" name="图片 100101" descr="@@@e137ae7e197c4044baa3bfbf83d52203"/>
-            <wp:cNvGraphicFramePr>
-              <a:graphicFrameLocks xmlns:a="http://schemas.openxmlformats.org/drawingml/2006/main" noChangeAspect="1"/>
-            </wp:cNvGraphicFramePr>
-            <a:graphic xmlns:a="http://schemas.openxmlformats.org/drawingml/2006/main">
-              <a:graphicData uri="http://schemas.openxmlformats.org/drawingml/2006/picture">
-                <pic:pic xmlns:pic="http://schemas.openxmlformats.org/drawingml/2006/picture">
-                  <pic:nvPicPr>
-                    <pic:cNvPr id="100101" name=""/>
-                    <pic:cNvPicPr>
-                      <a:picLocks noChangeAspect="1"/>
-                    </pic:cNvPicPr>
-                  </pic:nvPicPr>
-                  <pic:blipFill>
-                    <a:blip r:embed="rId13"/>
-                    <a:stretch>
-                      <a:fillRect/>
-                    </a:stretch>
-                  </pic:blipFill>
-                  <pic:spPr>
-                    <a:xfrm>
-                      <a:off x="0" y="0"/>
-                      <a:ext cx="990600" cy="838200"/>
-                    </a:xfrm>
-                    <a:prstGeom prst="rect">
-                      <a:avLst/>
-                    </a:prstGeom>
-                  </pic:spPr>
-                </pic:pic>
-              </a:graphicData>
-            </a:graphic>
-          </wp:inline>
-        </w:drawing>
-      </w:r>
-      <w:r>
-        <w:rPr>
-          <w:rFonts w:ascii="Times New Roman" w:eastAsia="宋体" w:hAnsi="Times New Roman" w:cs="Times New Roman"/>
-          <w:sz w:val="21"/>
-          <w:szCs w:val="21"/>
-        </w:rPr>
-        <w:t>（</w:t>
-      </w:r>
-      <w:r>
-        <w:rPr>
-          <w:rFonts w:ascii="Times New Roman" w:eastAsia="宋体" w:hAnsi="Times New Roman" w:cs="Times New Roman"/>
-          <w:sz w:val="21"/>
-          <w:szCs w:val="21"/>
-        </w:rPr>
-        <w:t>3</w:t>
-      </w:r>
-      <w:r>
-        <w:rPr>
-          <w:rFonts w:ascii="Times New Roman" w:eastAsia="宋体" w:hAnsi="Times New Roman" w:cs="Times New Roman"/>
-          <w:sz w:val="21"/>
-          <w:szCs w:val="21"/>
-        </w:rPr>
-        <w:t>）如图所示：</w:t>
+        <w:t>③</w:t>
+      </w:r>
+      <w:r>
+        <w:rPr>
+          <w:rFonts w:ascii="Times New Roman" w:eastAsia="宋体" w:hAnsi="Times New Roman" w:cs="Times New Roman"/>
+          <w:sz w:val="21"/>
+          <w:szCs w:val="21"/>
+        </w:rPr>
+      </w:r>
+      <w:r>
+        <w:rPr>
+          <w:rFonts w:ascii="Times New Roman" w:eastAsia="宋体" w:hAnsi="Times New Roman" w:cs="Times New Roman"/>
+          <w:sz w:val="21"/>
+          <w:szCs w:val="21"/>
+        </w:rPr>
+      </w:r>
+      <w:r>
+        <w:rPr>
+          <w:rFonts w:ascii="Times New Roman" w:eastAsia="宋体" w:hAnsi="Times New Roman" w:cs="Times New Roman"/>
+          <w:sz w:val="21"/>
+          <w:szCs w:val="21"/>
+        </w:rPr>
+        <w:t>如图所示：</w:t>
       </w:r>
     </w:p>
     <w:p>
@@ -6035,7 +6035,7 @@
           <w:sz w:val="21"/>
           <w:szCs w:val="21"/>
         </w:rPr>
-        <w:t>①</w:t>
+        <w:t>（1）</w:t>
       </w:r>
       <w:r>
         <w:rPr>
@@ -6079,7 +6079,7 @@
           <w:sz w:val="21"/>
           <w:szCs w:val="21"/>
         </w:rPr>
-        <w:t>②</w:t>
+        <w:t>（2）</w:t>
       </w:r>
       <w:r>
         <w:rPr>
@@ -6174,7 +6174,7 @@
           <w:sz w:val="21"/>
           <w:szCs w:val="21"/>
         </w:rPr>
-        <w:t>③</w:t>
+        <w:t>（3）</w:t>
       </w:r>
       <w:r>
         <w:rPr>
@@ -7940,23 +7940,22 @@
           <w:sz w:val="21"/>
           <w:szCs w:val="21"/>
         </w:rPr>
-        <w:t>（</w:t>
-      </w:r>
-      <w:r>
-        <w:rPr>
-          <w:rFonts w:ascii="Times New Roman" w:eastAsia="宋体" w:hAnsi="Times New Roman" w:cs="Times New Roman"/>
-          <w:sz w:val="21"/>
-          <w:szCs w:val="21"/>
-        </w:rPr>
-        <w:t>1</w:t>
-      </w:r>
-      <w:r>
-        <w:rPr>
-          <w:rFonts w:ascii="Times New Roman" w:eastAsia="宋体" w:hAnsi="Times New Roman" w:cs="Times New Roman"/>
-          <w:sz w:val="21"/>
-          <w:szCs w:val="21"/>
-        </w:rPr>
-        <w:t>）电池：为了使路端电压变化明显，电池的内阻宜大些，可选用已使用过一段时间的</w:t>
+        <w:t>①</w:t>
+      </w:r>
+      <w:r>
+        <w:rPr>
+          <w:rFonts w:ascii="Times New Roman" w:eastAsia="宋体" w:hAnsi="Times New Roman" w:cs="Times New Roman"/>
+          <w:sz w:val="21"/>
+          <w:szCs w:val="21"/>
+        </w:rPr>
+      </w:r>
+      <w:r>
+        <w:rPr>
+          <w:rFonts w:ascii="Times New Roman" w:eastAsia="宋体" w:hAnsi="Times New Roman" w:cs="Times New Roman"/>
+          <w:sz w:val="21"/>
+          <w:szCs w:val="21"/>
+        </w:rPr>
+        <w:t>电池：为了使路端电压变化明显，电池的内阻宜大些，可选用已使用过一段时间的</w:t>
       </w:r>
       <w:r>
         <w:rPr>
@@ -7991,23 +7990,22 @@
           <w:sz w:val="21"/>
           <w:szCs w:val="21"/>
         </w:rPr>
-        <w:t>（</w:t>
-      </w:r>
-      <w:r>
-        <w:rPr>
-          <w:rFonts w:ascii="Times New Roman" w:eastAsia="宋体" w:hAnsi="Times New Roman" w:cs="Times New Roman"/>
-          <w:sz w:val="21"/>
-          <w:szCs w:val="21"/>
-        </w:rPr>
-        <w:t>2</w:t>
-      </w:r>
-      <w:r>
-        <w:rPr>
-          <w:rFonts w:ascii="Times New Roman" w:eastAsia="宋体" w:hAnsi="Times New Roman" w:cs="Times New Roman"/>
-          <w:sz w:val="21"/>
-          <w:szCs w:val="21"/>
-        </w:rPr>
-        <w:t>）电压表的量程：实验用的是一节干电池，因此电压表量程在大于</w:t>
+        <w:t>②</w:t>
+      </w:r>
+      <w:r>
+        <w:rPr>
+          <w:rFonts w:ascii="Times New Roman" w:eastAsia="宋体" w:hAnsi="Times New Roman" w:cs="Times New Roman"/>
+          <w:sz w:val="21"/>
+          <w:szCs w:val="21"/>
+        </w:rPr>
+      </w:r>
+      <w:r>
+        <w:rPr>
+          <w:rFonts w:ascii="Times New Roman" w:eastAsia="宋体" w:hAnsi="Times New Roman" w:cs="Times New Roman"/>
+          <w:sz w:val="21"/>
+          <w:szCs w:val="21"/>
+        </w:rPr>
+        <w:t>电压表的量程：实验用的是一节干电池，因此电压表量程在大于</w:t>
       </w:r>
       <w:r>
         <w:rPr>
@@ -8074,23 +8072,22 @@
           <w:sz w:val="21"/>
           <w:szCs w:val="21"/>
         </w:rPr>
-        <w:t>（</w:t>
-      </w:r>
-      <w:r>
-        <w:rPr>
-          <w:rFonts w:ascii="Times New Roman" w:eastAsia="宋体" w:hAnsi="Times New Roman" w:cs="Times New Roman"/>
-          <w:sz w:val="21"/>
-          <w:szCs w:val="21"/>
-        </w:rPr>
-        <w:t>3</w:t>
-      </w:r>
-      <w:r>
-        <w:rPr>
-          <w:rFonts w:ascii="Times New Roman" w:eastAsia="宋体" w:hAnsi="Times New Roman" w:cs="Times New Roman"/>
-          <w:sz w:val="21"/>
-          <w:szCs w:val="21"/>
-        </w:rPr>
-        <w:t>）电流表的量程：对于电池来讲允许通过的电流最大为</w:t>
+        <w:t>③</w:t>
+      </w:r>
+      <w:r>
+        <w:rPr>
+          <w:rFonts w:ascii="Times New Roman" w:eastAsia="宋体" w:hAnsi="Times New Roman" w:cs="Times New Roman"/>
+          <w:sz w:val="21"/>
+          <w:szCs w:val="21"/>
+        </w:rPr>
+      </w:r>
+      <w:r>
+        <w:rPr>
+          <w:rFonts w:ascii="Times New Roman" w:eastAsia="宋体" w:hAnsi="Times New Roman" w:cs="Times New Roman"/>
+          <w:sz w:val="21"/>
+          <w:szCs w:val="21"/>
+        </w:rPr>
+        <w:t>电流表的量程：对于电池来讲允许通过的电流最大为</w:t>
       </w:r>
       <w:r>
         <w:rPr>
@@ -8157,23 +8154,22 @@
           <w:sz w:val="21"/>
           <w:szCs w:val="21"/>
         </w:rPr>
-        <w:t>（</w:t>
-      </w:r>
-      <w:r>
-        <w:rPr>
-          <w:rFonts w:ascii="Times New Roman" w:eastAsia="宋体" w:hAnsi="Times New Roman" w:cs="Times New Roman"/>
-          <w:sz w:val="21"/>
-          <w:szCs w:val="21"/>
-        </w:rPr>
-        <w:t>4</w:t>
-      </w:r>
-      <w:r>
-        <w:rPr>
-          <w:rFonts w:ascii="Times New Roman" w:eastAsia="宋体" w:hAnsi="Times New Roman" w:cs="Times New Roman"/>
-          <w:sz w:val="21"/>
-          <w:szCs w:val="21"/>
-        </w:rPr>
-        <w:t>）滑动变阻器：干电池的内阻较小，为了获得变化明显的路端电压，滑动变阻器选择阻值较小一点的。</w:t>
+        <w:t>④</w:t>
+      </w:r>
+      <w:r>
+        <w:rPr>
+          <w:rFonts w:ascii="Times New Roman" w:eastAsia="宋体" w:hAnsi="Times New Roman" w:cs="Times New Roman"/>
+          <w:sz w:val="21"/>
+          <w:szCs w:val="21"/>
+        </w:rPr>
+      </w:r>
+      <w:r>
+        <w:rPr>
+          <w:rFonts w:ascii="Times New Roman" w:eastAsia="宋体" w:hAnsi="Times New Roman" w:cs="Times New Roman"/>
+          <w:sz w:val="21"/>
+          <w:szCs w:val="21"/>
+        </w:rPr>
+        <w:t>滑动变阻器：干电池的内阻较小，为了获得变化明显的路端电压，滑动变阻器选择阻值较小一点的。</w:t>
       </w:r>
     </w:p>
     <w:p>
@@ -8434,23 +8430,22 @@
           <w:sz w:val="21"/>
           <w:szCs w:val="21"/>
         </w:rPr>
-        <w:t>（</w:t>
-      </w:r>
-      <w:r>
-        <w:rPr>
-          <w:rFonts w:ascii="Times New Roman" w:eastAsia="宋体" w:hAnsi="Times New Roman" w:cs="Times New Roman"/>
-          <w:sz w:val="21"/>
-          <w:szCs w:val="21"/>
-        </w:rPr>
-        <w:t>1</w:t>
-      </w:r>
-      <w:r>
-        <w:rPr>
-          <w:rFonts w:ascii="Times New Roman" w:eastAsia="宋体" w:hAnsi="Times New Roman" w:cs="Times New Roman"/>
-          <w:sz w:val="21"/>
-          <w:szCs w:val="21"/>
-        </w:rPr>
-        <w:t>）当路端电压变化不是很明显时，作图像时，纵轴单位可以取得小一些，且纵轴起点不从零开始，把纵坐标的比例放大。</w:t>
+        <w:t>①</w:t>
+      </w:r>
+      <w:r>
+        <w:rPr>
+          <w:rFonts w:ascii="Times New Roman" w:eastAsia="宋体" w:hAnsi="Times New Roman" w:cs="Times New Roman"/>
+          <w:sz w:val="21"/>
+          <w:szCs w:val="21"/>
+        </w:rPr>
+      </w:r>
+      <w:r>
+        <w:rPr>
+          <w:rFonts w:ascii="Times New Roman" w:eastAsia="宋体" w:hAnsi="Times New Roman" w:cs="Times New Roman"/>
+          <w:sz w:val="21"/>
+          <w:szCs w:val="21"/>
+        </w:rPr>
+        <w:t>当路端电压变化不是很明显时，作图像时，纵轴单位可以取得小一些，且纵轴起点不从零开始，把纵坐标的比例放大。</w:t>
       </w:r>
     </w:p>
     <w:p>
@@ -8469,23 +8464,22 @@
           <w:sz w:val="21"/>
           <w:szCs w:val="21"/>
         </w:rPr>
-        <w:t>（</w:t>
-      </w:r>
-      <w:r>
-        <w:rPr>
-          <w:rFonts w:ascii="Times New Roman" w:eastAsia="宋体" w:hAnsi="Times New Roman" w:cs="Times New Roman"/>
-          <w:sz w:val="21"/>
-          <w:szCs w:val="21"/>
-        </w:rPr>
-        <w:t>2</w:t>
-      </w:r>
-      <w:r>
-        <w:rPr>
-          <w:rFonts w:ascii="Times New Roman" w:eastAsia="宋体" w:hAnsi="Times New Roman" w:cs="Times New Roman"/>
-          <w:sz w:val="21"/>
-          <w:szCs w:val="21"/>
-        </w:rPr>
-        <w:t>）画</w:t>
+        <w:t>②</w:t>
+      </w:r>
+      <w:r>
+        <w:rPr>
+          <w:rFonts w:ascii="Times New Roman" w:eastAsia="宋体" w:hAnsi="Times New Roman" w:cs="Times New Roman"/>
+          <w:sz w:val="21"/>
+          <w:szCs w:val="21"/>
+        </w:rPr>
+      </w:r>
+      <w:r>
+        <w:rPr>
+          <w:rFonts w:ascii="Times New Roman" w:eastAsia="宋体" w:hAnsi="Times New Roman" w:cs="Times New Roman"/>
+          <w:sz w:val="21"/>
+          <w:szCs w:val="21"/>
+        </w:rPr>
+        <w:t>画</w:t>
       </w:r>
       <w:r>
         <w:rPr>
@@ -8792,23 +8786,22 @@
           <w:sz w:val="21"/>
           <w:szCs w:val="21"/>
         </w:rPr>
-        <w:t>（</w:t>
-      </w:r>
-      <w:r>
-        <w:rPr>
-          <w:rFonts w:ascii="Times New Roman" w:eastAsia="宋体" w:hAnsi="Times New Roman" w:cs="Times New Roman"/>
-          <w:sz w:val="21"/>
-          <w:szCs w:val="21"/>
-        </w:rPr>
-        <w:t>1</w:t>
-      </w:r>
-      <w:r>
-        <w:rPr>
-          <w:rFonts w:ascii="Times New Roman" w:eastAsia="宋体" w:hAnsi="Times New Roman" w:cs="Times New Roman"/>
-          <w:sz w:val="21"/>
-          <w:szCs w:val="21"/>
-        </w:rPr>
-        <w:t>）计算法：由</w:t>
+        <w:t>①</w:t>
+      </w:r>
+      <w:r>
+        <w:rPr>
+          <w:rFonts w:ascii="Times New Roman" w:eastAsia="宋体" w:hAnsi="Times New Roman" w:cs="Times New Roman"/>
+          <w:sz w:val="21"/>
+          <w:szCs w:val="21"/>
+        </w:rPr>
+      </w:r>
+      <w:r>
+        <w:rPr>
+          <w:rFonts w:ascii="Times New Roman" w:eastAsia="宋体" w:hAnsi="Times New Roman" w:cs="Times New Roman"/>
+          <w:sz w:val="21"/>
+          <w:szCs w:val="21"/>
+        </w:rPr>
+        <w:t>计算法：由</w:t>
       </w:r>
       <m:oMath>
         <m:r>
@@ -8942,6 +8935,16 @@
             <w:rFonts w:ascii="Times New Roman" w:hAnsi="Times New Roman" w:cs="Cambria Math"/>
             <w:shd w:val="clear" w:color="auto" w:fill="A6A6A6"/>
           </w:rPr>
+          <m:t>,</m:t>
+        </m:r>
+        <m:r>
+          <m:rPr>
+            <m:sty m:val="i"/>
+          </m:rPr>
+          <w:rPr>
+            <w:rFonts w:ascii="Times New Roman" w:hAnsi="Times New Roman" w:cs="Cambria Math"/>
+            <w:shd w:val="clear" w:color="auto" w:fill="A6A6A6"/>
+          </w:rPr>
           <m:t>E=</m:t>
         </m:r>
         <m:sSub>
@@ -9125,23 +9128,22 @@
           <w:sz w:val="21"/>
           <w:szCs w:val="21"/>
         </w:rPr>
-        <w:t>（</w:t>
-      </w:r>
-      <w:r>
-        <w:rPr>
-          <w:rFonts w:ascii="Times New Roman" w:eastAsia="宋体" w:hAnsi="Times New Roman" w:cs="Times New Roman"/>
-          <w:sz w:val="21"/>
-          <w:szCs w:val="21"/>
-        </w:rPr>
-        <w:t>2</w:t>
-      </w:r>
-      <w:r>
-        <w:rPr>
-          <w:rFonts w:ascii="Times New Roman" w:eastAsia="宋体" w:hAnsi="Times New Roman" w:cs="Times New Roman"/>
-          <w:sz w:val="21"/>
-          <w:szCs w:val="21"/>
-        </w:rPr>
-        <w:t>）图像法：由</w:t>
+        <w:t>②</w:t>
+      </w:r>
+      <w:r>
+        <w:rPr>
+          <w:rFonts w:ascii="Times New Roman" w:eastAsia="宋体" w:hAnsi="Times New Roman" w:cs="Times New Roman"/>
+          <w:sz w:val="21"/>
+          <w:szCs w:val="21"/>
+        </w:rPr>
+      </w:r>
+      <w:r>
+        <w:rPr>
+          <w:rFonts w:ascii="Times New Roman" w:eastAsia="宋体" w:hAnsi="Times New Roman" w:cs="Times New Roman"/>
+          <w:sz w:val="21"/>
+          <w:szCs w:val="21"/>
+        </w:rPr>
+        <w:t>图像法：由</w:t>
       </w:r>
       <w:r>
         <w:rPr>
@@ -9228,7 +9230,7 @@
           <w:sz w:val="21"/>
           <w:szCs w:val="21"/>
         </w:rPr>
-        <w:t>①</w:t>
+        <w:t>（1）</w:t>
       </w:r>
       <m:oMath>
         <m:f>
@@ -9604,7 +9606,7 @@
           <w:sz w:val="21"/>
           <w:szCs w:val="21"/>
         </w:rPr>
-        <w:t>②</w:t>
+        <w:t>（2）</w:t>
       </w:r>
       <w:r>
         <w:rPr>
@@ -9976,23 +9978,22 @@
           <w:sz w:val="21"/>
           <w:szCs w:val="21"/>
         </w:rPr>
-        <w:t>（</w:t>
-      </w:r>
-      <w:r>
-        <w:rPr>
-          <w:rFonts w:ascii="Times New Roman" w:eastAsia="宋体" w:hAnsi="Times New Roman" w:cs="Times New Roman"/>
-          <w:sz w:val="21"/>
-          <w:szCs w:val="21"/>
-        </w:rPr>
-        <w:t>1</w:t>
-      </w:r>
-      <w:r>
-        <w:rPr>
-          <w:rFonts w:ascii="Times New Roman" w:eastAsia="宋体" w:hAnsi="Times New Roman" w:cs="Times New Roman"/>
-          <w:sz w:val="21"/>
-          <w:szCs w:val="21"/>
-        </w:rPr>
-        <w:t>）误差来源：电流表有电阻，导致内阻测量不准确；</w:t>
+        <w:t>①</w:t>
+      </w:r>
+      <w:r>
+        <w:rPr>
+          <w:rFonts w:ascii="Times New Roman" w:eastAsia="宋体" w:hAnsi="Times New Roman" w:cs="Times New Roman"/>
+          <w:sz w:val="21"/>
+          <w:szCs w:val="21"/>
+        </w:rPr>
+      </w:r>
+      <w:r>
+        <w:rPr>
+          <w:rFonts w:ascii="Times New Roman" w:eastAsia="宋体" w:hAnsi="Times New Roman" w:cs="Times New Roman"/>
+          <w:sz w:val="21"/>
+          <w:szCs w:val="21"/>
+        </w:rPr>
+        <w:t>误差来源：电流表有电阻，导致内阻测量不准确；</w:t>
       </w:r>
     </w:p>
     <w:p>
@@ -10011,23 +10012,22 @@
           <w:sz w:val="21"/>
           <w:szCs w:val="21"/>
         </w:rPr>
-        <w:t>（</w:t>
-      </w:r>
-      <w:r>
-        <w:rPr>
-          <w:rFonts w:ascii="Times New Roman" w:eastAsia="宋体" w:hAnsi="Times New Roman" w:cs="Times New Roman"/>
-          <w:sz w:val="21"/>
-          <w:szCs w:val="21"/>
-        </w:rPr>
-        <w:t>2</w:t>
-      </w:r>
-      <w:r>
-        <w:rPr>
-          <w:rFonts w:ascii="Times New Roman" w:eastAsia="宋体" w:hAnsi="Times New Roman" w:cs="Times New Roman"/>
-          <w:sz w:val="21"/>
-          <w:szCs w:val="21"/>
-        </w:rPr>
-        <w:t>）结论：</w:t>
+        <w:t>②</w:t>
+      </w:r>
+      <w:r>
+        <w:rPr>
+          <w:rFonts w:ascii="Times New Roman" w:eastAsia="宋体" w:hAnsi="Times New Roman" w:cs="Times New Roman"/>
+          <w:sz w:val="21"/>
+          <w:szCs w:val="21"/>
+        </w:rPr>
+      </w:r>
+      <w:r>
+        <w:rPr>
+          <w:rFonts w:ascii="Times New Roman" w:eastAsia="宋体" w:hAnsi="Times New Roman" w:cs="Times New Roman"/>
+          <w:sz w:val="21"/>
+          <w:szCs w:val="21"/>
+        </w:rPr>
+        <w:t>结论：</w:t>
       </w:r>
       <w:r>
         <w:rPr>
@@ -10517,23 +10517,22 @@
           <w:sz w:val="21"/>
           <w:szCs w:val="21"/>
         </w:rPr>
-        <w:t>（</w:t>
-      </w:r>
-      <w:r>
-        <w:rPr>
-          <w:rFonts w:ascii="Times New Roman" w:eastAsia="宋体" w:hAnsi="Times New Roman" w:cs="Times New Roman"/>
-          <w:sz w:val="21"/>
-          <w:szCs w:val="21"/>
-        </w:rPr>
-        <w:t>1</w:t>
-      </w:r>
-      <w:r>
-        <w:rPr>
-          <w:rFonts w:ascii="Times New Roman" w:eastAsia="宋体" w:hAnsi="Times New Roman" w:cs="Times New Roman"/>
-          <w:sz w:val="21"/>
-          <w:szCs w:val="21"/>
-        </w:rPr>
-        <w:t>）计算法：由</w:t>
+        <w:t>①</w:t>
+      </w:r>
+      <w:r>
+        <w:rPr>
+          <w:rFonts w:ascii="Times New Roman" w:eastAsia="宋体" w:hAnsi="Times New Roman" w:cs="Times New Roman"/>
+          <w:sz w:val="21"/>
+          <w:szCs w:val="21"/>
+        </w:rPr>
+      </w:r>
+      <w:r>
+        <w:rPr>
+          <w:rFonts w:ascii="Times New Roman" w:eastAsia="宋体" w:hAnsi="Times New Roman" w:cs="Times New Roman"/>
+          <w:sz w:val="21"/>
+          <w:szCs w:val="21"/>
+        </w:rPr>
+        <w:t>计算法：由</w:t>
       </w:r>
       <m:oMath>
         <m:r>
@@ -10883,23 +10882,22 @@
           <w:sz w:val="21"/>
           <w:szCs w:val="21"/>
         </w:rPr>
-        <w:t>（</w:t>
-      </w:r>
-      <w:r>
-        <w:rPr>
-          <w:rFonts w:ascii="Times New Roman" w:eastAsia="宋体" w:hAnsi="Times New Roman" w:cs="Times New Roman"/>
-          <w:sz w:val="21"/>
-          <w:szCs w:val="21"/>
-        </w:rPr>
-        <w:t>2</w:t>
-      </w:r>
-      <w:r>
-        <w:rPr>
-          <w:rFonts w:ascii="Times New Roman" w:eastAsia="宋体" w:hAnsi="Times New Roman" w:cs="Times New Roman"/>
-          <w:sz w:val="21"/>
-          <w:szCs w:val="21"/>
-        </w:rPr>
-        <w:t>）图像法：由</w:t>
+        <w:t>②</w:t>
+      </w:r>
+      <w:r>
+        <w:rPr>
+          <w:rFonts w:ascii="Times New Roman" w:eastAsia="宋体" w:hAnsi="Times New Roman" w:cs="Times New Roman"/>
+          <w:sz w:val="21"/>
+          <w:szCs w:val="21"/>
+        </w:rPr>
+      </w:r>
+      <w:r>
+        <w:rPr>
+          <w:rFonts w:ascii="Times New Roman" w:eastAsia="宋体" w:hAnsi="Times New Roman" w:cs="Times New Roman"/>
+          <w:sz w:val="21"/>
+          <w:szCs w:val="21"/>
+        </w:rPr>
+        <w:t>图像法：由</w:t>
       </w:r>
       <w:r>
         <w:rPr>
@@ -11444,23 +11442,22 @@
           <w:sz w:val="21"/>
           <w:szCs w:val="21"/>
         </w:rPr>
-        <w:t>（</w:t>
-      </w:r>
-      <w:r>
-        <w:rPr>
-          <w:rFonts w:ascii="Times New Roman" w:eastAsia="宋体" w:hAnsi="Times New Roman" w:cs="Times New Roman"/>
-          <w:sz w:val="21"/>
-          <w:szCs w:val="21"/>
-        </w:rPr>
-        <w:t>1</w:t>
-      </w:r>
-      <w:r>
-        <w:rPr>
-          <w:rFonts w:ascii="Times New Roman" w:eastAsia="宋体" w:hAnsi="Times New Roman" w:cs="Times New Roman"/>
-          <w:sz w:val="21"/>
-          <w:szCs w:val="21"/>
-        </w:rPr>
-        <w:t>）误差来源：电压表有内阻，干路电流表达式不准确，导致电动势测量不准确；</w:t>
+        <w:t>①</w:t>
+      </w:r>
+      <w:r>
+        <w:rPr>
+          <w:rFonts w:ascii="Times New Roman" w:eastAsia="宋体" w:hAnsi="Times New Roman" w:cs="Times New Roman"/>
+          <w:sz w:val="21"/>
+          <w:szCs w:val="21"/>
+        </w:rPr>
+      </w:r>
+      <w:r>
+        <w:rPr>
+          <w:rFonts w:ascii="Times New Roman" w:eastAsia="宋体" w:hAnsi="Times New Roman" w:cs="Times New Roman"/>
+          <w:sz w:val="21"/>
+          <w:szCs w:val="21"/>
+        </w:rPr>
+        <w:t>误差来源：电压表有内阻，干路电流表达式不准确，导致电动势测量不准确；</w:t>
       </w:r>
     </w:p>
     <w:p>
@@ -11479,23 +11476,22 @@
           <w:sz w:val="21"/>
           <w:szCs w:val="21"/>
         </w:rPr>
-        <w:t>（</w:t>
-      </w:r>
-      <w:r>
-        <w:rPr>
-          <w:rFonts w:ascii="Times New Roman" w:eastAsia="宋体" w:hAnsi="Times New Roman" w:cs="Times New Roman"/>
-          <w:sz w:val="21"/>
-          <w:szCs w:val="21"/>
-        </w:rPr>
-        <w:t>2</w:t>
-      </w:r>
-      <w:r>
-        <w:rPr>
-          <w:rFonts w:ascii="Times New Roman" w:eastAsia="宋体" w:hAnsi="Times New Roman" w:cs="Times New Roman"/>
-          <w:sz w:val="21"/>
-          <w:szCs w:val="21"/>
-        </w:rPr>
-        <w:t>）结论：</w:t>
+        <w:t>②</w:t>
+      </w:r>
+      <w:r>
+        <w:rPr>
+          <w:rFonts w:ascii="Times New Roman" w:eastAsia="宋体" w:hAnsi="Times New Roman" w:cs="Times New Roman"/>
+          <w:sz w:val="21"/>
+          <w:szCs w:val="21"/>
+        </w:rPr>
+      </w:r>
+      <w:r>
+        <w:rPr>
+          <w:rFonts w:ascii="Times New Roman" w:eastAsia="宋体" w:hAnsi="Times New Roman" w:cs="Times New Roman"/>
+          <w:sz w:val="21"/>
+          <w:szCs w:val="21"/>
+        </w:rPr>
+        <w:t>结论：</w:t>
       </w:r>
       <w:r>
         <w:rPr>

--- a/高中物理/高中物理同步/人教版必修3 第12章 电能 能量守恒定律·实验卷（10题3条）.docx
+++ b/高中物理/高中物理同步/人教版必修3 第12章 电能 能量守恒定律·实验卷（10题3条）.docx
@@ -33169,7 +33169,7 @@
 <w:ftr xmlns:w="http://schemas.openxmlformats.org/wordprocessingml/2006/main">
   <w:p xmlns:w="http://schemas.openxmlformats.org/wordprocessingml/2006/main">
     <w:pPr>
-      <w:jc w:val="center"/>
+      <w:jc w:val="left"/>
     </w:pPr>
     <w:r>
       <w:rPr>

--- a/高中物理/高中物理同步/人教版必修3 第12章 电能 能量守恒定律·实验卷（10题3条）.docx
+++ b/高中物理/高中物理同步/人教版必修3 第12章 电能 能量守恒定律·实验卷（10题3条）.docx
@@ -3412,6 +3412,8 @@
             </m:sSub>
           </m:den>
         </m:f>
+      </m:oMath>
+      <m:oMath>
         <m:f>
           <m:fPr>
             <m:ctrlPr>
@@ -21218,6 +21220,8 @@
             </m:r>
           </m:sub>
         </m:sSub>
+      </m:oMath>
+      <m:oMath>
         <m:f>
           <m:fPr>
             <m:ctrlPr>
@@ -21318,6 +21322,8 @@
             </m:sSub>
           </m:den>
         </m:f>
+      </m:oMath>
+      <m:oMath>
         <m:r>
           <w:rPr>
             <w:rFonts w:ascii="Times New Roman" w:hAnsi="Times New Roman" w:cs="Cambria Math"/>
@@ -24777,6 +24783,8 @@
             </m:r>
           </m:sub>
         </m:sSub>
+      </m:oMath>
+      <m:oMath>
         <m:f>
           <m:fPr>
             <m:ctrlPr>
@@ -24921,6 +24929,8 @@
             </m:r>
           </m:sub>
         </m:sSub>
+      </m:oMath>
+      <m:oMath>
         <m:r>
           <w:rPr>
             <w:rFonts w:ascii="Times New Roman" w:hAnsi="Times New Roman" w:cs="Cambria Math"/>
@@ -30841,6 +30851,8 @@
             </m:f>
           </m:den>
         </m:f>
+      </m:oMath>
+      <m:oMath>
         <m:f>
           <m:fPr>
             <m:ctrlPr>
@@ -33249,31 +33261,7 @@
         <w:sz w:val="21"/>
         <w:szCs w:val="21"/>
       </w:rPr>
-      <w:instrText xml:space="preserve"> NUMPAGES </w:instrText>
-    </w:r>
-    <w:r>
-      <w:rPr>
-        <w:rFonts w:ascii="Times New Roman" w:hAnsi="Times New Roman" w:eastAsia="宋体" w:cs="Times New Roman"/>
-        <w:sz w:val="21"/>
-        <w:szCs w:val="21"/>
-      </w:rPr>
-      <w:fldChar w:fldCharType="separate"/>
-    </w:r>
-    <w:r>
-      <w:rPr>
-        <w:rFonts w:ascii="Times New Roman" w:hAnsi="Times New Roman" w:eastAsia="宋体" w:cs="Times New Roman"/>
-        <w:sz w:val="21"/>
-        <w:szCs w:val="21"/>
-      </w:rPr>
       <w:t>14</w:t>
-    </w:r>
-    <w:r>
-      <w:rPr>
-        <w:rFonts w:ascii="Times New Roman" w:hAnsi="Times New Roman" w:eastAsia="宋体" w:cs="Times New Roman"/>
-        <w:sz w:val="21"/>
-        <w:szCs w:val="21"/>
-      </w:rPr>
-      <w:fldChar w:fldCharType="end"/>
     </w:r>
     <w:r>
       <w:rPr>

--- a/高中物理/高中物理同步/人教版必修3 第12章 电能 能量守恒定律·实验卷（10题3条）.docx
+++ b/高中物理/高中物理同步/人教版必修3 第12章 电能 能量守恒定律·实验卷（10题3条）.docx
@@ -3943,7 +3943,7 @@
           </m:rPr>
           <w:rPr>
             <w:rFonts w:ascii="Times New Roman" w:hAnsi="Times New Roman" w:cs="Cambria Math"/>
-            <w:shd w:val="clear" w:color="auto" w:fill="A6A6A6"/>
+            <w:shd w:val="clear" w:color="auto" w:fill="C9C9C9"/>
           </w:rPr>
           <m:t>E=</m:t>
         </m:r>
@@ -3952,7 +3952,7 @@
             <m:ctrlPr>
               <w:rPr>
                 <w:rFonts w:ascii="Times New Roman" w:hAnsi="Times New Roman"/>
-                <w:shd w:val="clear" w:color="auto" w:fill="A6A6A6"/>
+                <w:shd w:val="clear" w:color="auto" w:fill="C9C9C9"/>
               </w:rPr>
             </m:ctrlPr>
           </m:sSubPr>
@@ -3985,7 +3985,7 @@
           </m:rPr>
           <w:rPr>
             <w:rFonts w:ascii="Times New Roman" w:hAnsi="Times New Roman" w:cs="Cambria Math"/>
-            <w:shd w:val="clear" w:color="auto" w:fill="A6A6A6"/>
+            <w:shd w:val="clear" w:color="auto" w:fill="C9C9C9"/>
           </w:rPr>
           <m:t>+</m:t>
         </m:r>
@@ -3994,7 +3994,7 @@
             <m:ctrlPr>
               <w:rPr>
                 <w:rFonts w:ascii="Times New Roman" w:hAnsi="Times New Roman"/>
-                <w:shd w:val="clear" w:color="auto" w:fill="A6A6A6"/>
+                <w:shd w:val="clear" w:color="auto" w:fill="C9C9C9"/>
               </w:rPr>
             </m:ctrlPr>
           </m:sSubPr>
@@ -4027,7 +4027,7 @@
           </m:rPr>
           <w:rPr>
             <w:rFonts w:ascii="Times New Roman" w:hAnsi="Times New Roman" w:cs="Cambria Math"/>
-            <w:shd w:val="clear" w:color="auto" w:fill="A6A6A6"/>
+            <w:shd w:val="clear" w:color="auto" w:fill="C9C9C9"/>
           </w:rPr>
           <m:t>r</m:t>
         </m:r>
@@ -4037,7 +4037,7 @@
           </m:rPr>
           <w:rPr>
             <w:rFonts w:ascii="Times New Roman" w:hAnsi="Times New Roman" w:cs="Cambria Math"/>
-            <w:shd w:val="clear" w:color="auto" w:fill="A6A6A6"/>
+            <w:shd w:val="clear" w:color="auto" w:fill="C9C9C9"/>
           </w:rPr>
           <m:t>,</m:t>
         </m:r>
@@ -4047,7 +4047,7 @@
           </m:rPr>
           <w:rPr>
             <w:rFonts w:ascii="Times New Roman" w:hAnsi="Times New Roman" w:cs="Cambria Math"/>
-            <w:shd w:val="clear" w:color="auto" w:fill="A6A6A6"/>
+            <w:shd w:val="clear" w:color="auto" w:fill="C9C9C9"/>
           </w:rPr>
           <m:t>E=</m:t>
         </m:r>
@@ -4056,7 +4056,7 @@
             <m:ctrlPr>
               <w:rPr>
                 <w:rFonts w:ascii="Times New Roman" w:hAnsi="Times New Roman"/>
-                <w:shd w:val="clear" w:color="auto" w:fill="A6A6A6"/>
+                <w:shd w:val="clear" w:color="auto" w:fill="C9C9C9"/>
               </w:rPr>
             </m:ctrlPr>
           </m:sSubPr>
@@ -4089,7 +4089,7 @@
           </m:rPr>
           <w:rPr>
             <w:rFonts w:ascii="Times New Roman" w:hAnsi="Times New Roman" w:cs="Cambria Math"/>
-            <w:shd w:val="clear" w:color="auto" w:fill="A6A6A6"/>
+            <w:shd w:val="clear" w:color="auto" w:fill="C9C9C9"/>
           </w:rPr>
           <m:t>+</m:t>
         </m:r>
@@ -4098,7 +4098,7 @@
             <m:ctrlPr>
               <w:rPr>
                 <w:rFonts w:ascii="Times New Roman" w:hAnsi="Times New Roman"/>
-                <w:shd w:val="clear" w:color="auto" w:fill="A6A6A6"/>
+                <w:shd w:val="clear" w:color="auto" w:fill="C9C9C9"/>
               </w:rPr>
             </m:ctrlPr>
           </m:sSubPr>
@@ -4128,7 +4128,7 @@
         <m:r>
           <w:rPr>
             <w:rFonts w:ascii="Times New Roman" w:hAnsi="Times New Roman" w:cs="Cambria Math"/>
-            <w:shd w:val="clear" w:color="auto" w:fill="A6A6A6"/>
+            <w:shd w:val="clear" w:color="auto" w:fill="C9C9C9"/>
           </w:rPr>
           <m:t>r</m:t>
         </m:r>
@@ -4138,7 +4138,7 @@
           </m:rPr>
           <w:rPr>
             <w:rFonts w:ascii="Times New Roman" w:hAnsi="Times New Roman" w:cs="Cambria Math"/>
-            <w:shd w:val="clear" w:color="auto" w:fill="A6A6A6"/>
+            <w:shd w:val="clear" w:color="auto" w:fill="C9C9C9"/>
           </w:rPr>
           <m:t>,</m:t>
         </m:r>
@@ -4148,7 +4148,7 @@
           </m:rPr>
           <w:rPr>
             <w:rFonts w:ascii="Times New Roman" w:hAnsi="Times New Roman" w:cs="Cambria Math"/>
-            <w:shd w:val="clear" w:color="auto" w:fill="A6A6A6"/>
+            <w:shd w:val="clear" w:color="auto" w:fill="C9C9C9"/>
           </w:rPr>
           <m:t>E=</m:t>
         </m:r>
@@ -4157,7 +4157,7 @@
             <m:ctrlPr>
               <w:rPr>
                 <w:rFonts w:ascii="Times New Roman" w:hAnsi="Times New Roman"/>
-                <w:shd w:val="clear" w:color="auto" w:fill="A6A6A6"/>
+                <w:shd w:val="clear" w:color="auto" w:fill="C9C9C9"/>
               </w:rPr>
             </m:ctrlPr>
           </m:fPr>
@@ -4376,7 +4376,7 @@
           </m:rPr>
           <w:rPr>
             <w:rFonts w:ascii="Times New Roman" w:hAnsi="Times New Roman" w:cs="Cambria Math"/>
-            <w:shd w:val="clear" w:color="auto" w:fill="A6A6A6"/>
+            <w:shd w:val="clear" w:color="auto" w:fill="C9C9C9"/>
           </w:rPr>
           <m:t>,</m:t>
         </m:r>
@@ -4386,7 +4386,7 @@
           </m:rPr>
           <w:rPr>
             <w:rFonts w:ascii="Times New Roman" w:hAnsi="Times New Roman" w:cs="Cambria Math"/>
-            <w:shd w:val="clear" w:color="auto" w:fill="A6A6A6"/>
+            <w:shd w:val="clear" w:color="auto" w:fill="C9C9C9"/>
           </w:rPr>
           <m:t>r=</m:t>
         </m:r>
@@ -4395,7 +4395,7 @@
             <m:ctrlPr>
               <w:rPr>
                 <w:rFonts w:ascii="Times New Roman" w:hAnsi="Times New Roman"/>
-                <w:shd w:val="clear" w:color="auto" w:fill="A6A6A6"/>
+                <w:shd w:val="clear" w:color="auto" w:fill="C9C9C9"/>
               </w:rPr>
             </m:ctrlPr>
           </m:fPr>
@@ -6123,7 +6123,7 @@
             <m:ctrlPr>
               <w:rPr>
                 <w:rFonts w:ascii="Times New Roman" w:hAnsi="Times New Roman"/>
-                <w:shd w:val="clear" w:color="auto" w:fill="A6A6A6"/>
+                <w:shd w:val="clear" w:color="auto" w:fill="C9C9C9"/>
               </w:rPr>
             </m:ctrlPr>
           </m:fPr>
@@ -6209,7 +6209,7 @@
             <m:ctrlPr>
               <w:rPr>
                 <w:rFonts w:ascii="Times New Roman" w:hAnsi="Times New Roman"/>
-                <w:shd w:val="clear" w:color="auto" w:fill="A6A6A6"/>
+                <w:shd w:val="clear" w:color="auto" w:fill="C9C9C9"/>
               </w:rPr>
             </m:ctrlPr>
           </m:fPr>
@@ -6939,7 +6939,7 @@
             <m:ctrlPr>
               <w:rPr>
                 <w:rFonts w:ascii="Times New Roman" w:hAnsi="Times New Roman"/>
-                <w:shd w:val="clear" w:color="auto" w:fill="A6A6A6"/>
+                <w:shd w:val="clear" w:color="auto" w:fill="C9C9C9"/>
               </w:rPr>
             </m:ctrlPr>
           </m:fPr>
@@ -7190,7 +7190,7 @@
           <w:i/>
           <w:sz w:val="21"/>
           <w:szCs w:val="21"/>
-          <w:shd w:val="clear" w:color="auto" w:fill="A6A6A6"/>
+          <w:shd w:val="clear" w:color="auto" w:fill="C9C9C9"/>
         </w:rPr>
         <w:t>E</w:t>
       </w:r>
@@ -7200,7 +7200,7 @@
           <w:i/>
           <w:sz w:val="21"/>
           <w:szCs w:val="21"/>
-          <w:shd w:val="clear" w:color="auto" w:fill="A6A6A6"/>
+          <w:shd w:val="clear" w:color="auto" w:fill="C9C9C9"/>
         </w:rPr>
         <w:t>真</w:t>
       </w:r>
@@ -7210,7 +7210,7 @@
           <w:i/>
           <w:sz w:val="21"/>
           <w:szCs w:val="21"/>
-          <w:shd w:val="clear" w:color="auto" w:fill="A6A6A6"/>
+          <w:shd w:val="clear" w:color="auto" w:fill="C9C9C9"/>
         </w:rPr>
         <w:t>&gt;E</w:t>
       </w:r>
@@ -7220,7 +7220,7 @@
           <w:i/>
           <w:sz w:val="21"/>
           <w:szCs w:val="21"/>
-          <w:shd w:val="clear" w:color="auto" w:fill="A6A6A6"/>
+          <w:shd w:val="clear" w:color="auto" w:fill="C9C9C9"/>
         </w:rPr>
         <w:t>测，</w:t>
       </w:r>
@@ -7230,7 +7230,7 @@
           <w:i/>
           <w:sz w:val="21"/>
           <w:szCs w:val="21"/>
-          <w:shd w:val="clear" w:color="auto" w:fill="A6A6A6"/>
+          <w:shd w:val="clear" w:color="auto" w:fill="C9C9C9"/>
         </w:rPr>
         <w:t>r</w:t>
       </w:r>
@@ -7240,7 +7240,7 @@
           <w:i/>
           <w:sz w:val="21"/>
           <w:szCs w:val="21"/>
-          <w:shd w:val="clear" w:color="auto" w:fill="A6A6A6"/>
+          <w:shd w:val="clear" w:color="auto" w:fill="C9C9C9"/>
         </w:rPr>
         <w:t>真</w:t>
       </w:r>
@@ -7250,7 +7250,7 @@
           <w:i/>
           <w:sz w:val="21"/>
           <w:szCs w:val="21"/>
-          <w:shd w:val="clear" w:color="auto" w:fill="A6A6A6"/>
+          <w:shd w:val="clear" w:color="auto" w:fill="C9C9C9"/>
         </w:rPr>
         <w:t>&gt;r</w:t>
       </w:r>
@@ -7260,7 +7260,7 @@
           <w:i/>
           <w:sz w:val="21"/>
           <w:szCs w:val="21"/>
-          <w:shd w:val="clear" w:color="auto" w:fill="A6A6A6"/>
+          <w:shd w:val="clear" w:color="auto" w:fill="C9C9C9"/>
         </w:rPr>
         <w:t>测</w:t>
       </w:r>
@@ -7788,7 +7788,7 @@
           <w:i/>
           <w:sz w:val="21"/>
           <w:szCs w:val="21"/>
-          <w:shd w:val="clear" w:color="auto" w:fill="A6A6A6"/>
+          <w:shd w:val="clear" w:color="auto" w:fill="C9C9C9"/>
         </w:rPr>
         <w:t>E</w:t>
       </w:r>
@@ -7798,7 +7798,7 @@
           <w:i/>
           <w:sz w:val="21"/>
           <w:szCs w:val="21"/>
-          <w:shd w:val="clear" w:color="auto" w:fill="A6A6A6"/>
+          <w:shd w:val="clear" w:color="auto" w:fill="C9C9C9"/>
         </w:rPr>
         <w:t>测＝</w:t>
       </w:r>
@@ -7808,7 +7808,7 @@
           <w:i/>
           <w:sz w:val="21"/>
           <w:szCs w:val="21"/>
-          <w:shd w:val="clear" w:color="auto" w:fill="A6A6A6"/>
+          <w:shd w:val="clear" w:color="auto" w:fill="C9C9C9"/>
         </w:rPr>
         <w:t>E</w:t>
       </w:r>
@@ -7818,7 +7818,7 @@
           <w:i/>
           <w:sz w:val="21"/>
           <w:szCs w:val="21"/>
-          <w:shd w:val="clear" w:color="auto" w:fill="A6A6A6"/>
+          <w:shd w:val="clear" w:color="auto" w:fill="C9C9C9"/>
         </w:rPr>
         <w:t>真，</w:t>
       </w:r>
@@ -7828,7 +7828,7 @@
           <w:i/>
           <w:sz w:val="21"/>
           <w:szCs w:val="21"/>
-          <w:shd w:val="clear" w:color="auto" w:fill="A6A6A6"/>
+          <w:shd w:val="clear" w:color="auto" w:fill="C9C9C9"/>
         </w:rPr>
         <w:t>r</w:t>
       </w:r>
@@ -7838,7 +7838,7 @@
           <w:i/>
           <w:sz w:val="21"/>
           <w:szCs w:val="21"/>
-          <w:shd w:val="clear" w:color="auto" w:fill="A6A6A6"/>
+          <w:shd w:val="clear" w:color="auto" w:fill="C9C9C9"/>
         </w:rPr>
         <w:t>测</w:t>
       </w:r>
@@ -7848,7 +7848,7 @@
           <w:i/>
           <w:sz w:val="21"/>
           <w:szCs w:val="21"/>
-          <w:shd w:val="clear" w:color="auto" w:fill="A6A6A6"/>
+          <w:shd w:val="clear" w:color="auto" w:fill="C9C9C9"/>
         </w:rPr>
         <w:t>&gt;r</w:t>
       </w:r>
@@ -7858,7 +7858,7 @@
           <w:i/>
           <w:sz w:val="21"/>
           <w:szCs w:val="21"/>
-          <w:shd w:val="clear" w:color="auto" w:fill="A6A6A6"/>
+          <w:shd w:val="clear" w:color="auto" w:fill="C9C9C9"/>
         </w:rPr>
         <w:t>真</w:t>
       </w:r>
@@ -8213,7 +8213,7 @@
           <w:rFonts w:ascii="Times New Roman" w:eastAsia="宋体" w:hAnsi="Times New Roman" w:cs="Times New Roman"/>
           <w:sz w:val="21"/>
           <w:szCs w:val="21"/>
-          <w:shd w:val="clear" w:color="auto" w:fill="A6A6A6"/>
+          <w:shd w:val="clear" w:color="auto" w:fill="C9C9C9"/>
         </w:rPr>
         <w:t>电路的选择：伏安法测电源电动势和内阻有两种接法，由于电流表内阻与干电池内阻接近，所以电流表应采用内接法，即一般选择误差较小的甲电路图。</w:t>
       </w:r>
@@ -8812,7 +8812,7 @@
           </m:rPr>
           <w:rPr>
             <w:rFonts w:ascii="Times New Roman" w:hAnsi="Times New Roman" w:cs="Cambria Math"/>
-            <w:shd w:val="clear" w:color="auto" w:fill="A6A6A6"/>
+            <w:shd w:val="clear" w:color="auto" w:fill="C9C9C9"/>
           </w:rPr>
           <m:t>E=</m:t>
         </m:r>
@@ -8821,7 +8821,7 @@
             <m:ctrlPr>
               <w:rPr>
                 <w:rFonts w:ascii="Times New Roman" w:hAnsi="Times New Roman"/>
-                <w:shd w:val="clear" w:color="auto" w:fill="A6A6A6"/>
+                <w:shd w:val="clear" w:color="auto" w:fill="C9C9C9"/>
               </w:rPr>
             </m:ctrlPr>
           </m:sSubPr>
@@ -8853,7 +8853,7 @@
             <m:ctrlPr>
               <w:rPr>
                 <w:rFonts w:ascii="Times New Roman" w:hAnsi="Times New Roman"/>
-                <w:shd w:val="clear" w:color="auto" w:fill="A6A6A6"/>
+                <w:shd w:val="clear" w:color="auto" w:fill="C9C9C9"/>
               </w:rPr>
             </m:ctrlPr>
           </m:sSubPr>
@@ -8886,7 +8886,7 @@
           </m:rPr>
           <w:rPr>
             <w:rFonts w:ascii="Times New Roman" w:hAnsi="Times New Roman" w:cs="Cambria Math"/>
-            <w:shd w:val="clear" w:color="auto" w:fill="A6A6A6"/>
+            <w:shd w:val="clear" w:color="auto" w:fill="C9C9C9"/>
           </w:rPr>
           <m:t>+</m:t>
         </m:r>
@@ -8895,7 +8895,7 @@
             <m:ctrlPr>
               <w:rPr>
                 <w:rFonts w:ascii="Times New Roman" w:hAnsi="Times New Roman"/>
-                <w:shd w:val="clear" w:color="auto" w:fill="A6A6A6"/>
+                <w:shd w:val="clear" w:color="auto" w:fill="C9C9C9"/>
               </w:rPr>
             </m:ctrlPr>
           </m:sSubPr>
@@ -8925,7 +8925,7 @@
         <m:r>
           <w:rPr>
             <w:rFonts w:ascii="Times New Roman" w:hAnsi="Times New Roman" w:cs="Cambria Math"/>
-            <w:shd w:val="clear" w:color="auto" w:fill="A6A6A6"/>
+            <w:shd w:val="clear" w:color="auto" w:fill="C9C9C9"/>
           </w:rPr>
           <m:t>r</m:t>
         </m:r>
@@ -8935,7 +8935,7 @@
           </m:rPr>
           <w:rPr>
             <w:rFonts w:ascii="Times New Roman" w:hAnsi="Times New Roman" w:cs="Cambria Math"/>
-            <w:shd w:val="clear" w:color="auto" w:fill="A6A6A6"/>
+            <w:shd w:val="clear" w:color="auto" w:fill="C9C9C9"/>
           </w:rPr>
           <m:t>,</m:t>
         </m:r>
@@ -8945,7 +8945,7 @@
           </m:rPr>
           <w:rPr>
             <w:rFonts w:ascii="Times New Roman" w:hAnsi="Times New Roman" w:cs="Cambria Math"/>
-            <w:shd w:val="clear" w:color="auto" w:fill="A6A6A6"/>
+            <w:shd w:val="clear" w:color="auto" w:fill="C9C9C9"/>
           </w:rPr>
           <m:t>E=</m:t>
         </m:r>
@@ -8954,7 +8954,7 @@
             <m:ctrlPr>
               <w:rPr>
                 <w:rFonts w:ascii="Times New Roman" w:hAnsi="Times New Roman"/>
-                <w:shd w:val="clear" w:color="auto" w:fill="A6A6A6"/>
+                <w:shd w:val="clear" w:color="auto" w:fill="C9C9C9"/>
               </w:rPr>
             </m:ctrlPr>
           </m:sSubPr>
@@ -8986,7 +8986,7 @@
             <m:ctrlPr>
               <w:rPr>
                 <w:rFonts w:ascii="Times New Roman" w:hAnsi="Times New Roman"/>
-                <w:shd w:val="clear" w:color="auto" w:fill="A6A6A6"/>
+                <w:shd w:val="clear" w:color="auto" w:fill="C9C9C9"/>
               </w:rPr>
             </m:ctrlPr>
           </m:sSubPr>
@@ -9019,7 +9019,7 @@
           </m:rPr>
           <w:rPr>
             <w:rFonts w:ascii="Times New Roman" w:hAnsi="Times New Roman" w:cs="Cambria Math"/>
-            <w:shd w:val="clear" w:color="auto" w:fill="A6A6A6"/>
+            <w:shd w:val="clear" w:color="auto" w:fill="C9C9C9"/>
           </w:rPr>
           <m:t>+</m:t>
         </m:r>
@@ -9028,7 +9028,7 @@
             <m:ctrlPr>
               <w:rPr>
                 <w:rFonts w:ascii="Times New Roman" w:hAnsi="Times New Roman"/>
-                <w:shd w:val="clear" w:color="auto" w:fill="A6A6A6"/>
+                <w:shd w:val="clear" w:color="auto" w:fill="C9C9C9"/>
               </w:rPr>
             </m:ctrlPr>
           </m:sSubPr>
@@ -9240,7 +9240,7 @@
             <m:ctrlPr>
               <w:rPr>
                 <w:rFonts w:ascii="Times New Roman" w:hAnsi="Times New Roman"/>
-                <w:shd w:val="clear" w:color="auto" w:fill="A6A6A6"/>
+                <w:shd w:val="clear" w:color="auto" w:fill="C9C9C9"/>
               </w:rPr>
             </m:ctrlPr>
           </m:fPr>
@@ -9282,7 +9282,7 @@
             <m:ctrlPr>
               <w:rPr>
                 <w:rFonts w:ascii="Times New Roman" w:hAnsi="Times New Roman"/>
-                <w:shd w:val="clear" w:color="auto" w:fill="A6A6A6"/>
+                <w:shd w:val="clear" w:color="auto" w:fill="C9C9C9"/>
               </w:rPr>
             </m:ctrlPr>
           </m:fPr>
@@ -9333,7 +9333,7 @@
             <m:ctrlPr>
               <w:rPr>
                 <w:rFonts w:ascii="Times New Roman" w:hAnsi="Times New Roman"/>
-                <w:shd w:val="clear" w:color="auto" w:fill="A6A6A6"/>
+                <w:shd w:val="clear" w:color="auto" w:fill="C9C9C9"/>
               </w:rPr>
             </m:ctrlPr>
           </m:fPr>
@@ -9375,7 +9375,7 @@
             <m:ctrlPr>
               <w:rPr>
                 <w:rFonts w:ascii="Times New Roman" w:hAnsi="Times New Roman"/>
-                <w:shd w:val="clear" w:color="auto" w:fill="A6A6A6"/>
+                <w:shd w:val="clear" w:color="auto" w:fill="C9C9C9"/>
               </w:rPr>
             </m:ctrlPr>
           </m:fPr>
@@ -9445,7 +9445,7 @@
             <m:ctrlPr>
               <w:rPr>
                 <w:rFonts w:ascii="Times New Roman" w:hAnsi="Times New Roman"/>
-                <w:shd w:val="clear" w:color="auto" w:fill="A6A6A6"/>
+                <w:shd w:val="clear" w:color="auto" w:fill="C9C9C9"/>
               </w:rPr>
             </m:ctrlPr>
           </m:fPr>
@@ -9521,7 +9521,7 @@
             <m:ctrlPr>
               <w:rPr>
                 <w:rFonts w:ascii="Times New Roman" w:hAnsi="Times New Roman"/>
-                <w:shd w:val="clear" w:color="auto" w:fill="A6A6A6"/>
+                <w:shd w:val="clear" w:color="auto" w:fill="C9C9C9"/>
               </w:rPr>
             </m:ctrlPr>
           </m:fPr>
@@ -9563,7 +9563,7 @@
             <m:ctrlPr>
               <w:rPr>
                 <w:rFonts w:ascii="Times New Roman" w:hAnsi="Times New Roman"/>
-                <w:shd w:val="clear" w:color="auto" w:fill="A6A6A6"/>
+                <w:shd w:val="clear" w:color="auto" w:fill="C9C9C9"/>
               </w:rPr>
             </m:ctrlPr>
           </m:fPr>
@@ -9650,7 +9650,7 @@
             <m:ctrlPr>
               <w:rPr>
                 <w:rFonts w:ascii="Times New Roman" w:hAnsi="Times New Roman"/>
-                <w:shd w:val="clear" w:color="auto" w:fill="A6A6A6"/>
+                <w:shd w:val="clear" w:color="auto" w:fill="C9C9C9"/>
               </w:rPr>
             </m:ctrlPr>
           </m:fPr>
@@ -9726,7 +9726,7 @@
             <m:ctrlPr>
               <w:rPr>
                 <w:rFonts w:ascii="Times New Roman" w:hAnsi="Times New Roman"/>
-                <w:shd w:val="clear" w:color="auto" w:fill="A6A6A6"/>
+                <w:shd w:val="clear" w:color="auto" w:fill="C9C9C9"/>
               </w:rPr>
             </m:ctrlPr>
           </m:fPr>
@@ -9796,7 +9796,7 @@
             <m:ctrlPr>
               <w:rPr>
                 <w:rFonts w:ascii="Times New Roman" w:hAnsi="Times New Roman"/>
-                <w:shd w:val="clear" w:color="auto" w:fill="A6A6A6"/>
+                <w:shd w:val="clear" w:color="auto" w:fill="C9C9C9"/>
               </w:rPr>
             </m:ctrlPr>
           </m:fPr>
@@ -10037,7 +10037,7 @@
           <w:i/>
           <w:sz w:val="21"/>
           <w:szCs w:val="21"/>
-          <w:shd w:val="clear" w:color="auto" w:fill="A6A6A6"/>
+          <w:shd w:val="clear" w:color="auto" w:fill="C9C9C9"/>
         </w:rPr>
         <w:t>E</w:t>
       </w:r>
@@ -10047,7 +10047,7 @@
           <w:i/>
           <w:sz w:val="21"/>
           <w:szCs w:val="21"/>
-          <w:shd w:val="clear" w:color="auto" w:fill="A6A6A6"/>
+          <w:shd w:val="clear" w:color="auto" w:fill="C9C9C9"/>
         </w:rPr>
         <w:t>测＝</w:t>
       </w:r>
@@ -10057,7 +10057,7 @@
           <w:i/>
           <w:sz w:val="21"/>
           <w:szCs w:val="21"/>
-          <w:shd w:val="clear" w:color="auto" w:fill="A6A6A6"/>
+          <w:shd w:val="clear" w:color="auto" w:fill="C9C9C9"/>
         </w:rPr>
         <w:t>E</w:t>
       </w:r>
@@ -10067,7 +10067,7 @@
           <w:i/>
           <w:sz w:val="21"/>
           <w:szCs w:val="21"/>
-          <w:shd w:val="clear" w:color="auto" w:fill="A6A6A6"/>
+          <w:shd w:val="clear" w:color="auto" w:fill="C9C9C9"/>
         </w:rPr>
         <w:t>真，</w:t>
       </w:r>
@@ -10077,7 +10077,7 @@
           <w:i/>
           <w:sz w:val="21"/>
           <w:szCs w:val="21"/>
-          <w:shd w:val="clear" w:color="auto" w:fill="A6A6A6"/>
+          <w:shd w:val="clear" w:color="auto" w:fill="C9C9C9"/>
         </w:rPr>
         <w:t>r</w:t>
       </w:r>
@@ -10087,7 +10087,7 @@
           <w:i/>
           <w:sz w:val="21"/>
           <w:szCs w:val="21"/>
-          <w:shd w:val="clear" w:color="auto" w:fill="A6A6A6"/>
+          <w:shd w:val="clear" w:color="auto" w:fill="C9C9C9"/>
         </w:rPr>
         <w:t>测＞</w:t>
       </w:r>
@@ -10097,7 +10097,7 @@
           <w:i/>
           <w:sz w:val="21"/>
           <w:szCs w:val="21"/>
-          <w:shd w:val="clear" w:color="auto" w:fill="A6A6A6"/>
+          <w:shd w:val="clear" w:color="auto" w:fill="C9C9C9"/>
         </w:rPr>
         <w:t>r</w:t>
       </w:r>
@@ -10107,7 +10107,7 @@
           <w:i/>
           <w:sz w:val="21"/>
           <w:szCs w:val="21"/>
-          <w:shd w:val="clear" w:color="auto" w:fill="A6A6A6"/>
+          <w:shd w:val="clear" w:color="auto" w:fill="C9C9C9"/>
         </w:rPr>
         <w:t>真</w:t>
       </w:r>
@@ -10323,7 +10323,7 @@
             <m:ctrlPr>
               <w:rPr>
                 <w:rFonts w:ascii="Times New Roman" w:hAnsi="Times New Roman"/>
-                <w:shd w:val="clear" w:color="auto" w:fill="A6A6A6"/>
+                <w:shd w:val="clear" w:color="auto" w:fill="C9C9C9"/>
               </w:rPr>
             </m:ctrlPr>
           </m:fPr>
@@ -10543,7 +10543,7 @@
           </m:rPr>
           <w:rPr>
             <w:rFonts w:ascii="Times New Roman" w:hAnsi="Times New Roman" w:cs="Cambria Math"/>
-            <w:shd w:val="clear" w:color="auto" w:fill="A6A6A6"/>
+            <w:shd w:val="clear" w:color="auto" w:fill="C9C9C9"/>
           </w:rPr>
           <m:t>E=</m:t>
         </m:r>
@@ -10552,7 +10552,7 @@
             <m:ctrlPr>
               <w:rPr>
                 <w:rFonts w:ascii="Times New Roman" w:hAnsi="Times New Roman"/>
-                <w:shd w:val="clear" w:color="auto" w:fill="A6A6A6"/>
+                <w:shd w:val="clear" w:color="auto" w:fill="C9C9C9"/>
               </w:rPr>
             </m:ctrlPr>
           </m:sSubPr>
@@ -10585,7 +10585,7 @@
           </m:rPr>
           <w:rPr>
             <w:rFonts w:ascii="Times New Roman" w:hAnsi="Times New Roman" w:cs="Cambria Math"/>
-            <w:shd w:val="clear" w:color="auto" w:fill="A6A6A6"/>
+            <w:shd w:val="clear" w:color="auto" w:fill="C9C9C9"/>
           </w:rPr>
           <m:t>+</m:t>
         </m:r>
@@ -10594,7 +10594,7 @@
             <m:ctrlPr>
               <w:rPr>
                 <w:rFonts w:ascii="Times New Roman" w:hAnsi="Times New Roman"/>
-                <w:shd w:val="clear" w:color="auto" w:fill="A6A6A6"/>
+                <w:shd w:val="clear" w:color="auto" w:fill="C9C9C9"/>
               </w:rPr>
             </m:ctrlPr>
           </m:fPr>
@@ -10668,7 +10668,7 @@
         <m:r>
           <w:rPr>
             <w:rFonts w:ascii="Times New Roman" w:hAnsi="Times New Roman" w:cs="Cambria Math"/>
-            <w:shd w:val="clear" w:color="auto" w:fill="A6A6A6"/>
+            <w:shd w:val="clear" w:color="auto" w:fill="C9C9C9"/>
           </w:rPr>
           <m:t>r</m:t>
         </m:r>
@@ -10678,7 +10678,7 @@
           </m:rPr>
           <w:rPr>
             <w:rFonts w:ascii="Times New Roman" w:hAnsi="Times New Roman" w:cs="Cambria Math"/>
-            <w:shd w:val="clear" w:color="auto" w:fill="A6A6A6"/>
+            <w:shd w:val="clear" w:color="auto" w:fill="C9C9C9"/>
           </w:rPr>
           <m:t>,</m:t>
         </m:r>
@@ -10688,7 +10688,7 @@
           </m:rPr>
           <w:rPr>
             <w:rFonts w:ascii="Times New Roman" w:hAnsi="Times New Roman" w:cs="Cambria Math"/>
-            <w:shd w:val="clear" w:color="auto" w:fill="A6A6A6"/>
+            <w:shd w:val="clear" w:color="auto" w:fill="C9C9C9"/>
           </w:rPr>
           <m:t>E=</m:t>
         </m:r>
@@ -10697,7 +10697,7 @@
             <m:ctrlPr>
               <w:rPr>
                 <w:rFonts w:ascii="Times New Roman" w:hAnsi="Times New Roman"/>
-                <w:shd w:val="clear" w:color="auto" w:fill="A6A6A6"/>
+                <w:shd w:val="clear" w:color="auto" w:fill="C9C9C9"/>
               </w:rPr>
             </m:ctrlPr>
           </m:sSubPr>
@@ -10730,7 +10730,7 @@
           </m:rPr>
           <w:rPr>
             <w:rFonts w:ascii="Times New Roman" w:hAnsi="Times New Roman" w:cs="Cambria Math"/>
-            <w:shd w:val="clear" w:color="auto" w:fill="A6A6A6"/>
+            <w:shd w:val="clear" w:color="auto" w:fill="C9C9C9"/>
           </w:rPr>
           <m:t>+</m:t>
         </m:r>
@@ -10739,7 +10739,7 @@
             <m:ctrlPr>
               <w:rPr>
                 <w:rFonts w:ascii="Times New Roman" w:hAnsi="Times New Roman"/>
-                <w:shd w:val="clear" w:color="auto" w:fill="A6A6A6"/>
+                <w:shd w:val="clear" w:color="auto" w:fill="C9C9C9"/>
               </w:rPr>
             </m:ctrlPr>
           </m:fPr>
@@ -10941,7 +10941,7 @@
             <m:ctrlPr>
               <w:rPr>
                 <w:rFonts w:ascii="Times New Roman" w:hAnsi="Times New Roman"/>
-                <w:shd w:val="clear" w:color="auto" w:fill="A6A6A6"/>
+                <w:shd w:val="clear" w:color="auto" w:fill="C9C9C9"/>
               </w:rPr>
             </m:ctrlPr>
           </m:fPr>
@@ -10992,7 +10992,7 @@
             <m:ctrlPr>
               <w:rPr>
                 <w:rFonts w:ascii="Times New Roman" w:hAnsi="Times New Roman"/>
-                <w:shd w:val="clear" w:color="auto" w:fill="A6A6A6"/>
+                <w:shd w:val="clear" w:color="auto" w:fill="C9C9C9"/>
               </w:rPr>
             </m:ctrlPr>
           </m:fPr>
@@ -11034,7 +11034,7 @@
             <m:ctrlPr>
               <w:rPr>
                 <w:rFonts w:ascii="Times New Roman" w:hAnsi="Times New Roman"/>
-                <w:shd w:val="clear" w:color="auto" w:fill="A6A6A6"/>
+                <w:shd w:val="clear" w:color="auto" w:fill="C9C9C9"/>
               </w:rPr>
             </m:ctrlPr>
           </m:fPr>
@@ -11076,7 +11076,7 @@
             <m:ctrlPr>
               <w:rPr>
                 <w:rFonts w:ascii="Times New Roman" w:hAnsi="Times New Roman"/>
-                <w:shd w:val="clear" w:color="auto" w:fill="A6A6A6"/>
+                <w:shd w:val="clear" w:color="auto" w:fill="C9C9C9"/>
               </w:rPr>
             </m:ctrlPr>
           </m:fPr>
@@ -11118,7 +11118,7 @@
             <m:ctrlPr>
               <w:rPr>
                 <w:rFonts w:ascii="Times New Roman" w:hAnsi="Times New Roman"/>
-                <w:shd w:val="clear" w:color="auto" w:fill="A6A6A6"/>
+                <w:shd w:val="clear" w:color="auto" w:fill="C9C9C9"/>
               </w:rPr>
             </m:ctrlPr>
           </m:fPr>
@@ -11168,7 +11168,7 @@
             <m:ctrlPr>
               <w:rPr>
                 <w:rFonts w:ascii="Times New Roman" w:hAnsi="Times New Roman"/>
-                <w:shd w:val="clear" w:color="auto" w:fill="A6A6A6"/>
+                <w:shd w:val="clear" w:color="auto" w:fill="C9C9C9"/>
               </w:rPr>
             </m:ctrlPr>
           </m:fPr>
@@ -11210,7 +11210,7 @@
             <m:ctrlPr>
               <w:rPr>
                 <w:rFonts w:ascii="Times New Roman" w:hAnsi="Times New Roman"/>
-                <w:shd w:val="clear" w:color="auto" w:fill="A6A6A6"/>
+                <w:shd w:val="clear" w:color="auto" w:fill="C9C9C9"/>
               </w:rPr>
             </m:ctrlPr>
           </m:fPr>
@@ -11269,7 +11269,7 @@
             <m:ctrlPr>
               <w:rPr>
                 <w:rFonts w:ascii="Times New Roman" w:hAnsi="Times New Roman"/>
-                <w:shd w:val="clear" w:color="auto" w:fill="A6A6A6"/>
+                <w:shd w:val="clear" w:color="auto" w:fill="C9C9C9"/>
               </w:rPr>
             </m:ctrlPr>
           </m:fPr>
@@ -11311,7 +11311,7 @@
             <m:ctrlPr>
               <w:rPr>
                 <w:rFonts w:ascii="Times New Roman" w:hAnsi="Times New Roman"/>
-                <w:shd w:val="clear" w:color="auto" w:fill="A6A6A6"/>
+                <w:shd w:val="clear" w:color="auto" w:fill="C9C9C9"/>
               </w:rPr>
             </m:ctrlPr>
           </m:fPr>
@@ -11501,7 +11501,7 @@
           <w:i/>
           <w:sz w:val="21"/>
           <w:szCs w:val="21"/>
-          <w:shd w:val="clear" w:color="auto" w:fill="A6A6A6"/>
+          <w:shd w:val="clear" w:color="auto" w:fill="C9C9C9"/>
         </w:rPr>
         <w:t>E</w:t>
       </w:r>
@@ -11511,7 +11511,7 @@
           <w:i/>
           <w:sz w:val="21"/>
           <w:szCs w:val="21"/>
-          <w:shd w:val="clear" w:color="auto" w:fill="A6A6A6"/>
+          <w:shd w:val="clear" w:color="auto" w:fill="C9C9C9"/>
         </w:rPr>
         <w:t>测＜</w:t>
       </w:r>
@@ -11521,7 +11521,7 @@
           <w:i/>
           <w:sz w:val="21"/>
           <w:szCs w:val="21"/>
-          <w:shd w:val="clear" w:color="auto" w:fill="A6A6A6"/>
+          <w:shd w:val="clear" w:color="auto" w:fill="C9C9C9"/>
         </w:rPr>
         <w:t>E</w:t>
       </w:r>
@@ -11531,7 +11531,7 @@
           <w:i/>
           <w:sz w:val="21"/>
           <w:szCs w:val="21"/>
-          <w:shd w:val="clear" w:color="auto" w:fill="A6A6A6"/>
+          <w:shd w:val="clear" w:color="auto" w:fill="C9C9C9"/>
         </w:rPr>
         <w:t>真，</w:t>
       </w:r>
@@ -11541,7 +11541,7 @@
           <w:i/>
           <w:sz w:val="21"/>
           <w:szCs w:val="21"/>
-          <w:shd w:val="clear" w:color="auto" w:fill="A6A6A6"/>
+          <w:shd w:val="clear" w:color="auto" w:fill="C9C9C9"/>
         </w:rPr>
         <w:t>r</w:t>
       </w:r>
@@ -11551,7 +11551,7 @@
           <w:i/>
           <w:sz w:val="21"/>
           <w:szCs w:val="21"/>
-          <w:shd w:val="clear" w:color="auto" w:fill="A6A6A6"/>
+          <w:shd w:val="clear" w:color="auto" w:fill="C9C9C9"/>
         </w:rPr>
         <w:t>测＜</w:t>
       </w:r>
@@ -11561,7 +11561,7 @@
           <w:i/>
           <w:sz w:val="21"/>
           <w:szCs w:val="21"/>
-          <w:shd w:val="clear" w:color="auto" w:fill="A6A6A6"/>
+          <w:shd w:val="clear" w:color="auto" w:fill="C9C9C9"/>
         </w:rPr>
         <w:t>r</w:t>
       </w:r>
@@ -11571,7 +11571,7 @@
           <w:i/>
           <w:sz w:val="21"/>
           <w:szCs w:val="21"/>
-          <w:shd w:val="clear" w:color="auto" w:fill="A6A6A6"/>
+          <w:shd w:val="clear" w:color="auto" w:fill="C9C9C9"/>
         </w:rPr>
         <w:t>真</w:t>
       </w:r>
